--- a/zaini_case_audit_output/outputs/word/documents/053_التماس على الحكم النهائي ـ دائرة الاستئناف الثانية.docx
+++ b/zaini_case_audit_output/outputs/word/documents/053_التماس على الحكم النهائي ـ دائرة الاستئناف الثانية.docx
@@ -53,6 +53,20 @@
         <w:t>[مخرج آلي / Script Output - سماوي]  [مخرج آلي يحتاج مراجعة بشرية - وردي]</w:t>
       </w:r>
     </w:p>
+    <w:p>
+      <w:pPr>
+        <w:jc w:val="right"/>
+        <w:bidi/>
+      </w:pPr>
+      <w:r>
+        <w:rPr>
+          <w:b w:val="0"/>
+          <w:i/>
+          <w:color w:val="C00000"/>
+        </w:rPr>
+        <w:t>[نص ممسوح OCR صُحِّح ترتيبه آلياً — قد يحتوي أخطاء طفيفة]</w:t>
+      </w:r>
+    </w:p>
     <w:p/>
     <w:p>
       <w:pPr>
@@ -3093,228 +3107,228 @@
           <w:b w:val="0"/>
           <w:i w:val="0"/>
         </w:rPr>
-        <w:t>: ﻑﺍﺮﻃﻷﺍ</w:t>
-      </w:r>
-    </w:p>
-    <w:p>
-      <w:pPr>
-        <w:jc w:val="right"/>
-        <w:bidi/>
-      </w:pPr>
-      <w:r>
-        <w:rPr>
-          <w:b w:val="0"/>
-          <w:i w:val="0"/>
-        </w:rPr>
-        <w:t>ﺔﻔﺼﻟﺍ ﺔ ﻮ ﻟﺍ ﻢﻗﺭ ﺔ ﻮ ﻟﺍ ﻉﻮﻧ ﺔﻴﺴ ﺍ ﻢﺳﻻﺍ ﻑﺮﻄﻟﺍ \# ﻪﺴﻔﻧ ﻦﻋ ﺔﻟﺎﺻﺃ ١٠٠٨٠١٧٣٠١ ﻲ ﺪﻣ ﻞ ﻱﺩﻮﻌﺳ ﺯ ﺱﺎﺒﻋ ﻦﺑ ﺪﻤﺣﺍ ﻦﺑ ﻪﻣﺎﺳﺃ ﻞ ﻮﻣ ١ ﻪﺴﻔﻧ ﻦﻋ ﺔﻟﺎﺻﺃ</w:t>
-      </w:r>
-    </w:p>
-    <w:p>
-      <w:pPr>
-        <w:jc w:val="right"/>
-        <w:bidi/>
-      </w:pPr>
-      <w:r>
-        <w:rPr>
-          <w:b w:val="0"/>
-          <w:i w:val="0"/>
-        </w:rPr>
-        <w:t>١٠٦٤٢٧٤٠٧٧ ﻲ ﺪﻣ ﻞ ﻱﺩﻮﻌﺳ ﺪﺷﺍﺭ ﻦﺑ ﺡﺮﻔﻣ ﻦﺑ ﻑﺮﺸﻣ ﻦﺑ ﻋ ﻞﻴﻛﻭ ٢ : ﻕﺎﻄﻨﻟﺍ</w:t>
-      </w:r>
-    </w:p>
-    <w:p>
-      <w:pPr>
-        <w:jc w:val="right"/>
-        <w:bidi/>
-      </w:pPr>
-      <w:r>
-        <w:rPr>
-          <w:b w:val="0"/>
-          <w:i w:val="0"/>
-        </w:rPr>
-        <w:t>ﻕﺎﻄﻨﻟﺍ</w:t>
-      </w:r>
-    </w:p>
-    <w:p>
-      <w:pPr>
-        <w:jc w:val="right"/>
-        <w:bidi/>
-      </w:pPr>
-      <w:r>
-        <w:rPr>
-          <w:b w:val="0"/>
-          <w:i w:val="0"/>
-        </w:rPr>
-        <w:t>ﻢﻴﻠﺴ ﻟﺍ ﻭ ﻡﻼﺘﺳﻻﺍ - ﻚﻟﺫ ﺐﻠﻄﺘﻳ ﺎﻤﻴﻓ ﻊﻴﻗﻮﺘﻟﺍﻭ ﺔﻣﺯﻼﻟﺍ ﺕﺍﺀﺍﺮﺟﻹﺍ ﻊﻴﻤﺟ ﺀﺎ ﺇﻭ ﺔﻗﻼﻌﻟﺍ ﺕﺍﺫ ﺕﺎ ﺍ ﻊﻴﻤﺟ ﺔﻌﺟﺍﺮﻣ - ﻐﻟﺍ ﻞﻴﻛﻮﺗ ﻞﻴﻛﻮﻠﻟ ﻖﺤﻳ -</w:t>
-      </w:r>
-    </w:p>
-    <w:p>
-      <w:pPr>
-        <w:jc w:val="right"/>
-        <w:bidi/>
-      </w:pPr>
-      <w:r>
-        <w:rPr>
-          <w:b w:val="0"/>
-          <w:i w:val="0"/>
-        </w:rPr>
-        <w:t>ﺩﻮﻨﺒﻟﺍ</w:t>
-      </w:r>
-    </w:p>
-    <w:p>
-      <w:pPr>
-        <w:jc w:val="right"/>
-        <w:bidi/>
-      </w:pPr>
-      <w:r>
-        <w:rPr>
-          <w:b w:val="0"/>
-          <w:i w:val="0"/>
-        </w:rPr>
-        <w:t>ﺕﺎﻴﺣﻼﺼﻟﺍ</w:t>
-      </w:r>
-    </w:p>
-    <w:p>
-      <w:pPr>
-        <w:jc w:val="right"/>
-        <w:bidi/>
-      </w:pPr>
-      <w:r>
-        <w:rPr>
-          <w:b w:val="0"/>
-          <w:i w:val="0"/>
-        </w:rPr>
-        <w:t>ﻢﻛﺎ ﺍﻭ ﺕﺎﺒﻟﺎﻄﳌﺍ ﺡﺮ ﺍﻭ ﺔﺑﺎﺟﻹﺍ - ﺎ ﻓ ﻦﻌﻄﻟﺍﻭ ﺕﺎﻨ ﺒﻟﺍﻭ ﺩﻮ ﺸﻟﺍ ﺭﺎﻀﺣﺇ - ﻪﻨﻋ ﻉﺎﻨﺘﻣﻻﺍﻭ ﻩﺩﺭﻭ ﻥ ﻤﻴﻟﺍ ﺐﻠﻃ - ﺀﺍﺮﺑﻹﺍ - ﻝﺯﺎﻨﺘﻟﺍ - ﺼﻟﺍ - ﺭﺎ ﻧﻹﺍ - ﺭﺍﺮﻗﻹﺍ - ﺎ ﻠﻋ ﺩﺮﻟﺍﻭ ﻯﻭﺎﻋﺪﻟﺍ ﻉﺎﻤﺳ - ﺔﻌﻓﺍﺪﳌﺍ ﻭ ﺔﻌﻓﺍﺮﳌﺍ - ﻯﻭﺎﻋﺪﻟﺍ ﺔﻣﺎﻗﺇﻭ ﺔﺒﻟﺎﻄﳌﺍ ﺮ ﺭﺎﻘﺘﺑ ﻦﻌﻄﻟﺍ - ﻥ ﻤﻜ ﺍﻭ ﺀﺍ ﺍ ﻥ ﻴﻌ - ﻢﻴﻜﺤﺘﻟﺍ ﺐﻠﻃ - ﺬﻴﻔﻨﺘﻟﺍﻭ ﺰ ﺍ ﺐﻠﻃ - ﺬﻴﻔﻨﺘﻟﺍﻭ ﺰ ﺍ ﺮﺋﺍﻭﺩ ﺔﻌﺟﺍﺮﻣ- ﻪﻌﻓﺭﻭ ﺮﻔﺴﻟﺍ ﻦﻣ ﻊﻨﳌﺍ ﺐﻠﻃ - ﻊﻴﻗﺍﻮﺘﻟﺍﻭ ﻡﺎﺘﺧﻷﺍﻭ ﻁﻮﻄ ﺍ ﺭﺎ ﻧﺇ - ﺮ ﻭ ﻟﺎﺑ ﻦﻌﻄﻟﺍ - ﻞﻳﺪﻌﺘﻟﺍﻭ - ﺮﻈﻨﻟﺍ ﺓﺩﺎﻋﺇ ﺱﺎﻤﺘﻟﺍ - ﻑﺎﻨ ﺘﺳﻻﺍ ﺐﻠﻃﻭ ﻡﺎ ﺣﻷﺍ ﻋ ﺽﺍ ﻋﻻﺍ - ﺎ ﻔﻧﻭ ﻡﺎ ﺣﻷﺍ ﻝﻮﺒﻗ - ﻡﺎ ﺣﻷﺍ ﺬﻴﻔﻨ ﺑ ﺔﺒﻟﺎﻄﳌﺍ - ﺔﻴﻋﺮﺸﻟﺍ ﺕﺎﻌﻓﺍﺮﳌﺍ ﻡﺎﻈﻧ ﻦﻣ230 ﺓﺩﺎﳌﺍ ﻖﻴﺒﻄﺗ ﺐﻠﻃ - ﻢ ﻟﺍﺪﺒ ﺳﺍﻭ ﻢ ﺩﺭﻭ ﻥ ﻤﻜ ﺍﻭ ﺀﺍ ﺍ - ﻞﺧﺍﺪﺘﻟﺍﻭ ﻝﺎﺧﺩﻹﺍ ﺐﻠﻃ- ﺎﻘﻟﺍ ﻨﺗ ﺐﻠﻃ- ﻡﺎ ﺣﻷﺍ ﻙﻮﻜﺻ ﻡﻼﺘﺳﺍ - ﻢﻛﺎ ﺍ ﻊﻴﻤﺟ ﻯﺪﻟ ﻯﻭﺎﻋﺪﻟﺍ ﻊﻴﻤﺟ ﺕﺎﺴﻠ ﺍ ﺭﻮﻀ ﻡﺰﻠﻳ ﺎﻣ ﺀﺎ ﺇ - ﺔﻌﻔﺸﻟﺍ ﺐﻠﻃ - ﺭﺎﺒﺘﻋﻻﺍ ﺩﺭ ﺐﻠﻃ - ﻡﺎ ﺣﻷﺍ ﻙﻮﻜﺻ ﻋ ﺶ ﻤ ﻟﺍ ﻥﺎ ﻯﺪﻟ ﺔﻴﻓﺮﺼﳌﺍ ﺕﺎﻋﺯﺎﻨﳌﺍ ﺔ ﻮﺴ ﻥﺎ ﻭ ﺔﻴﻟﺎﳌﺍ ﺕﺎﻋﺯﺎﻨﳌﺍ ﺾﻓ ﻥﺎ ﻯﺪﻟ- ﺔﻴﻟﺎﻤﻌﻟﺍ ﻥﺎ ﻟﺍ ﻯﺪﻟ- ﺔﻴﻋﺮﺸﻟﺍ ﺔﻴﺒﻄﻟﺍ ﻥﺎ ﻟﺍ ﻯﺪﻟ- (ﻢﻟﺎﻈﳌﺍ ﻥﺍﻮﻳﺩ) ﺔ ﺭﺍﺩﻹﺍ ﻢﻛﺎ ﺍ ﻯﺪﻟ- ﻢﻛﺎ ﺍ ﻯﺪﻟ- ﻯﻮﻋﺪﻟﺍ ﺔﻟﺎﺣﺇ ﺐﻠﻃ ﺾﻘﻧ ﺐﻠﻃ- ﺔﻣﺎﻌﻟﺍ ﺔﺑﺎﻴﻨﻟﺍ ﻯﺪﻟ - ﺔﻴ ﻴﻣﺄﺘﻟﺍ ﺕﺎﻔﻟﺎ ﺍﻭ ﺕﺎﻋﺯﺎﻨﳌﺍ ﻞﺼﻔﻟﺍ ﻥﺎ ﻯﺪﻟ - ﺔ ﺭﺎﺠﺘﻟﺍ ﺕﺎﻋﺯﺎﻨﳌﺍ ﻢﺴﺣ ﻥﺎ ﻭ ﺔ ﺭﺎﺠﺘﻟﺍ ﻕﺍﺭﻭﻷﺍ ﺕﺎﻋﺯﺎﻨﻣ ﻞﺼﻔﻟﺍ ﺐﺗﺎ ﻣ ﻯﺪﻟ- ﺔﻴﻟﺎﳌﺍ ﻕﺍﺭﻭﻷﺍ ﺕﺎﻋﺯﺎﻨﻣ ﻞﺼﻔﻟﺍ ﻞﺼﻔﻟﺍ ﺔﻨ - ﺔﻴ ﺮﻀﻟﺍ ﺕﺎﻋﺯﺎﻨﳌﺍﻭ ﺕﺎﻔﻟﺎﺨﻤﻠﻟ ﺔﻴﻓﺎﻨ ﺘﺳﻻﺍ ﺔﻨ ﻟﺍ- ﺔﻴ ﺮﻀﻟﺍ ﺕﺎﻋﺯﺎﻨﳌﺍﻭ ﺕﺎﻔﻟﺎ ﺍ ﻞﺼﻔﻟﺍ ﺔﻨ - ﻝﺪﻌﻟﺍ ﺓﺭﺍﺯﻮﺑ ﻥ ﻣﺎ ﺍ ﺐﻳﺩﺄﺗ ﺔﻨ - ﺎﻴﻠﻌﻟﺍ ﺔﻤﻜ ﺍ ﻯﺪﻟ- ﺎﻴﻠﻌﻟﺍ ﺔﻤﻜ ﺍ ﻯﺪﻟ ﻢﻜ ﺍ ﺀﺎﻀﻘﻠﻟ ﻋﻷﺍ ﺲﻠ ﺍ ﻯﺪﻟ - ﻑﺎﻨ ﺘﺳﻻﺍ ﻢﻛﺎﺤﻣ ﻯﺪﻟ - ﺔﻴﻋﺮﺸﻟﺍ ﺕﺎﻌﻓﺍﺮﳌﺍ ﻡﺎﻈﻧ ﻦﻣ232ﻭ231 ﻢﻗﺭ ﻥ ﺗﺩﺎﳌﺍ ﺔﻓﺎﺿﺇ - ﻝﺎ ﻣﻹﺍ - ﺔ ﺭﺎﺠﺘﻟﺍ ﺕﺎﻣﻼﻌﻟﺍ ﺕﺎﻤﻠﻈﺗ ﺮﻈﻨﻟﺍ ﺔﻨ - ﻙﻮﻨﺒﻟﺍ ﺔﺒﻗﺍﺮﻣ ﻡﺎﻈﻧ ﺕﺎﻔﻟﺎﺨﻣ</w:t>
-      </w:r>
-    </w:p>
-    <w:p>
-      <w:pPr>
-        <w:jc w:val="right"/>
-        <w:bidi/>
-      </w:pPr>
-      <w:r>
-        <w:rPr>
-          <w:b w:val="0"/>
-          <w:i w:val="0"/>
-        </w:rPr>
-        <w:t>ﺔﻴﻣﻮﻜ ﺍ ﺕﺍﺭﺍﺯﻮﻟﺍ ﻡﺎﺴﻗﺃﻭ ﺕﺍﺭﺍﺩﺇ ﻦﻣ ﺎ ﻌﺒ ﻳ ﺎﻣﻭ ﺎ ﻋﻭﺮﻓﻭ - ﺓﺭﺎﺠﺘﻟﺍ ﺓﺭﺍﺯﻭ ﺔﻌﺟﺍﺮﻣ - ﺔﻴﺟﺭﺎ ﺍ ﺓﺭﺍﺯﻭ ﺔﻌﺟﺍﺮﻣ - ﺔﻴﻠﺧﺍﺪﻟﺍ ﺓﺭﺍﺯﻭ ﺔﻌﺟﺍﺮﻣ - ﻝﺪﻌﻟﺍ ﺓﺭﺍﺯﻭ ﺔﻌﺟﺍﺮﻣ</w:t>
-      </w:r>
-    </w:p>
-    <w:p>
-      <w:pPr>
-        <w:jc w:val="right"/>
-        <w:bidi/>
-      </w:pPr>
-      <w:r>
-        <w:rPr>
-          <w:b w:val="0"/>
-          <w:i w:val="0"/>
-        </w:rPr>
-        <w:t>ﺔﻴﻨﻣﻷﺍ ﺕﺎ ﺍ - ﺔﻴﺋﺎﻨ ﺍ ﺚﺣﺎﺒﳌﺍ ﺔﻌﺟﺍﺮﻣ - ﺔﻟﻭﺪﻟﺍ ﻦﻣﺃ ﺔﺳﺎﺋﺭ - ﺕﺍﺭﺎﺒﺨﺘﺳﻼﻟ ﺔﻣﺎﻌﻟﺍ ﺔﺳﺎﺋﺮﻟﺍ ﺔﻌﺟﺍﺮﻣ - ﺔﻃﺮﺸﻟﺍ ﺰﻛﺍﺮﻣ ﺔﻌﺟﺍﺮﻣ - ﺔﻴﺋﺎﻨ ﺍ ﺚﺣﺎﺒﳌﺍﻭ ﺔ ﺭﺍﺩﻹﺍ ﺚﺣﺎﺒﳌﺍ ﺔﻌﺟﺍﺮﻣﻭ ﺔﻴﻗﻮﻘ ﺍ ﻡﺎ ﺣﻷﺍ ﺬﻴﻔﻨﺗ ﺓﺭﺍﺩﺇﻭ ﺓﺭﺎﻣﻷﺍ ﺔﻌﺟﺍﺮﻣ ﻡﺎﺴﻗﺃﻭ ﺕﺍﺭﺍﺩﺇ ﻦﻣ ﺎ ﻌﺒ ﻳ ﺎﻣﻭ ﺎ ﻋﻭﺮﻓﻭ - ﺔﻴﺋﺎﻨ ﺍ ﺚﺣﺎﺒﳌﺍﻭ ﺔ ﺭﺍﺩﻹﺍ ﺚﺣﺎﺒﳌﺍ ﺔﻌﺟﺍﺮﻣ ﺔﻌﺟﺍﺮﻣ</w:t>
-      </w:r>
-    </w:p>
-    <w:p>
-      <w:pPr>
-        <w:jc w:val="right"/>
-        <w:bidi/>
-      </w:pPr>
-      <w:r>
-        <w:rPr>
-          <w:b w:val="0"/>
-          <w:i w:val="0"/>
-        </w:rPr>
-        <w:t>ﺔﻴﻣﻮﻜ ﺍ ﺕﺎﺳﺎﺋﺮﻟﺍ ﻡﺎﺴﻗﺃﻭ ﺕﺍﺭﺍﺩﺇ ﻦﻣ ﺎ ﻌﺒ ﻳ ﺎﻣﻭ ﺎ ﻋﻭﺮﻓﻭ - ﺀﺎﻀﻘﻠﻟ ﻋﻷﺍ ﺲﻠ ﺍ ﺔﻌﺟﺍﺮﻣ</w:t>
-      </w:r>
-    </w:p>
-    <w:p>
-      <w:pPr>
-        <w:jc w:val="right"/>
-        <w:bidi/>
-      </w:pPr>
-      <w:r>
-        <w:rPr>
-          <w:b w:val="0"/>
-          <w:i w:val="0"/>
-        </w:rPr>
-        <w:t>ﺔﻴﻣﻮﻜ ﺍ ﺕﺎﺌﻴ ﻟﺍ ﻡﺎﺴﻗﺃﻭ ﺕﺍﺭﺍﺩﺇ ﻦﻣ ﺎ ﻌﺒ ﻳ ﺎﻣﻭ ﺎ ﻋﻭﺮﻓﻭ - ﺭﺎﻤﺜ ﺳﻻﺍ ﺓﺭﺍﺯﻭ ﺔﻌﺟﺍﺮﻣ - ﺔﻣﺎﻌﻟﺍ ﺔﺑﺎﻴﻨﻟﺍ ﺔﻌﺟﺍﺮﻣ</w:t>
-      </w:r>
-    </w:p>
-    <w:p>
-      <w:pPr>
-        <w:jc w:val="right"/>
-        <w:bidi/>
-      </w:pPr>
-      <w:r>
-        <w:rPr>
-          <w:b w:val="0"/>
-          <w:i w:val="0"/>
-        </w:rPr>
-        <w:t>ﺔﻴﻣﻮﻜ ﺍ ﺕﺎﺴﺳﺆﳌﺍ ﻡﺎﺴﻗﺃﻭ ﺕﺍﺭﺍﺩﺇ ﻦﻣ ﺎ ﻌﺒ ﻳ ﺎﻣﻭ ﺎ ﻋﻭﺮﻓﻭ - ﻱﺩﻮﻌﺴﻟﺍ ﻲ ﺮﻌﻟﺍ ﺪﻘﻨﻟﺍ ﺔﺴﺳﺆﻣ ﺔﻌﺟﺍﺮﻣ</w:t>
-      </w:r>
-    </w:p>
-    <w:p>
-      <w:pPr>
-        <w:jc w:val="right"/>
-        <w:bidi/>
-      </w:pPr>
-      <w:r>
-        <w:rPr>
-          <w:b w:val="0"/>
-          <w:i w:val="0"/>
-        </w:rPr>
-        <w:t>ﻡ٢٠٢٣/١٠/٠٥ | ـ ١٤٤٥/٠٣/٢٠ : ﺔﻟﺎ ﻮﻟﺍ ﺭﺍﺪﺻﺇ ﺦ ﺭﺎﺗ ﻡ٢٠٢٤/٠٩/٢٣ | ـ ١٤٤٦/٠٣/٢٠ : ﺔﻟﺎ ﻮﻟﺍ ﺀﺎ ﻧﺇ ﺦ ﺭﺎﺗ</w:t>
-      </w:r>
-    </w:p>
-    <w:p>
-      <w:pPr>
-        <w:jc w:val="right"/>
-        <w:bidi/>
-      </w:pPr>
-      <w:r>
-        <w:rPr>
-          <w:b w:val="0"/>
-          <w:i w:val="0"/>
-        </w:rPr>
-        <w:t>ﺔﻴﻧﻭ ﻜﻟﻹﺍ ﺕﻻﺎ ﻮﻟﺍ ﺕﺎﻣﺪﺧ: ﺔﻟﺎ ﻮﻟﺍ ﺭﺪﺼﻣ</w:t>
-      </w:r>
-    </w:p>
-    <w:p>
-      <w:pPr>
-        <w:jc w:val="right"/>
-        <w:bidi/>
-      </w:pPr>
-      <w:r>
-        <w:rPr>
-          <w:b w:val="0"/>
-          <w:i w:val="0"/>
-        </w:rPr>
-        <w:t>،ﻝﺪﻌﻟﺍ ﺓﺭﺍﺯﻮﻟ ﺔﻴﻧﻭ ﻜﻟﻹﺍ ﺕﺎﻣﺪ ﺍ ﻋ ﺔﻘﻴﺛﻮﻟﺍ ﺔ ﻦﻣ ﻖﻘﺤﺘﻟﺍ ﻦﻜﻤ ﻭ ، ﻖﻴﺛﻮﺘﻟﺍ ﺕﺎﻣﺪ ﻲ ﻭ ﻜﻟﻹﺍ ﻡﺎﻈﻨﻟﺍ ﻦﻣ ﺔﻘﻴﺛﻮﻟﺍ ﻩﺬ ﺕﺭﺪﺻ</w:t>
-      </w:r>
-    </w:p>
-    <w:p>
-      <w:pPr>
-        <w:jc w:val="right"/>
-        <w:bidi/>
-      </w:pPr>
-      <w:r>
-        <w:rPr>
-          <w:b w:val="0"/>
-          <w:i w:val="0"/>
-        </w:rPr>
-        <w:t>٤٥١٥٦٠٥٧٠ : ﺔﻟﺎ ﻮﻟﺍ ﻢﻗﺭ ﺓﺪﻤﺘﻌﻣ : ﺔﻟﺎ ﻮﻟﺍ ﺔﻟﺎﺣ</w:t>
-      </w:r>
-    </w:p>
-    <w:p>
-      <w:pPr>
-        <w:jc w:val="right"/>
-        <w:bidi/>
-      </w:pPr>
-      <w:r>
-        <w:rPr>
-          <w:b w:val="0"/>
-          <w:i w:val="0"/>
-        </w:rPr>
-        <w:t>ﺔﻳﺩﻮﻌﺴﻟﺍ ﺔﻴ ﺮﻌﻟﺍ ﺔﻜﻠﻤﳌﺍ ﻝﺪﻌﻟﺍ ﺓﺭﺍﺯﻭﺔـﻟﺎـﻛﻭ ﺔﻘﻴﺛﻭ</w:t>
+        <w:t>األطراف :</w:t>
+      </w:r>
+    </w:p>
+    <w:p>
+      <w:pPr>
+        <w:jc w:val="right"/>
+        <w:bidi/>
+      </w:pPr>
+      <w:r>
+        <w:rPr>
+          <w:b w:val="0"/>
+          <w:i w:val="0"/>
+        </w:rPr>
+        <w:t>أصالة عن نفسه ١ مو ل أسامه بن احمد بن عباس ز سعودي ل مد ي ١٠٠٨٠١٧٣٠١ أصالة عن نفسه #\ الطرف االسم ا سية نوع ال و ة رقم ال و ة الصفة</w:t>
+      </w:r>
+    </w:p>
+    <w:p>
+      <w:pPr>
+        <w:jc w:val="right"/>
+        <w:bidi/>
+      </w:pPr>
+      <w:r>
+        <w:rPr>
+          <w:b w:val="0"/>
+          <w:i w:val="0"/>
+        </w:rPr>
+        <w:t>النطاق : ٢ وكيل ع بن مشرف بن مفرح بن راشد سعودي ل مد ي ١٠٦٤٢٧٤٠٧٧</w:t>
+      </w:r>
+    </w:p>
+    <w:p>
+      <w:pPr>
+        <w:jc w:val="right"/>
+        <w:bidi/>
+      </w:pPr>
+      <w:r>
+        <w:rPr>
+          <w:b w:val="0"/>
+          <w:i w:val="0"/>
+        </w:rPr>
+        <w:t>النطاق</w:t>
+      </w:r>
+    </w:p>
+    <w:p>
+      <w:pPr>
+        <w:jc w:val="right"/>
+        <w:bidi/>
+      </w:pPr>
+      <w:r>
+        <w:rPr>
+          <w:b w:val="0"/>
+          <w:i w:val="0"/>
+        </w:rPr>
+        <w:t>- يحق للوكيل توكيل الغ - مراجعة جميع ا ات ذات العالقة وإ اء جميع اإلجراءات الالزمة والتوقيع فيما يتطلب ذلك - االستالم و ال سليم</w:t>
+      </w:r>
+    </w:p>
+    <w:p>
+      <w:pPr>
+        <w:jc w:val="right"/>
+        <w:bidi/>
+      </w:pPr>
+      <w:r>
+        <w:rPr>
+          <w:b w:val="0"/>
+          <w:i w:val="0"/>
+        </w:rPr>
+        <w:t>البنود</w:t>
+      </w:r>
+    </w:p>
+    <w:p>
+      <w:pPr>
+        <w:jc w:val="right"/>
+        <w:bidi/>
+      </w:pPr>
+      <w:r>
+        <w:rPr>
+          <w:b w:val="0"/>
+          <w:i w:val="0"/>
+        </w:rPr>
+        <w:t>الصالحيات</w:t>
+      </w:r>
+    </w:p>
+    <w:p>
+      <w:pPr>
+        <w:jc w:val="right"/>
+        <w:bidi/>
+      </w:pPr>
+      <w:r>
+        <w:rPr>
+          <w:b w:val="0"/>
+          <w:i w:val="0"/>
+        </w:rPr>
+        <w:t>مخالفات نظام مراقبة البنوك - نة النظر تظلمات العالمات التجار ة - اإلم ال - إضافة املادت ن رقم 231و232من نظام املرافعات الشرعية - لدى محاكم االست ناف - لدى ا لس األع للقضاء ا كم لدى ا كمة العليا -لدى ا كمة العليا - نة تأديب ا ام ن بوزارة العدل - نة الفصل ا الفات واملنازعات الضر ية -ال نة االست نافية للمخالفات واملنازعات الضر ية - نة الفصل الفصل منازعات األوراق املالية -لدى م اتب الفصل منازعات األوراق التجار ة و ان حسم املنازعات التجار ة - لدى ان الفصل املنازعات وا الفات التأمي ية - لدى النيابة العامة -طلب نقض طلب إحالة الدعوى -لدى ا اكم -لدى ا اكم اإلدار ة (ديوان املظالم) -لدى ال ان الطبية الشرعية -لدى ال ان العمالية -لدى ان فض املنازعات املالية و ان سو ة املنازعات املصرفية لدى ان ال م ش ع صكوك األح ام - طلب رد االعتبار - طلب الشفعة - إ اء ما يلزم ضور ا لسات جميع الدعاوى لدى جميع ا اكم - استالم صكوك األح ام -طلب تن القا -طلب اإلدخال والتداخل - ا اء وا كم ن ورد م واس بدال م - طلب تطبيق املادة 230من نظام املرافعات الشرعية - املطالبة ب نفيذ األح ام - قبول األح ام ونف ا - االع اض ع األح ام وطلب االست ناف - التماس إعادة النظر - والتعديل - الطعن بال و ر - إن ار ا طوط واألختام والتواقيع - طلب املنع من السفر ورفعه -مراجعة دوائر ا ز والتنفيذ - طلب ا ز والتنفيذ - طلب التحكيم - عي ن ا اء وا كم ن - الطعن بتقار ر املطالبة وإقامة الدعاوى - املرافعة و املدافعة - سماع الدعاوى والرد عل ا - اإلقرار - اإلن ار - الص - التنازل - اإلبراء - طلب اليم ن ورده واالمتناع عنه - إحضار الش ود والب نات والطعن ف ا - اإلجابة وا رح املطالبات وا اكم</w:t>
+      </w:r>
+    </w:p>
+    <w:p>
+      <w:pPr>
+        <w:jc w:val="right"/>
+        <w:bidi/>
+      </w:pPr>
+      <w:r>
+        <w:rPr>
+          <w:b w:val="0"/>
+          <w:i w:val="0"/>
+        </w:rPr>
+        <w:t>مراجعة وزارة العدل - مراجعة وزارة الداخلية - مراجعة وزارة ا ارجية - مراجعة وزارة التجارة - وفروع ا وما ي بع ا من إدارات وأقسام الوزارات ا كومية</w:t>
+      </w:r>
+    </w:p>
+    <w:p>
+      <w:pPr>
+        <w:jc w:val="right"/>
+        <w:bidi/>
+      </w:pPr>
+      <w:r>
+        <w:rPr>
+          <w:b w:val="0"/>
+          <w:i w:val="0"/>
+        </w:rPr>
+        <w:t>مراجعة مراجعة املباحث اإلدار ة واملباحث ا نائية - وفروع ا وما ي بع ا من إدارات وأقسام مراجعة األمارة وإدارة تنفيذ األح ام ا قوقية ومراجعة املباحث اإلدار ة واملباحث ا نائية - مراجعة مراكز الشرطة - مراجعة الرئاسة العامة لالستخبارات - رئاسة أمن الدولة - مراجعة املباحث ا نائية - ا ات األمنية</w:t>
+      </w:r>
+    </w:p>
+    <w:p>
+      <w:pPr>
+        <w:jc w:val="right"/>
+        <w:bidi/>
+      </w:pPr>
+      <w:r>
+        <w:rPr>
+          <w:b w:val="0"/>
+          <w:i w:val="0"/>
+        </w:rPr>
+        <w:t>مراجعة ا لس األع للقضاء - وفروع ا وما ي بع ا من إدارات وأقسام الرئاسات ا كومية</w:t>
+      </w:r>
+    </w:p>
+    <w:p>
+      <w:pPr>
+        <w:jc w:val="right"/>
+        <w:bidi/>
+      </w:pPr>
+      <w:r>
+        <w:rPr>
+          <w:b w:val="0"/>
+          <w:i w:val="0"/>
+        </w:rPr>
+        <w:t>مراجعة النيابة العامة - مراجعة وزارة االس ثمار - وفروع ا وما ي بع ا من إدارات وأقسام ال يئات ا كومية</w:t>
+      </w:r>
+    </w:p>
+    <w:p>
+      <w:pPr>
+        <w:jc w:val="right"/>
+        <w:bidi/>
+      </w:pPr>
+      <w:r>
+        <w:rPr>
+          <w:b w:val="0"/>
+          <w:i w:val="0"/>
+        </w:rPr>
+        <w:t>مراجعة مؤسسة النقد العر ي السعودي - وفروع ا وما ي بع ا من إدارات وأقسام املؤسسات ا كومية</w:t>
+      </w:r>
+    </w:p>
+    <w:p>
+      <w:pPr>
+        <w:jc w:val="right"/>
+        <w:bidi/>
+      </w:pPr>
+      <w:r>
+        <w:rPr>
+          <w:b w:val="0"/>
+          <w:i w:val="0"/>
+        </w:rPr>
+        <w:t>تار خ إن اء الو الة : ١٤٤٦/٠٣/٢٠ ـ | ٢٠٢٤/٠٩/٢٣م تار خ إصدار الو الة : ١٤٤٥/٠٣/٢٠ ـ | ٢٠٢٣/١٠/٠٥م</w:t>
+      </w:r>
+    </w:p>
+    <w:p>
+      <w:pPr>
+        <w:jc w:val="right"/>
+        <w:bidi/>
+      </w:pPr>
+      <w:r>
+        <w:rPr>
+          <w:b w:val="0"/>
+          <w:i w:val="0"/>
+        </w:rPr>
+        <w:t>مصدر الو الة :خدمات الو االت اإللك ونية</w:t>
+      </w:r>
+    </w:p>
+    <w:p>
+      <w:pPr>
+        <w:jc w:val="right"/>
+        <w:bidi/>
+      </w:pPr>
+      <w:r>
+        <w:rPr>
+          <w:b w:val="0"/>
+          <w:i w:val="0"/>
+        </w:rPr>
+        <w:t>صدرت ذه الوثيقة من النظام اإللك و ي دمات التوثيق ، و مكن التحقق من ة الوثيقة ع ا دمات اإللك ونية لوزارة العدل،</w:t>
+      </w:r>
+    </w:p>
+    <w:p>
+      <w:pPr>
+        <w:jc w:val="right"/>
+        <w:bidi/>
+      </w:pPr>
+      <w:r>
+        <w:rPr>
+          <w:b w:val="0"/>
+          <w:i w:val="0"/>
+        </w:rPr>
+        <w:t>حالة الو الة : معتمدة رقم الو الة : ٤٥١٥٦٠٥٧٠</w:t>
+      </w:r>
+    </w:p>
+    <w:p>
+      <w:pPr>
+        <w:jc w:val="right"/>
+        <w:bidi/>
+      </w:pPr>
+      <w:r>
+        <w:rPr>
+          <w:b w:val="0"/>
+          <w:i w:val="0"/>
+        </w:rPr>
+        <w:t>وثيقة وكـالـةوزارة العدل اململكة العر ية السعودية</w:t>
       </w:r>
     </w:p>
     <w:p>
@@ -11790,7 +11804,7 @@
           <w:b w:val="0"/>
           <w:i w:val="0"/>
         </w:rPr>
-        <w:t>المقرض بالتوقيع</w:t>
+        <w:t>عيقوتلاب ضرقملا</w:t>
       </w:r>
     </w:p>
     <w:p>
@@ -20539,7 +20553,7 @@
           <w:b w:val="0"/>
           <w:i w:val="0"/>
         </w:rPr>
-        <w:t>) ﻲﻧﯾزو رﺎﺑأ جرﺎﺧﺗ ﺔﮐرﺷ نﻣ ﻲﻧﯾز سﺎﺑﻋ دﻣﺣأ ﺦﯾﺷﻟا ﺔﺻﺣ ١٤٢٨ ( :</w:t>
+        <w:t>: ) ١٤٢٨ حصة الشیخ أحمد عباس زیني من شرکة تخارج أبار وزیني (</w:t>
       </w:r>
     </w:p>
     <w:p>
@@ -20565,46 +20579,46 @@
           <w:b w:val="0"/>
           <w:i w:val="0"/>
         </w:rPr>
-        <w:t>مﺎﻌﻟ ﺔﻣﯾﻘﻟا) ﺔﯾرﺎﻘﻌﻟا لﺎﻣﻋﻸﻟ ﺔﻓﺎﯾﺿﻟا ﺔﮐرﺷ نﻣ ﻲﻧﯾز سﺎﺑﻋ دﻣﺣأ ﺦﯾﺷﻟا ﺔﺻﺣ ١٤٢٩ (</w:t>
-      </w:r>
-    </w:p>
-    <w:p>
-      <w:pPr>
-        <w:jc w:val="right"/>
-        <w:bidi/>
-      </w:pPr>
-      <w:r>
-        <w:rPr>
-          <w:b w:val="0"/>
-          <w:i w:val="0"/>
-        </w:rPr>
-        <w:t>:ﺔﮐرﺷﻟا نﻣ ﻲﻧﯾز لآ ﺔﺻﺣ 228,785,567 x .779 = 178,223,956.69</w:t>
-      </w:r>
-    </w:p>
-    <w:p>
-      <w:pPr>
-        <w:jc w:val="right"/>
-        <w:bidi/>
-      </w:pPr>
-      <w:r>
-        <w:rPr>
-          <w:b w:val="0"/>
-          <w:i w:val="0"/>
-        </w:rPr>
-        <w:t>سﺎﺑﻋ دﻣﺣأ ﺦﯾﺷﻟا ﺔﺻﺣ :ﻲﻧﯾز 178,223,956.69\*.279 = 49,724,483.92</w:t>
-      </w:r>
-    </w:p>
-    <w:p>
-      <w:pPr>
-        <w:jc w:val="right"/>
-        <w:bidi/>
-      </w:pPr>
-      <w:r>
-        <w:rPr>
-          <w:b w:val="0"/>
-          <w:i w:val="0"/>
-        </w:rPr>
-        <w:t>:الله ﮫﻣﺣر ﻲﻧﯾز سﺎﺑﻋ دﻣﺣأ ﺦﯾﺷﻟﻟ صﺻﺣﻟا مﯾﻗ ﻲﻟﺎﻣﺟا</w:t>
+        <w:t>) ١٤٢٩ حصة الشیخ أحمد عباس زیني من شرکة الضیافة لألعمال العقاریة (القیمة لعام</w:t>
+      </w:r>
+    </w:p>
+    <w:p>
+      <w:pPr>
+        <w:jc w:val="right"/>
+        <w:bidi/>
+      </w:pPr>
+      <w:r>
+        <w:rPr>
+          <w:b w:val="0"/>
+          <w:i w:val="0"/>
+        </w:rPr>
+        <w:t>956.69,223,178 = .779 x 567,785,228 حصة آل زیني من الشرکة:</w:t>
+      </w:r>
+    </w:p>
+    <w:p>
+      <w:pPr>
+        <w:jc w:val="right"/>
+        <w:bidi/>
+      </w:pPr>
+      <w:r>
+        <w:rPr>
+          <w:b w:val="0"/>
+          <w:i w:val="0"/>
+        </w:rPr>
+        <w:t>483.92,724,49 = .279*\956.69,223,178 زیني: حصة الشیخ أحمد عباس</w:t>
+      </w:r>
+    </w:p>
+    <w:p>
+      <w:pPr>
+        <w:jc w:val="right"/>
+        <w:bidi/>
+      </w:pPr>
+      <w:r>
+        <w:rPr>
+          <w:b w:val="0"/>
+          <w:i w:val="0"/>
+        </w:rPr>
+        <w:t>اجمالي قیم الحصص للشیخ أحمد عباس زیني رحمھ هللا:</w:t>
       </w:r>
     </w:p>
     <w:p>

--- a/zaini_case_audit_output/outputs/word/documents/053_التماس على الحكم النهائي ـ دائرة الاستئناف الثانية.docx
+++ b/zaini_case_audit_output/outputs/word/documents/053_التماس على الحكم النهائي ـ دائرة الاستئناف الثانية.docx
@@ -91,7 +91,7 @@
           <w:b w:val="0"/>
           <w:i w:val="0"/>
         </w:rPr>
-        <w:t>شركة التنظير بون للمحاماة والاستشارات القانونية</w:t>
+        <w:t>ةينوناقلا تاراشتسالاو ةاماحملل نوب ريظنتلا ةكرش</w:t>
       </w:r>
     </w:p>
     <w:p>
@@ -312,7 +312,7 @@
           <w:b w:val="0"/>
           <w:i w:val="0"/>
         </w:rPr>
-        <w:t>المملكة العربية السعودية - جدة - شارع الامير سلطان ميلى تاج السلطان الدور الأول ست 24030420843 ص.ب 19048 الرمز البريدي 21372</w:t>
+        <w:t>21372 يديربلا زمرلا 19048 ب.ص 24030420843 تس لوألا رودلا ناطلسلا جات ىليم ناطلس ريمالا عراش - ةدج - ةيدوعسلا ةيبرعلا ةكلمملا</w:t>
       </w:r>
     </w:p>
     <w:p>
@@ -455,20 +455,20 @@
           <w:b w:val="0"/>
           <w:i w:val="0"/>
         </w:rPr>
-        <w:t>مليون ثم تراجعوا عن نمسكهم بالطعن واكتفوا بدفوعهم الأخرى.</w:t>
-      </w:r>
-    </w:p>
-    <w:p>
-      <w:pPr>
-        <w:jc w:val="right"/>
-        <w:bidi/>
-      </w:pPr>
-      <w:r>
-        <w:rPr>
-          <w:b w:val="0"/>
-          <w:i w:val="0"/>
-        </w:rPr>
-        <w:t>\-٤ عولت محكمة الدرجة الأولى على تقرير أبو غزالة واعتبرته هو التقييم العادل وافترضت رضا الأطراف به - على خلاف الحقيقة والثابت في حكم ديوان المظالم ، وقضت بإنزام الملتمس بأن يسدد للملتمس ضدهما مبلغ ۳۳۱۸۸۲.۱۳۸ ريال.</w:t>
+        <w:t>.ىرخألا مهعوفدب اوفتكاو نعطلاب مهكسمن نع اوعجارت مث نويلم</w:t>
+      </w:r>
+    </w:p>
+    <w:p>
+      <w:pPr>
+        <w:jc w:val="right"/>
+        <w:bidi/>
+      </w:pPr>
+      <w:r>
+        <w:rPr>
+          <w:b w:val="0"/>
+          <w:i w:val="0"/>
+        </w:rPr>
+        <w:t>.لاير ۸۳۱.۲۸۸۱۳۳ غلبم امهدض سمتلملل ددسي نأب سمتلملا مازنإب تضقو ، ملاظملا ناويد مكح يف تباثلاو ةقيقحلا فالخ ىلع - هب فارطألا اضر تضرتفاو لداعلا مييقتلا وه هتربتعاو ةلازغ وبأ ريرقت ىلع ىلوألا ةجردلا ةمكحم تلوع -٤\</w:t>
       </w:r>
     </w:p>
     <w:p>
@@ -546,7 +546,7 @@
           <w:b w:val="0"/>
           <w:i w:val="0"/>
         </w:rPr>
-        <w:t>ب أن طلب المدعى عليه الكتابة للبنك المركزي والبنوك ذات العلاقة أو المحكمة العامة بجدة لأجل</w:t>
+        <w:t>لجأل ةدجب ةماعلا ةمكحملا وأ ةقالعلا تاذ كونبلاو يزكرملا كنبلل ةباتكلا هيلع ىعدملا بلط نأ ب</w:t>
       </w:r>
     </w:p>
     <w:p>
@@ -585,7 +585,7 @@
           <w:b w:val="0"/>
           <w:i w:val="0"/>
         </w:rPr>
-        <w:t>المملكة العربية السعودية جدة - شارع الامير سلطان مبنى تاج السلطان الدور الأول س ت و</w:t>
+        <w:t>و ت س لوألا رودلا ناطلسلا جات ىنبم ناطلس ريمالا عراش - ةدج ةيدوعسلا ةيبرعلا ةكلمملا</w:t>
       </w:r>
     </w:p>
     <w:p>
@@ -663,7 +663,7 @@
           <w:b w:val="0"/>
           <w:i w:val="0"/>
         </w:rPr>
-        <w:t>1304 الرمز البريدي 21372</w:t>
+        <w:t>21372 يديربلا زمرلا 1304</w:t>
       </w:r>
     </w:p>
     <w:p>
@@ -741,7 +741,7 @@
           <w:b w:val="0"/>
           <w:i w:val="0"/>
         </w:rPr>
-        <w:t>غزالة للنظر في الفرق بين التقييم المبدئي والنهائي</w:t>
+        <w:t>يئاهنلاو يئدبملا مييقتلا نيب قرفلا يف رظنلل ةلازغ</w:t>
       </w:r>
     </w:p>
     <w:p>
@@ -793,7 +793,7 @@
           <w:b w:val="0"/>
           <w:i w:val="0"/>
         </w:rPr>
-        <w:t>موضح بالأسباب).</w:t>
+        <w:t>.(بابسألاب حضوم</w:t>
       </w:r>
     </w:p>
     <w:p>
@@ -832,7 +832,7 @@
           <w:b w:val="0"/>
           <w:i w:val="0"/>
         </w:rPr>
-        <w:t>النهائية - الصادرة بموجب النظام - في الأحوال المنصوص عليها في نظام المرافعات الشرعية وعليه</w:t>
+        <w:t>هيلعو ةيعرشلا تاعفارملا ماظن يف اهيلع صوصنملا لاوحألا يف - ماظنلا بجومب ةرداصلا - ةيئاهنلا</w:t>
       </w:r>
     </w:p>
     <w:p>
@@ -910,7 +910,7 @@
           <w:b w:val="0"/>
           <w:i w:val="0"/>
         </w:rPr>
-        <w:t>المملكة العربية السعودية جدة - شارع الامير سلطان، مينى تاج السلطان الدور الأول ست 4030020543 ص ب 11045 الرمز البريدي 20372</w:t>
+        <w:t>20372 يديربلا زمرلا 11045 ب ص 4030020543 تس لوألا رودلا ناطلسلا جات ىنيم ،ناطلس ريمالا عراش - ةدج ةيدوعسلا ةيبرعلا ةكلمملا</w:t>
       </w:r>
     </w:p>
     <w:p>
@@ -1092,7 +1092,7 @@
           <w:b w:val="0"/>
           <w:i w:val="0"/>
         </w:rPr>
-        <w:t>المدعى عليه الملتمس) الكتابة للبنك المركزي والبنوك ذات العلاقة لأجل تقديم الدليل على هذا</w:t>
+        <w:t>اذه ىلع ليلدلا ميدقت لجأل ةقالعلا تاذ كونبلاو يزكرملا كنبلل ةباتكلا (سمتلملا هيلع ىعدملا</w:t>
       </w:r>
     </w:p>
     <w:p>
@@ -1183,20 +1183,20 @@
           <w:b w:val="0"/>
           <w:i w:val="0"/>
         </w:rPr>
-        <w:t>المملكة العربية السعودية جدة - شارع الامير سلطان مبنى تاج السلطان الدور الأول م.ت 4030420843</w:t>
-      </w:r>
-    </w:p>
-    <w:p>
-      <w:pPr>
-        <w:jc w:val="right"/>
-        <w:bidi/>
-      </w:pPr>
-      <w:r>
-        <w:rPr>
-          <w:b w:val="0"/>
-          <w:i w:val="0"/>
-        </w:rPr>
-        <w:t>كم نقل الرمز البريدي 21372</w:t>
+        <w:t>4030420843 ت.م لوألا رودلا ناطلسلا جات ىنبم ناطلس ريمالا عراش - ةدج ةيدوعسلا ةيبرعلا ةكلمملا</w:t>
+      </w:r>
+    </w:p>
+    <w:p>
+      <w:pPr>
+        <w:jc w:val="right"/>
+        <w:bidi/>
+      </w:pPr>
+      <w:r>
+        <w:rPr>
+          <w:b w:val="0"/>
+          <w:i w:val="0"/>
+        </w:rPr>
+        <w:t>21372 يديربلا زمرلا لقن مك</w:t>
       </w:r>
     </w:p>
     <w:p>
@@ -1274,7 +1274,7 @@
           <w:b w:val="0"/>
           <w:i w:val="0"/>
         </w:rPr>
-        <w:t>الأوراق أن مستندات الوفاء يلزم لجلبها مخاطبة البنك المركزي والبنوك ذات العلاقة وأن ذلك يستغرق</w:t>
+        <w:t>قرغتسي كلذ نأو ةقالعلا تاذ كونبلاو يزكرملا كنبلا ةبطاخم اهبلجل مزلي ءافولا تادنتسم نأ قاروألا</w:t>
       </w:r>
     </w:p>
     <w:p>
@@ -1352,7 +1352,7 @@
           <w:b w:val="0"/>
           <w:i w:val="0"/>
         </w:rPr>
-        <w:t>كشف ببيان المبالغ واستحقاقاتها للبنوك ومستندات بنكية بإيداعات الوفاء)</w:t>
+        <w:t>(ءافولا تاعاديإب ةيكنب تادنتسمو كونبلل اهتاقاقحتساو غلابملا نايبب فشك</w:t>
       </w:r>
     </w:p>
     <w:p>
@@ -1404,7 +1404,7 @@
           <w:b w:val="0"/>
           <w:i w:val="0"/>
         </w:rPr>
-        <w:t>المدعى عليه الشخصي بسداد المبالغ المذكورة لمستحقيها).</w:t>
+        <w:t>.(اهيقحتسمل ةروكذملا غلابملا دادسب يصخشلا هيلع ىعدملا</w:t>
       </w:r>
     </w:p>
     <w:p>
@@ -1469,7 +1469,7 @@
           <w:b w:val="0"/>
           <w:i w:val="0"/>
         </w:rPr>
-        <w:t>الثمن يسدد على أقساط سنوية لمدة عشر سنوات بواقع مليون ومائتين ألف سنويا تسدد عن طريق تحمل المملكة العربية السعودية - جدة - شارع الامير سلطان - مينى تاج السلطان الدور الأول ست 24030420843 ص.ب 2005 الرمز البريدي 21372</w:t>
+        <w:t>21372 يديربلا زمرلا 2005 ب.ص 24030420843 تس لوألا رودلا ناطلسلا جات ىنيم - ناطلس ريمالا عراش - ةدج - ةيدوعسلا ةيبرعلا ةكلمملا لمحت قيرط نع ددست ايونس فلأ نيتئامو نويلم عقاوب تاونس رشع ةدمل ةيونس طاسقأ ىلع ددسي نمثلا</w:t>
       </w:r>
     </w:p>
     <w:p>
@@ -1625,20 +1625,20 @@
           <w:b w:val="0"/>
           <w:i w:val="0"/>
         </w:rPr>
-        <w:t>على نية المتعاقدين وتجاهل حقيقة الواقع الملتبس على الدائرة، فالملتمس كان بدير ما يتجاوز الإحدى</w:t>
-      </w:r>
-    </w:p>
-    <w:p>
-      <w:pPr>
-        <w:jc w:val="right"/>
-        <w:bidi/>
-      </w:pPr>
-      <w:r>
-        <w:rPr>
-          <w:b w:val="0"/>
-          <w:i w:val="0"/>
-        </w:rPr>
-        <w:t>عشر شركة وكان السبب في نمائها وزيادة ثروات الوالد ولم يحصل على أجرة، فما كان من الوالد</w:t>
+        <w:t>ىدحإلا زواجتي ام ريدب ناك سمتلملاف ،ةرئادلا ىلع سبتلملا عقاولا ةقيقح لهاجتو نيدقاعتملا ةين ىلع</w:t>
+      </w:r>
+    </w:p>
+    <w:p>
+      <w:pPr>
+        <w:jc w:val="right"/>
+        <w:bidi/>
+      </w:pPr>
+      <w:r>
+        <w:rPr>
+          <w:b w:val="0"/>
+          <w:i w:val="0"/>
+        </w:rPr>
+        <w:t>دلاولا نم ناك امف ،ةرجأ ىلع لصحي ملو دلاولا تاورث ةدايزو اهئامن يف ببسلا ناكو ةكرش رشع</w:t>
       </w:r>
     </w:p>
     <w:p>
@@ -1677,7 +1677,7 @@
           <w:b w:val="0"/>
           <w:i w:val="0"/>
         </w:rPr>
-        <w:t>واجتماعية، فالملتمس هو من يتولى إدارة شركات الوالد كاملة واستثماراته وأعماله الخاصة ومن حسن</w:t>
+        <w:t>نسح نمو ةصاخلا هلامعأو هتارامثتساو ةلماك دلاولا تاكرش ةرادإ ىلوتي نم وه سمتلملاف ،ةيعامتجاو</w:t>
       </w:r>
     </w:p>
     <w:p>
@@ -1820,7 +1820,7 @@
           <w:b w:val="0"/>
           <w:i w:val="0"/>
         </w:rPr>
-        <w:t>شركة التنفيلتون المحاماة والاستشارات القانونية</w:t>
+        <w:t>ةينوناقلا تاراشتسالاو ةاماحملا نوتليفنتلا ةكرش</w:t>
       </w:r>
     </w:p>
     <w:p>
@@ -2093,7 +2093,7 @@
           <w:b w:val="0"/>
           <w:i w:val="0"/>
         </w:rPr>
-        <w:t>المملكة العربية السعودية - جدة - شارع الامير سلطان - فيني تاج السلطان الدور الأول س ت 4030420843 2 ص.ب 13045 الرمز البريدي 21372</w:t>
+        <w:t>21372 يديربلا زمرلا 13045 ب.ص 2 4030420843 ت س لوألا رودلا ناطلسلا جات ينيف - ناطلس ريمالا عراش - ةدج - ةيدوعسلا ةيبرعلا ةكلمملا</w:t>
       </w:r>
     </w:p>
     <w:p>
@@ -2197,7 +2197,7 @@
           <w:b w:val="0"/>
           <w:i w:val="0"/>
         </w:rPr>
-        <w:t>واستناده على مبلغ معين زعم وروده في تقرير طلال أبو غزالة واعتبرت القيمة العادلة الشراء نسبة (٩٠)</w:t>
+        <w:t>(٩٠) ةبسن ءارشلا ةلداعلا ةميقلا تربتعاو ةلازغ وبأ لالط ريرقت يف هدورو معز نيعم غلبم ىلع هدانتساو</w:t>
       </w:r>
     </w:p>
     <w:p>
@@ -2223,7 +2223,7 @@
           <w:b w:val="0"/>
           <w:i w:val="0"/>
         </w:rPr>
-        <w:t>الدفترية وحقوق الشركاء وقيمة التجاوزات عن كامل الشركات ومنها قروض تبلغ ۲۰۰ مليون</w:t>
+        <w:t>نويلم ۰۰۲ غلبت ضورق اهنمو تاكرشلا لماك نع تازواجتلا ةميقو ءاكرشلا قوقحو ةيرتفدلا</w:t>
       </w:r>
     </w:p>
     <w:p>
@@ -2275,20 +2275,20 @@
           <w:b w:val="0"/>
           <w:i w:val="0"/>
         </w:rPr>
-        <w:t>بدون دليل أن التوقيع المذيل به العقد ليس توقيع المورث وإنما توقيع الوكيل واعتبرت هذا التخمين من قبيل القرائن التي احتفت ببعضها البعض وذلك بدون دليل شرعي أو نظامي.</w:t>
-      </w:r>
-    </w:p>
-    <w:p>
-      <w:pPr>
-        <w:jc w:val="right"/>
-        <w:bidi/>
-      </w:pPr>
-      <w:r>
-        <w:rPr>
-          <w:b w:val="0"/>
-          <w:i w:val="0"/>
-        </w:rPr>
-        <w:t>وحيث إن دليل الملتمس على الغش الحاصل من الملتمس ضده والمتمثل في الزعم الباطل بتقييم الشركة</w:t>
+        <w:t>.يماظن وأ يعرش ليلد نودب كلذو ضعبلا اهضعبب تفتحا يتلا نئارقلا ليبق نم نيمختلا اذه تربتعاو ليكولا عيقوت امنإو ثروملا عيقوت سيل دقعلا هب ليذملا عيقوتلا نأ ليلد نودب</w:t>
+      </w:r>
+    </w:p>
+    <w:p>
+      <w:pPr>
+        <w:jc w:val="right"/>
+        <w:bidi/>
+      </w:pPr>
+      <w:r>
+        <w:rPr>
+          <w:b w:val="0"/>
+          <w:i w:val="0"/>
+        </w:rPr>
+        <w:t>ةكرشلا مييقتب لطابلا معزلا يف لثمتملاو هدض سمتلملا نم لصاحلا شغلا ىلع سمتلملا ليلد نإ ثيحو</w:t>
       </w:r>
     </w:p>
     <w:p>
@@ -2314,7 +2314,7 @@
           <w:b w:val="0"/>
           <w:i w:val="0"/>
         </w:rPr>
-        <w:t>مجتزأة من تقرير طلال أبو غزالة المستأنس به والمليء بالمتناقضات والأخطاء المهنية، وإذ تحقق علم</w:t>
+        <w:t>ملع ققحت ذإو ،ةينهملا ءاطخألاو تاضقانتملاب ءيلملاو هب سنأتسملا ةلازغ وبأ لالط ريرقت نم ةأزتجم</w:t>
       </w:r>
     </w:p>
     <w:p>
@@ -2379,20 +2379,20 @@
           <w:b w:val="0"/>
           <w:i w:val="0"/>
         </w:rPr>
-        <w:t>المحضر أثناء انعقاد الجلسات، ومن ثم فإن العلم بالغش يرتبط بتاريخ الحصول على المحضر، فهو</w:t>
-      </w:r>
-    </w:p>
-    <w:p>
-      <w:pPr>
-        <w:jc w:val="right"/>
-        <w:bidi/>
-      </w:pPr>
-      <w:r>
-        <w:rPr>
-          <w:b w:val="0"/>
-          <w:i w:val="0"/>
-        </w:rPr>
-        <w:t>المملكة العربية السعودية جدة - شارع الامير سلطان - مبنى تاج السلطان الدور الأول س ت 24010420843 ص.ب 13045 الرمز البريدي 21372</w:t>
+        <w:t>وهف ،رضحملا ىلع لوصحلا خيراتب طبتري شغلاب ملعلا نإف مث نمو ،تاسلجلا داقعنا ءانثأ رضحملا</w:t>
+      </w:r>
+    </w:p>
+    <w:p>
+      <w:pPr>
+        <w:jc w:val="right"/>
+        <w:bidi/>
+      </w:pPr>
+      <w:r>
+        <w:rPr>
+          <w:b w:val="0"/>
+          <w:i w:val="0"/>
+        </w:rPr>
+        <w:t>21372 يديربلا زمرلا 13045 ب.ص 24010420843 ت س لوألا رودلا ناطلسلا جات ىنبم - ناطلس ريمالا عراش - ةدج ةيدوعسلا ةيبرعلا ةكلمملا</w:t>
       </w:r>
     </w:p>
     <w:p>
@@ -2691,7 +2691,7 @@
           <w:b w:val="0"/>
           <w:i w:val="0"/>
         </w:rPr>
-        <w:t>السند النظامي للالتماس المملكة العربية السعودية جدة - شارع الامير سلطان - مبنى تاج السلطان الدور الأول من ت 1030420843</w:t>
+        <w:t>1030420843 ت نم لوألا رودلا ناطلسلا جات ىنبم - ناطلس ريمالا عراش - ةدج ةيدوعسلا ةيبرعلا ةكلمملا سامتلالل يماظنلا دنسلا</w:t>
       </w:r>
     </w:p>
     <w:p>
@@ -2717,7 +2717,7 @@
           <w:b w:val="0"/>
           <w:i w:val="0"/>
         </w:rPr>
-        <w:t>13045 الرمز البريدي 21372</w:t>
+        <w:t>21372 يديربلا زمرلا 13045</w:t>
       </w:r>
     </w:p>
     <w:p>
@@ -3016,33 +3016,33 @@
           <w:b w:val="0"/>
           <w:i w:val="0"/>
         </w:rPr>
-        <w:t>للمحامي د/ علي بن مشرف آل راشد</w:t>
-      </w:r>
-    </w:p>
-    <w:p>
-      <w:pPr>
-        <w:jc w:val="right"/>
-        <w:bidi/>
-      </w:pPr>
-      <w:r>
-        <w:rPr>
-          <w:b w:val="0"/>
-          <w:i w:val="0"/>
-        </w:rPr>
-        <w:t>بالوكالة رقم (٤٥١٥٦٠٥٧٠)</w:t>
-      </w:r>
-    </w:p>
-    <w:p>
-      <w:pPr>
-        <w:jc w:val="right"/>
-        <w:bidi/>
-      </w:pPr>
-      <w:r>
-        <w:rPr>
-          <w:b w:val="0"/>
-          <w:i w:val="0"/>
-        </w:rPr>
-        <w:t>المملكة العربية السعودية جدة - شارع الامير سلطان مينى تاج السلطان - الدور الأول س ت 24030420843 ص.ب 13045 الرمز البريدي 21372</w:t>
+        <w:t>دشار لآ فرشم نب يلع /د يماحملل</w:t>
+      </w:r>
+    </w:p>
+    <w:p>
+      <w:pPr>
+        <w:jc w:val="right"/>
+        <w:bidi/>
+      </w:pPr>
+      <w:r>
+        <w:rPr>
+          <w:b w:val="0"/>
+          <w:i w:val="0"/>
+        </w:rPr>
+        <w:t>(٤٥١٥٦٠٥٧٠) مقر ةلاكولاب</w:t>
+      </w:r>
+    </w:p>
+    <w:p>
+      <w:pPr>
+        <w:jc w:val="right"/>
+        <w:bidi/>
+      </w:pPr>
+      <w:r>
+        <w:rPr>
+          <w:b w:val="0"/>
+          <w:i w:val="0"/>
+        </w:rPr>
+        <w:t>21372 يديربلا زمرلا 13045 ب.ص 24030420843 ت س لوألا رودلا - ناطلسلا جات ىنيم ناطلس ريمالا عراش - ةدج ةيدوعسلا ةيبرعلا ةكلمملا</w:t>
       </w:r>
     </w:p>
     <w:p>
@@ -3107,20 +3107,20 @@
           <w:b w:val="0"/>
           <w:i w:val="0"/>
         </w:rPr>
-        <w:t>األطراف :</w:t>
-      </w:r>
-    </w:p>
-    <w:p>
-      <w:pPr>
-        <w:jc w:val="right"/>
-        <w:bidi/>
-      </w:pPr>
-      <w:r>
-        <w:rPr>
-          <w:b w:val="0"/>
-          <w:i w:val="0"/>
-        </w:rPr>
-        <w:t>أصالة عن نفسه ١ مو ل أسامه بن احمد بن عباس ز سعودي ل مد ي ١٠٠٨٠١٧٣٠١ أصالة عن نفسه #\ الطرف االسم ا سية نوع ال و ة رقم ال و ة الصفة</w:t>
+        <w:t>: فارطلأا</w:t>
+      </w:r>
+    </w:p>
+    <w:p>
+      <w:pPr>
+        <w:jc w:val="right"/>
+        <w:bidi/>
+      </w:pPr>
+      <w:r>
+        <w:rPr>
+          <w:b w:val="0"/>
+          <w:i w:val="0"/>
+        </w:rPr>
+        <w:t>ةفصلا ة و لا مقر ة و لا عون ةيس ا مسلاا فرطلا \# هسفن نع ةلاصأ ١٠٠٨٠١٧٣٠١ ي دم ل يدوعس ز سابع نب دمحا نب هماسأ ل وم ١ هسفن نع ةلاصأ</w:t>
       </w:r>
     </w:p>
     <w:p>
@@ -3146,189 +3146,189 @@
           <w:b w:val="0"/>
           <w:i w:val="0"/>
         </w:rPr>
-        <w:t>النطاق</w:t>
-      </w:r>
-    </w:p>
-    <w:p>
-      <w:pPr>
-        <w:jc w:val="right"/>
-        <w:bidi/>
-      </w:pPr>
-      <w:r>
-        <w:rPr>
-          <w:b w:val="0"/>
-          <w:i w:val="0"/>
-        </w:rPr>
-        <w:t>- يحق للوكيل توكيل الغ - مراجعة جميع ا ات ذات العالقة وإ اء جميع اإلجراءات الالزمة والتوقيع فيما يتطلب ذلك - االستالم و ال سليم</w:t>
-      </w:r>
-    </w:p>
-    <w:p>
-      <w:pPr>
-        <w:jc w:val="right"/>
-        <w:bidi/>
-      </w:pPr>
-      <w:r>
-        <w:rPr>
-          <w:b w:val="0"/>
-          <w:i w:val="0"/>
-        </w:rPr>
-        <w:t>البنود</w:t>
-      </w:r>
-    </w:p>
-    <w:p>
-      <w:pPr>
-        <w:jc w:val="right"/>
-        <w:bidi/>
-      </w:pPr>
-      <w:r>
-        <w:rPr>
-          <w:b w:val="0"/>
-          <w:i w:val="0"/>
-        </w:rPr>
-        <w:t>الصالحيات</w:t>
-      </w:r>
-    </w:p>
-    <w:p>
-      <w:pPr>
-        <w:jc w:val="right"/>
-        <w:bidi/>
-      </w:pPr>
-      <w:r>
-        <w:rPr>
-          <w:b w:val="0"/>
-          <w:i w:val="0"/>
-        </w:rPr>
-        <w:t>مخالفات نظام مراقبة البنوك - نة النظر تظلمات العالمات التجار ة - اإلم ال - إضافة املادت ن رقم 231و232من نظام املرافعات الشرعية - لدى محاكم االست ناف - لدى ا لس األع للقضاء ا كم لدى ا كمة العليا -لدى ا كمة العليا - نة تأديب ا ام ن بوزارة العدل - نة الفصل ا الفات واملنازعات الضر ية -ال نة االست نافية للمخالفات واملنازعات الضر ية - نة الفصل الفصل منازعات األوراق املالية -لدى م اتب الفصل منازعات األوراق التجار ة و ان حسم املنازعات التجار ة - لدى ان الفصل املنازعات وا الفات التأمي ية - لدى النيابة العامة -طلب نقض طلب إحالة الدعوى -لدى ا اكم -لدى ا اكم اإلدار ة (ديوان املظالم) -لدى ال ان الطبية الشرعية -لدى ال ان العمالية -لدى ان فض املنازعات املالية و ان سو ة املنازعات املصرفية لدى ان ال م ش ع صكوك األح ام - طلب رد االعتبار - طلب الشفعة - إ اء ما يلزم ضور ا لسات جميع الدعاوى لدى جميع ا اكم - استالم صكوك األح ام -طلب تن القا -طلب اإلدخال والتداخل - ا اء وا كم ن ورد م واس بدال م - طلب تطبيق املادة 230من نظام املرافعات الشرعية - املطالبة ب نفيذ األح ام - قبول األح ام ونف ا - االع اض ع األح ام وطلب االست ناف - التماس إعادة النظر - والتعديل - الطعن بال و ر - إن ار ا طوط واألختام والتواقيع - طلب املنع من السفر ورفعه -مراجعة دوائر ا ز والتنفيذ - طلب ا ز والتنفيذ - طلب التحكيم - عي ن ا اء وا كم ن - الطعن بتقار ر املطالبة وإقامة الدعاوى - املرافعة و املدافعة - سماع الدعاوى والرد عل ا - اإلقرار - اإلن ار - الص - التنازل - اإلبراء - طلب اليم ن ورده واالمتناع عنه - إحضار الش ود والب نات والطعن ف ا - اإلجابة وا رح املطالبات وا اكم</w:t>
-      </w:r>
-    </w:p>
-    <w:p>
-      <w:pPr>
-        <w:jc w:val="right"/>
-        <w:bidi/>
-      </w:pPr>
-      <w:r>
-        <w:rPr>
-          <w:b w:val="0"/>
-          <w:i w:val="0"/>
-        </w:rPr>
-        <w:t>مراجعة وزارة العدل - مراجعة وزارة الداخلية - مراجعة وزارة ا ارجية - مراجعة وزارة التجارة - وفروع ا وما ي بع ا من إدارات وأقسام الوزارات ا كومية</w:t>
-      </w:r>
-    </w:p>
-    <w:p>
-      <w:pPr>
-        <w:jc w:val="right"/>
-        <w:bidi/>
-      </w:pPr>
-      <w:r>
-        <w:rPr>
-          <w:b w:val="0"/>
-          <w:i w:val="0"/>
-        </w:rPr>
-        <w:t>مراجعة مراجعة املباحث اإلدار ة واملباحث ا نائية - وفروع ا وما ي بع ا من إدارات وأقسام مراجعة األمارة وإدارة تنفيذ األح ام ا قوقية ومراجعة املباحث اإلدار ة واملباحث ا نائية - مراجعة مراكز الشرطة - مراجعة الرئاسة العامة لالستخبارات - رئاسة أمن الدولة - مراجعة املباحث ا نائية - ا ات األمنية</w:t>
-      </w:r>
-    </w:p>
-    <w:p>
-      <w:pPr>
-        <w:jc w:val="right"/>
-        <w:bidi/>
-      </w:pPr>
-      <w:r>
-        <w:rPr>
-          <w:b w:val="0"/>
-          <w:i w:val="0"/>
-        </w:rPr>
-        <w:t>مراجعة ا لس األع للقضاء - وفروع ا وما ي بع ا من إدارات وأقسام الرئاسات ا كومية</w:t>
-      </w:r>
-    </w:p>
-    <w:p>
-      <w:pPr>
-        <w:jc w:val="right"/>
-        <w:bidi/>
-      </w:pPr>
-      <w:r>
-        <w:rPr>
-          <w:b w:val="0"/>
-          <w:i w:val="0"/>
-        </w:rPr>
-        <w:t>مراجعة النيابة العامة - مراجعة وزارة االس ثمار - وفروع ا وما ي بع ا من إدارات وأقسام ال يئات ا كومية</w:t>
-      </w:r>
-    </w:p>
-    <w:p>
-      <w:pPr>
-        <w:jc w:val="right"/>
-        <w:bidi/>
-      </w:pPr>
-      <w:r>
-        <w:rPr>
-          <w:b w:val="0"/>
-          <w:i w:val="0"/>
-        </w:rPr>
-        <w:t>مراجعة مؤسسة النقد العر ي السعودي - وفروع ا وما ي بع ا من إدارات وأقسام املؤسسات ا كومية</w:t>
-      </w:r>
-    </w:p>
-    <w:p>
-      <w:pPr>
-        <w:jc w:val="right"/>
-        <w:bidi/>
-      </w:pPr>
-      <w:r>
-        <w:rPr>
-          <w:b w:val="0"/>
-          <w:i w:val="0"/>
-        </w:rPr>
-        <w:t>تار خ إن اء الو الة : ١٤٤٦/٠٣/٢٠ ـ | ٢٠٢٤/٠٩/٢٣م تار خ إصدار الو الة : ١٤٤٥/٠٣/٢٠ ـ | ٢٠٢٣/١٠/٠٥م</w:t>
-      </w:r>
-    </w:p>
-    <w:p>
-      <w:pPr>
-        <w:jc w:val="right"/>
-        <w:bidi/>
-      </w:pPr>
-      <w:r>
-        <w:rPr>
-          <w:b w:val="0"/>
-          <w:i w:val="0"/>
-        </w:rPr>
-        <w:t>مصدر الو الة :خدمات الو االت اإللك ونية</w:t>
-      </w:r>
-    </w:p>
-    <w:p>
-      <w:pPr>
-        <w:jc w:val="right"/>
-        <w:bidi/>
-      </w:pPr>
-      <w:r>
-        <w:rPr>
-          <w:b w:val="0"/>
-          <w:i w:val="0"/>
-        </w:rPr>
-        <w:t>صدرت ذه الوثيقة من النظام اإللك و ي دمات التوثيق ، و مكن التحقق من ة الوثيقة ع ا دمات اإللك ونية لوزارة العدل،</w:t>
-      </w:r>
-    </w:p>
-    <w:p>
-      <w:pPr>
-        <w:jc w:val="right"/>
-        <w:bidi/>
-      </w:pPr>
-      <w:r>
-        <w:rPr>
-          <w:b w:val="0"/>
-          <w:i w:val="0"/>
-        </w:rPr>
-        <w:t>حالة الو الة : معتمدة رقم الو الة : ٤٥١٥٦٠٥٧٠</w:t>
-      </w:r>
-    </w:p>
-    <w:p>
-      <w:pPr>
-        <w:jc w:val="right"/>
-        <w:bidi/>
-      </w:pPr>
-      <w:r>
-        <w:rPr>
-          <w:b w:val="0"/>
-          <w:i w:val="0"/>
-        </w:rPr>
-        <w:t>وثيقة وكـالـةوزارة العدل اململكة العر ية السعودية</w:t>
+        <w:t>قاطنلا</w:t>
+      </w:r>
+    </w:p>
+    <w:p>
+      <w:pPr>
+        <w:jc w:val="right"/>
+        <w:bidi/>
+      </w:pPr>
+      <w:r>
+        <w:rPr>
+          <w:b w:val="0"/>
+          <w:i w:val="0"/>
+        </w:rPr>
+        <w:t>ميلس لا و ملاتسلاا - كلذ بلطتي اميف عيقوتلاو ةمزلالا تاءارجلإا عيمج ءا إو ةقلاعلا تاذ تا ا عيمج ةعجارم - غلا ليكوت ليكولل قحي -</w:t>
+      </w:r>
+    </w:p>
+    <w:p>
+      <w:pPr>
+        <w:jc w:val="right"/>
+        <w:bidi/>
+      </w:pPr>
+      <w:r>
+        <w:rPr>
+          <w:b w:val="0"/>
+          <w:i w:val="0"/>
+        </w:rPr>
+        <w:t>دونبلا</w:t>
+      </w:r>
+    </w:p>
+    <w:p>
+      <w:pPr>
+        <w:jc w:val="right"/>
+        <w:bidi/>
+      </w:pPr>
+      <w:r>
+        <w:rPr>
+          <w:b w:val="0"/>
+          <w:i w:val="0"/>
+        </w:rPr>
+        <w:t>تايحلاصلا</w:t>
+      </w:r>
+    </w:p>
+    <w:p>
+      <w:pPr>
+        <w:jc w:val="right"/>
+        <w:bidi/>
+      </w:pPr>
+      <w:r>
+        <w:rPr>
+          <w:b w:val="0"/>
+          <w:i w:val="0"/>
+        </w:rPr>
+        <w:t>مكا او تابلاطلما حر او ةباجلإا - ا ف نعطلاو تان بلاو دو شلا راضحإ - هنع عانتملااو هدرو ن ميلا بلط - ءاربلإا - لزانتلا - صلا - را نلإا - رارقلإا - ا لع درلاو ىواعدلا عامس - ةعفادلما و ةعفارلما - ىواعدلا ةماقإو ةبلاطلما ر راقتب نعطلا - ن مك او ءا ا ن يع - ميكحتلا بلط - ذيفنتلاو ز ا بلط - ذيفنتلاو ز ا رئاود ةعجارم- هعفرو رفسلا نم عنلما بلط - عيقاوتلاو ماتخلأاو طوط ا را نإ - ر و لاب نعطلا - ليدعتلاو - رظنلا ةداعإ سامتلا - فان تسلاا بلطو ما حلأا ع ضا علاا - ا فنو ما حلأا لوبق - ما حلأا ذيفن ب ةبلاطلما - ةيعرشلا تاعفارلما ماظن نم230 ةدالما قيبطت بلط - م لادب ساو م درو ن مك او ءا ا - لخادتلاو لاخدلإا بلط- اقلا نت بلط- ما حلأا كوكص ملاتسا - مكا ا عيمج ىدل ىواعدلا عيمج تاسل ا روض مزلي ام ءا إ - ةعفشلا بلط - رابتعلاا در بلط - ما حلأا كوكص ع ش م لا نا ىدل ةيفرصلما تاعزانلما ة وس نا و ةيلالما تاعزانلما ضف نا ىدل- ةيلامعلا نا لا ىدل- ةيعرشلا ةيبطلا نا لا ىدل- (ملاظلما ناويد) ة رادلإا مكا ا ىدل- مكا ا ىدل- ىوعدلا ةلاحإ بلط ضقن بلط- ةماعلا ةباينلا ىدل - ةي يمأتلا تافلا او تاعزانلما لصفلا نا ىدل - ة راجتلا تاعزانلما مسح نا و ة راجتلا قارولأا تاعزانم لصفلا بتا م ىدل- ةيلالما قارولأا تاعزانم لصفلا لصفلا ةن - ةي رضلا تاعزانلماو تافلاخملل ةيفان تسلاا ةن لا- ةي رضلا تاعزانلماو تافلا ا لصفلا ةن - لدعلا ةرازوب ن ما ا بيدأت ةن - ايلعلا ةمك ا ىدل- ايلعلا ةمك ا ىدل مك ا ءاضقلل علأا سل ا ىدل - فان تسلاا مكاحم ىدل - ةيعرشلا تاعفارلما ماظن نم232و231 مقر ن تدالما ةفاضإ - لا ملإا - ة راجتلا تاملاعلا تاملظت رظنلا ةن - كونبلا ةبقارم ماظن تافلاخم</w:t>
+      </w:r>
+    </w:p>
+    <w:p>
+      <w:pPr>
+        <w:jc w:val="right"/>
+        <w:bidi/>
+      </w:pPr>
+      <w:r>
+        <w:rPr>
+          <w:b w:val="0"/>
+          <w:i w:val="0"/>
+        </w:rPr>
+        <w:t>ةيموك ا تارازولا ماسقأو تارادإ نم ا عب ي امو ا عورفو - ةراجتلا ةرازو ةعجارم - ةيجرا ا ةرازو ةعجارم - ةيلخادلا ةرازو ةعجارم - لدعلا ةرازو ةعجارم</w:t>
+      </w:r>
+    </w:p>
+    <w:p>
+      <w:pPr>
+        <w:jc w:val="right"/>
+        <w:bidi/>
+      </w:pPr>
+      <w:r>
+        <w:rPr>
+          <w:b w:val="0"/>
+          <w:i w:val="0"/>
+        </w:rPr>
+        <w:t>ةينملأا تا ا - ةيئان ا ثحابلما ةعجارم - ةلودلا نمأ ةسائر - تارابختسلال ةماعلا ةسائرلا ةعجارم - ةطرشلا زكارم ةعجارم - ةيئان ا ثحابلماو ة رادلإا ثحابلما ةعجارمو ةيقوق ا ما حلأا ذيفنت ةرادإو ةراملأا ةعجارم ماسقأو تارادإ نم ا عب ي امو ا عورفو - ةيئان ا ثحابلماو ة رادلإا ثحابلما ةعجارم ةعجارم</w:t>
+      </w:r>
+    </w:p>
+    <w:p>
+      <w:pPr>
+        <w:jc w:val="right"/>
+        <w:bidi/>
+      </w:pPr>
+      <w:r>
+        <w:rPr>
+          <w:b w:val="0"/>
+          <w:i w:val="0"/>
+        </w:rPr>
+        <w:t>ةيموك ا تاسائرلا ماسقأو تارادإ نم ا عب ي امو ا عورفو - ءاضقلل علأا سل ا ةعجارم</w:t>
+      </w:r>
+    </w:p>
+    <w:p>
+      <w:pPr>
+        <w:jc w:val="right"/>
+        <w:bidi/>
+      </w:pPr>
+      <w:r>
+        <w:rPr>
+          <w:b w:val="0"/>
+          <w:i w:val="0"/>
+        </w:rPr>
+        <w:t>ةيموك ا تائي لا ماسقأو تارادإ نم ا عب ي امو ا عورفو - رامث سلاا ةرازو ةعجارم - ةماعلا ةباينلا ةعجارم</w:t>
+      </w:r>
+    </w:p>
+    <w:p>
+      <w:pPr>
+        <w:jc w:val="right"/>
+        <w:bidi/>
+      </w:pPr>
+      <w:r>
+        <w:rPr>
+          <w:b w:val="0"/>
+          <w:i w:val="0"/>
+        </w:rPr>
+        <w:t>ةيموك ا تاسسؤلما ماسقأو تارادإ نم ا عب ي امو ا عورفو - يدوعسلا ي رعلا دقنلا ةسسؤم ةعجارم</w:t>
+      </w:r>
+    </w:p>
+    <w:p>
+      <w:pPr>
+        <w:jc w:val="right"/>
+        <w:bidi/>
+      </w:pPr>
+      <w:r>
+        <w:rPr>
+          <w:b w:val="0"/>
+          <w:i w:val="0"/>
+        </w:rPr>
+        <w:t>م٢٠٢٣/١٠/٠٥ | ـ ١٤٤٥/٠٣/٢٠ : ةلا ولا رادصإ خ رات م٢٠٢٤/٠٩/٢٣ | ـ ١٤٤٦/٠٣/٢٠ : ةلا ولا ءا نإ خ رات</w:t>
+      </w:r>
+    </w:p>
+    <w:p>
+      <w:pPr>
+        <w:jc w:val="right"/>
+        <w:bidi/>
+      </w:pPr>
+      <w:r>
+        <w:rPr>
+          <w:b w:val="0"/>
+          <w:i w:val="0"/>
+        </w:rPr>
+        <w:t>ةينو كللإا تلاا ولا تامدخ: ةلا ولا ردصم</w:t>
+      </w:r>
+    </w:p>
+    <w:p>
+      <w:pPr>
+        <w:jc w:val="right"/>
+        <w:bidi/>
+      </w:pPr>
+      <w:r>
+        <w:rPr>
+          <w:b w:val="0"/>
+          <w:i w:val="0"/>
+        </w:rPr>
+        <w:t>،لدعلا ةرازول ةينو كللإا تامد ا ع ةقيثولا ة نم ققحتلا نكم و ، قيثوتلا تامد ي و كللإا ماظنلا نم ةقيثولا هذ تردص</w:t>
+      </w:r>
+    </w:p>
+    <w:p>
+      <w:pPr>
+        <w:jc w:val="right"/>
+        <w:bidi/>
+      </w:pPr>
+      <w:r>
+        <w:rPr>
+          <w:b w:val="0"/>
+          <w:i w:val="0"/>
+        </w:rPr>
+        <w:t>٤٥١٥٦٠٥٧٠ : ةلا ولا مقر ةدمتعم : ةلا ولا ةلاح</w:t>
+      </w:r>
+    </w:p>
+    <w:p>
+      <w:pPr>
+        <w:jc w:val="right"/>
+        <w:bidi/>
+      </w:pPr>
+      <w:r>
+        <w:rPr>
+          <w:b w:val="0"/>
+          <w:i w:val="0"/>
+        </w:rPr>
+        <w:t>ةيدوعسلا ةي رعلا ةكلملما لدعلا ةرازوةـلاـكو ةقيثو</w:t>
       </w:r>
     </w:p>
     <w:p>
@@ -3367,20 +3367,20 @@
           <w:b w:val="0"/>
           <w:i w:val="0"/>
         </w:rPr>
-        <w:t>البنك السعيدة</w:t>
-      </w:r>
-    </w:p>
-    <w:p>
-      <w:pPr>
-        <w:jc w:val="right"/>
-        <w:bidi/>
-      </w:pPr>
-      <w:r>
-        <w:rPr>
-          <w:b w:val="0"/>
-          <w:i w:val="0"/>
-        </w:rPr>
-        <w:t>المراسي</w:t>
+        <w:t>ةديعسلا كنبلا</w:t>
+      </w:r>
+    </w:p>
+    <w:p>
+      <w:pPr>
+        <w:jc w:val="right"/>
+        <w:bidi/>
+      </w:pPr>
+      <w:r>
+        <w:rPr>
+          <w:b w:val="0"/>
+          <w:i w:val="0"/>
+        </w:rPr>
+        <w:t>يسارملا</w:t>
       </w:r>
     </w:p>
     <w:p>
@@ -3432,7 +3432,7 @@
           <w:b w:val="0"/>
           <w:i w:val="0"/>
         </w:rPr>
-        <w:t>فرع البلد من الملك عبد العزيز - جدانوف ACE OF</w:t>
+        <w:t>OF ACE فونادج - زيزعلا دبع كلملا نم دلبلا عرف</w:t>
       </w:r>
     </w:p>
     <w:p>
@@ -3549,7 +3549,7 @@
           <w:b w:val="0"/>
           <w:i w:val="0"/>
         </w:rPr>
-        <w:t>ا الشبك الأمر \*\* البنك العربي الوطني \*\*</w:t>
+        <w:t>*\*\ ينطولا يبرعلا كنبلا *\*\ رمألا كبشلا ا</w:t>
       </w:r>
     </w:p>
     <w:p>
@@ -3640,33 +3640,33 @@
           <w:b w:val="0"/>
           <w:i w:val="0"/>
         </w:rPr>
-        <w:t>وتكم السعودي الفرة</w:t>
-      </w:r>
-    </w:p>
-    <w:p>
-      <w:pPr>
-        <w:jc w:val="right"/>
-        <w:bidi/>
-      </w:pPr>
-      <w:r>
-        <w:rPr>
-          <w:b w:val="0"/>
-          <w:i w:val="0"/>
-        </w:rPr>
-        <w:t>بـارع المصدر</w:t>
-      </w:r>
-    </w:p>
-    <w:p>
-      <w:pPr>
-        <w:jc w:val="right"/>
-        <w:bidi/>
-      </w:pPr>
-      <w:r>
-        <w:rPr>
-          <w:b w:val="0"/>
-          <w:i w:val="0"/>
-        </w:rPr>
-        <w:t>ة العربية السعودية</w:t>
+        <w:t>ةرفلا يدوعسلا مكتو</w:t>
+      </w:r>
+    </w:p>
+    <w:p>
+      <w:pPr>
+        <w:jc w:val="right"/>
+        <w:bidi/>
+      </w:pPr>
+      <w:r>
+        <w:rPr>
+          <w:b w:val="0"/>
+          <w:i w:val="0"/>
+        </w:rPr>
+        <w:t>ردصملا عراـب</w:t>
+      </w:r>
+    </w:p>
+    <w:p>
+      <w:pPr>
+        <w:jc w:val="right"/>
+        <w:bidi/>
+      </w:pPr>
+      <w:r>
+        <w:rPr>
+          <w:b w:val="0"/>
+          <w:i w:val="0"/>
+        </w:rPr>
+        <w:t>ةيدوعسلا ةيبرعلا ة</w:t>
       </w:r>
     </w:p>
     <w:p>
@@ -3757,7 +3757,7 @@
           <w:b w:val="0"/>
           <w:i w:val="0"/>
         </w:rPr>
-        <w:t>اسئلة امل</w:t>
+        <w:t>لما ةلئسا</w:t>
       </w:r>
     </w:p>
     <w:p>
@@ -3835,7 +3835,7 @@
           <w:b w:val="0"/>
           <w:i w:val="0"/>
         </w:rPr>
-        <w:t>البنك</w:t>
+        <w:t>كنبلا</w:t>
       </w:r>
     </w:p>
     <w:p>
@@ -3874,7 +3874,7 @@
           <w:b w:val="0"/>
           <w:i w:val="0"/>
         </w:rPr>
-        <w:t>الفرنسي</w:t>
+        <w:t>يسنرفلا</w:t>
       </w:r>
     </w:p>
     <w:p>
@@ -3978,7 +3978,7 @@
           <w:b w:val="0"/>
           <w:i w:val="0"/>
         </w:rPr>
-        <w:t>الرجاء اختيار واحدا</w:t>
+        <w:t>ادحاو رايتخا ءاجرلا</w:t>
       </w:r>
     </w:p>
     <w:p>
@@ -4004,7 +4004,7 @@
           <w:b w:val="0"/>
           <w:i w:val="0"/>
         </w:rPr>
-        <w:t>نسخة العميل stomers Copy</w:t>
+        <w:t>Copy stomers ليمعلا ةخسن</w:t>
       </w:r>
     </w:p>
     <w:p>
@@ -4095,7 +4095,7 @@
           <w:b w:val="0"/>
           <w:i w:val="0"/>
         </w:rPr>
-        <w:t>مع البنك العربي الوطني \*\* معية</w:t>
+        <w:t>ةيعم *\*\ ينطولا يبرعلا كنبلا عم</w:t>
       </w:r>
     </w:p>
     <w:p>
@@ -4121,7 +4121,7 @@
           <w:b w:val="0"/>
           <w:i w:val="0"/>
         </w:rPr>
-        <w:t>شيك مصرفي شيك مصرفي بالعملة الأجنبية . تحويل خارج المملكة</w:t>
+        <w:t>ةكلمملا جراخ ليوحت . ةيبنجألا ةلمعلاب يفرصم كيش يفرصم كيش</w:t>
       </w:r>
     </w:p>
     <w:p>
@@ -4238,7 +4238,7 @@
           <w:b w:val="0"/>
           <w:i w:val="0"/>
         </w:rPr>
-        <w:t>من اسم العميل</w:t>
+        <w:t>ليمعلا مسا نم</w:t>
       </w:r>
     </w:p>
     <w:p>
@@ -4264,7 +4264,7 @@
           <w:b w:val="0"/>
           <w:i w:val="0"/>
         </w:rPr>
-        <w:t>العملة</w:t>
+        <w:t>ةلمعلا</w:t>
       </w:r>
     </w:p>
     <w:p>
@@ -4342,7 +4342,7 @@
           <w:b w:val="0"/>
           <w:i w:val="0"/>
         </w:rPr>
-        <w:t>تحويل داخل المملكة.</w:t>
+        <w:t>.ةكلمملا لخاد ليوحت</w:t>
       </w:r>
     </w:p>
     <w:p>
@@ -4446,7 +4446,7 @@
           <w:b w:val="0"/>
           <w:i w:val="0"/>
         </w:rPr>
-        <w:t>المدينة</w:t>
+        <w:t>ةنيدملا</w:t>
       </w:r>
     </w:p>
     <w:p>
@@ -4472,7 +4472,7 @@
           <w:b w:val="0"/>
           <w:i w:val="0"/>
         </w:rPr>
-        <w:t>رقم البطاقة الإقامة الوالهلال فقط ولا</w:t>
+        <w:t>الو طقف لالهلاولا ةماقإلا ةقاطبلا مقر</w:t>
       </w:r>
     </w:p>
     <w:p>
@@ -4524,7 +4524,7 @@
           <w:b w:val="0"/>
           <w:i w:val="0"/>
         </w:rPr>
-        <w:t>الرمز البريدي</w:t>
+        <w:t>يديربلا زمرلا</w:t>
       </w:r>
     </w:p>
     <w:p>
@@ -4550,46 +4550,46 @@
           <w:b w:val="0"/>
           <w:i w:val="0"/>
         </w:rPr>
-        <w:t>لا تملأ هذا الجزء في حالة الشبكات السياحية DO NOT FELL THE SECTOR IN CARE OF TOE</w:t>
-      </w:r>
-    </w:p>
-    <w:p>
-      <w:pPr>
-        <w:jc w:val="right"/>
-        <w:bidi/>
-      </w:pPr>
-      <w:r>
-        <w:rPr>
-          <w:b w:val="0"/>
-          <w:i w:val="0"/>
-        </w:rPr>
-        <w:t>البنك العربي الوطني من أحد على ليني).</w:t>
-      </w:r>
-    </w:p>
-    <w:p>
-      <w:pPr>
-        <w:jc w:val="right"/>
-        <w:bidi/>
-      </w:pPr>
-      <w:r>
-        <w:rPr>
-          <w:b w:val="0"/>
-          <w:i w:val="0"/>
-        </w:rPr>
-        <w:t>الية</w:t>
-      </w:r>
-    </w:p>
-    <w:p>
-      <w:pPr>
-        <w:jc w:val="right"/>
-        <w:bidi/>
-      </w:pPr>
-      <w:r>
-        <w:rPr>
-          <w:b w:val="0"/>
-          <w:i w:val="0"/>
-        </w:rPr>
-        <w:t>نوان المسلم</w:t>
+        <w:t>TOE OF CARE IN SECTOR THE FELL NOT DO ةيحايسلا تاكبشلا ةلاح يف ءزجلا اذه ألمت ال</w:t>
+      </w:r>
+    </w:p>
+    <w:p>
+      <w:pPr>
+        <w:jc w:val="right"/>
+        <w:bidi/>
+      </w:pPr>
+      <w:r>
+        <w:rPr>
+          <w:b w:val="0"/>
+          <w:i w:val="0"/>
+        </w:rPr>
+        <w:t>.(ينيل ىلع دحأ نم ينطولا يبرعلا كنبلا</w:t>
+      </w:r>
+    </w:p>
+    <w:p>
+      <w:pPr>
+        <w:jc w:val="right"/>
+        <w:bidi/>
+      </w:pPr>
+      <w:r>
+        <w:rPr>
+          <w:b w:val="0"/>
+          <w:i w:val="0"/>
+        </w:rPr>
+        <w:t>ةيلا</w:t>
+      </w:r>
+    </w:p>
+    <w:p>
+      <w:pPr>
+        <w:jc w:val="right"/>
+        <w:bidi/>
+      </w:pPr>
+      <w:r>
+        <w:rPr>
+          <w:b w:val="0"/>
+          <w:i w:val="0"/>
+        </w:rPr>
+        <w:t>ملسملا ناون</w:t>
       </w:r>
     </w:p>
     <w:p>
@@ -4667,33 +4667,33 @@
           <w:b w:val="0"/>
           <w:i w:val="0"/>
         </w:rPr>
-        <w:t>تفاصيل الدفع</w:t>
-      </w:r>
-    </w:p>
-    <w:p>
-      <w:pPr>
-        <w:jc w:val="right"/>
-        <w:bidi/>
-      </w:pPr>
-      <w:r>
-        <w:rPr>
-          <w:b w:val="0"/>
-          <w:i w:val="0"/>
-        </w:rPr>
-        <w:t>المصاريف</w:t>
-      </w:r>
-    </w:p>
-    <w:p>
-      <w:pPr>
-        <w:jc w:val="right"/>
-        <w:bidi/>
-      </w:pPr>
-      <w:r>
-        <w:rPr>
-          <w:b w:val="0"/>
-          <w:i w:val="0"/>
-        </w:rPr>
-        <w:t>الراقي على الشروط المذكورة على الظهر هذا الطلب</w:t>
+        <w:t>عفدلا ليصافت</w:t>
+      </w:r>
+    </w:p>
+    <w:p>
+      <w:pPr>
+        <w:jc w:val="right"/>
+        <w:bidi/>
+      </w:pPr>
+      <w:r>
+        <w:rPr>
+          <w:b w:val="0"/>
+          <w:i w:val="0"/>
+        </w:rPr>
+        <w:t>فيراصملا</w:t>
+      </w:r>
+    </w:p>
+    <w:p>
+      <w:pPr>
+        <w:jc w:val="right"/>
+        <w:bidi/>
+      </w:pPr>
+      <w:r>
+        <w:rPr>
+          <w:b w:val="0"/>
+          <w:i w:val="0"/>
+        </w:rPr>
+        <w:t>بلطلا اذه رهظلا ىلع ةروكذملا طورشلا ىلع يقارلا</w:t>
       </w:r>
     </w:p>
     <w:p>
@@ -4719,20 +4719,20 @@
           <w:b w:val="0"/>
           <w:i w:val="0"/>
         </w:rPr>
-        <w:t>توقيع أمين الصندوق</w:t>
-      </w:r>
-    </w:p>
-    <w:p>
-      <w:pPr>
-        <w:jc w:val="right"/>
-        <w:bidi/>
-      </w:pPr>
-      <w:r>
-        <w:rPr>
-          <w:b w:val="0"/>
-          <w:i w:val="0"/>
-        </w:rPr>
-        <w:t>الاستعمال المبللك</w:t>
+        <w:t>قودنصلا نيمأ عيقوت</w:t>
+      </w:r>
+    </w:p>
+    <w:p>
+      <w:pPr>
+        <w:jc w:val="right"/>
+        <w:bidi/>
+      </w:pPr>
+      <w:r>
+        <w:rPr>
+          <w:b w:val="0"/>
+          <w:i w:val="0"/>
+        </w:rPr>
+        <w:t>كللبملا لامعتسالا</w:t>
       </w:r>
     </w:p>
     <w:p>
@@ -4758,7 +4758,7 @@
           <w:b w:val="0"/>
           <w:i w:val="0"/>
         </w:rPr>
-        <w:t>سعر الشراء البيع</w:t>
+        <w:t>عيبلا ءارشلا رعس</w:t>
       </w:r>
     </w:p>
     <w:p>
@@ -4784,7 +4784,7 @@
           <w:b w:val="0"/>
           <w:i w:val="0"/>
         </w:rPr>
-        <w:t>المعلم في العملة</w:t>
+        <w:t>ةلمعلا يف ملعملا</w:t>
       </w:r>
     </w:p>
     <w:p>
@@ -4810,20 +4810,20 @@
           <w:b w:val="0"/>
           <w:i w:val="0"/>
         </w:rPr>
-        <w:t>مصاريف البنك</w:t>
-      </w:r>
-    </w:p>
-    <w:p>
-      <w:pPr>
-        <w:jc w:val="right"/>
-        <w:bidi/>
-      </w:pPr>
-      <w:r>
-        <w:rPr>
-          <w:b w:val="0"/>
-          <w:i w:val="0"/>
-        </w:rPr>
-        <w:t>مجموع المبلغ المستحق</w:t>
+        <w:t>كنبلا فيراصم</w:t>
+      </w:r>
+    </w:p>
+    <w:p>
+      <w:pPr>
+        <w:jc w:val="right"/>
+        <w:bidi/>
+      </w:pPr>
+      <w:r>
+        <w:rPr>
+          <w:b w:val="0"/>
+          <w:i w:val="0"/>
+        </w:rPr>
+        <w:t>قحتسملا غلبملا عومجم</w:t>
       </w:r>
     </w:p>
     <w:p>
@@ -4875,7 +4875,7 @@
           <w:b w:val="0"/>
           <w:i w:val="0"/>
         </w:rPr>
-        <w:t>توقيع العميل</w:t>
+        <w:t>ليمعلا عيقوت</w:t>
       </w:r>
     </w:p>
     <w:p>
@@ -4953,7 +4953,7 @@
           <w:b w:val="0"/>
           <w:i w:val="0"/>
         </w:rPr>
-        <w:t>المبلغ بالأرقام</w:t>
+        <w:t>ماقرألاب غلبملا</w:t>
       </w:r>
     </w:p>
     <w:p>
@@ -5122,7 +5122,7 @@
           <w:b w:val="0"/>
           <w:i w:val="0"/>
         </w:rPr>
-        <w:t>توقيع البنك المعتمد</w:t>
+        <w:t>دمتعملا كنبلا عيقوت</w:t>
       </w:r>
     </w:p>
     <w:p>
@@ -5161,7 +5161,7 @@
           <w:b w:val="0"/>
           <w:i w:val="0"/>
         </w:rPr>
-        <w:t>الكملة Curree استحقاق A WALE DATE</w:t>
+        <w:t>DATE WALE A قاقحتسا Curree ةلمكلا</w:t>
       </w:r>
     </w:p>
     <w:p>
@@ -5226,7 +5226,7 @@
           <w:b w:val="0"/>
           <w:i w:val="0"/>
         </w:rPr>
-        <w:t>بيان القيد</w:t>
+        <w:t>ديقلا نايب</w:t>
       </w:r>
     </w:p>
     <w:p>
@@ -5291,7 +5291,7 @@
           <w:b w:val="0"/>
           <w:i w:val="0"/>
         </w:rPr>
-        <w:t>شیک مصرفی رقم ٥۹۹۱۳۹ لامر البنك العربي الوطني كاشعار البنك المرفق</w:t>
+        <w:t>قفرملا كنبلا راعشاك ينطولا يبرعلا كنبلا رمال ۹۳۱۹۹٥ مقر یفرصم کیش</w:t>
       </w:r>
     </w:p>
     <w:p>
@@ -5330,7 +5330,7 @@
           <w:b w:val="0"/>
           <w:i w:val="0"/>
         </w:rPr>
-        <w:t>اسم الصاب</w:t>
+        <w:t>باصلا مسا</w:t>
       </w:r>
     </w:p>
     <w:p>
@@ -5369,33 +5369,33 @@
           <w:b w:val="0"/>
           <w:i w:val="0"/>
         </w:rPr>
-        <w:t>الصفحة</w:t>
-      </w:r>
-    </w:p>
-    <w:p>
-      <w:pPr>
-        <w:jc w:val="right"/>
-        <w:bidi/>
-      </w:pPr>
-      <w:r>
-        <w:rPr>
-          <w:b w:val="0"/>
-          <w:i w:val="0"/>
-        </w:rPr>
-        <w:t>الشيخ / أحمد زبني - جاري شيك مصرفي رقم ٥٩٩١٣٩ لامر البنك العربي الوطني</w:t>
-      </w:r>
-    </w:p>
-    <w:p>
-      <w:pPr>
-        <w:jc w:val="right"/>
-        <w:bidi/>
-      </w:pPr>
-      <w:r>
-        <w:rPr>
-          <w:b w:val="0"/>
-          <w:i w:val="0"/>
-        </w:rPr>
-        <w:t>عمولة شبك مصرفي رقم ٥٩٩١۳۹ لامر البنك العربي</w:t>
+        <w:t>ةحفصلا</w:t>
+      </w:r>
+    </w:p>
+    <w:p>
+      <w:pPr>
+        <w:jc w:val="right"/>
+        <w:bidi/>
+      </w:pPr>
+      <w:r>
+        <w:rPr>
+          <w:b w:val="0"/>
+          <w:i w:val="0"/>
+        </w:rPr>
+        <w:t>ينطولا يبرعلا كنبلا رمال ٥٩٩١٣٩ مقر يفرصم كيش يراج - ينبز دمحأ / خيشلا</w:t>
+      </w:r>
+    </w:p>
+    <w:p>
+      <w:pPr>
+        <w:jc w:val="right"/>
+        <w:bidi/>
+      </w:pPr>
+      <w:r>
+        <w:rPr>
+          <w:b w:val="0"/>
+          <w:i w:val="0"/>
+        </w:rPr>
+        <w:t>يبرعلا كنبلا رمال ۹۳٥٩٩١ مقر يفرصم كبش ةلومع</w:t>
       </w:r>
     </w:p>
     <w:p>
@@ -5421,20 +5421,20 @@
           <w:b w:val="0"/>
           <w:i w:val="0"/>
         </w:rPr>
-        <w:t>البنك السعودي القرة</w:t>
-      </w:r>
-    </w:p>
-    <w:p>
-      <w:pPr>
-        <w:jc w:val="right"/>
-        <w:bidi/>
-      </w:pPr>
-      <w:r>
-        <w:rPr>
-          <w:b w:val="0"/>
-          <w:i w:val="0"/>
-        </w:rPr>
-        <w:t>شيك مصرفي رقم ٥٩٩١٣٩ لامر البنك العربي الوطني</w:t>
+        <w:t>ةرقلا يدوعسلا كنبلا</w:t>
+      </w:r>
+    </w:p>
+    <w:p>
+      <w:pPr>
+        <w:jc w:val="right"/>
+        <w:bidi/>
+      </w:pPr>
+      <w:r>
+        <w:rPr>
+          <w:b w:val="0"/>
+          <w:i w:val="0"/>
+        </w:rPr>
+        <w:t>ينطولا يبرعلا كنبلا رمال ٥٩٩١٣٩ مقر يفرصم كيش</w:t>
       </w:r>
     </w:p>
     <w:p>
@@ -5460,7 +5460,7 @@
           <w:b w:val="0"/>
           <w:i w:val="0"/>
         </w:rPr>
-        <w:t>المدير العام</w:t>
+        <w:t>ماعلا ريدملا</w:t>
       </w:r>
     </w:p>
     <w:p>
@@ -5512,33 +5512,33 @@
           <w:b w:val="0"/>
           <w:i w:val="0"/>
         </w:rPr>
-        <w:t>البنك</w:t>
-      </w:r>
-    </w:p>
-    <w:p>
-      <w:pPr>
-        <w:jc w:val="right"/>
-        <w:bidi/>
-      </w:pPr>
-      <w:r>
-        <w:rPr>
-          <w:b w:val="0"/>
-          <w:i w:val="0"/>
-        </w:rPr>
-        <w:t>السكوتي</w:t>
-      </w:r>
-    </w:p>
-    <w:p>
-      <w:pPr>
-        <w:jc w:val="right"/>
-        <w:bidi/>
-      </w:pPr>
-      <w:r>
-        <w:rPr>
-          <w:b w:val="0"/>
-          <w:i w:val="0"/>
-        </w:rPr>
-        <w:t>الفرنسي</w:t>
+        <w:t>كنبلا</w:t>
+      </w:r>
+    </w:p>
+    <w:p>
+      <w:pPr>
+        <w:jc w:val="right"/>
+        <w:bidi/>
+      </w:pPr>
+      <w:r>
+        <w:rPr>
+          <w:b w:val="0"/>
+          <w:i w:val="0"/>
+        </w:rPr>
+        <w:t>يتوكسلا</w:t>
+      </w:r>
+    </w:p>
+    <w:p>
+      <w:pPr>
+        <w:jc w:val="right"/>
+        <w:bidi/>
+      </w:pPr>
+      <w:r>
+        <w:rPr>
+          <w:b w:val="0"/>
+          <w:i w:val="0"/>
+        </w:rPr>
+        <w:t>يسنرفلا</w:t>
       </w:r>
     </w:p>
     <w:p>
@@ -5681,7 +5681,7 @@
           <w:b w:val="0"/>
           <w:i w:val="0"/>
         </w:rPr>
-        <w:t>إنهموا بموجب هذا الشيك الأمر \*\* البنك العربي الوطني \*</w:t>
+        <w:t>*\ ينطولا يبرعلا كنبلا *\*\ رمألا كيشلا اذه بجومب اومهنإ</w:t>
       </w:r>
     </w:p>
     <w:p>
@@ -5707,7 +5707,7 @@
           <w:b w:val="0"/>
           <w:i w:val="0"/>
         </w:rPr>
-        <w:t>فرع البلد في الملك عبدالعزيز - جل PLACE or iss</w:t>
+        <w:t>iss or PLACE لج - زيزعلادبع كلملا يف دلبلا عرف</w:t>
       </w:r>
     </w:p>
     <w:p>
@@ -5811,20 +5811,20 @@
           <w:b w:val="0"/>
           <w:i w:val="0"/>
         </w:rPr>
-        <w:t>اليوم السعودي</w:t>
-      </w:r>
-    </w:p>
-    <w:p>
-      <w:pPr>
-        <w:jc w:val="right"/>
-        <w:bidi/>
-      </w:pPr>
-      <w:r>
-        <w:rPr>
-          <w:b w:val="0"/>
-          <w:i w:val="0"/>
-        </w:rPr>
-        <w:t>المملكة العربية السعودية</w:t>
+        <w:t>يدوعسلا مويلا</w:t>
+      </w:r>
+    </w:p>
+    <w:p>
+      <w:pPr>
+        <w:jc w:val="right"/>
+        <w:bidi/>
+      </w:pPr>
+      <w:r>
+        <w:rPr>
+          <w:b w:val="0"/>
+          <w:i w:val="0"/>
+        </w:rPr>
+        <w:t>ةيدوعسلا ةيبرعلا ةكلمملا</w:t>
       </w:r>
     </w:p>
     <w:p>
@@ -5915,7 +5915,7 @@
           <w:b w:val="0"/>
           <w:i w:val="0"/>
         </w:rPr>
-        <w:t>البنك السعيكم لفرنسي</w:t>
+        <w:t>يسنرفل مكيعسلا كنبلا</w:t>
       </w:r>
     </w:p>
     <w:p>
@@ -5941,7 +5941,7 @@
           <w:b w:val="0"/>
           <w:i w:val="0"/>
         </w:rPr>
-        <w:t>التوقيع</w:t>
+        <w:t>عيقوتلا</w:t>
       </w:r>
     </w:p>
     <w:p>
@@ -6084,46 +6084,46 @@
           <w:b w:val="0"/>
           <w:i w:val="0"/>
         </w:rPr>
-        <w:t>بيان القيد</w:t>
-      </w:r>
-    </w:p>
-    <w:p>
-      <w:pPr>
-        <w:jc w:val="right"/>
-        <w:bidi/>
-      </w:pPr>
-      <w:r>
-        <w:rPr>
-          <w:b w:val="0"/>
-          <w:i w:val="0"/>
-        </w:rPr>
-        <w:t>شيك مصرفي رقم ٥٩٩١٤٠ لأمر البنك العربي الوطني كاشعار البنك المرفق</w:t>
-      </w:r>
-    </w:p>
-    <w:p>
-      <w:pPr>
-        <w:jc w:val="right"/>
-        <w:bidi/>
-      </w:pPr>
-      <w:r>
-        <w:rPr>
-          <w:b w:val="0"/>
-          <w:i w:val="0"/>
-        </w:rPr>
-        <w:t>الصفحة</w:t>
-      </w:r>
-    </w:p>
-    <w:p>
-      <w:pPr>
-        <w:jc w:val="right"/>
-        <w:bidi/>
-      </w:pPr>
-      <w:r>
-        <w:rPr>
-          <w:b w:val="0"/>
-          <w:i w:val="0"/>
-        </w:rPr>
-        <w:t>الدائن</w:t>
+        <w:t>ديقلا نايب</w:t>
+      </w:r>
+    </w:p>
+    <w:p>
+      <w:pPr>
+        <w:jc w:val="right"/>
+        <w:bidi/>
+      </w:pPr>
+      <w:r>
+        <w:rPr>
+          <w:b w:val="0"/>
+          <w:i w:val="0"/>
+        </w:rPr>
+        <w:t>قفرملا كنبلا راعشاك ينطولا يبرعلا كنبلا رمأل ٥٩٩١٤٠ مقر يفرصم كيش</w:t>
+      </w:r>
+    </w:p>
+    <w:p>
+      <w:pPr>
+        <w:jc w:val="right"/>
+        <w:bidi/>
+      </w:pPr>
+      <w:r>
+        <w:rPr>
+          <w:b w:val="0"/>
+          <w:i w:val="0"/>
+        </w:rPr>
+        <w:t>ةحفصلا</w:t>
+      </w:r>
+    </w:p>
+    <w:p>
+      <w:pPr>
+        <w:jc w:val="right"/>
+        <w:bidi/>
+      </w:pPr>
+      <w:r>
+        <w:rPr>
+          <w:b w:val="0"/>
+          <w:i w:val="0"/>
+        </w:rPr>
+        <w:t>نئادلا</w:t>
       </w:r>
     </w:p>
     <w:p>
@@ -6214,46 +6214,46 @@
           <w:b w:val="0"/>
           <w:i w:val="0"/>
         </w:rPr>
-        <w:t>مجموع القير</w:t>
-      </w:r>
-    </w:p>
-    <w:p>
-      <w:pPr>
-        <w:jc w:val="right"/>
-        <w:bidi/>
-      </w:pPr>
-      <w:r>
-        <w:rPr>
-          <w:b w:val="0"/>
-          <w:i w:val="0"/>
-        </w:rPr>
-        <w:t>المحاسب</w:t>
-      </w:r>
-    </w:p>
-    <w:p>
-      <w:pPr>
-        <w:jc w:val="right"/>
-        <w:bidi/>
-      </w:pPr>
-      <w:r>
-        <w:rPr>
-          <w:b w:val="0"/>
-          <w:i w:val="0"/>
-        </w:rPr>
-        <w:t>البنك السعودي الفرنسي</w:t>
-      </w:r>
-    </w:p>
-    <w:p>
-      <w:pPr>
-        <w:jc w:val="right"/>
-        <w:bidi/>
-      </w:pPr>
-      <w:r>
-        <w:rPr>
-          <w:b w:val="0"/>
-          <w:i w:val="0"/>
-        </w:rPr>
-        <w:t>الوطني</w:t>
+        <w:t>ريقلا عومجم</w:t>
+      </w:r>
+    </w:p>
+    <w:p>
+      <w:pPr>
+        <w:jc w:val="right"/>
+        <w:bidi/>
+      </w:pPr>
+      <w:r>
+        <w:rPr>
+          <w:b w:val="0"/>
+          <w:i w:val="0"/>
+        </w:rPr>
+        <w:t>بساحملا</w:t>
+      </w:r>
+    </w:p>
+    <w:p>
+      <w:pPr>
+        <w:jc w:val="right"/>
+        <w:bidi/>
+      </w:pPr>
+      <w:r>
+        <w:rPr>
+          <w:b w:val="0"/>
+          <w:i w:val="0"/>
+        </w:rPr>
+        <w:t>يسنرفلا يدوعسلا كنبلا</w:t>
+      </w:r>
+    </w:p>
+    <w:p>
+      <w:pPr>
+        <w:jc w:val="right"/>
+        <w:bidi/>
+      </w:pPr>
+      <w:r>
+        <w:rPr>
+          <w:b w:val="0"/>
+          <w:i w:val="0"/>
+        </w:rPr>
+        <w:t>ينطولا</w:t>
       </w:r>
     </w:p>
     <w:p>
@@ -6279,20 +6279,20 @@
           <w:b w:val="0"/>
           <w:i w:val="0"/>
         </w:rPr>
-        <w:t>عمولة شيك مصرفي رقم ٥٩٩١٤٠ لامر البنك العربي</w:t>
-      </w:r>
-    </w:p>
-    <w:p>
-      <w:pPr>
-        <w:jc w:val="right"/>
-        <w:bidi/>
-      </w:pPr>
-      <w:r>
-        <w:rPr>
-          <w:b w:val="0"/>
-          <w:i w:val="0"/>
-        </w:rPr>
-        <w:t>شيك مصرفی رقم ٥٩٩١٤٠ لامر البنك العربي الوطني</w:t>
+        <w:t>يبرعلا كنبلا رمال ٥٩٩١٤٠ مقر يفرصم كيش ةلومع</w:t>
+      </w:r>
+    </w:p>
+    <w:p>
+      <w:pPr>
+        <w:jc w:val="right"/>
+        <w:bidi/>
+      </w:pPr>
+      <w:r>
+        <w:rPr>
+          <w:b w:val="0"/>
+          <w:i w:val="0"/>
+        </w:rPr>
+        <w:t>ينطولا يبرعلا كنبلا رمال ٥٩٩١٤٠ مقر یفرصم كيش</w:t>
       </w:r>
     </w:p>
     <w:p>
@@ -6318,20 +6318,20 @@
           <w:b w:val="0"/>
           <w:i w:val="0"/>
         </w:rPr>
-        <w:t>المالي</w:t>
-      </w:r>
-    </w:p>
-    <w:p>
-      <w:pPr>
-        <w:jc w:val="right"/>
-        <w:bidi/>
-      </w:pPr>
-      <w:r>
-        <w:rPr>
-          <w:b w:val="0"/>
-          <w:i w:val="0"/>
-        </w:rPr>
-        <w:t>المدير العام</w:t>
+        <w:t>يلاملا</w:t>
+      </w:r>
+    </w:p>
+    <w:p>
+      <w:pPr>
+        <w:jc w:val="right"/>
+        <w:bidi/>
+      </w:pPr>
+      <w:r>
+        <w:rPr>
+          <w:b w:val="0"/>
+          <w:i w:val="0"/>
+        </w:rPr>
+        <w:t>ماعلا ريدملا</w:t>
       </w:r>
     </w:p>
     <w:p>
@@ -6448,20 +6448,20 @@
           <w:b w:val="0"/>
           <w:i w:val="0"/>
         </w:rPr>
-        <w:t>الموافق:</w:t>
-      </w:r>
-    </w:p>
-    <w:p>
-      <w:pPr>
-        <w:jc w:val="right"/>
-        <w:bidi/>
-      </w:pPr>
-      <w:r>
-        <w:rPr>
-          <w:b w:val="0"/>
-          <w:i w:val="0"/>
-        </w:rPr>
-        <w:t>يصرف إلى المكرم مندوب مفروشات الوطني</w:t>
+        <w:t>:قفاوملا</w:t>
+      </w:r>
+    </w:p>
+    <w:p>
+      <w:pPr>
+        <w:jc w:val="right"/>
+        <w:bidi/>
+      </w:pPr>
+      <w:r>
+        <w:rPr>
+          <w:b w:val="0"/>
+          <w:i w:val="0"/>
+        </w:rPr>
+        <w:t>ينطولا تاشورفم بودنم مركملا ىلإ فرصي</w:t>
       </w:r>
     </w:p>
     <w:p>
@@ -6526,20 +6526,20 @@
           <w:b w:val="0"/>
           <w:i w:val="0"/>
         </w:rPr>
-        <w:t>۲۰,۲۰۰,۰۰ و الشيخ اسامه زيتي ( الشيخ أحمد .</w:t>
-      </w:r>
-    </w:p>
-    <w:p>
-      <w:pPr>
-        <w:jc w:val="right"/>
-        <w:bidi/>
-      </w:pPr>
-      <w:r>
-        <w:rPr>
-          <w:b w:val="0"/>
-          <w:i w:val="0"/>
-        </w:rPr>
-        <w:t>المجموع</w:t>
+        <w:t>. دمحأ خيشلا ) يتيز هماسا خيشلا و ۰۰,۰۰۲,۰۲</w:t>
+      </w:r>
+    </w:p>
+    <w:p>
+      <w:pPr>
+        <w:jc w:val="right"/>
+        <w:bidi/>
+      </w:pPr>
+      <w:r>
+        <w:rPr>
+          <w:b w:val="0"/>
+          <w:i w:val="0"/>
+        </w:rPr>
+        <w:t>عومجملا</w:t>
       </w:r>
     </w:p>
     <w:p>
@@ -6565,7 +6565,7 @@
           <w:b w:val="0"/>
           <w:i w:val="0"/>
         </w:rPr>
-        <w:t>المستلم</w:t>
+        <w:t>ملتسملا</w:t>
       </w:r>
     </w:p>
     <w:p>
@@ -6630,7 +6630,7 @@
           <w:b w:val="0"/>
           <w:i w:val="0"/>
         </w:rPr>
-        <w:t>أمين الصندوق</w:t>
+        <w:t>قودنصلا نيمأ</w:t>
       </w:r>
     </w:p>
     <w:p>
@@ -6721,33 +6721,33 @@
           <w:b w:val="0"/>
           <w:i w:val="0"/>
         </w:rPr>
-        <w:t>المحاسب</w:t>
-      </w:r>
-    </w:p>
-    <w:p>
-      <w:pPr>
-        <w:jc w:val="right"/>
-        <w:bidi/>
-      </w:pPr>
-      <w:r>
-        <w:rPr>
-          <w:b w:val="0"/>
-          <w:i w:val="0"/>
-        </w:rPr>
-        <w:t>المبور</w:t>
-      </w:r>
-    </w:p>
-    <w:p>
-      <w:pPr>
-        <w:jc w:val="right"/>
-        <w:bidi/>
-      </w:pPr>
-      <w:r>
-        <w:rPr>
-          <w:b w:val="0"/>
-          <w:i w:val="0"/>
-        </w:rPr>
-        <w:t>المدير العام</w:t>
+        <w:t>بساحملا</w:t>
+      </w:r>
+    </w:p>
+    <w:p>
+      <w:pPr>
+        <w:jc w:val="right"/>
+        <w:bidi/>
+      </w:pPr>
+      <w:r>
+        <w:rPr>
+          <w:b w:val="0"/>
+          <w:i w:val="0"/>
+        </w:rPr>
+        <w:t>روبملا</w:t>
+      </w:r>
+    </w:p>
+    <w:p>
+      <w:pPr>
+        <w:jc w:val="right"/>
+        <w:bidi/>
+      </w:pPr>
+      <w:r>
+        <w:rPr>
+          <w:b w:val="0"/>
+          <w:i w:val="0"/>
+        </w:rPr>
+        <w:t>ماعلا ريدملا</w:t>
       </w:r>
     </w:p>
     <w:p>
@@ -6773,7 +6773,7 @@
           <w:b w:val="0"/>
           <w:i w:val="0"/>
         </w:rPr>
-        <w:t>جدة عمرة اوركو</w:t>
+        <w:t>وكروا ةرمع ةدج</w:t>
       </w:r>
     </w:p>
     <w:p>
@@ -6799,7 +6799,7 @@
           <w:b w:val="0"/>
           <w:i w:val="0"/>
         </w:rPr>
-        <w:t>المكس: ٦٠٦١٣٠٤</w:t>
+        <w:t>٦٠٦١٣٠٤ :سكملا</w:t>
       </w:r>
     </w:p>
     <w:p>
@@ -6968,7 +6968,7 @@
           <w:b w:val="0"/>
           <w:i w:val="0"/>
         </w:rPr>
-        <w:t>الصفحة :</w:t>
+        <w:t>: ةحفصلا</w:t>
       </w:r>
     </w:p>
     <w:p>
@@ -7020,20 +7020,20 @@
           <w:b w:val="0"/>
           <w:i w:val="0"/>
         </w:rPr>
-        <w:t>مجموع القيد</w:t>
-      </w:r>
-    </w:p>
-    <w:p>
-      <w:pPr>
-        <w:jc w:val="right"/>
-        <w:bidi/>
-      </w:pPr>
-      <w:r>
-        <w:rPr>
-          <w:b w:val="0"/>
-          <w:i w:val="0"/>
-        </w:rPr>
-        <w:t>الصندوق العلم</w:t>
+        <w:t>ديقلا عومجم</w:t>
+      </w:r>
+    </w:p>
+    <w:p>
+      <w:pPr>
+        <w:jc w:val="right"/>
+        <w:bidi/>
+      </w:pPr>
+      <w:r>
+        <w:rPr>
+          <w:b w:val="0"/>
+          <w:i w:val="0"/>
+        </w:rPr>
+        <w:t>ملعلا قودنصلا</w:t>
       </w:r>
     </w:p>
     <w:p>
@@ -7059,20 +7059,20 @@
           <w:b w:val="0"/>
           <w:i w:val="0"/>
         </w:rPr>
-        <w:t>منوب مفروشات الوطني</w:t>
-      </w:r>
-    </w:p>
-    <w:p>
-      <w:pPr>
-        <w:jc w:val="right"/>
-        <w:bidi/>
-      </w:pPr>
-      <w:r>
-        <w:rPr>
-          <w:b w:val="0"/>
-          <w:i w:val="0"/>
-        </w:rPr>
-        <w:t>المدير العام</w:t>
+        <w:t>ينطولا تاشورفم بونم</w:t>
+      </w:r>
+    </w:p>
+    <w:p>
+      <w:pPr>
+        <w:jc w:val="right"/>
+        <w:bidi/>
+      </w:pPr>
+      <w:r>
+        <w:rPr>
+          <w:b w:val="0"/>
+          <w:i w:val="0"/>
+        </w:rPr>
+        <w:t>ماعلا ريدملا</w:t>
       </w:r>
     </w:p>
     <w:p>
@@ -7137,20 +7137,20 @@
           <w:b w:val="0"/>
           <w:i w:val="0"/>
         </w:rPr>
-        <w:t>المين</w:t>
-      </w:r>
-    </w:p>
-    <w:p>
-      <w:pPr>
-        <w:jc w:val="right"/>
-        <w:bidi/>
-      </w:pPr>
-      <w:r>
-        <w:rPr>
-          <w:b w:val="0"/>
-          <w:i w:val="0"/>
-        </w:rPr>
-        <w:t>مجموع القيد</w:t>
+        <w:t>نيملا</w:t>
+      </w:r>
+    </w:p>
+    <w:p>
+      <w:pPr>
+        <w:jc w:val="right"/>
+        <w:bidi/>
+      </w:pPr>
+      <w:r>
+        <w:rPr>
+          <w:b w:val="0"/>
+          <w:i w:val="0"/>
+        </w:rPr>
+        <w:t>ديقلا عومجم</w:t>
       </w:r>
     </w:p>
     <w:p>
@@ -7202,20 +7202,20 @@
           <w:b w:val="0"/>
           <w:i w:val="0"/>
         </w:rPr>
-        <w:t>رقم الصاب اسم الحساب ١٩٢٦۰۰۱۱ الشيخ اسمه (</w:t>
-      </w:r>
-    </w:p>
-    <w:p>
-      <w:pPr>
-        <w:jc w:val="right"/>
-        <w:bidi/>
-      </w:pPr>
-      <w:r>
-        <w:rPr>
-          <w:b w:val="0"/>
-          <w:i w:val="0"/>
-        </w:rPr>
-        <w:t>۱۱۱۱۰۰۰۱ الصنوق العام</w:t>
+        <w:t>) همسا خيشلا ۱۱۰۰١٩٢٦ باسحلا مسا باصلا مقر</w:t>
+      </w:r>
+    </w:p>
+    <w:p>
+      <w:pPr>
+        <w:jc w:val="right"/>
+        <w:bidi/>
+      </w:pPr>
+      <w:r>
+        <w:rPr>
+          <w:b w:val="0"/>
+          <w:i w:val="0"/>
+        </w:rPr>
+        <w:t>ماعلا قونصلا ۱۰۰۰۱۱۱۱</w:t>
       </w:r>
     </w:p>
     <w:p>
@@ -7319,7 +7319,7 @@
           <w:b w:val="0"/>
           <w:i w:val="0"/>
         </w:rPr>
-        <w:t>الصفحة</w:t>
+        <w:t>ةحفصلا</w:t>
       </w:r>
     </w:p>
     <w:p>
@@ -7384,7 +7384,7 @@
           <w:b w:val="0"/>
           <w:i w:val="0"/>
         </w:rPr>
-        <w:t>المدير</w:t>
+        <w:t>ريدملا</w:t>
       </w:r>
     </w:p>
     <w:p>
@@ -7410,20 +7410,20 @@
           <w:b w:val="0"/>
           <w:i w:val="0"/>
         </w:rPr>
-        <w:t>للكهرباء والتكييف المحدودة مسئولية محدودة</w:t>
-      </w:r>
-    </w:p>
-    <w:p>
-      <w:pPr>
-        <w:jc w:val="right"/>
-        <w:bidi/>
-      </w:pPr>
-      <w:r>
-        <w:rPr>
-          <w:b w:val="0"/>
-          <w:i w:val="0"/>
-        </w:rPr>
-        <w:t>رأس المال ۲,۰۰۰,۰۰۰ مدفوع بالكامل المركز الرئيسي جدة مسجل تجاري ٤٠٣٠١٠٧٩٤٥ فرع جدة</w:t>
+        <w:t>ةدودحم ةيلوئسم ةدودحملا فييكتلاو ءابرهكلل</w:t>
+      </w:r>
+    </w:p>
+    <w:p>
+      <w:pPr>
+        <w:jc w:val="right"/>
+        <w:bidi/>
+      </w:pPr>
+      <w:r>
+        <w:rPr>
+          <w:b w:val="0"/>
+          <w:i w:val="0"/>
+        </w:rPr>
+        <w:t>ةدج عرف ٤٠٣٠١٠٧٩٤٥ يراجت لجسم ةدج يسيئرلا زكرملا لماكلاب عوفدم ۰۰۰,۰۰۰,۲ لاملا سأر</w:t>
       </w:r>
     </w:p>
     <w:p>
@@ -7501,33 +7501,33 @@
           <w:b w:val="0"/>
           <w:i w:val="0"/>
         </w:rPr>
-        <w:t>سال ٢١٤٣٢</w:t>
-      </w:r>
-    </w:p>
-    <w:p>
-      <w:pPr>
-        <w:jc w:val="right"/>
-        <w:bidi/>
-      </w:pPr>
-      <w:r>
-        <w:rPr>
-          <w:b w:val="0"/>
-          <w:i w:val="0"/>
-        </w:rPr>
-        <w:t>تيتون 1:1:٠٠٠٠ - فكر الانة مكان ١٩٩٠-٢٤٥ - هاكر ٤:٣٣٤١ المدينة ت : ٠٣٩٢٥٠٦ والمس ۱۳۷۲۹۹۲ الممفكرة العربية السعودية</w:t>
-      </w:r>
-    </w:p>
-    <w:p>
-      <w:pPr>
-        <w:jc w:val="right"/>
-        <w:bidi/>
-      </w:pPr>
-      <w:r>
-        <w:rPr>
-          <w:b w:val="0"/>
-          <w:i w:val="0"/>
-        </w:rPr>
-        <w:t>التاريخ: : : الموافان /٢٠١٣/٨م</w:t>
+        <w:t>٢١٤٣٢ لاس</w:t>
+      </w:r>
+    </w:p>
+    <w:p>
+      <w:pPr>
+        <w:jc w:val="right"/>
+        <w:bidi/>
+      </w:pPr>
+      <w:r>
+        <w:rPr>
+          <w:b w:val="0"/>
+          <w:i w:val="0"/>
+        </w:rPr>
+        <w:t>ةيدوعسلا ةيبرعلا ةركفمملا ۲۹۹۲۷۳۱ سملاو ٠٣٩٢٥٠٦ : ت ةنيدملا ٤:٣٣٤١ ركاه - ١٩٩٠-٢٤٥ ناكم ةنالا ركف - 1:1:٠٠٠٠ نوتيت</w:t>
+      </w:r>
+    </w:p>
+    <w:p>
+      <w:pPr>
+        <w:jc w:val="right"/>
+        <w:bidi/>
+      </w:pPr>
+      <w:r>
+        <w:rPr>
+          <w:b w:val="0"/>
+          <w:i w:val="0"/>
+        </w:rPr>
+        <w:t>م/٢٠١٣/٨ نافاوملا : : :خيراتلا</w:t>
       </w:r>
     </w:p>
     <w:p>
@@ -7605,7 +7605,7 @@
           <w:b w:val="0"/>
           <w:i w:val="0"/>
         </w:rPr>
-        <w:t>الف ريال</w:t>
+        <w:t>لاير فلا</w:t>
       </w:r>
     </w:p>
     <w:p>
@@ -7774,20 +7774,20 @@
           <w:b w:val="0"/>
           <w:i w:val="0"/>
         </w:rPr>
-        <w:t>سامبا ( samba</w:t>
-      </w:r>
-    </w:p>
-    <w:p>
-      <w:pPr>
-        <w:jc w:val="right"/>
-        <w:bidi/>
-      </w:pPr>
-      <w:r>
-        <w:rPr>
-          <w:b w:val="0"/>
-          <w:i w:val="0"/>
-        </w:rPr>
-        <w:t>مجموعة سامعا المالية Sambe Finantial Group</w:t>
+        <w:t>samba ) ابماس</w:t>
+      </w:r>
+    </w:p>
+    <w:p>
+      <w:pPr>
+        <w:jc w:val="right"/>
+        <w:bidi/>
+      </w:pPr>
+      <w:r>
+        <w:rPr>
+          <w:b w:val="0"/>
+          <w:i w:val="0"/>
+        </w:rPr>
+        <w:t>Group Finantial Sambe ةيلاملا اعماس ةعومجم</w:t>
       </w:r>
     </w:p>
     <w:p>
@@ -7865,7 +7865,7 @@
           <w:b w:val="0"/>
           <w:i w:val="0"/>
         </w:rPr>
-        <w:t>لاضعوا بموجب هذا الشبك الأمر شركة أحمد زيني للكهرباء والتكييف المحدودة</w:t>
+        <w:t>ةدودحملا فييكتلاو ءابرهكلل ينيز دمحأ ةكرش رمألا كبشلا اذه بجومب اوعضال</w:t>
       </w:r>
     </w:p>
     <w:p>
@@ -7969,7 +7969,7 @@
           <w:b w:val="0"/>
           <w:i w:val="0"/>
         </w:rPr>
-        <w:t>التوقيع</w:t>
+        <w:t>عيقوتلا</w:t>
       </w:r>
     </w:p>
     <w:p>
@@ -8190,7 +8190,7 @@
           <w:b w:val="0"/>
           <w:i w:val="0"/>
         </w:rPr>
-        <w:t>سامبا Samba</w:t>
+        <w:t>Samba ابماس</w:t>
       </w:r>
     </w:p>
     <w:p>
@@ -8216,46 +8216,46 @@
           <w:b w:val="0"/>
           <w:i w:val="0"/>
         </w:rPr>
-        <w:t>جموعة سامبا المالية Sambe Financial Group</w:t>
-      </w:r>
-    </w:p>
-    <w:p>
-      <w:pPr>
-        <w:jc w:val="right"/>
-        <w:bidi/>
-      </w:pPr>
-      <w:r>
-        <w:rPr>
-          <w:b w:val="0"/>
-          <w:i w:val="0"/>
-        </w:rPr>
-        <w:t>السمنة المغربي الوظمي</w:t>
-      </w:r>
-    </w:p>
-    <w:p>
-      <w:pPr>
-        <w:jc w:val="right"/>
-        <w:bidi/>
-      </w:pPr>
-      <w:r>
-        <w:rPr>
-          <w:b w:val="0"/>
-          <w:i w:val="0"/>
-        </w:rPr>
-        <w:t>زیال</w:t>
-      </w:r>
-    </w:p>
-    <w:p>
-      <w:pPr>
-        <w:jc w:val="right"/>
-        <w:bidi/>
-      </w:pPr>
-      <w:r>
-        <w:rPr>
-          <w:b w:val="0"/>
-          <w:i w:val="0"/>
-        </w:rPr>
-        <w:t>ظهرت الأرم كمد</w:t>
+        <w:t>Group Financial Sambe ةيلاملا ابماس ةعومج</w:t>
+      </w:r>
+    </w:p>
+    <w:p>
+      <w:pPr>
+        <w:jc w:val="right"/>
+        <w:bidi/>
+      </w:pPr>
+      <w:r>
+        <w:rPr>
+          <w:b w:val="0"/>
+          <w:i w:val="0"/>
+        </w:rPr>
+        <w:t>يمظولا يبرغملا ةنمسلا</w:t>
+      </w:r>
+    </w:p>
+    <w:p>
+      <w:pPr>
+        <w:jc w:val="right"/>
+        <w:bidi/>
+      </w:pPr>
+      <w:r>
+        <w:rPr>
+          <w:b w:val="0"/>
+          <w:i w:val="0"/>
+        </w:rPr>
+        <w:t>لایز</w:t>
+      </w:r>
+    </w:p>
+    <w:p>
+      <w:pPr>
+        <w:jc w:val="right"/>
+        <w:bidi/>
+      </w:pPr>
+      <w:r>
+        <w:rPr>
+          <w:b w:val="0"/>
+          <w:i w:val="0"/>
+        </w:rPr>
+        <w:t>دمك مرألا ترهظ</w:t>
       </w:r>
     </w:p>
     <w:p>
@@ -8320,7 +8320,7 @@
           <w:b w:val="0"/>
           <w:i w:val="0"/>
         </w:rPr>
-        <w:t>الأمر مج طريق الحمام الله عديل الشعر بيز - جادة .</w:t>
+        <w:t>. ةداج - زيب رعشلا ليدع هللا مامحلا قيرط جم رمألا</w:t>
       </w:r>
     </w:p>
     <w:p>
@@ -8424,20 +8424,20 @@
           <w:b w:val="0"/>
           <w:i w:val="0"/>
         </w:rPr>
-        <w:t>املة</w:t>
-      </w:r>
-    </w:p>
-    <w:p>
-      <w:pPr>
-        <w:jc w:val="right"/>
-        <w:bidi/>
-      </w:pPr>
-      <w:r>
-        <w:rPr>
-          <w:b w:val="0"/>
-          <w:i w:val="0"/>
-        </w:rPr>
-        <w:t>العرس بالتوقيت</w:t>
+        <w:t>ةلما</w:t>
+      </w:r>
+    </w:p>
+    <w:p>
+      <w:pPr>
+        <w:jc w:val="right"/>
+        <w:bidi/>
+      </w:pPr>
+      <w:r>
+        <w:rPr>
+          <w:b w:val="0"/>
+          <w:i w:val="0"/>
+        </w:rPr>
+        <w:t>تيقوتلاب سرعلا</w:t>
       </w:r>
     </w:p>
     <w:p>
@@ -8463,20 +8463,20 @@
           <w:b w:val="0"/>
           <w:i w:val="0"/>
         </w:rPr>
-        <w:t>استعلمت أصل الشبك</w:t>
-      </w:r>
-    </w:p>
-    <w:p>
-      <w:pPr>
-        <w:jc w:val="right"/>
-        <w:bidi/>
-      </w:pPr>
-      <w:r>
-        <w:rPr>
-          <w:b w:val="0"/>
-          <w:i w:val="0"/>
-        </w:rPr>
-        <w:t>محمد عام الكلام</w:t>
+        <w:t>كبشلا لصأ تملعتسا</w:t>
+      </w:r>
+    </w:p>
+    <w:p>
+      <w:pPr>
+        <w:jc w:val="right"/>
+        <w:bidi/>
+      </w:pPr>
+      <w:r>
+        <w:rPr>
+          <w:b w:val="0"/>
+          <w:i w:val="0"/>
+        </w:rPr>
+        <w:t>مالكلا ماع دمحم</w:t>
       </w:r>
     </w:p>
     <w:p>
@@ -8515,7 +8515,7 @@
           <w:b w:val="0"/>
           <w:i w:val="0"/>
         </w:rPr>
-        <w:t>التوقيع :</w:t>
+        <w:t>: عيقوتلا</w:t>
       </w:r>
     </w:p>
     <w:p>
@@ -8606,7 +8606,7 @@
           <w:b w:val="0"/>
           <w:i w:val="0"/>
         </w:rPr>
-        <w:t>يصرف إلى المكرم: شركة ام القرى لللاعمار</w:t>
+        <w:t>رامعاللل ىرقلا ما ةكرش :مركملا ىلإ فرصي</w:t>
       </w:r>
     </w:p>
     <w:p>
@@ -8710,7 +8710,7 @@
           <w:b w:val="0"/>
           <w:i w:val="0"/>
         </w:rPr>
-        <w:t>الموافق:</w:t>
+        <w:t>:قفاوملا</w:t>
       </w:r>
     </w:p>
     <w:p>
@@ -8762,46 +8762,46 @@
           <w:b w:val="0"/>
           <w:i w:val="0"/>
         </w:rPr>
-        <w:t>وذلك / ايجار شالية أبحر الجنوبيه ال سالم من ۲۰۱۱/۱۲/۱۵ الی ۲۰۱۲/۱۲/۱ بشید</w:t>
-      </w:r>
-    </w:p>
-    <w:p>
-      <w:pPr>
-        <w:jc w:val="right"/>
-        <w:bidi/>
-      </w:pPr>
-      <w:r>
-        <w:rPr>
-          <w:b w:val="0"/>
-          <w:i w:val="0"/>
-        </w:rPr>
-        <w:t>باسم الناتجة الحرازي</w:t>
-      </w:r>
-    </w:p>
-    <w:p>
-      <w:pPr>
-        <w:jc w:val="right"/>
-        <w:bidi/>
-      </w:pPr>
-      <w:r>
-        <w:rPr>
-          <w:b w:val="0"/>
-          <w:i w:val="0"/>
-        </w:rPr>
-        <w:t>يل الة الرابحة المستلم</w:t>
-      </w:r>
-    </w:p>
-    <w:p>
-      <w:pPr>
-        <w:jc w:val="right"/>
-        <w:bidi/>
-      </w:pPr>
-      <w:r>
-        <w:rPr>
-          <w:b w:val="0"/>
-          <w:i w:val="0"/>
-        </w:rPr>
-        <w:t>المبلغ . اميم العصاب</w:t>
+        <w:t>دیشب ۱/۲۱/۲۱۰۲ یلا ۵۱/۲۱/۱۱۰۲ نم ملاس لا هيبونجلا رحبأ ةيلاش راجيا / كلذو</w:t>
+      </w:r>
+    </w:p>
+    <w:p>
+      <w:pPr>
+        <w:jc w:val="right"/>
+        <w:bidi/>
+      </w:pPr>
+      <w:r>
+        <w:rPr>
+          <w:b w:val="0"/>
+          <w:i w:val="0"/>
+        </w:rPr>
+        <w:t>يزارحلا ةجتانلا مساب</w:t>
+      </w:r>
+    </w:p>
+    <w:p>
+      <w:pPr>
+        <w:jc w:val="right"/>
+        <w:bidi/>
+      </w:pPr>
+      <w:r>
+        <w:rPr>
+          <w:b w:val="0"/>
+          <w:i w:val="0"/>
+        </w:rPr>
+        <w:t>ملتسملا ةحبارلا ةلا لي</w:t>
+      </w:r>
+    </w:p>
+    <w:p>
+      <w:pPr>
+        <w:jc w:val="right"/>
+        <w:bidi/>
+      </w:pPr>
+      <w:r>
+        <w:rPr>
+          <w:b w:val="0"/>
+          <w:i w:val="0"/>
+        </w:rPr>
+        <w:t>باصعلا ميما . غلبملا</w:t>
       </w:r>
     </w:p>
     <w:p>
@@ -8840,33 +8840,33 @@
           <w:b w:val="0"/>
           <w:i w:val="0"/>
         </w:rPr>
-        <w:t>المد</w:t>
-      </w:r>
-    </w:p>
-    <w:p>
-      <w:pPr>
-        <w:jc w:val="right"/>
-        <w:bidi/>
-      </w:pPr>
-      <w:r>
-        <w:rPr>
-          <w:b w:val="0"/>
-          <w:i w:val="0"/>
-        </w:rPr>
-        <w:t>المجموع</w:t>
-      </w:r>
-    </w:p>
-    <w:p>
-      <w:pPr>
-        <w:jc w:val="right"/>
-        <w:bidi/>
-      </w:pPr>
-      <w:r>
-        <w:rPr>
-          <w:b w:val="0"/>
-          <w:i w:val="0"/>
-        </w:rPr>
-        <w:t>رقم الوساني</w:t>
+        <w:t>دملا</w:t>
+      </w:r>
+    </w:p>
+    <w:p>
+      <w:pPr>
+        <w:jc w:val="right"/>
+        <w:bidi/>
+      </w:pPr>
+      <w:r>
+        <w:rPr>
+          <w:b w:val="0"/>
+          <w:i w:val="0"/>
+        </w:rPr>
+        <w:t>عومجملا</w:t>
+      </w:r>
+    </w:p>
+    <w:p>
+      <w:pPr>
+        <w:jc w:val="right"/>
+        <w:bidi/>
+      </w:pPr>
+      <w:r>
+        <w:rPr>
+          <w:b w:val="0"/>
+          <w:i w:val="0"/>
+        </w:rPr>
+        <w:t>يناسولا مقر</w:t>
       </w:r>
     </w:p>
     <w:p>
@@ -8892,20 +8892,20 @@
           <w:b w:val="0"/>
           <w:i w:val="0"/>
         </w:rPr>
-        <w:t>۱۱۲۱ ايجار شالية بعر الجنوبية ( ال سالم من</w:t>
-      </w:r>
-    </w:p>
-    <w:p>
-      <w:pPr>
-        <w:jc w:val="right"/>
-        <w:bidi/>
-      </w:pPr>
-      <w:r>
-        <w:rPr>
-          <w:b w:val="0"/>
-          <w:i w:val="0"/>
-        </w:rPr>
-        <w:t>المدير العام</w:t>
+        <w:t>نم ملاس لا ) ةيبونجلا رعب ةيلاش راجيا ۱۲۱۱</w:t>
+      </w:r>
+    </w:p>
+    <w:p>
+      <w:pPr>
+        <w:jc w:val="right"/>
+        <w:bidi/>
+      </w:pPr>
+      <w:r>
+        <w:rPr>
+          <w:b w:val="0"/>
+          <w:i w:val="0"/>
+        </w:rPr>
+        <w:t>ماعلا ريدملا</w:t>
       </w:r>
     </w:p>
     <w:p>
@@ -8944,7 +8944,7 @@
           <w:b w:val="0"/>
           <w:i w:val="0"/>
         </w:rPr>
-        <w:t>الأخ جميل الموقر</w:t>
+        <w:t>رقوملا ليمج خألا</w:t>
       </w:r>
     </w:p>
     <w:p>
@@ -9022,7 +9022,7 @@
           <w:b w:val="0"/>
           <w:i w:val="0"/>
         </w:rPr>
-        <w:t>يوسف الصوري</w:t>
+        <w:t>يروصلا فسوي</w:t>
       </w:r>
     </w:p>
     <w:p>
@@ -9126,33 +9126,33 @@
           <w:b w:val="0"/>
           <w:i w:val="0"/>
         </w:rPr>
-        <w:t>بيان القيد:</w:t>
-      </w:r>
-    </w:p>
-    <w:p>
-      <w:pPr>
-        <w:jc w:val="right"/>
-        <w:bidi/>
-      </w:pPr>
-      <w:r>
-        <w:rPr>
-          <w:b w:val="0"/>
-          <w:i w:val="0"/>
-        </w:rPr>
-        <w:t>المدين</w:t>
-      </w:r>
-    </w:p>
-    <w:p>
-      <w:pPr>
-        <w:jc w:val="right"/>
-        <w:bidi/>
-      </w:pPr>
-      <w:r>
-        <w:rPr>
-          <w:b w:val="0"/>
-          <w:i w:val="0"/>
-        </w:rPr>
-        <w:t>ندقي</w:t>
+        <w:t>:ديقلا نايب</w:t>
+      </w:r>
+    </w:p>
+    <w:p>
+      <w:pPr>
+        <w:jc w:val="right"/>
+        <w:bidi/>
+      </w:pPr>
+      <w:r>
+        <w:rPr>
+          <w:b w:val="0"/>
+          <w:i w:val="0"/>
+        </w:rPr>
+        <w:t>نيدملا</w:t>
+      </w:r>
+    </w:p>
+    <w:p>
+      <w:pPr>
+        <w:jc w:val="right"/>
+        <w:bidi/>
+      </w:pPr>
+      <w:r>
+        <w:rPr>
+          <w:b w:val="0"/>
+          <w:i w:val="0"/>
+        </w:rPr>
+        <w:t>يقدن</w:t>
       </w:r>
     </w:p>
     <w:p>
@@ -9178,7 +9178,7 @@
           <w:b w:val="0"/>
           <w:i w:val="0"/>
         </w:rPr>
-        <w:t>رقم الحساب لحسم الحساب</w:t>
+        <w:t>باسحلا مسحل باسحلا مقر</w:t>
       </w:r>
     </w:p>
     <w:p>
@@ -9217,7 +9217,7 @@
           <w:b w:val="0"/>
           <w:i w:val="0"/>
         </w:rPr>
-        <w:t>الصفحة :</w:t>
+        <w:t>: ةحفصلا</w:t>
       </w:r>
     </w:p>
     <w:p>
@@ -9269,20 +9269,20 @@
           <w:b w:val="0"/>
           <w:i w:val="0"/>
         </w:rPr>
-        <w:t>وع القيد</w:t>
-      </w:r>
-    </w:p>
-    <w:p>
-      <w:pPr>
-        <w:jc w:val="right"/>
-        <w:bidi/>
-      </w:pPr>
-      <w:r>
-        <w:rPr>
-          <w:b w:val="0"/>
-          <w:i w:val="0"/>
-        </w:rPr>
-        <w:t>للصندوق العام</w:t>
+        <w:t>ديقلا عو</w:t>
+      </w:r>
+    </w:p>
+    <w:p>
+      <w:pPr>
+        <w:jc w:val="right"/>
+        <w:bidi/>
+      </w:pPr>
+      <w:r>
+        <w:rPr>
+          <w:b w:val="0"/>
+          <w:i w:val="0"/>
+        </w:rPr>
+        <w:t>ماعلا قودنصلل</w:t>
       </w:r>
     </w:p>
     <w:p>
@@ -9321,7 +9321,7 @@
           <w:b w:val="0"/>
           <w:i w:val="0"/>
         </w:rPr>
-        <w:t>المدير العام</w:t>
+        <w:t>ماعلا ريدملا</w:t>
       </w:r>
     </w:p>
     <w:p>
@@ -9360,7 +9360,7 @@
           <w:b w:val="0"/>
           <w:i w:val="0"/>
         </w:rPr>
-        <w:t>رسال</w:t>
+        <w:t>لاسر</w:t>
       </w:r>
     </w:p>
     <w:p>
@@ -9425,20 +9425,20 @@
           <w:b w:val="0"/>
           <w:i w:val="0"/>
         </w:rPr>
-        <w:t>التريخ</w:t>
-      </w:r>
-    </w:p>
-    <w:p>
-      <w:pPr>
-        <w:jc w:val="right"/>
-        <w:bidi/>
-      </w:pPr>
-      <w:r>
-        <w:rPr>
-          <w:b w:val="0"/>
-          <w:i w:val="0"/>
-        </w:rPr>
-        <w:t>الموافق:</w:t>
+        <w:t>خيرتلا</w:t>
+      </w:r>
+    </w:p>
+    <w:p>
+      <w:pPr>
+        <w:jc w:val="right"/>
+        <w:bidi/>
+      </w:pPr>
+      <w:r>
+        <w:rPr>
+          <w:b w:val="0"/>
+          <w:i w:val="0"/>
+        </w:rPr>
+        <w:t>:قفاوملا</w:t>
       </w:r>
     </w:p>
     <w:p>
@@ -9503,7 +9503,7 @@
           <w:b w:val="0"/>
           <w:i w:val="0"/>
         </w:rPr>
-        <w:t>العميد</w:t>
+        <w:t>ديمعلا</w:t>
       </w:r>
     </w:p>
     <w:p>
@@ -9529,7 +9529,7 @@
           <w:b w:val="0"/>
           <w:i w:val="0"/>
         </w:rPr>
-        <w:t>امين الصندوق</w:t>
+        <w:t>قودنصلا نيما</w:t>
       </w:r>
     </w:p>
     <w:p>
@@ -9555,7 +9555,7 @@
           <w:b w:val="0"/>
           <w:i w:val="0"/>
         </w:rPr>
-        <w:t>يال</w:t>
+        <w:t>لاي</w:t>
       </w:r>
     </w:p>
     <w:p>
@@ -9594,20 +9594,20 @@
           <w:b w:val="0"/>
           <w:i w:val="0"/>
         </w:rPr>
-        <w:t>الحب</w:t>
-      </w:r>
-    </w:p>
-    <w:p>
-      <w:pPr>
-        <w:jc w:val="right"/>
-        <w:bidi/>
-      </w:pPr>
-      <w:r>
-        <w:rPr>
-          <w:b w:val="0"/>
-          <w:i w:val="0"/>
-        </w:rPr>
-        <w:t>المسلم</w:t>
+        <w:t>بحلا</w:t>
+      </w:r>
+    </w:p>
+    <w:p>
+      <w:pPr>
+        <w:jc w:val="right"/>
+        <w:bidi/>
+      </w:pPr>
+      <w:r>
+        <w:rPr>
+          <w:b w:val="0"/>
+          <w:i w:val="0"/>
+        </w:rPr>
+        <w:t>ملسملا</w:t>
       </w:r>
     </w:p>
     <w:p>
@@ -9646,7 +9646,7 @@
           <w:b w:val="0"/>
           <w:i w:val="0"/>
         </w:rPr>
-        <w:t>المجموع</w:t>
+        <w:t>عومجملا</w:t>
       </w:r>
     </w:p>
     <w:p>
@@ -9672,7 +9672,7 @@
           <w:b w:val="0"/>
           <w:i w:val="0"/>
         </w:rPr>
-        <w:t>المحاسبة :</w:t>
+        <w:t>: ةبساحملا</w:t>
       </w:r>
     </w:p>
     <w:p>
@@ -9750,33 +9750,33 @@
           <w:b w:val="0"/>
           <w:i w:val="0"/>
         </w:rPr>
-        <w:t>يوسف الصوري</w:t>
-      </w:r>
-    </w:p>
-    <w:p>
-      <w:pPr>
-        <w:jc w:val="right"/>
-        <w:bidi/>
-      </w:pPr>
-      <w:r>
-        <w:rPr>
-          <w:b w:val="0"/>
-          <w:i w:val="0"/>
-        </w:rPr>
-        <w:t>تعميد</w:t>
-      </w:r>
-    </w:p>
-    <w:p>
-      <w:pPr>
-        <w:jc w:val="right"/>
-        <w:bidi/>
-      </w:pPr>
-      <w:r>
-        <w:rPr>
-          <w:b w:val="0"/>
-          <w:i w:val="0"/>
-        </w:rPr>
-        <w:t>ترجم صرف المبلغ وسيكون مهرة الي حسين التعمير</w:t>
+        <w:t>يروصلا فسوي</w:t>
+      </w:r>
+    </w:p>
+    <w:p>
+      <w:pPr>
+        <w:jc w:val="right"/>
+        <w:bidi/>
+      </w:pPr>
+      <w:r>
+        <w:rPr>
+          <w:b w:val="0"/>
+          <w:i w:val="0"/>
+        </w:rPr>
+        <w:t>ديمعت</w:t>
+      </w:r>
+    </w:p>
+    <w:p>
+      <w:pPr>
+        <w:jc w:val="right"/>
+        <w:bidi/>
+      </w:pPr>
+      <w:r>
+        <w:rPr>
+          <w:b w:val="0"/>
+          <w:i w:val="0"/>
+        </w:rPr>
+        <w:t>ريمعتلا نيسح يلا ةرهم نوكيسو غلبملا فرص مجرت</w:t>
       </w:r>
     </w:p>
     <w:p>
@@ -9802,20 +9802,20 @@
           <w:b w:val="0"/>
           <w:i w:val="0"/>
         </w:rPr>
-        <w:t>المحاسبة :</w:t>
-      </w:r>
-    </w:p>
-    <w:p>
-      <w:pPr>
-        <w:jc w:val="right"/>
-        <w:bidi/>
-      </w:pPr>
-      <w:r>
-        <w:rPr>
-          <w:b w:val="0"/>
-          <w:i w:val="0"/>
-        </w:rPr>
-        <w:t>التار</w:t>
+        <w:t>: ةبساحملا</w:t>
+      </w:r>
+    </w:p>
+    <w:p>
+      <w:pPr>
+        <w:jc w:val="right"/>
+        <w:bidi/>
+      </w:pPr>
+      <w:r>
+        <w:rPr>
+          <w:b w:val="0"/>
+          <w:i w:val="0"/>
+        </w:rPr>
+        <w:t>راتلا</w:t>
       </w:r>
     </w:p>
     <w:p>
@@ -9880,20 +9880,20 @@
           <w:b w:val="0"/>
           <w:i w:val="0"/>
         </w:rPr>
-        <w:t>يوسف الصوري</w:t>
-      </w:r>
-    </w:p>
-    <w:p>
-      <w:pPr>
-        <w:jc w:val="right"/>
-        <w:bidi/>
-      </w:pPr>
-      <w:r>
-        <w:rPr>
-          <w:b w:val="0"/>
-          <w:i w:val="0"/>
-        </w:rPr>
-        <w:t>تعميد</w:t>
+        <w:t>يروصلا فسوي</w:t>
+      </w:r>
+    </w:p>
+    <w:p>
+      <w:pPr>
+        <w:jc w:val="right"/>
+        <w:bidi/>
+      </w:pPr>
+      <w:r>
+        <w:rPr>
+          <w:b w:val="0"/>
+          <w:i w:val="0"/>
+        </w:rPr>
+        <w:t>ديمعت</w:t>
       </w:r>
     </w:p>
     <w:p>
@@ -9997,20 +9997,20 @@
           <w:b w:val="0"/>
           <w:i w:val="0"/>
         </w:rPr>
-        <w:t>بيان القيد:</w:t>
-      </w:r>
-    </w:p>
-    <w:p>
-      <w:pPr>
-        <w:jc w:val="right"/>
-        <w:bidi/>
-      </w:pPr>
-      <w:r>
-        <w:rPr>
-          <w:b w:val="0"/>
-          <w:i w:val="0"/>
-        </w:rPr>
-        <w:t>المدين</w:t>
+        <w:t>:ديقلا نايب</w:t>
+      </w:r>
+    </w:p>
+    <w:p>
+      <w:pPr>
+        <w:jc w:val="right"/>
+        <w:bidi/>
+      </w:pPr>
+      <w:r>
+        <w:rPr>
+          <w:b w:val="0"/>
+          <w:i w:val="0"/>
+        </w:rPr>
+        <w:t>نيدملا</w:t>
       </w:r>
     </w:p>
     <w:p>
@@ -10036,7 +10036,7 @@
           <w:b w:val="0"/>
           <w:i w:val="0"/>
         </w:rPr>
-        <w:t>قيمة الدوبية ومصاريف علاج الشيخ الاحمد زيني تتطلب السيدة كام آيباد كالمرفق</w:t>
+        <w:t>قفرملاك دابيآ ماك ةديسلا بلطتت ينيز دمحالا خيشلا جالع فيراصمو ةيبودلا ةميق</w:t>
       </w:r>
     </w:p>
     <w:p>
@@ -10062,7 +10062,7 @@
           <w:b w:val="0"/>
           <w:i w:val="0"/>
         </w:rPr>
-        <w:t>رقم الصالبة تسمم الحساب</w:t>
+        <w:t>باسحلا ممست ةبلاصلا مقر</w:t>
       </w:r>
     </w:p>
     <w:p>
@@ -10101,7 +10101,7 @@
           <w:b w:val="0"/>
           <w:i w:val="0"/>
         </w:rPr>
-        <w:t>الصفحة:</w:t>
+        <w:t>:ةحفصلا</w:t>
       </w:r>
     </w:p>
     <w:p>
@@ -10127,7 +10127,7 @@
           <w:b w:val="0"/>
           <w:i w:val="0"/>
         </w:rPr>
-        <w:t>مجموع القيد</w:t>
+        <w:t>ديقلا عومجم</w:t>
       </w:r>
     </w:p>
     <w:p>
@@ -10153,7 +10153,7 @@
           <w:b w:val="0"/>
           <w:i w:val="0"/>
         </w:rPr>
-        <w:t>۱۱۱۱۰۰۰۱ الصندوق العلم</w:t>
+        <w:t>ملعلا قودنصلا ۱۰۰۰۱۱۱۱</w:t>
       </w:r>
     </w:p>
     <w:p>
@@ -10569,20 +10569,20 @@
           <w:b w:val="0"/>
           <w:i w:val="0"/>
         </w:rPr>
-        <w:t>سامبا samba</w:t>
-      </w:r>
-    </w:p>
-    <w:p>
-      <w:pPr>
-        <w:jc w:val="right"/>
-        <w:bidi/>
-      </w:pPr>
-      <w:r>
-        <w:rPr>
-          <w:b w:val="0"/>
-          <w:i w:val="0"/>
-        </w:rPr>
-        <w:t>مجموعة سامبا المالية Samba Financial Group</w:t>
+        <w:t>samba ابماس</w:t>
+      </w:r>
+    </w:p>
+    <w:p>
+      <w:pPr>
+        <w:jc w:val="right"/>
+        <w:bidi/>
+      </w:pPr>
+      <w:r>
+        <w:rPr>
+          <w:b w:val="0"/>
+          <w:i w:val="0"/>
+        </w:rPr>
+        <w:t>Group Financial Samba ةيلاملا ابماس ةعومجم</w:t>
       </w:r>
     </w:p>
     <w:p>
@@ -10634,7 +10634,7 @@
           <w:b w:val="0"/>
           <w:i w:val="0"/>
         </w:rPr>
-        <w:t>كسمو الأمير / أحمد بن عبد العزيز آل سعود \*\*\*</w:t>
+        <w:t>*\*\*\ دوعس لآ زيزعلا دبع نب دمحأ / ريمألا ومسك</w:t>
       </w:r>
     </w:p>
     <w:p>
@@ -10738,7 +10738,7 @@
           <w:b w:val="0"/>
           <w:i w:val="0"/>
         </w:rPr>
-        <w:t>الأمر</w:t>
+        <w:t>رمألا</w:t>
       </w:r>
     </w:p>
     <w:p>
@@ -10829,7 +10829,7 @@
           <w:b w:val="0"/>
           <w:i w:val="0"/>
         </w:rPr>
-        <w:t>التوقيع</w:t>
+        <w:t>عيقوتلا</w:t>
       </w:r>
     </w:p>
     <w:p>
@@ -10894,7 +10894,7 @@
           <w:b w:val="0"/>
           <w:i w:val="0"/>
         </w:rPr>
-        <w:t>مجموعة سامبا المالية</w:t>
+        <w:t>ةيلاملا ابماس ةعومجم</w:t>
       </w:r>
     </w:p>
     <w:p>
@@ -10920,7 +10920,7 @@
           <w:b w:val="0"/>
           <w:i w:val="0"/>
         </w:rPr>
-        <w:t>فرع طريق الملك عبد العزيز - جدة يصرف لدى جميع فروعنا بالمملكة</w:t>
+        <w:t>ةكلمملاب انعورف عيمج ىدل فرصي ةدج - زيزعلا دبع كلملا قيرط عرف</w:t>
       </w:r>
     </w:p>
     <w:p>
@@ -10972,33 +10972,33 @@
           <w:b w:val="0"/>
           <w:i w:val="0"/>
         </w:rPr>
-        <w:t>الضيافة فقط</w:t>
-      </w:r>
-    </w:p>
-    <w:p>
-      <w:pPr>
-        <w:jc w:val="right"/>
-        <w:bidi/>
-      </w:pPr>
-      <w:r>
-        <w:rPr>
-          <w:b w:val="0"/>
-          <w:i w:val="0"/>
-        </w:rPr>
-        <w:t>المستلم / الوكيل الشرعي لسموه</w:t>
-      </w:r>
-    </w:p>
-    <w:p>
-      <w:pPr>
-        <w:jc w:val="right"/>
-        <w:bidi/>
-      </w:pPr>
-      <w:r>
-        <w:rPr>
-          <w:b w:val="0"/>
-          <w:i w:val="0"/>
-        </w:rPr>
-        <w:t>الله التغير</w:t>
+        <w:t>طقف ةفايضلا</w:t>
+      </w:r>
+    </w:p>
+    <w:p>
+      <w:pPr>
+        <w:jc w:val="right"/>
+        <w:bidi/>
+      </w:pPr>
+      <w:r>
+        <w:rPr>
+          <w:b w:val="0"/>
+          <w:i w:val="0"/>
+        </w:rPr>
+        <w:t>هومسل يعرشلا ليكولا / ملتسملا</w:t>
+      </w:r>
+    </w:p>
+    <w:p>
+      <w:pPr>
+        <w:jc w:val="right"/>
+        <w:bidi/>
+      </w:pPr>
+      <w:r>
+        <w:rPr>
+          <w:b w:val="0"/>
+          <w:i w:val="0"/>
+        </w:rPr>
+        <w:t>ريغتلا هللا</w:t>
       </w:r>
     </w:p>
     <w:p>
@@ -11128,20 +11128,20 @@
           <w:b w:val="0"/>
           <w:i w:val="0"/>
         </w:rPr>
-        <w:t>سامبا samba</w:t>
-      </w:r>
-    </w:p>
-    <w:p>
-      <w:pPr>
-        <w:jc w:val="right"/>
-        <w:bidi/>
-      </w:pPr>
-      <w:r>
-        <w:rPr>
-          <w:b w:val="0"/>
-          <w:i w:val="0"/>
-        </w:rPr>
-        <w:t>مجموعة سامبا المالية Samba Financial Group</w:t>
+        <w:t>samba ابماس</w:t>
+      </w:r>
+    </w:p>
+    <w:p>
+      <w:pPr>
+        <w:jc w:val="right"/>
+        <w:bidi/>
+      </w:pPr>
+      <w:r>
+        <w:rPr>
+          <w:b w:val="0"/>
+          <w:i w:val="0"/>
+        </w:rPr>
+        <w:t>Group Financial Samba ةيلاملا ابماس ةعومجم</w:t>
       </w:r>
     </w:p>
     <w:p>
@@ -11180,7 +11180,7 @@
           <w:b w:val="0"/>
           <w:i w:val="0"/>
         </w:rPr>
-        <w:t>شارع الأسلمي جدة</w:t>
+        <w:t>ةدج يملسألا عراش</w:t>
       </w:r>
     </w:p>
     <w:p>
@@ -11219,7 +11219,7 @@
           <w:b w:val="0"/>
           <w:i w:val="0"/>
         </w:rPr>
-        <w:t>عبد العز آل سعود</w:t>
+        <w:t>دوعس لآ زعلا دبع</w:t>
       </w:r>
     </w:p>
     <w:p>
@@ -11245,20 +11245,20 @@
           <w:b w:val="0"/>
           <w:i w:val="0"/>
         </w:rPr>
-        <w:t>فقط\*\*\* ریال 3 :</w:t>
-      </w:r>
-    </w:p>
-    <w:p>
-      <w:pPr>
-        <w:jc w:val="right"/>
-        <w:bidi/>
-      </w:pPr>
-      <w:r>
-        <w:rPr>
-          <w:b w:val="0"/>
-          <w:i w:val="0"/>
-        </w:rPr>
-        <w:t>عة سامبا المالي طريق الملك عبد</w:t>
+        <w:t>: 3 لایر *\*\*\طقف</w:t>
+      </w:r>
+    </w:p>
+    <w:p>
+      <w:pPr>
+        <w:jc w:val="right"/>
+        <w:bidi/>
+      </w:pPr>
+      <w:r>
+        <w:rPr>
+          <w:b w:val="0"/>
+          <w:i w:val="0"/>
+        </w:rPr>
+        <w:t>دبع كلملا قيرط يلاملا ابماس ةع</w:t>
       </w:r>
     </w:p>
     <w:p>
@@ -11284,7 +11284,7 @@
           <w:b w:val="0"/>
           <w:i w:val="0"/>
         </w:rPr>
-        <w:t>الف</w:t>
+        <w:t>فلا</w:t>
       </w:r>
     </w:p>
     <w:p>
@@ -11375,7 +11375,7 @@
           <w:b w:val="0"/>
           <w:i w:val="0"/>
         </w:rPr>
-        <w:t>التفاصيل</w:t>
+        <w:t>ليصافتلا</w:t>
       </w:r>
     </w:p>
     <w:p>
@@ -11453,7 +11453,7 @@
           <w:b w:val="0"/>
           <w:i w:val="0"/>
         </w:rPr>
-        <w:t>نتيجة العميل</w:t>
+        <w:t>ليمعلا ةجيتن</w:t>
       </w:r>
     </w:p>
     <w:p>
@@ -11505,20 +11505,20 @@
           <w:b w:val="0"/>
           <w:i w:val="0"/>
         </w:rPr>
-        <w:t>سامبا samba</w:t>
-      </w:r>
-    </w:p>
-    <w:p>
-      <w:pPr>
-        <w:jc w:val="right"/>
-        <w:bidi/>
-      </w:pPr>
-      <w:r>
-        <w:rPr>
-          <w:b w:val="0"/>
-          <w:i w:val="0"/>
-        </w:rPr>
-        <w:t>سعر الصرف</w:t>
+        <w:t>samba ابماس</w:t>
+      </w:r>
+    </w:p>
+    <w:p>
+      <w:pPr>
+        <w:jc w:val="right"/>
+        <w:bidi/>
+      </w:pPr>
+      <w:r>
+        <w:rPr>
+          <w:b w:val="0"/>
+          <w:i w:val="0"/>
+        </w:rPr>
+        <w:t>فرصلا رعس</w:t>
       </w:r>
     </w:p>
     <w:p>
@@ -11544,7 +11544,7 @@
           <w:b w:val="0"/>
           <w:i w:val="0"/>
         </w:rPr>
-        <w:t>رسوم إصدار (عمولة)</w:t>
+        <w:t>(ةلومع) رادصإ موسر</w:t>
       </w:r>
     </w:p>
     <w:p>
@@ -11570,7 +11570,7 @@
           <w:b w:val="0"/>
           <w:i w:val="0"/>
         </w:rPr>
-        <w:t>إجمالي سعر الخصم.</w:t>
+        <w:t>.مصخلا رعس يلامجإ</w:t>
       </w:r>
     </w:p>
     <w:p>
@@ -11609,7 +11609,7 @@
           <w:b w:val="0"/>
           <w:i w:val="0"/>
         </w:rPr>
-        <w:t>الخصم بالعملة الأجنبية</w:t>
+        <w:t>ةيبنجألا ةلمعلاب مصخلا</w:t>
       </w:r>
     </w:p>
     <w:p>
@@ -11661,20 +11661,20 @@
           <w:b w:val="0"/>
           <w:i w:val="0"/>
         </w:rPr>
-        <w:t>ریال</w:t>
-      </w:r>
-    </w:p>
-    <w:p>
-      <w:pPr>
-        <w:jc w:val="right"/>
-        <w:bidi/>
-      </w:pPr>
-      <w:r>
-        <w:rPr>
-          <w:b w:val="0"/>
-          <w:i w:val="0"/>
-        </w:rPr>
-        <w:t>السيد أسامة أحمد عباس زيني</w:t>
+        <w:t>لایر</w:t>
+      </w:r>
+    </w:p>
+    <w:p>
+      <w:pPr>
+        <w:jc w:val="right"/>
+        <w:bidi/>
+      </w:pPr>
+      <w:r>
+        <w:rPr>
+          <w:b w:val="0"/>
+          <w:i w:val="0"/>
+        </w:rPr>
+        <w:t>ينيز سابع دمحأ ةماسأ ديسلا</w:t>
       </w:r>
     </w:p>
     <w:p>
@@ -11765,7 +11765,7 @@
           <w:b w:val="0"/>
           <w:i w:val="0"/>
         </w:rPr>
-        <w:t>المستلم / محمد عبد الله النغير</w:t>
+        <w:t>ريغنلا هللا دبع دمحم / ملتسملا</w:t>
       </w:r>
     </w:p>
     <w:p>
@@ -11882,20 +11882,20 @@
           <w:b w:val="0"/>
           <w:i w:val="0"/>
         </w:rPr>
-        <w:t>سامبا samba</w:t>
-      </w:r>
-    </w:p>
-    <w:p>
-      <w:pPr>
-        <w:jc w:val="right"/>
-        <w:bidi/>
-      </w:pPr>
-      <w:r>
-        <w:rPr>
-          <w:b w:val="0"/>
-          <w:i w:val="0"/>
-        </w:rPr>
-        <w:t>مجموعة سامبا المالية Samha Financial Group</w:t>
+        <w:t>samba ابماس</w:t>
+      </w:r>
+    </w:p>
+    <w:p>
+      <w:pPr>
+        <w:jc w:val="right"/>
+        <w:bidi/>
+      </w:pPr>
+      <w:r>
+        <w:rPr>
+          <w:b w:val="0"/>
+          <w:i w:val="0"/>
+        </w:rPr>
+        <w:t>Group Financial Samha ةيلاملا ابماس ةعومجم</w:t>
       </w:r>
     </w:p>
     <w:p>
@@ -11960,7 +11960,7 @@
           <w:b w:val="0"/>
           <w:i w:val="0"/>
         </w:rPr>
-        <w:t>السمو الأمير أحمد بن عبد العزيز آل سعود</w:t>
+        <w:t>دوعس لآ زيزعلا دبع نب دمحأ ريمألا ومسلا</w:t>
       </w:r>
     </w:p>
     <w:p>
@@ -11986,7 +11986,7 @@
           <w:b w:val="0"/>
           <w:i w:val="0"/>
         </w:rPr>
-        <w:t>شارع الأندلس جمال ال يصرف للمستفيد الأول فقط Against this Cheque</w:t>
+        <w:t>Cheque this Against طقف لوألا ديفتسملل فرصي لا لامج سلدنألا عراش</w:t>
       </w:r>
     </w:p>
     <w:p>
@@ -12012,20 +12012,20 @@
           <w:b w:val="0"/>
           <w:i w:val="0"/>
         </w:rPr>
-        <w:t>نسة سمو الامير من التوزيعات اه</w:t>
-      </w:r>
-    </w:p>
-    <w:p>
-      <w:pPr>
-        <w:jc w:val="right"/>
-        <w:bidi/>
-      </w:pPr>
-      <w:r>
-        <w:rPr>
-          <w:b w:val="0"/>
-          <w:i w:val="0"/>
-        </w:rPr>
-        <w:t>الجديدة بشركة بضاعة )</w:t>
+        <w:t>ها تاعيزوتلا نم ريمالا ومس ةسن</w:t>
+      </w:r>
+    </w:p>
+    <w:p>
+      <w:pPr>
+        <w:jc w:val="right"/>
+        <w:bidi/>
+      </w:pPr>
+      <w:r>
+        <w:rPr>
+          <w:b w:val="0"/>
+          <w:i w:val="0"/>
+        </w:rPr>
+        <w:t>( ةعاضب ةكرشب ةديدجلا</w:t>
       </w:r>
     </w:p>
     <w:p>
@@ -12051,7 +12051,7 @@
           <w:b w:val="0"/>
           <w:i w:val="0"/>
         </w:rPr>
-        <w:t>واربعون الف</w:t>
+        <w:t>فلا نوعبراو</w:t>
       </w:r>
     </w:p>
     <w:p>
@@ -12103,20 +12103,20 @@
           <w:b w:val="0"/>
           <w:i w:val="0"/>
         </w:rPr>
-        <w:t>التوقيع</w:t>
-      </w:r>
-    </w:p>
-    <w:p>
-      <w:pPr>
-        <w:jc w:val="right"/>
-        <w:bidi/>
-      </w:pPr>
-      <w:r>
-        <w:rPr>
-          <w:b w:val="0"/>
-          <w:i w:val="0"/>
-        </w:rPr>
-        <w:t>محسن دهيس القحطاني (١٣٦٢)</w:t>
+        <w:t>عيقوتلا</w:t>
+      </w:r>
+    </w:p>
+    <w:p>
+      <w:pPr>
+        <w:jc w:val="right"/>
+        <w:bidi/>
+      </w:pPr>
+      <w:r>
+        <w:rPr>
+          <w:b w:val="0"/>
+          <w:i w:val="0"/>
+        </w:rPr>
+        <w:t>(١٣٦٢) يناطحقلا سيهد نسحم</w:t>
       </w:r>
     </w:p>
     <w:p>
@@ -12142,20 +12142,20 @@
           <w:b w:val="0"/>
           <w:i w:val="0"/>
         </w:rPr>
-        <w:t>مجموعة سامبا المالية</w:t>
-      </w:r>
-    </w:p>
-    <w:p>
-      <w:pPr>
-        <w:jc w:val="right"/>
-        <w:bidi/>
-      </w:pPr>
-      <w:r>
-        <w:rPr>
-          <w:b w:val="0"/>
-          <w:i w:val="0"/>
-        </w:rPr>
-        <w:t>فرع طريق الملك عبد العزيز رف لدى جميع فروعنا بالمملكة</w:t>
+        <w:t>ةيلاملا ابماس ةعومجم</w:t>
+      </w:r>
+    </w:p>
+    <w:p>
+      <w:pPr>
+        <w:jc w:val="right"/>
+        <w:bidi/>
+      </w:pPr>
+      <w:r>
+        <w:rPr>
+          <w:b w:val="0"/>
+          <w:i w:val="0"/>
+        </w:rPr>
+        <w:t>ةكلمملاب انعورف عيمج ىدل فر زيزعلا دبع كلملا قيرط عرف</w:t>
       </w:r>
     </w:p>
     <w:p>
@@ -12181,7 +12181,7 @@
           <w:b w:val="0"/>
           <w:i w:val="0"/>
         </w:rPr>
-        <w:t>الله محمد القير الوكيل الشرعي</w:t>
+        <w:t>يعرشلا ليكولا ريقلا دمحم هللا</w:t>
       </w:r>
     </w:p>
     <w:p>
@@ -12324,20 +12324,20 @@
           <w:b w:val="0"/>
           <w:i w:val="0"/>
         </w:rPr>
-        <w:t>سامبا samba</w:t>
-      </w:r>
-    </w:p>
-    <w:p>
-      <w:pPr>
-        <w:jc w:val="right"/>
-        <w:bidi/>
-      </w:pPr>
-      <w:r>
-        <w:rPr>
-          <w:b w:val="0"/>
-          <w:i w:val="0"/>
-        </w:rPr>
-        <w:t>مجموعة سامبا المالية Samba Financial Group</w:t>
+        <w:t>samba ابماس</w:t>
+      </w:r>
+    </w:p>
+    <w:p>
+      <w:pPr>
+        <w:jc w:val="right"/>
+        <w:bidi/>
+      </w:pPr>
+      <w:r>
+        <w:rPr>
+          <w:b w:val="0"/>
+          <w:i w:val="0"/>
+        </w:rPr>
+        <w:t>Group Financial Samba ةيلاملا ابماس ةعومجم</w:t>
       </w:r>
     </w:p>
     <w:p>
@@ -12363,7 +12363,7 @@
           <w:b w:val="0"/>
           <w:i w:val="0"/>
         </w:rPr>
-        <w:t>سمو الأمير / أحمد بن عب</w:t>
+        <w:t>بع نب دمحأ / ريمألا ومس</w:t>
       </w:r>
     </w:p>
     <w:p>
@@ -12571,7 +12571,7 @@
           <w:b w:val="0"/>
           <w:i w:val="0"/>
         </w:rPr>
-        <w:t>عة سامبا المالية طريق الملك عبد العزيز.</w:t>
+        <w:t>.زيزعلا دبع كلملا قيرط ةيلاملا ابماس ةع</w:t>
       </w:r>
     </w:p>
     <w:p>
@@ -12597,7 +12597,7 @@
           <w:b w:val="0"/>
           <w:i w:val="0"/>
         </w:rPr>
-        <w:t>التوقيع</w:t>
+        <w:t>عيقوتلا</w:t>
       </w:r>
     </w:p>
     <w:p>
@@ -12623,7 +12623,7 @@
           <w:b w:val="0"/>
           <w:i w:val="0"/>
         </w:rPr>
-        <w:t>13 محسن دهيس القحطانی (۱۳۹۲) \*\*</w:t>
+        <w:t>*\*\ (۲۹۳۱) یناطحقلا سيهد نسحم 13</w:t>
       </w:r>
     </w:p>
     <w:p>
@@ -12675,7 +12675,7 @@
           <w:b w:val="0"/>
           <w:i w:val="0"/>
         </w:rPr>
-        <w:t>التفاصيل</w:t>
+        <w:t>ليصافتلا</w:t>
       </w:r>
     </w:p>
     <w:p>
@@ -12727,7 +12727,7 @@
           <w:b w:val="0"/>
           <w:i w:val="0"/>
         </w:rPr>
-        <w:t>سامبا samba</w:t>
+        <w:t>samba ابماس</w:t>
       </w:r>
     </w:p>
     <w:p>
@@ -12766,20 +12766,20 @@
           <w:b w:val="0"/>
           <w:i w:val="0"/>
         </w:rPr>
-        <w:t>أمر الدفع الموضح أعلاه</w:t>
-      </w:r>
-    </w:p>
-    <w:p>
-      <w:pPr>
-        <w:jc w:val="right"/>
-        <w:bidi/>
-      </w:pPr>
-      <w:r>
-        <w:rPr>
-          <w:b w:val="0"/>
-          <w:i w:val="0"/>
-        </w:rPr>
-        <w:t>السيد أسامة أحمد عباس زيني</w:t>
+        <w:t>هالعأ حضوملا عفدلا رمأ</w:t>
+      </w:r>
+    </w:p>
+    <w:p>
+      <w:pPr>
+        <w:jc w:val="right"/>
+        <w:bidi/>
+      </w:pPr>
+      <w:r>
+        <w:rPr>
+          <w:b w:val="0"/>
+          <w:i w:val="0"/>
+        </w:rPr>
+        <w:t>ينيز سابع دمحأ ةماسأ ديسلا</w:t>
       </w:r>
     </w:p>
     <w:p>
@@ -12844,7 +12844,7 @@
           <w:b w:val="0"/>
           <w:i w:val="0"/>
         </w:rPr>
-        <w:t>امر مها</w:t>
+        <w:t>اهم رما</w:t>
       </w:r>
     </w:p>
     <w:p>
@@ -12870,7 +12870,7 @@
           <w:b w:val="0"/>
           <w:i w:val="0"/>
         </w:rPr>
-        <w:t>سال</w:t>
+        <w:t>لاس</w:t>
       </w:r>
     </w:p>
     <w:p>
@@ -12909,7 +12909,7 @@
           <w:b w:val="0"/>
           <w:i w:val="0"/>
         </w:rPr>
-        <w:t>اشعار خصم / نسخة العميل</w:t>
+        <w:t>ليمعلا ةخسن / مصخ راعشا</w:t>
       </w:r>
     </w:p>
     <w:p>
@@ -12948,7 +12948,7 @@
           <w:b w:val="0"/>
           <w:i w:val="0"/>
         </w:rPr>
-        <w:t>رسوم إصدار (عمولة)</w:t>
+        <w:t>(ةلومع) رادصإ موسر</w:t>
       </w:r>
     </w:p>
     <w:p>
@@ -12974,7 +12974,7 @@
           <w:b w:val="0"/>
           <w:i w:val="0"/>
         </w:rPr>
-        <w:t>إجمالي سعر الخصم</w:t>
+        <w:t>مصخلا رعس يلامجإ</w:t>
       </w:r>
     </w:p>
     <w:p>
@@ -13013,7 +13013,7 @@
           <w:b w:val="0"/>
           <w:i w:val="0"/>
         </w:rPr>
-        <w:t>الخصم بالعملة الأجنبية</w:t>
+        <w:t>ةيبنجألا ةلمعلاب مصخلا</w:t>
       </w:r>
     </w:p>
     <w:p>
@@ -13104,20 +13104,20 @@
           <w:b w:val="0"/>
           <w:i w:val="0"/>
         </w:rPr>
-        <w:t>استلمت أصل الشيك</w:t>
-      </w:r>
-    </w:p>
-    <w:p>
-      <w:pPr>
-        <w:jc w:val="right"/>
-        <w:bidi/>
-      </w:pPr>
-      <w:r>
-        <w:rPr>
-          <w:b w:val="0"/>
-          <w:i w:val="0"/>
-        </w:rPr>
-        <w:t>المفوض بالتوقيع</w:t>
+        <w:t>كيشلا لصأ تملتسا</w:t>
+      </w:r>
+    </w:p>
+    <w:p>
+      <w:pPr>
+        <w:jc w:val="right"/>
+        <w:bidi/>
+      </w:pPr>
+      <w:r>
+        <w:rPr>
+          <w:b w:val="0"/>
+          <w:i w:val="0"/>
+        </w:rPr>
+        <w:t>عيقوتلاب ضوفملا</w:t>
       </w:r>
     </w:p>
     <w:p>
@@ -13208,46 +13208,46 @@
           <w:b w:val="0"/>
           <w:i w:val="0"/>
         </w:rPr>
-        <w:t>بيان القيد</w:t>
-      </w:r>
-    </w:p>
-    <w:p>
-      <w:pPr>
-        <w:jc w:val="right"/>
-        <w:bidi/>
-      </w:pPr>
-      <w:r>
-        <w:rPr>
-          <w:b w:val="0"/>
-          <w:i w:val="0"/>
-        </w:rPr>
-        <w:t>المدين</w:t>
-      </w:r>
-    </w:p>
-    <w:p>
-      <w:pPr>
-        <w:jc w:val="right"/>
-        <w:bidi/>
-      </w:pPr>
-      <w:r>
-        <w:rPr>
-          <w:b w:val="0"/>
-          <w:i w:val="0"/>
-        </w:rPr>
-        <w:t>الدائن</w:t>
-      </w:r>
-    </w:p>
-    <w:p>
-      <w:pPr>
-        <w:jc w:val="right"/>
-        <w:bidi/>
-      </w:pPr>
-      <w:r>
-        <w:rPr>
-          <w:b w:val="0"/>
-          <w:i w:val="0"/>
-        </w:rPr>
-        <w:t>مجموع القيد</w:t>
+        <w:t>ديقلا نايب</w:t>
+      </w:r>
+    </w:p>
+    <w:p>
+      <w:pPr>
+        <w:jc w:val="right"/>
+        <w:bidi/>
+      </w:pPr>
+      <w:r>
+        <w:rPr>
+          <w:b w:val="0"/>
+          <w:i w:val="0"/>
+        </w:rPr>
+        <w:t>نيدملا</w:t>
+      </w:r>
+    </w:p>
+    <w:p>
+      <w:pPr>
+        <w:jc w:val="right"/>
+        <w:bidi/>
+      </w:pPr>
+      <w:r>
+        <w:rPr>
+          <w:b w:val="0"/>
+          <w:i w:val="0"/>
+        </w:rPr>
+        <w:t>نئادلا</w:t>
+      </w:r>
+    </w:p>
+    <w:p>
+      <w:pPr>
+        <w:jc w:val="right"/>
+        <w:bidi/>
+      </w:pPr>
+      <w:r>
+        <w:rPr>
+          <w:b w:val="0"/>
+          <w:i w:val="0"/>
+        </w:rPr>
+        <w:t>ديقلا عومجم</w:t>
       </w:r>
     </w:p>
     <w:p>
@@ -13286,7 +13286,7 @@
           <w:b w:val="0"/>
           <w:i w:val="0"/>
         </w:rPr>
-        <w:t>الممسوحة ضوئيا بـ CamScanner</w:t>
+        <w:t>CamScanner ـب ايئوض ةحوسمملا</w:t>
       </w:r>
     </w:p>
     <w:p>
@@ -13377,7 +13377,7 @@
           <w:b w:val="0"/>
           <w:i w:val="0"/>
         </w:rPr>
-        <w:t>رقم الحساب اسم الحساب</w:t>
+        <w:t>باسحلا مسا باسحلا مقر</w:t>
       </w:r>
     </w:p>
     <w:p>
@@ -13416,7 +13416,7 @@
           <w:b w:val="0"/>
           <w:i w:val="0"/>
         </w:rPr>
-        <w:t>الصالحة</w:t>
+        <w:t>ةحلاصلا</w:t>
       </w:r>
     </w:p>
     <w:p>
@@ -13468,7 +13468,7 @@
           <w:b w:val="0"/>
           <w:i w:val="0"/>
         </w:rPr>
-        <w:t>الصندوق العام</w:t>
+        <w:t>ماعلا قودنصلا</w:t>
       </w:r>
     </w:p>
     <w:p>
@@ -13494,7 +13494,7 @@
           <w:b w:val="0"/>
           <w:i w:val="0"/>
         </w:rPr>
-        <w:t>المدين المائي</w:t>
+        <w:t>يئاملا نيدملا</w:t>
       </w:r>
     </w:p>
     <w:p>
@@ -13520,7 +13520,7 @@
           <w:b w:val="0"/>
           <w:i w:val="0"/>
         </w:rPr>
-        <w:t>المدير العلم</w:t>
+        <w:t>ملعلا ريدملا</w:t>
       </w:r>
     </w:p>
     <w:p>
@@ -13728,7 +13728,7 @@
           <w:b w:val="0"/>
           <w:i w:val="0"/>
         </w:rPr>
-        <w:t>الموافق ۲۰۱۹/۰۱/۰۱</w:t>
+        <w:t>۱۰/۱۰/۹۱۰۲ قفاوملا</w:t>
       </w:r>
     </w:p>
     <w:p>
@@ -13754,7 +13754,7 @@
           <w:b w:val="0"/>
           <w:i w:val="0"/>
         </w:rPr>
-        <w:t>أمين الصندوق</w:t>
+        <w:t>قودنصلا نيمأ</w:t>
       </w:r>
     </w:p>
     <w:p>
@@ -13793,46 +13793,46 @@
           <w:b w:val="0"/>
           <w:i w:val="0"/>
         </w:rPr>
-        <w:t>الممسوحة ضوئيا بـ CamScanner</w:t>
-      </w:r>
-    </w:p>
-    <w:p>
-      <w:pPr>
-        <w:jc w:val="right"/>
-        <w:bidi/>
-      </w:pPr>
-      <w:r>
-        <w:rPr>
-          <w:b w:val="0"/>
-          <w:i w:val="0"/>
-        </w:rPr>
-        <w:t>المجموع</w:t>
-      </w:r>
-    </w:p>
-    <w:p>
-      <w:pPr>
-        <w:jc w:val="right"/>
-        <w:bidi/>
-      </w:pPr>
-      <w:r>
-        <w:rPr>
-          <w:b w:val="0"/>
-          <w:i w:val="0"/>
-        </w:rPr>
-        <w:t>المدير العام</w:t>
-      </w:r>
-    </w:p>
-    <w:p>
-      <w:pPr>
-        <w:jc w:val="right"/>
-        <w:bidi/>
-      </w:pPr>
-      <w:r>
-        <w:rPr>
-          <w:b w:val="0"/>
-          <w:i w:val="0"/>
-        </w:rPr>
-        <w:t>ریال</w:t>
+        <w:t>CamScanner ـب ايئوض ةحوسمملا</w:t>
+      </w:r>
+    </w:p>
+    <w:p>
+      <w:pPr>
+        <w:jc w:val="right"/>
+        <w:bidi/>
+      </w:pPr>
+      <w:r>
+        <w:rPr>
+          <w:b w:val="0"/>
+          <w:i w:val="0"/>
+        </w:rPr>
+        <w:t>عومجملا</w:t>
+      </w:r>
+    </w:p>
+    <w:p>
+      <w:pPr>
+        <w:jc w:val="right"/>
+        <w:bidi/>
+      </w:pPr>
+      <w:r>
+        <w:rPr>
+          <w:b w:val="0"/>
+          <w:i w:val="0"/>
+        </w:rPr>
+        <w:t>ماعلا ريدملا</w:t>
+      </w:r>
+    </w:p>
+    <w:p>
+      <w:pPr>
+        <w:jc w:val="right"/>
+        <w:bidi/>
+      </w:pPr>
+      <w:r>
+        <w:rPr>
+          <w:b w:val="0"/>
+          <w:i w:val="0"/>
+        </w:rPr>
+        <w:t>لایر</w:t>
       </w:r>
     </w:p>
     <w:p>
@@ -13923,33 +13923,33 @@
           <w:b w:val="0"/>
           <w:i w:val="0"/>
         </w:rPr>
-        <w:t>بيان القيد</w:t>
-      </w:r>
-    </w:p>
-    <w:p>
-      <w:pPr>
-        <w:jc w:val="right"/>
-        <w:bidi/>
-      </w:pPr>
-      <w:r>
-        <w:rPr>
-          <w:b w:val="0"/>
-          <w:i w:val="0"/>
-        </w:rPr>
-        <w:t>المدين</w:t>
-      </w:r>
-    </w:p>
-    <w:p>
-      <w:pPr>
-        <w:jc w:val="right"/>
-        <w:bidi/>
-      </w:pPr>
-      <w:r>
-        <w:rPr>
-          <w:b w:val="0"/>
-          <w:i w:val="0"/>
-        </w:rPr>
-        <w:t>الدائن</w:t>
+        <w:t>ديقلا نايب</w:t>
+      </w:r>
+    </w:p>
+    <w:p>
+      <w:pPr>
+        <w:jc w:val="right"/>
+        <w:bidi/>
+      </w:pPr>
+      <w:r>
+        <w:rPr>
+          <w:b w:val="0"/>
+          <w:i w:val="0"/>
+        </w:rPr>
+        <w:t>نيدملا</w:t>
+      </w:r>
+    </w:p>
+    <w:p>
+      <w:pPr>
+        <w:jc w:val="right"/>
+        <w:bidi/>
+      </w:pPr>
+      <w:r>
+        <w:rPr>
+          <w:b w:val="0"/>
+          <w:i w:val="0"/>
+        </w:rPr>
+        <w:t>نئادلا</w:t>
       </w:r>
     </w:p>
     <w:p>
@@ -13988,33 +13988,33 @@
           <w:b w:val="0"/>
           <w:i w:val="0"/>
         </w:rPr>
-        <w:t>مجموع القيد</w:t>
-      </w:r>
-    </w:p>
-    <w:p>
-      <w:pPr>
-        <w:jc w:val="right"/>
-        <w:bidi/>
-      </w:pPr>
-      <w:r>
-        <w:rPr>
-          <w:b w:val="0"/>
-          <w:i w:val="0"/>
-        </w:rPr>
-        <w:t>المحاسب</w:t>
-      </w:r>
-    </w:p>
-    <w:p>
-      <w:pPr>
-        <w:jc w:val="right"/>
-        <w:bidi/>
-      </w:pPr>
-      <w:r>
-        <w:rPr>
-          <w:b w:val="0"/>
-          <w:i w:val="0"/>
-        </w:rPr>
-        <w:t>الممسوحة ضوئيا بـ CamScanner</w:t>
+        <w:t>ديقلا عومجم</w:t>
+      </w:r>
+    </w:p>
+    <w:p>
+      <w:pPr>
+        <w:jc w:val="right"/>
+        <w:bidi/>
+      </w:pPr>
+      <w:r>
+        <w:rPr>
+          <w:b w:val="0"/>
+          <w:i w:val="0"/>
+        </w:rPr>
+        <w:t>بساحملا</w:t>
+      </w:r>
+    </w:p>
+    <w:p>
+      <w:pPr>
+        <w:jc w:val="right"/>
+        <w:bidi/>
+      </w:pPr>
+      <w:r>
+        <w:rPr>
+          <w:b w:val="0"/>
+          <w:i w:val="0"/>
+        </w:rPr>
+        <w:t>CamScanner ـب ايئوض ةحوسمملا</w:t>
       </w:r>
     </w:p>
     <w:p>
@@ -14118,7 +14118,7 @@
           <w:b w:val="0"/>
           <w:i w:val="0"/>
         </w:rPr>
-        <w:t>الصفحة</w:t>
+        <w:t>ةحفصلا</w:t>
       </w:r>
     </w:p>
     <w:p>
@@ -14157,7 +14157,7 @@
           <w:b w:val="0"/>
           <w:i w:val="0"/>
         </w:rPr>
-        <w:t>رقم الحساب اسم الصاب</w:t>
+        <w:t>باصلا مسا باسحلا مقر</w:t>
       </w:r>
     </w:p>
     <w:p>
@@ -14196,7 +14196,7 @@
           <w:b w:val="0"/>
           <w:i w:val="0"/>
         </w:rPr>
-        <w:t>۱۰۰۰ الصندوق العام</w:t>
+        <w:t>ماعلا قودنصلا ۰۰۰۱</w:t>
       </w:r>
     </w:p>
     <w:p>
@@ -14235,7 +14235,7 @@
           <w:b w:val="0"/>
           <w:i w:val="0"/>
         </w:rPr>
-        <w:t>المدير العام</w:t>
+        <w:t>ماعلا ريدملا</w:t>
       </w:r>
     </w:p>
     <w:p>
@@ -14313,7 +14313,7 @@
           <w:b w:val="0"/>
           <w:i w:val="0"/>
         </w:rPr>
-        <w:t>فقط خسون الف وسيصالة ريال سعودي</w:t>
+        <w:t>يدوعس لاير ةلاصيسو فلا نوسخ طقف</w:t>
       </w:r>
     </w:p>
     <w:p>
@@ -14417,20 +14417,20 @@
           <w:b w:val="0"/>
           <w:i w:val="0"/>
         </w:rPr>
-        <w:t>المجموع</w:t>
-      </w:r>
-    </w:p>
-    <w:p>
-      <w:pPr>
-        <w:jc w:val="right"/>
-        <w:bidi/>
-      </w:pPr>
-      <w:r>
-        <w:rPr>
-          <w:b w:val="0"/>
-          <w:i w:val="0"/>
-        </w:rPr>
-        <w:t>الممسوحة ضوئيا بـ CamScanner</w:t>
+        <w:t>عومجملا</w:t>
+      </w:r>
+    </w:p>
+    <w:p>
+      <w:pPr>
+        <w:jc w:val="right"/>
+        <w:bidi/>
+      </w:pPr>
+      <w:r>
+        <w:rPr>
+          <w:b w:val="0"/>
+          <w:i w:val="0"/>
+        </w:rPr>
+        <w:t>CamScanner ـب ايئوض ةحوسمملا</w:t>
       </w:r>
     </w:p>
     <w:p>
@@ -14456,7 +14456,7 @@
           <w:b w:val="0"/>
           <w:i w:val="0"/>
         </w:rPr>
-        <w:t>امين الصندوق</w:t>
+        <w:t>قودنصلا نيما</w:t>
       </w:r>
     </w:p>
     <w:p>
@@ -14612,7 +14612,7 @@
           <w:b w:val="0"/>
           <w:i w:val="0"/>
         </w:rPr>
-        <w:t>بيان القيد:</w:t>
+        <w:t>:ديقلا نايب</w:t>
       </w:r>
     </w:p>
     <w:p>
@@ -14638,20 +14638,20 @@
           <w:b w:val="0"/>
           <w:i w:val="0"/>
         </w:rPr>
-        <w:t>الدائن</w:t>
-      </w:r>
-    </w:p>
-    <w:p>
-      <w:pPr>
-        <w:jc w:val="right"/>
-        <w:bidi/>
-      </w:pPr>
-      <w:r>
-        <w:rPr>
-          <w:b w:val="0"/>
-          <w:i w:val="0"/>
-        </w:rPr>
-        <w:t>رقم الحساب اسم الحساب</w:t>
+        <w:t>نئادلا</w:t>
+      </w:r>
+    </w:p>
+    <w:p>
+      <w:pPr>
+        <w:jc w:val="right"/>
+        <w:bidi/>
+      </w:pPr>
+      <w:r>
+        <w:rPr>
+          <w:b w:val="0"/>
+          <w:i w:val="0"/>
+        </w:rPr>
+        <w:t>باسحلا مسا باسحلا مقر</w:t>
       </w:r>
     </w:p>
     <w:p>
@@ -14690,7 +14690,7 @@
           <w:b w:val="0"/>
           <w:i w:val="0"/>
         </w:rPr>
-        <w:t>مجموع القيد</w:t>
+        <w:t>ديقلا عومجم</w:t>
       </w:r>
     </w:p>
     <w:p>
@@ -14716,20 +14716,20 @@
           <w:b w:val="0"/>
           <w:i w:val="0"/>
         </w:rPr>
-        <w:t>المحاسب</w:t>
-      </w:r>
-    </w:p>
-    <w:p>
-      <w:pPr>
-        <w:jc w:val="right"/>
-        <w:bidi/>
-      </w:pPr>
-      <w:r>
-        <w:rPr>
-          <w:b w:val="0"/>
-          <w:i w:val="0"/>
-        </w:rPr>
-        <w:t>الممسوحة ضوئيا بـ CamScanner</w:t>
+        <w:t>بساحملا</w:t>
+      </w:r>
+    </w:p>
+    <w:p>
+      <w:pPr>
+        <w:jc w:val="right"/>
+        <w:bidi/>
+      </w:pPr>
+      <w:r>
+        <w:rPr>
+          <w:b w:val="0"/>
+          <w:i w:val="0"/>
+        </w:rPr>
+        <w:t>CamScanner ـب ايئوض ةحوسمملا</w:t>
       </w:r>
     </w:p>
     <w:p>
@@ -14768,7 +14768,7 @@
           <w:b w:val="0"/>
           <w:i w:val="0"/>
         </w:rPr>
-        <w:t>الصفحة</w:t>
+        <w:t>ةحفصلا</w:t>
       </w:r>
     </w:p>
     <w:p>
@@ -14794,7 +14794,7 @@
           <w:b w:val="0"/>
           <w:i w:val="0"/>
         </w:rPr>
-        <w:t>۱۱۱۱۰ الصندوق العام</w:t>
+        <w:t>ماعلا قودنصلا ۰۱۱۱۱</w:t>
       </w:r>
     </w:p>
     <w:p>
@@ -14833,20 +14833,20 @@
           <w:b w:val="0"/>
           <w:i w:val="0"/>
         </w:rPr>
-        <w:t>المدينة المنى</w:t>
-      </w:r>
-    </w:p>
-    <w:p>
-      <w:pPr>
-        <w:jc w:val="right"/>
-        <w:bidi/>
-      </w:pPr>
-      <w:r>
-        <w:rPr>
-          <w:b w:val="0"/>
-          <w:i w:val="0"/>
-        </w:rPr>
-        <w:t>المدير العام</w:t>
+        <w:t>ىنملا ةنيدملا</w:t>
+      </w:r>
+    </w:p>
+    <w:p>
+      <w:pPr>
+        <w:jc w:val="right"/>
+        <w:bidi/>
+      </w:pPr>
+      <w:r>
+        <w:rPr>
+          <w:b w:val="0"/>
+          <w:i w:val="0"/>
+        </w:rPr>
+        <w:t>ماعلا ريدملا</w:t>
       </w:r>
     </w:p>
     <w:p>
@@ -15054,7 +15054,7 @@
           <w:b w:val="0"/>
           <w:i w:val="0"/>
         </w:rPr>
-        <w:t>اسم الحساب</w:t>
+        <w:t>باسحلا مسا</w:t>
       </w:r>
     </w:p>
     <w:p>
@@ -15080,7 +15080,7 @@
           <w:b w:val="0"/>
           <w:i w:val="0"/>
         </w:rPr>
-        <w:t>المستلم</w:t>
+        <w:t>ملتسملا</w:t>
       </w:r>
     </w:p>
     <w:p>
@@ -15119,7 +15119,7 @@
           <w:b w:val="0"/>
           <w:i w:val="0"/>
         </w:rPr>
-        <w:t>أمين الصندوق</w:t>
+        <w:t>قودنصلا نيمأ</w:t>
       </w:r>
     </w:p>
     <w:p>
@@ -15145,46 +15145,46 @@
           <w:b w:val="0"/>
           <w:i w:val="0"/>
         </w:rPr>
-        <w:t>الممسوحة ضوئيا بـ CamScanner</w:t>
-      </w:r>
-    </w:p>
-    <w:p>
-      <w:pPr>
-        <w:jc w:val="right"/>
-        <w:bidi/>
-      </w:pPr>
-      <w:r>
-        <w:rPr>
-          <w:b w:val="0"/>
-          <w:i w:val="0"/>
-        </w:rPr>
-        <w:t>المجموع</w:t>
-      </w:r>
-    </w:p>
-    <w:p>
-      <w:pPr>
-        <w:jc w:val="right"/>
-        <w:bidi/>
-      </w:pPr>
-      <w:r>
-        <w:rPr>
-          <w:b w:val="0"/>
-          <w:i w:val="0"/>
-        </w:rPr>
-        <w:t>المدير المالي</w:t>
-      </w:r>
-    </w:p>
-    <w:p>
-      <w:pPr>
-        <w:jc w:val="right"/>
-        <w:bidi/>
-      </w:pPr>
-      <w:r>
-        <w:rPr>
-          <w:b w:val="0"/>
-          <w:i w:val="0"/>
-        </w:rPr>
-        <w:t>المدير العام</w:t>
+        <w:t>CamScanner ـب ايئوض ةحوسمملا</w:t>
+      </w:r>
+    </w:p>
+    <w:p>
+      <w:pPr>
+        <w:jc w:val="right"/>
+        <w:bidi/>
+      </w:pPr>
+      <w:r>
+        <w:rPr>
+          <w:b w:val="0"/>
+          <w:i w:val="0"/>
+        </w:rPr>
+        <w:t>عومجملا</w:t>
+      </w:r>
+    </w:p>
+    <w:p>
+      <w:pPr>
+        <w:jc w:val="right"/>
+        <w:bidi/>
+      </w:pPr>
+      <w:r>
+        <w:rPr>
+          <w:b w:val="0"/>
+          <w:i w:val="0"/>
+        </w:rPr>
+        <w:t>يلاملا ريدملا</w:t>
+      </w:r>
+    </w:p>
+    <w:p>
+      <w:pPr>
+        <w:jc w:val="right"/>
+        <w:bidi/>
+      </w:pPr>
+      <w:r>
+        <w:rPr>
+          <w:b w:val="0"/>
+          <w:i w:val="0"/>
+        </w:rPr>
+        <w:t>ماعلا ريدملا</w:t>
       </w:r>
     </w:p>
     <w:p>
@@ -15210,7 +15210,7 @@
           <w:b w:val="0"/>
           <w:i w:val="0"/>
         </w:rPr>
-        <w:t>ریال</w:t>
+        <w:t>لایر</w:t>
       </w:r>
     </w:p>
     <w:p>
@@ -15405,7 +15405,7 @@
           <w:b w:val="0"/>
           <w:i w:val="0"/>
         </w:rPr>
-        <w:t>المدين</w:t>
+        <w:t>نيدملا</w:t>
       </w:r>
     </w:p>
     <w:p>
@@ -15431,7 +15431,7 @@
           <w:b w:val="0"/>
           <w:i w:val="0"/>
         </w:rPr>
-        <w:t>الصفحة</w:t>
+        <w:t>ةحفصلا</w:t>
       </w:r>
     </w:p>
     <w:p>
@@ -15470,7 +15470,7 @@
           <w:b w:val="0"/>
           <w:i w:val="0"/>
         </w:rPr>
-        <w:t>رقم الحساب اسم الحساب</w:t>
+        <w:t>باسحلا مسا باسحلا مقر</w:t>
       </w:r>
     </w:p>
     <w:p>
@@ -15496,7 +15496,7 @@
           <w:b w:val="0"/>
           <w:i w:val="0"/>
         </w:rPr>
-        <w:t>الصندوق العام</w:t>
+        <w:t>ماعلا قودنصلا</w:t>
       </w:r>
     </w:p>
     <w:p>
@@ -15522,7 +15522,7 @@
           <w:b w:val="0"/>
           <w:i w:val="0"/>
         </w:rPr>
-        <w:t>مجموع القيدة</w:t>
+        <w:t>ةديقلا عومجم</w:t>
       </w:r>
     </w:p>
     <w:p>
@@ -15548,20 +15548,20 @@
           <w:b w:val="0"/>
           <w:i w:val="0"/>
         </w:rPr>
-        <w:t>المدير العام</w:t>
-      </w:r>
-    </w:p>
-    <w:p>
-      <w:pPr>
-        <w:jc w:val="right"/>
-        <w:bidi/>
-      </w:pPr>
-      <w:r>
-        <w:rPr>
-          <w:b w:val="0"/>
-          <w:i w:val="0"/>
-        </w:rPr>
-        <w:t>الممسوحة ضوئيا بـ CamScanner</w:t>
+        <w:t>ماعلا ريدملا</w:t>
+      </w:r>
+    </w:p>
+    <w:p>
+      <w:pPr>
+        <w:jc w:val="right"/>
+        <w:bidi/>
+      </w:pPr>
+      <w:r>
+        <w:rPr>
+          <w:b w:val="0"/>
+          <w:i w:val="0"/>
+        </w:rPr>
+        <w:t>CamScanner ـب ايئوض ةحوسمملا</w:t>
       </w:r>
     </w:p>
     <w:p>
@@ -15600,7 +15600,7 @@
           <w:b w:val="0"/>
           <w:i w:val="0"/>
         </w:rPr>
-        <w:t>السيد العيوطي وشركاه</w:t>
+        <w:t>هاكرشو يطويعلا ديسلا</w:t>
       </w:r>
     </w:p>
     <w:p>
@@ -15626,7 +15626,7 @@
           <w:b w:val="0"/>
           <w:i w:val="0"/>
         </w:rPr>
-        <w:t>مورستيفنز</w:t>
+        <w:t>زنفيتسروم</w:t>
       </w:r>
     </w:p>
     <w:p>
@@ -15652,7 +15652,7 @@
           <w:b w:val="0"/>
           <w:i w:val="0"/>
         </w:rPr>
-        <w:t>الشركة الوطنية للإدارة والخدمات المحدودة</w:t>
+        <w:t>ةدودحملا تامدخلاو ةرادإلل ةينطولا ةكرشلا</w:t>
       </w:r>
     </w:p>
     <w:p>
@@ -15691,7 +15691,7 @@
           <w:b w:val="0"/>
           <w:i w:val="0"/>
         </w:rPr>
-        <w:t>السيد العيوطي وشركاه</w:t>
+        <w:t>هاكرشو يطويعلا ديسلا</w:t>
       </w:r>
     </w:p>
     <w:p>
@@ -15717,20 +15717,20 @@
           <w:b w:val="0"/>
           <w:i w:val="0"/>
         </w:rPr>
-        <w:t>مورستيفنز</w:t>
-      </w:r>
-    </w:p>
-    <w:p>
-      <w:pPr>
-        <w:jc w:val="right"/>
-        <w:bidi/>
-      </w:pPr>
-      <w:r>
-        <w:rPr>
-          <w:b w:val="0"/>
-          <w:i w:val="0"/>
-        </w:rPr>
-        <w:t>انترناشيونال</w:t>
+        <w:t>زنفيتسروم</w:t>
+      </w:r>
+    </w:p>
+    <w:p>
+      <w:pPr>
+        <w:jc w:val="right"/>
+        <w:bidi/>
+      </w:pPr>
+      <w:r>
+        <w:rPr>
+          <w:b w:val="0"/>
+          <w:i w:val="0"/>
+        </w:rPr>
+        <w:t>لانويشانرتنا</w:t>
       </w:r>
     </w:p>
     <w:p>
@@ -15782,46 +15782,46 @@
           <w:b w:val="0"/>
           <w:i w:val="0"/>
         </w:rPr>
-        <w:t>رأس المال</w:t>
-      </w:r>
-    </w:p>
-    <w:p>
-      <w:pPr>
-        <w:jc w:val="right"/>
-        <w:bidi/>
-      </w:pPr>
-      <w:r>
-        <w:rPr>
-          <w:b w:val="0"/>
-          <w:i w:val="0"/>
-        </w:rPr>
-        <w:t>ملخص التقييم</w:t>
-      </w:r>
-    </w:p>
-    <w:p>
-      <w:pPr>
-        <w:jc w:val="right"/>
-        <w:bidi/>
-      </w:pPr>
-      <w:r>
-        <w:rPr>
-          <w:b w:val="0"/>
-          <w:i w:val="0"/>
-        </w:rPr>
-        <w:t>أساس التقييم</w:t>
-      </w:r>
-    </w:p>
-    <w:p>
-      <w:pPr>
-        <w:jc w:val="right"/>
-        <w:bidi/>
-      </w:pPr>
-      <w:r>
-        <w:rPr>
-          <w:b w:val="0"/>
-          <w:i w:val="0"/>
-        </w:rPr>
-        <w:t>التقييم على أساس الربحية ) Price \\ Earning Method )</w:t>
+        <w:t>لاملا سأر</w:t>
+      </w:r>
+    </w:p>
+    <w:p>
+      <w:pPr>
+        <w:jc w:val="right"/>
+        <w:bidi/>
+      </w:pPr>
+      <w:r>
+        <w:rPr>
+          <w:b w:val="0"/>
+          <w:i w:val="0"/>
+        </w:rPr>
+        <w:t>مييقتلا صخلم</w:t>
+      </w:r>
+    </w:p>
+    <w:p>
+      <w:pPr>
+        <w:jc w:val="right"/>
+        <w:bidi/>
+      </w:pPr>
+      <w:r>
+        <w:rPr>
+          <w:b w:val="0"/>
+          <w:i w:val="0"/>
+        </w:rPr>
+        <w:t>مييقتلا ساسأ</w:t>
+      </w:r>
+    </w:p>
+    <w:p>
+      <w:pPr>
+        <w:jc w:val="right"/>
+        <w:bidi/>
+      </w:pPr>
+      <w:r>
+        <w:rPr>
+          <w:b w:val="0"/>
+          <w:i w:val="0"/>
+        </w:rPr>
+        <w:t>( Method Earning \\ Price ( ةيحبرلا ساسأ ىلع مييقتلا</w:t>
       </w:r>
     </w:p>
     <w:p>
@@ -15847,7 +15847,7 @@
           <w:b w:val="0"/>
           <w:i w:val="0"/>
         </w:rPr>
-        <w:t>مرفق (1) تحليل الخطر - شرح الأنواع الخطر</w:t>
+        <w:t>رطخلا عاونألا حرش - رطخلا ليلحت (1) قفرم</w:t>
       </w:r>
     </w:p>
     <w:p>
@@ -15873,7 +15873,7 @@
           <w:b w:val="0"/>
           <w:i w:val="0"/>
         </w:rPr>
-        <w:t>الشركة الوطنية للإدارة والخدمات المحدودة - التقييم في ٣١ المسطس ٢٠٠٦م</w:t>
+        <w:t>م٢٠٠٦ سطسملا ٣١ يف مييقتلا - ةدودحملا تامدخلاو ةرادإلل ةينطولا ةكرشلا</w:t>
       </w:r>
     </w:p>
     <w:p>
@@ -15951,7 +15951,7 @@
           <w:b w:val="0"/>
           <w:i w:val="0"/>
         </w:rPr>
-        <w:t>السيد العيوطي وشركاه</w:t>
+        <w:t>هاكرشو يطويعلا ديسلا</w:t>
       </w:r>
     </w:p>
     <w:p>
@@ -15977,7 +15977,7 @@
           <w:b w:val="0"/>
           <w:i w:val="0"/>
         </w:rPr>
-        <w:t>مور ستيفنز</w:t>
+        <w:t>زنفيتس روم</w:t>
       </w:r>
     </w:p>
     <w:p>
@@ -16055,33 +16055,33 @@
           <w:b w:val="0"/>
           <w:i w:val="0"/>
         </w:rPr>
-        <w:t>الشركة الوطنية للإدارة والخدمات المحدودة هي شركة سعودية ذات مسئولية محدودة مسجلة في جدة بالمملكة العربية السعودية بالسجل التجاري رقم ٤٠٣٠٠٤٢٤٩٦ الصادر بتاريخ ١٦ جمادى الثاني ١٤٠٤هـ (الموافق ١٨ ابريل (١٩٨٤م.</w:t>
-      </w:r>
-    </w:p>
-    <w:p>
-      <w:pPr>
-        <w:jc w:val="right"/>
-        <w:bidi/>
-      </w:pPr>
-      <w:r>
-        <w:rPr>
-          <w:b w:val="0"/>
-          <w:i w:val="0"/>
-        </w:rPr>
-        <w:t>تتمثل أهداف الشركة في تقديم خدمات التموين والصيانة والنظافة وإدارة وتشغيل المطاعم والمخابز وتعتمد الشركة في نشاطها بصفة رئيسية على توريد الوجبات الغذائية إلى المستشفيات وبعض مراكز التجمعات السكنية.</w:t>
-      </w:r>
-    </w:p>
-    <w:p>
-      <w:pPr>
-        <w:jc w:val="right"/>
-        <w:bidi/>
-      </w:pPr>
-      <w:r>
-        <w:rPr>
-          <w:b w:val="0"/>
-          <w:i w:val="0"/>
-        </w:rPr>
-        <w:t>رأس المال</w:t>
+        <w:t>.م١٩٨٤) ليربا ١٨ قفاوملا) ـه١٤٠٤ يناثلا ىدامج ١٦ خيراتب رداصلا ٤٠٣٠٠٤٢٤٩٦ مقر يراجتلا لجسلاب ةيدوعسلا ةيبرعلا ةكلمملاب ةدج يف ةلجسم ةدودحم ةيلوئسم تاذ ةيدوعس ةكرش يه ةدودحملا تامدخلاو ةرادإلل ةينطولا ةكرشلا</w:t>
+      </w:r>
+    </w:p>
+    <w:p>
+      <w:pPr>
+        <w:jc w:val="right"/>
+        <w:bidi/>
+      </w:pPr>
+      <w:r>
+        <w:rPr>
+          <w:b w:val="0"/>
+          <w:i w:val="0"/>
+        </w:rPr>
+        <w:t>.ةينكسلا تاعمجتلا زكارم ضعبو تايفشتسملا ىلإ ةيئاذغلا تابجولا ديروت ىلع ةيسيئر ةفصب اهطاشن يف ةكرشلا دمتعتو زباخملاو معاطملا ليغشتو ةرادإو ةفاظنلاو ةنايصلاو نيومتلا تامدخ ميدقت يف ةكرشلا فادهأ لثمتت</w:t>
+      </w:r>
+    </w:p>
+    <w:p>
+      <w:pPr>
+        <w:jc w:val="right"/>
+        <w:bidi/>
+      </w:pPr>
+      <w:r>
+        <w:rPr>
+          <w:b w:val="0"/>
+          <w:i w:val="0"/>
+        </w:rPr>
+        <w:t>لاملا سأر</w:t>
       </w:r>
     </w:p>
     <w:p>
@@ -16198,7 +16198,7 @@
           <w:b w:val="0"/>
           <w:i w:val="0"/>
         </w:rPr>
-        <w:t>الشركة الوطنية للإدارة والخدمات المحدودة - التقييم في ٣١ المسطس ٢٠٠٦م</w:t>
+        <w:t>م٢٠٠٦ سطسملا ٣١ يف مييقتلا - ةدودحملا تامدخلاو ةرادإلل ةينطولا ةكرشلا</w:t>
       </w:r>
     </w:p>
     <w:p>
@@ -16224,7 +16224,7 @@
           <w:b w:val="0"/>
           <w:i w:val="0"/>
         </w:rPr>
-        <w:t>السيد العيوطي وشركاه</w:t>
+        <w:t>هاكرشو يطويعلا ديسلا</w:t>
       </w:r>
     </w:p>
     <w:p>
@@ -16250,7 +16250,7 @@
           <w:b w:val="0"/>
           <w:i w:val="0"/>
         </w:rPr>
-        <w:t>مور ستيفنز</w:t>
+        <w:t>زنفيتس روم</w:t>
       </w:r>
     </w:p>
     <w:p>
@@ -16276,20 +16276,20 @@
           <w:b w:val="0"/>
           <w:i w:val="0"/>
         </w:rPr>
-        <w:t>٤ ملخص التقييم</w:t>
-      </w:r>
-    </w:p>
-    <w:p>
-      <w:pPr>
-        <w:jc w:val="right"/>
-        <w:bidi/>
-      </w:pPr>
-      <w:r>
-        <w:rPr>
-          <w:b w:val="0"/>
-          <w:i w:val="0"/>
-        </w:rPr>
-        <w:t>١/٤ أساس التقييم الأساس المتبع في تقييم الشركة في ۲۱ أغسطس ۲۰۰٦م يعتمد على قدرة الشركة على تحقيق أرباح في المستقبل المنظور ، وليس من خلال التقييم الفردي الموجودات الشركة والتزاماتها.</w:t>
+        <w:t>مييقتلا صخلم ٤</w:t>
+      </w:r>
+    </w:p>
+    <w:p>
+      <w:pPr>
+        <w:jc w:val="right"/>
+        <w:bidi/>
+      </w:pPr>
+      <w:r>
+        <w:rPr>
+          <w:b w:val="0"/>
+          <w:i w:val="0"/>
+        </w:rPr>
+        <w:t>.اهتامازتلاو ةكرشلا تادوجوملا يدرفلا مييقتلا لالخ نم سيلو ، روظنملا لبقتسملا يف حابرأ قيقحت ىلع ةكرشلا ةردق ىلع دمتعي م٦۰۰۲ سطسغأ ۱۲ يف ةكرشلا مييقت يف عبتملا ساسألا مييقتلا ساسأ ١/٤</w:t>
       </w:r>
     </w:p>
     <w:p>
@@ -16315,33 +16315,33 @@
           <w:b w:val="0"/>
           <w:i w:val="0"/>
         </w:rPr>
-        <w:t>٢/٤ التقييم</w:t>
-      </w:r>
-    </w:p>
-    <w:p>
-      <w:pPr>
-        <w:jc w:val="right"/>
-        <w:bidi/>
-      </w:pPr>
-      <w:r>
-        <w:rPr>
-          <w:b w:val="0"/>
-          <w:i w:val="0"/>
-        </w:rPr>
-        <w:t>قمنا بتقديم الشركة وفقا لأساس التقييم المذكو و تخلص من عملنا إلى النتائج التالية :</w:t>
-      </w:r>
-    </w:p>
-    <w:p>
-      <w:pPr>
-        <w:jc w:val="right"/>
-        <w:bidi/>
-      </w:pPr>
-      <w:r>
-        <w:rPr>
-          <w:b w:val="0"/>
-          <w:i w:val="0"/>
-        </w:rPr>
-        <w:t>استمرار الشركة بالقدرات القائمة دون الحاجة لزيادة هامة في الاستثمارات.</w:t>
+        <w:t>مييقتلا ٢/٤</w:t>
+      </w:r>
+    </w:p>
+    <w:p>
+      <w:pPr>
+        <w:jc w:val="right"/>
+        <w:bidi/>
+      </w:pPr>
+      <w:r>
+        <w:rPr>
+          <w:b w:val="0"/>
+          <w:i w:val="0"/>
+        </w:rPr>
+        <w:t>: ةيلاتلا جئاتنلا ىلإ انلمع نم صلخت و وكذملا مييقتلا ساسأل اقفو ةكرشلا ميدقتب انمق</w:t>
+      </w:r>
+    </w:p>
+    <w:p>
+      <w:pPr>
+        <w:jc w:val="right"/>
+        <w:bidi/>
+      </w:pPr>
+      <w:r>
+        <w:rPr>
+          <w:b w:val="0"/>
+          <w:i w:val="0"/>
+        </w:rPr>
+        <w:t>.تارامثتسالا يف ةماه ةدايزل ةجاحلا نود ةمئاقلا تاردقلاب ةكرشلا رارمتسا</w:t>
       </w:r>
     </w:p>
     <w:p>
@@ -16367,20 +16367,20 @@
           <w:b w:val="0"/>
           <w:i w:val="0"/>
         </w:rPr>
-        <w:t>تقييم النشاط المستمر الذي يؤدي لتحقيق النتائج التي بني عليها التقييم</w:t>
-      </w:r>
-    </w:p>
-    <w:p>
-      <w:pPr>
-        <w:jc w:val="right"/>
-        <w:bidi/>
-      </w:pPr>
-      <w:r>
-        <w:rPr>
-          <w:b w:val="0"/>
-          <w:i w:val="0"/>
-        </w:rPr>
-        <w:t>قيمة الموجودات الغير مرتبطة بالنشاط</w:t>
+        <w:t>مييقتلا اهيلع ينب يتلا جئاتنلا قيقحتل يدؤي يذلا رمتسملا طاشنلا مييقت</w:t>
+      </w:r>
+    </w:p>
+    <w:p>
+      <w:pPr>
+        <w:jc w:val="right"/>
+        <w:bidi/>
+      </w:pPr>
+      <w:r>
+        <w:rPr>
+          <w:b w:val="0"/>
+          <w:i w:val="0"/>
+        </w:rPr>
+        <w:t>طاشنلاب ةطبترم ريغلا تادوجوملا ةميق</w:t>
       </w:r>
     </w:p>
     <w:p>
@@ -16419,20 +16419,20 @@
           <w:b w:val="0"/>
           <w:i w:val="0"/>
         </w:rPr>
-        <w:t>الشركة الوطنية للإدارة والخدمات المعدودة - التقييم في السطس ٢٠٠٦م</w:t>
-      </w:r>
-    </w:p>
-    <w:p>
-      <w:pPr>
-        <w:jc w:val="right"/>
-        <w:bidi/>
-      </w:pPr>
-      <w:r>
-        <w:rPr>
-          <w:b w:val="0"/>
-          <w:i w:val="0"/>
-        </w:rPr>
-        <w:t>السيد العيوطي وشركاه</w:t>
+        <w:t>م٢٠٠٦ سطسلا يف مييقتلا - ةدودعملا تامدخلاو ةرادإلل ةينطولا ةكرشلا</w:t>
+      </w:r>
+    </w:p>
+    <w:p>
+      <w:pPr>
+        <w:jc w:val="right"/>
+        <w:bidi/>
+      </w:pPr>
+      <w:r>
+        <w:rPr>
+          <w:b w:val="0"/>
+          <w:i w:val="0"/>
+        </w:rPr>
+        <w:t>هاكرشو يطويعلا ديسلا</w:t>
       </w:r>
     </w:p>
     <w:p>
@@ -16458,33 +16458,33 @@
           <w:b w:val="0"/>
           <w:i w:val="0"/>
         </w:rPr>
-        <w:t>مورستيفنز</w:t>
-      </w:r>
-    </w:p>
-    <w:p>
-      <w:pPr>
-        <w:jc w:val="right"/>
-        <w:bidi/>
-      </w:pPr>
-      <w:r>
-        <w:rPr>
-          <w:b w:val="0"/>
-          <w:i w:val="0"/>
-        </w:rPr>
-        <w:t>انترناشيونال</w:t>
-      </w:r>
-    </w:p>
-    <w:p>
-      <w:pPr>
-        <w:jc w:val="right"/>
-        <w:bidi/>
-      </w:pPr>
-      <w:r>
-        <w:rPr>
-          <w:b w:val="0"/>
-          <w:i w:val="0"/>
-        </w:rPr>
-        <w:t>ه أساس التقييم</w:t>
+        <w:t>زنفيتسروم</w:t>
+      </w:r>
+    </w:p>
+    <w:p>
+      <w:pPr>
+        <w:jc w:val="right"/>
+        <w:bidi/>
+      </w:pPr>
+      <w:r>
+        <w:rPr>
+          <w:b w:val="0"/>
+          <w:i w:val="0"/>
+        </w:rPr>
+        <w:t>لانويشانرتنا</w:t>
+      </w:r>
+    </w:p>
+    <w:p>
+      <w:pPr>
+        <w:jc w:val="right"/>
+        <w:bidi/>
+      </w:pPr>
+      <w:r>
+        <w:rPr>
+          <w:b w:val="0"/>
+          <w:i w:val="0"/>
+        </w:rPr>
+        <w:t>مييقتلا ساسأ ه</w:t>
       </w:r>
     </w:p>
     <w:p>
@@ -16510,7 +16510,7 @@
           <w:b w:val="0"/>
           <w:i w:val="0"/>
         </w:rPr>
-        <w:t>بنشاط الشركة، وقد تم استخدام المنهج التالي في ظل الوقت المتاح لتقييم الشركة والبيانات المتوافرة للقيام بالمهمة.</w:t>
+        <w:t>.ةمهملاب مايقلل ةرفاوتملا تانايبلاو ةكرشلا مييقتل حاتملا تقولا لظ يف يلاتلا جهنملا مادختسا مت دقو ،ةكرشلا طاشنب</w:t>
       </w:r>
     </w:p>
     <w:p>
@@ -16562,7 +16562,7 @@
           <w:b w:val="0"/>
           <w:i w:val="0"/>
         </w:rPr>
-        <w:t>المنهج المذكور يتم اتباعة بصفة اساسية على النحو التالي :- ١/١/٥ التقييم على اساس الربحية (price / earning)</w:t>
+        <w:t>(earning / price) ةيحبرلا ساسا ىلع مييقتلا ١/١/٥ :- يلاتلا وحنلا ىلع ةيساسا ةفصب ةعابتا متي روكذملا جهنملا</w:t>
       </w:r>
     </w:p>
     <w:p>
@@ -16588,46 +16588,46 @@
           <w:b w:val="0"/>
           <w:i w:val="0"/>
         </w:rPr>
-        <w:t>متوسط الارباح السنوية</w:t>
-      </w:r>
-    </w:p>
-    <w:p>
-      <w:pPr>
-        <w:jc w:val="right"/>
-        <w:bidi/>
-      </w:pPr>
-      <w:r>
-        <w:rPr>
-          <w:b w:val="0"/>
-          <w:i w:val="0"/>
-        </w:rPr>
-        <w:t>الأرباح المستخدمة في التقييم هي صافي الأرباح السنوية القابلة للتحقق مستقبلا في الظروف الطبيعية وذلك من خلال دراسة النتائج المحققة والظروف المحيطة بالتشغيل واستبعاد الاثار التي لا ينتظر تكرارها. فمثلا بالنسبة لشركة حقق ارباحا ثابتة متكررة لفترة طويلة فان المستوي المستخدم يكون هو نفس مستوي الارباح المحققة على اعتبار امكانية الثبات على نفس المستوي في المستقبل . وكذلك فان الشركة التي حققت صافي أرباح سنوية تتسم بالنمو الثابت فاننا نفترض أن هذا النمو سيستمر بنفس المعدلات مالم يوجد فيود تسويقية ) والعكس صحيح)</w:t>
-      </w:r>
-    </w:p>
-    <w:p>
-      <w:pPr>
-        <w:jc w:val="right"/>
-        <w:bidi/>
-      </w:pPr>
-      <w:r>
-        <w:rPr>
-          <w:b w:val="0"/>
-          <w:i w:val="0"/>
-        </w:rPr>
-        <w:t>الشركة الوطنية للإدارة والخدمات المعدودة . التقييم</w:t>
-      </w:r>
-    </w:p>
-    <w:p>
-      <w:pPr>
-        <w:jc w:val="right"/>
-        <w:bidi/>
-      </w:pPr>
-      <w:r>
-        <w:rPr>
-          <w:b w:val="0"/>
-          <w:i w:val="0"/>
-        </w:rPr>
-        <w:t>السيد العيوطي وشركاه</w:t>
+        <w:t>ةيونسلا حابرالا طسوتم</w:t>
+      </w:r>
+    </w:p>
+    <w:p>
+      <w:pPr>
+        <w:jc w:val="right"/>
+        <w:bidi/>
+      </w:pPr>
+      <w:r>
+        <w:rPr>
+          <w:b w:val="0"/>
+          <w:i w:val="0"/>
+        </w:rPr>
+        <w:t>(حيحص سكعلاو ( ةيقيوست دويف دجوي ملام تالدعملا سفنب رمتسيس ومنلا اذه نأ ضرتفن انناف تباثلا ومنلاب مستت ةيونس حابرأ يفاص تققح يتلا ةكرشلا ناف كلذكو . لبقتسملا يف يوتسملا سفن ىلع تابثلا ةيناكما رابتعا ىلع ةققحملا حابرالا يوتسم سفن وه نوكي مدختسملا يوتسملا ناف ةليوط ةرتفل ةرركتم ةتباث احابرا ققح ةكرشل ةبسنلاب الثمف .اهراركت رظتني ال يتلا راثالا داعبتساو ليغشتلاب ةطيحملا فورظلاو ةققحملا جئاتنلا ةسارد لالخ نم كلذو ةيعيبطلا فورظلا يف البقتسم ققحتلل ةلباقلا ةيونسلا حابرألا يفاص يه مييقتلا يف ةمدختسملا حابرألا</w:t>
+      </w:r>
+    </w:p>
+    <w:p>
+      <w:pPr>
+        <w:jc w:val="right"/>
+        <w:bidi/>
+      </w:pPr>
+      <w:r>
+        <w:rPr>
+          <w:b w:val="0"/>
+          <w:i w:val="0"/>
+        </w:rPr>
+        <w:t>مييقتلا . ةدودعملا تامدخلاو ةرادإلل ةينطولا ةكرشلا</w:t>
+      </w:r>
+    </w:p>
+    <w:p>
+      <w:pPr>
+        <w:jc w:val="right"/>
+        <w:bidi/>
+      </w:pPr>
+      <w:r>
+        <w:rPr>
+          <w:b w:val="0"/>
+          <w:i w:val="0"/>
+        </w:rPr>
+        <w:t>هاكرشو يطويعلا ديسلا</w:t>
       </w:r>
     </w:p>
     <w:p>
@@ -16653,72 +16653,72 @@
           <w:b w:val="0"/>
           <w:i w:val="0"/>
         </w:rPr>
-        <w:t>مورستيفنز</w:t>
-      </w:r>
-    </w:p>
-    <w:p>
-      <w:pPr>
-        <w:jc w:val="right"/>
-        <w:bidi/>
-      </w:pPr>
-      <w:r>
-        <w:rPr>
-          <w:b w:val="0"/>
-          <w:i w:val="0"/>
-        </w:rPr>
-        <w:t>انترناشيونال</w:t>
-      </w:r>
-    </w:p>
-    <w:p>
-      <w:pPr>
-        <w:jc w:val="right"/>
-        <w:bidi/>
-      </w:pPr>
-      <w:r>
-        <w:rPr>
-          <w:b w:val="0"/>
-          <w:i w:val="0"/>
-        </w:rPr>
-        <w:t>فيما يلى ملخصا بنتائج أعمال الشركة من خلال القوائم المالية المدققة الصادرة من ۲۰۰۱م و حتى ٢٠٠٦</w:t>
-      </w:r>
-    </w:p>
-    <w:p>
-      <w:pPr>
-        <w:jc w:val="right"/>
-        <w:bidi/>
-      </w:pPr>
-      <w:r>
-        <w:rPr>
-          <w:b w:val="0"/>
-          <w:i w:val="0"/>
-        </w:rPr>
-        <w:t>٢/٦ تطور الأيام</w:t>
-      </w:r>
-    </w:p>
-    <w:p>
-      <w:pPr>
-        <w:jc w:val="right"/>
-        <w:bidi/>
-      </w:pPr>
-      <w:r>
-        <w:rPr>
-          <w:b w:val="0"/>
-          <w:i w:val="0"/>
-        </w:rPr>
-        <w:t>نتائج التشغيل المحققة ( بالريال السعودي )</w:t>
-      </w:r>
-    </w:p>
-    <w:p>
-      <w:pPr>
-        <w:jc w:val="right"/>
-        <w:bidi/>
-      </w:pPr>
-      <w:r>
-        <w:rPr>
-          <w:b w:val="0"/>
-          <w:i w:val="0"/>
-        </w:rPr>
-        <w:t>المتوسط</w:t>
+        <w:t>زنفيتسروم</w:t>
+      </w:r>
+    </w:p>
+    <w:p>
+      <w:pPr>
+        <w:jc w:val="right"/>
+        <w:bidi/>
+      </w:pPr>
+      <w:r>
+        <w:rPr>
+          <w:b w:val="0"/>
+          <w:i w:val="0"/>
+        </w:rPr>
+        <w:t>لانويشانرتنا</w:t>
+      </w:r>
+    </w:p>
+    <w:p>
+      <w:pPr>
+        <w:jc w:val="right"/>
+        <w:bidi/>
+      </w:pPr>
+      <w:r>
+        <w:rPr>
+          <w:b w:val="0"/>
+          <w:i w:val="0"/>
+        </w:rPr>
+        <w:t>٢٠٠٦ ىتح و م۱۰۰۲ نم ةرداصلا ةققدملا ةيلاملا مئاوقلا لالخ نم ةكرشلا لامعأ جئاتنب اصخلم ىلي اميف</w:t>
+      </w:r>
+    </w:p>
+    <w:p>
+      <w:pPr>
+        <w:jc w:val="right"/>
+        <w:bidi/>
+      </w:pPr>
+      <w:r>
+        <w:rPr>
+          <w:b w:val="0"/>
+          <w:i w:val="0"/>
+        </w:rPr>
+        <w:t>مايألا روطت ٢/٦</w:t>
+      </w:r>
+    </w:p>
+    <w:p>
+      <w:pPr>
+        <w:jc w:val="right"/>
+        <w:bidi/>
+      </w:pPr>
+      <w:r>
+        <w:rPr>
+          <w:b w:val="0"/>
+          <w:i w:val="0"/>
+        </w:rPr>
+        <w:t>( يدوعسلا لايرلاب ) ةققحملا ليغشتلا جئاتن</w:t>
+      </w:r>
+    </w:p>
+    <w:p>
+      <w:pPr>
+        <w:jc w:val="right"/>
+        <w:bidi/>
+      </w:pPr>
+      <w:r>
+        <w:rPr>
+          <w:b w:val="0"/>
+          <w:i w:val="0"/>
+        </w:rPr>
+        <w:t>طسوتملا</w:t>
       </w:r>
     </w:p>
     <w:p>
@@ -17589,46 +17589,46 @@
           <w:b w:val="0"/>
           <w:i w:val="0"/>
         </w:rPr>
-        <w:t>الشركة الوطنية للإدارة والخدمات المحدودة. التقيم في ٢١ أغطين ٢٠٠٩م</w:t>
-      </w:r>
-    </w:p>
-    <w:p>
-      <w:pPr>
-        <w:jc w:val="right"/>
-        <w:bidi/>
-      </w:pPr>
-      <w:r>
-        <w:rPr>
-          <w:b w:val="0"/>
-          <w:i w:val="0"/>
-        </w:rPr>
-        <w:t>مجمل الربح التشغيلي</w:t>
-      </w:r>
-    </w:p>
-    <w:p>
-      <w:pPr>
-        <w:jc w:val="right"/>
-        <w:bidi/>
-      </w:pPr>
-      <w:r>
-        <w:rPr>
-          <w:b w:val="0"/>
-          <w:i w:val="0"/>
-        </w:rPr>
-        <w:t>نسبة مجمل الربح</w:t>
-      </w:r>
-    </w:p>
-    <w:p>
-      <w:pPr>
-        <w:jc w:val="right"/>
-        <w:bidi/>
-      </w:pPr>
-      <w:r>
-        <w:rPr>
-          <w:b w:val="0"/>
-          <w:i w:val="0"/>
-        </w:rPr>
-        <w:t>مصروفات عمومية وإدارية</w:t>
+        <w:t>م٢٠٠٩ نيطغأ ٢١ يف ميقتلا .ةدودحملا تامدخلاو ةرادإلل ةينطولا ةكرشلا</w:t>
+      </w:r>
+    </w:p>
+    <w:p>
+      <w:pPr>
+        <w:jc w:val="right"/>
+        <w:bidi/>
+      </w:pPr>
+      <w:r>
+        <w:rPr>
+          <w:b w:val="0"/>
+          <w:i w:val="0"/>
+        </w:rPr>
+        <w:t>يليغشتلا حبرلا لمجم</w:t>
+      </w:r>
+    </w:p>
+    <w:p>
+      <w:pPr>
+        <w:jc w:val="right"/>
+        <w:bidi/>
+      </w:pPr>
+      <w:r>
+        <w:rPr>
+          <w:b w:val="0"/>
+          <w:i w:val="0"/>
+        </w:rPr>
+        <w:t>حبرلا لمجم ةبسن</w:t>
+      </w:r>
+    </w:p>
+    <w:p>
+      <w:pPr>
+        <w:jc w:val="right"/>
+        <w:bidi/>
+      </w:pPr>
+      <w:r>
+        <w:rPr>
+          <w:b w:val="0"/>
+          <w:i w:val="0"/>
+        </w:rPr>
+        <w:t>ةيرادإو ةيمومع تافورصم</w:t>
       </w:r>
     </w:p>
     <w:p>
@@ -17667,7 +17667,7 @@
           <w:b w:val="0"/>
           <w:i w:val="0"/>
         </w:rPr>
-        <w:t>صافي دخل السنة قبل الزكاة الشرعية</w:t>
+        <w:t>ةيعرشلا ةاكزلا لبق ةنسلا لخد يفاص</w:t>
       </w:r>
     </w:p>
     <w:p>
@@ -17693,7 +17693,7 @@
           <w:b w:val="0"/>
           <w:i w:val="0"/>
         </w:rPr>
-        <w:t>الزكاة الشرعية</w:t>
+        <w:t>ةيعرشلا ةاكزلا</w:t>
       </w:r>
     </w:p>
     <w:p>
@@ -17719,7 +17719,7 @@
           <w:b w:val="0"/>
           <w:i w:val="0"/>
         </w:rPr>
-        <w:t>السيد العيوطي وشركاه</w:t>
+        <w:t>هاكرشو يطويعلا ديسلا</w:t>
       </w:r>
     </w:p>
     <w:p>
@@ -17745,33 +17745,33 @@
           <w:b w:val="0"/>
           <w:i w:val="0"/>
         </w:rPr>
-        <w:t>مورستيفنز</w:t>
-      </w:r>
-    </w:p>
-    <w:p>
-      <w:pPr>
-        <w:jc w:val="right"/>
-        <w:bidi/>
-      </w:pPr>
-      <w:r>
-        <w:rPr>
-          <w:b w:val="0"/>
-          <w:i w:val="0"/>
-        </w:rPr>
-        <w:t>انترناشيونال</w:t>
-      </w:r>
-    </w:p>
-    <w:p>
-      <w:pPr>
-        <w:jc w:val="right"/>
-        <w:bidi/>
-      </w:pPr>
-      <w:r>
-        <w:rPr>
-          <w:b w:val="0"/>
-          <w:i w:val="0"/>
-        </w:rPr>
-        <w:t>١/٢/٦ الإيرادات</w:t>
+        <w:t>زنفيتسروم</w:t>
+      </w:r>
+    </w:p>
+    <w:p>
+      <w:pPr>
+        <w:jc w:val="right"/>
+        <w:bidi/>
+      </w:pPr>
+      <w:r>
+        <w:rPr>
+          <w:b w:val="0"/>
+          <w:i w:val="0"/>
+        </w:rPr>
+        <w:t>لانويشانرتنا</w:t>
+      </w:r>
+    </w:p>
+    <w:p>
+      <w:pPr>
+        <w:jc w:val="right"/>
+        <w:bidi/>
+      </w:pPr>
+      <w:r>
+        <w:rPr>
+          <w:b w:val="0"/>
+          <w:i w:val="0"/>
+        </w:rPr>
+        <w:t>تاداريإلا ١/٢/٦</w:t>
       </w:r>
     </w:p>
     <w:p>
@@ -17797,59 +17797,59 @@
           <w:b w:val="0"/>
           <w:i w:val="0"/>
         </w:rPr>
-        <w:t>الرادات .</w:t>
-      </w:r>
-    </w:p>
-    <w:p>
-      <w:pPr>
-        <w:jc w:val="right"/>
-        <w:bidi/>
-      </w:pPr>
-      <w:r>
-        <w:rPr>
-          <w:b w:val="0"/>
-          <w:i w:val="0"/>
-        </w:rPr>
-        <w:t>٢/٢/٦ مجمل الربح</w:t>
-      </w:r>
-    </w:p>
-    <w:p>
-      <w:pPr>
-        <w:jc w:val="right"/>
-        <w:bidi/>
-      </w:pPr>
-      <w:r>
-        <w:rPr>
-          <w:b w:val="0"/>
-          <w:i w:val="0"/>
-        </w:rPr>
-        <w:t>حققت الشركة مجمل ربح بلغ في المتوسط ١٥% خلال الفترة من ۲۰۰۱م إلى ٢٠٠٦م ، ومن خلال استعراضنا لنتائج أعمال تلك الفترة يتبين لنا الثبات في تلك النسبة من سنة لأخرى على النحو الموضح بقائمة الدخل المقارن الظاهرة</w:t>
-      </w:r>
-    </w:p>
-    <w:p>
-      <w:pPr>
-        <w:jc w:val="right"/>
-        <w:bidi/>
-      </w:pPr>
-      <w:r>
-        <w:rPr>
-          <w:b w:val="0"/>
-          <w:i w:val="0"/>
-        </w:rPr>
-        <w:t>بعاليه.</w:t>
-      </w:r>
-    </w:p>
-    <w:p>
-      <w:pPr>
-        <w:jc w:val="right"/>
-        <w:bidi/>
-      </w:pPr>
-      <w:r>
-        <w:rPr>
-          <w:b w:val="0"/>
-          <w:i w:val="0"/>
-        </w:rPr>
-        <w:t>معمل الربح الما</w:t>
+        <w:t>. تادارلا</w:t>
+      </w:r>
+    </w:p>
+    <w:p>
+      <w:pPr>
+        <w:jc w:val="right"/>
+        <w:bidi/>
+      </w:pPr>
+      <w:r>
+        <w:rPr>
+          <w:b w:val="0"/>
+          <w:i w:val="0"/>
+        </w:rPr>
+        <w:t>حبرلا لمجم ٢/٢/٦</w:t>
+      </w:r>
+    </w:p>
+    <w:p>
+      <w:pPr>
+        <w:jc w:val="right"/>
+        <w:bidi/>
+      </w:pPr>
+      <w:r>
+        <w:rPr>
+          <w:b w:val="0"/>
+          <w:i w:val="0"/>
+        </w:rPr>
+        <w:t>ةرهاظلا نراقملا لخدلا ةمئاقب حضوملا وحنلا ىلع ىرخأل ةنس نم ةبسنلا كلت يف تابثلا انل نيبتي ةرتفلا كلت لامعأ جئاتنل انضارعتسا لالخ نمو ، م٢٠٠٦ ىلإ م۱۰۰۲ نم ةرتفلا لالخ %١٥ طسوتملا يف غلب حبر لمجم ةكرشلا تققح</w:t>
+      </w:r>
+    </w:p>
+    <w:p>
+      <w:pPr>
+        <w:jc w:val="right"/>
+        <w:bidi/>
+      </w:pPr>
+      <w:r>
+        <w:rPr>
+          <w:b w:val="0"/>
+          <w:i w:val="0"/>
+        </w:rPr>
+        <w:t>.هيلاعب</w:t>
+      </w:r>
+    </w:p>
+    <w:p>
+      <w:pPr>
+        <w:jc w:val="right"/>
+        <w:bidi/>
+      </w:pPr>
+      <w:r>
+        <w:rPr>
+          <w:b w:val="0"/>
+          <w:i w:val="0"/>
+        </w:rPr>
+        <w:t>املا حبرلا لمعم</w:t>
       </w:r>
     </w:p>
     <w:p>
@@ -17875,7 +17875,7 @@
           <w:b w:val="0"/>
           <w:i w:val="0"/>
         </w:rPr>
-        <w:t>الشركة الوطنية للإدارة والخدمات المحدودة. التقيم في ٣١ أغسطس ٢٠٠٦م</w:t>
+        <w:t>م٢٠٠٦ سطسغأ ٣١ يف ميقتلا .ةدودحملا تامدخلاو ةرادإلل ةينطولا ةكرشلا</w:t>
       </w:r>
     </w:p>
     <w:p>
@@ -17914,7 +17914,7 @@
           <w:b w:val="0"/>
           <w:i w:val="0"/>
         </w:rPr>
-        <w:t>السيد العيوطي وشركاه</w:t>
+        <w:t>هاكرشو يطويعلا ديسلا</w:t>
       </w:r>
     </w:p>
     <w:p>
@@ -17940,46 +17940,46 @@
           <w:b w:val="0"/>
           <w:i w:val="0"/>
         </w:rPr>
-        <w:t>مورستيفنز</w:t>
-      </w:r>
-    </w:p>
-    <w:p>
-      <w:pPr>
-        <w:jc w:val="right"/>
-        <w:bidi/>
-      </w:pPr>
-      <w:r>
-        <w:rPr>
-          <w:b w:val="0"/>
-          <w:i w:val="0"/>
-        </w:rPr>
-        <w:t>انترناشيونال</w:t>
-      </w:r>
-    </w:p>
-    <w:p>
-      <w:pPr>
-        <w:jc w:val="right"/>
-        <w:bidi/>
-      </w:pPr>
-      <w:r>
-        <w:rPr>
-          <w:b w:val="0"/>
-          <w:i w:val="0"/>
-        </w:rPr>
-        <w:t>٣/٢/٦ إيرادات أخرى ( بالريال السعودي )</w:t>
-      </w:r>
-    </w:p>
-    <w:p>
-      <w:pPr>
-        <w:jc w:val="right"/>
-        <w:bidi/>
-      </w:pPr>
-      <w:r>
-        <w:rPr>
-          <w:b w:val="0"/>
-          <w:i w:val="0"/>
-        </w:rPr>
-        <w:t>تتمثل قيمة الإيراات الأخرى في الآتي:</w:t>
+        <w:t>زنفيتسروم</w:t>
+      </w:r>
+    </w:p>
+    <w:p>
+      <w:pPr>
+        <w:jc w:val="right"/>
+        <w:bidi/>
+      </w:pPr>
+      <w:r>
+        <w:rPr>
+          <w:b w:val="0"/>
+          <w:i w:val="0"/>
+        </w:rPr>
+        <w:t>لانويشانرتنا</w:t>
+      </w:r>
+    </w:p>
+    <w:p>
+      <w:pPr>
+        <w:jc w:val="right"/>
+        <w:bidi/>
+      </w:pPr>
+      <w:r>
+        <w:rPr>
+          <w:b w:val="0"/>
+          <w:i w:val="0"/>
+        </w:rPr>
+        <w:t>( يدوعسلا لايرلاب ) ىرخأ تاداريإ ٣/٢/٦</w:t>
+      </w:r>
+    </w:p>
+    <w:p>
+      <w:pPr>
+        <w:jc w:val="right"/>
+        <w:bidi/>
+      </w:pPr>
+      <w:r>
+        <w:rPr>
+          <w:b w:val="0"/>
+          <w:i w:val="0"/>
+        </w:rPr>
+        <w:t>:يتآلا يف ىرخألا تااريإلا ةميق لثمتت</w:t>
       </w:r>
     </w:p>
     <w:p>
@@ -18213,7 +18213,7 @@
           <w:b w:val="0"/>
           <w:i w:val="0"/>
         </w:rPr>
-        <w:t>مما تقدم يتضح لنا وجود بعض بنود الإيرادات الأخرى غير المتكررة وغير المرتبطة بنشاط الشركة لنفس السنة التي تحققت فيها تلك الإيرادات والمتمثلة في الديون المعدومة المحصلة ولذا للوصول إلى متوسط صافي الأرباح المقبول عن الفترة محل الدراسة فسوف نقوم بإستبعاد القيمة من صافي ربح</w:t>
+        <w:t>حبر يفاص نم ةميقلا داعبتسإب موقن فوسف ةساردلا لحم ةرتفلا نع لوبقملا حابرألا يفاص طسوتم ىلإ لوصولل اذلو ةلصحملا ةمودعملا نويدلا يف ةلثمتملاو تاداريإلا كلت اهيف تققحت يتلا ةنسلا سفنل ةكرشلا طاشنب ةطبترملا ريغو ةرركتملا ريغ ىرخألا تاداريإلا دونب ضعب دوجو انل حضتي مدقت امم</w:t>
       </w:r>
     </w:p>
     <w:p>
@@ -18265,7 +18265,7 @@
           <w:b w:val="0"/>
           <w:i w:val="0"/>
         </w:rPr>
-        <w:t>الرباح بيع موجو الثابتة</w:t>
+        <w:t>ةتباثلا وجوم عيب حابرلا</w:t>
       </w:r>
     </w:p>
     <w:p>
@@ -18304,7 +18304,7 @@
           <w:b w:val="0"/>
           <w:i w:val="0"/>
         </w:rPr>
-        <w:t>الشركة الوطنية للإدارة والخدمات المحدودة . التقييم في ٣١ العطس ٢٠٠٦م</w:t>
+        <w:t>م٢٠٠٦ سطعلا ٣١ يف مييقتلا . ةدودحملا تامدخلاو ةرادإلل ةينطولا ةكرشلا</w:t>
       </w:r>
     </w:p>
     <w:p>
@@ -18369,7 +18369,7 @@
           <w:b w:val="0"/>
           <w:i w:val="0"/>
         </w:rPr>
-        <w:t>السيد العيوطي وشركاه</w:t>
+        <w:t>هاكرشو يطويعلا ديسلا</w:t>
       </w:r>
     </w:p>
     <w:p>
@@ -18395,7 +18395,7 @@
           <w:b w:val="0"/>
           <w:i w:val="0"/>
         </w:rPr>
-        <w:t>مور ستيفنز</w:t>
+        <w:t>زنفيتس روم</w:t>
       </w:r>
     </w:p>
     <w:p>
@@ -18421,20 +18421,20 @@
           <w:b w:val="0"/>
           <w:i w:val="0"/>
         </w:rPr>
-        <w:t>٤/٢/٦ مصروفات عمومية وإدارية ( بالريال السعودي )</w:t>
-      </w:r>
-    </w:p>
-    <w:p>
-      <w:pPr>
-        <w:jc w:val="right"/>
-        <w:bidi/>
-      </w:pPr>
-      <w:r>
-        <w:rPr>
-          <w:b w:val="0"/>
-          <w:i w:val="0"/>
-        </w:rPr>
-        <w:t>تتمثل قيمة المصروفات العمومية والإدارية في الآتي:</w:t>
+        <w:t>( يدوعسلا لايرلاب ) ةيرادإو ةيمومع تافورصم ٤/٢/٦</w:t>
+      </w:r>
+    </w:p>
+    <w:p>
+      <w:pPr>
+        <w:jc w:val="right"/>
+        <w:bidi/>
+      </w:pPr>
+      <w:r>
+        <w:rPr>
+          <w:b w:val="0"/>
+          <w:i w:val="0"/>
+        </w:rPr>
+        <w:t>:يتآلا يف ةيرادإلاو ةيمومعلا تافورصملا ةميق لثمتت</w:t>
       </w:r>
     </w:p>
     <w:p>
@@ -19045,7 +19045,7 @@
           <w:b w:val="0"/>
           <w:i w:val="0"/>
         </w:rPr>
-        <w:t>تكاليف الموظفين</w:t>
+        <w:t>نيفظوملا فيلاكت</w:t>
       </w:r>
     </w:p>
     <w:p>
@@ -19071,7 +19071,7 @@
           <w:b w:val="0"/>
           <w:i w:val="0"/>
         </w:rPr>
-        <w:t>سفر واقامة</w:t>
+        <w:t>ةماقاو رفس</w:t>
       </w:r>
     </w:p>
     <w:p>
@@ -19149,20 +19149,20 @@
           <w:b w:val="0"/>
           <w:i w:val="0"/>
         </w:rPr>
-        <w:t>المجموع</w:t>
-      </w:r>
-    </w:p>
-    <w:p>
-      <w:pPr>
-        <w:jc w:val="right"/>
-        <w:bidi/>
-      </w:pPr>
-      <w:r>
-        <w:rPr>
-          <w:b w:val="0"/>
-          <w:i w:val="0"/>
-        </w:rPr>
-        <w:t>مما تقدم يتضح لنا الثبات النسبي في قيمة المصروفات العمومية والادارية خلال الفترة محل الفحص وكذلك معقولية البنود المكونة لتلك المصروفات وسوف تعتمد على متوسط قيمة المصروفات العمومية والإدارية خلال تلك الفترة للوصول إلى متوسط صافي الربح.</w:t>
+        <w:t>عومجملا</w:t>
+      </w:r>
+    </w:p>
+    <w:p>
+      <w:pPr>
+        <w:jc w:val="right"/>
+        <w:bidi/>
+      </w:pPr>
+      <w:r>
+        <w:rPr>
+          <w:b w:val="0"/>
+          <w:i w:val="0"/>
+        </w:rPr>
+        <w:t>.حبرلا يفاص طسوتم ىلإ لوصولل ةرتفلا كلت لالخ ةيرادإلاو ةيمومعلا تافورصملا ةميق طسوتم ىلع دمتعت فوسو تافورصملا كلتل ةنوكملا دونبلا ةيلوقعم كلذكو صحفلا لحم ةرتفلا لالخ ةيرادالاو ةيمومعلا تافورصملا ةميق يف يبسنلا تابثلا انل حضتي مدقت امم</w:t>
       </w:r>
     </w:p>
     <w:p>
@@ -19188,7 +19188,7 @@
           <w:b w:val="0"/>
           <w:i w:val="0"/>
         </w:rPr>
-        <w:t>السيد العيوطي وشركاه</w:t>
+        <w:t>هاكرشو يطويعلا ديسلا</w:t>
       </w:r>
     </w:p>
     <w:p>
@@ -19214,46 +19214,46 @@
           <w:b w:val="0"/>
           <w:i w:val="0"/>
         </w:rPr>
-        <w:t>مور ستيفنز</w:t>
-      </w:r>
-    </w:p>
-    <w:p>
-      <w:pPr>
-        <w:jc w:val="right"/>
-        <w:bidi/>
-      </w:pPr>
-      <w:r>
-        <w:rPr>
-          <w:b w:val="0"/>
-          <w:i w:val="0"/>
-        </w:rPr>
-        <w:t>انترناشيونال</w:t>
-      </w:r>
-    </w:p>
-    <w:p>
-      <w:pPr>
-        <w:jc w:val="right"/>
-        <w:bidi/>
-      </w:pPr>
-      <w:r>
-        <w:rPr>
-          <w:b w:val="0"/>
-          <w:i w:val="0"/>
-        </w:rPr>
-        <w:t>٥/٢/٦ نتائج التشغيل بعد استبعاد البنود غير العادية والزكاة ( بالريال السعودي ) :</w:t>
-      </w:r>
-    </w:p>
-    <w:p>
-      <w:pPr>
-        <w:jc w:val="right"/>
-        <w:bidi/>
-      </w:pPr>
-      <w:r>
-        <w:rPr>
-          <w:b w:val="0"/>
-          <w:i w:val="0"/>
-        </w:rPr>
-        <w:t>المتوسط</w:t>
+        <w:t>زنفيتس روم</w:t>
+      </w:r>
+    </w:p>
+    <w:p>
+      <w:pPr>
+        <w:jc w:val="right"/>
+        <w:bidi/>
+      </w:pPr>
+      <w:r>
+        <w:rPr>
+          <w:b w:val="0"/>
+          <w:i w:val="0"/>
+        </w:rPr>
+        <w:t>لانويشانرتنا</w:t>
+      </w:r>
+    </w:p>
+    <w:p>
+      <w:pPr>
+        <w:jc w:val="right"/>
+        <w:bidi/>
+      </w:pPr>
+      <w:r>
+        <w:rPr>
+          <w:b w:val="0"/>
+          <w:i w:val="0"/>
+        </w:rPr>
+        <w:t>: ( يدوعسلا لايرلاب ) ةاكزلاو ةيداعلا ريغ دونبلا داعبتسا دعب ليغشتلا جئاتن ٥/٢/٦</w:t>
+      </w:r>
+    </w:p>
+    <w:p>
+      <w:pPr>
+        <w:jc w:val="right"/>
+        <w:bidi/>
+      </w:pPr>
+      <w:r>
+        <w:rPr>
+          <w:b w:val="0"/>
+          <w:i w:val="0"/>
+        </w:rPr>
+        <w:t>طسوتملا</w:t>
       </w:r>
     </w:p>
     <w:p>
@@ -19773,7 +19773,7 @@
           <w:b w:val="0"/>
           <w:i w:val="0"/>
         </w:rPr>
-        <w:t>الشركة الوطنية للإدارة والخدمات المحدودة - التقييم في ٣١ المسطس ٢٠٠٦م</w:t>
+        <w:t>م٢٠٠٦ سطسملا ٣١ يف مييقتلا - ةدودحملا تامدخلاو ةرادإلل ةينطولا ةكرشلا</w:t>
       </w:r>
     </w:p>
     <w:p>
@@ -19799,46 +19799,46 @@
           <w:b w:val="0"/>
           <w:i w:val="0"/>
         </w:rPr>
-        <w:t>تكلفة التشغيل</w:t>
-      </w:r>
-    </w:p>
-    <w:p>
-      <w:pPr>
-        <w:jc w:val="right"/>
-        <w:bidi/>
-      </w:pPr>
-      <w:r>
-        <w:rPr>
-          <w:b w:val="0"/>
-          <w:i w:val="0"/>
-        </w:rPr>
-        <w:t>مجمل الربح التشغيلي</w:t>
-      </w:r>
-    </w:p>
-    <w:p>
-      <w:pPr>
-        <w:jc w:val="right"/>
-        <w:bidi/>
-      </w:pPr>
-      <w:r>
-        <w:rPr>
-          <w:b w:val="0"/>
-          <w:i w:val="0"/>
-        </w:rPr>
-        <w:t>نسبة مجمل الربح</w:t>
-      </w:r>
-    </w:p>
-    <w:p>
-      <w:pPr>
-        <w:jc w:val="right"/>
-        <w:bidi/>
-      </w:pPr>
-      <w:r>
-        <w:rPr>
-          <w:b w:val="0"/>
-          <w:i w:val="0"/>
-        </w:rPr>
-        <w:t>مصروفات عمومية</w:t>
+        <w:t>ليغشتلا ةفلكت</w:t>
+      </w:r>
+    </w:p>
+    <w:p>
+      <w:pPr>
+        <w:jc w:val="right"/>
+        <w:bidi/>
+      </w:pPr>
+      <w:r>
+        <w:rPr>
+          <w:b w:val="0"/>
+          <w:i w:val="0"/>
+        </w:rPr>
+        <w:t>يليغشتلا حبرلا لمجم</w:t>
+      </w:r>
+    </w:p>
+    <w:p>
+      <w:pPr>
+        <w:jc w:val="right"/>
+        <w:bidi/>
+      </w:pPr>
+      <w:r>
+        <w:rPr>
+          <w:b w:val="0"/>
+          <w:i w:val="0"/>
+        </w:rPr>
+        <w:t>حبرلا لمجم ةبسن</w:t>
+      </w:r>
+    </w:p>
+    <w:p>
+      <w:pPr>
+        <w:jc w:val="right"/>
+        <w:bidi/>
+      </w:pPr>
+      <w:r>
+        <w:rPr>
+          <w:b w:val="0"/>
+          <w:i w:val="0"/>
+        </w:rPr>
+        <w:t>ةيمومع تافورصم</w:t>
       </w:r>
     </w:p>
     <w:p>
@@ -19890,7 +19890,7 @@
           <w:b w:val="0"/>
           <w:i w:val="0"/>
         </w:rPr>
-        <w:t>صافي دخل السنة قبل الزكاة الشرعية</w:t>
+        <w:t>ةيعرشلا ةاكزلا لبق ةنسلا لخد يفاص</w:t>
       </w:r>
     </w:p>
     <w:p>
@@ -19916,7 +19916,7 @@
           <w:b w:val="0"/>
           <w:i w:val="0"/>
         </w:rPr>
-        <w:t>السيد العيوطي وشركاه</w:t>
+        <w:t>هاكرشو يطويعلا ديسلا</w:t>
       </w:r>
     </w:p>
     <w:p>
@@ -19942,7 +19942,7 @@
           <w:b w:val="0"/>
           <w:i w:val="0"/>
         </w:rPr>
-        <w:t>مورستيفنز</w:t>
+        <w:t>زنفيتسروم</w:t>
       </w:r>
     </w:p>
     <w:p>
@@ -19981,20 +19981,20 @@
           <w:b w:val="0"/>
           <w:i w:val="0"/>
         </w:rPr>
-        <w:t>نوع الخطر</w:t>
-      </w:r>
-    </w:p>
-    <w:p>
-      <w:pPr>
-        <w:jc w:val="right"/>
-        <w:bidi/>
-      </w:pPr>
-      <w:r>
-        <w:rPr>
-          <w:b w:val="0"/>
-          <w:i w:val="0"/>
-        </w:rPr>
-        <w:t>خطر الصناعة</w:t>
+        <w:t>رطخلا عون</w:t>
+      </w:r>
+    </w:p>
+    <w:p>
+      <w:pPr>
+        <w:jc w:val="right"/>
+        <w:bidi/>
+      </w:pPr>
+      <w:r>
+        <w:rPr>
+          <w:b w:val="0"/>
+          <w:i w:val="0"/>
+        </w:rPr>
+        <w:t>ةعانصلا رطخ</w:t>
       </w:r>
     </w:p>
     <w:p>
@@ -20072,20 +20072,20 @@
           <w:b w:val="0"/>
           <w:i w:val="0"/>
         </w:rPr>
-        <w:t>شرح تحليل معامل الخطر</w:t>
-      </w:r>
-    </w:p>
-    <w:p>
-      <w:pPr>
-        <w:jc w:val="right"/>
-        <w:bidi/>
-      </w:pPr>
-      <w:r>
-        <w:rPr>
-          <w:b w:val="0"/>
-          <w:i w:val="0"/>
-        </w:rPr>
-        <w:t>النشاط الذي تعمل به الشركة معرض لخطر منخفض حيث تعمل الشركة في مجال توريد الوجبات الغذائية إلى المستشفيات ومراكز التجمع السكنية وغيرها فسوق هذا النشاط من الأسواق التي تتسم بالثبات ولا توجد أية قيود حكومية أو تطورات مفاجئة يمكن أن تؤثر في ذلك النشاط.</w:t>
+        <w:t>رطخلا لماعم ليلحت حرش</w:t>
+      </w:r>
+    </w:p>
+    <w:p>
+      <w:pPr>
+        <w:jc w:val="right"/>
+        <w:bidi/>
+      </w:pPr>
+      <w:r>
+        <w:rPr>
+          <w:b w:val="0"/>
+          <w:i w:val="0"/>
+        </w:rPr>
+        <w:t>.طاشنلا كلذ يف رثؤت نأ نكمي ةئجافم تاروطت وأ ةيموكح دويق ةيأ دجوت الو تابثلاب مستت يتلا قاوسألا نم طاشنلا اذه قوسف اهريغو ةينكسلا عمجتلا زكارمو تايفشتسملا ىلإ ةيئاذغلا تابجولا ديروت لاجم يف ةكرشلا لمعت ثيح ضفخنم رطخل ضرعم ةكرشلا هب لمعت يذلا طاشنلا</w:t>
       </w:r>
     </w:p>
     <w:p>
@@ -20176,20 +20176,20 @@
           <w:b w:val="0"/>
           <w:i w:val="0"/>
         </w:rPr>
-        <w:t>تعتمد الشركة على عدد غير محدود من العملاء الموجودين داخل المملكة العربية السعودية كما ان اعتماد الشركة على العمالة والموردين والتكنولوجيا المتاحة في سوق المملكة العربية السعودية يؤدي إلى إنخفاض الخطر</w:t>
-      </w:r>
-    </w:p>
-    <w:p>
-      <w:pPr>
-        <w:jc w:val="right"/>
-        <w:bidi/>
-      </w:pPr>
-      <w:r>
-        <w:rPr>
-          <w:b w:val="0"/>
-          <w:i w:val="0"/>
-        </w:rPr>
-        <w:t>المتعلق بها .</w:t>
+        <w:t>رطخلا ضافخنإ ىلإ يدؤي ةيدوعسلا ةيبرعلا ةكلمملا قوس يف ةحاتملا ايجولونكتلاو نيدروملاو ةلامعلا ىلع ةكرشلا دامتعا نا امك ةيدوعسلا ةيبرعلا ةكلمملا لخاد نيدوجوملا ءالمعلا نم دودحم ريغ ددع ىلع ةكرشلا دمتعت</w:t>
+      </w:r>
+    </w:p>
+    <w:p>
+      <w:pPr>
+        <w:jc w:val="right"/>
+        <w:bidi/>
+      </w:pPr>
+      <w:r>
+        <w:rPr>
+          <w:b w:val="0"/>
+          <w:i w:val="0"/>
+        </w:rPr>
+        <w:t>. اهب قلعتملا</w:t>
       </w:r>
     </w:p>
     <w:p>
@@ -20254,7 +20254,7 @@
           <w:b w:val="0"/>
           <w:i w:val="0"/>
         </w:rPr>
-        <w:t>خطر الموجودات</w:t>
+        <w:t>تادوجوملا رطخ</w:t>
       </w:r>
     </w:p>
     <w:p>
@@ -20306,20 +20306,20 @@
           <w:b w:val="0"/>
           <w:i w:val="0"/>
         </w:rPr>
-        <w:t>الشركة الوطنية للإدارة والخدمات المحدودة. التقييم في ٣٩ المصطس ٢٠٠٦م</w:t>
-      </w:r>
-    </w:p>
-    <w:p>
-      <w:pPr>
-        <w:jc w:val="right"/>
-        <w:bidi/>
-      </w:pPr>
-      <w:r>
-        <w:rPr>
-          <w:b w:val="0"/>
-          <w:i w:val="0"/>
-        </w:rPr>
-        <w:t>السيد العيوطي وشركاه</w:t>
+        <w:t>م٢٠٠٦ سطصملا ٣٩ يف مييقتلا .ةدودحملا تامدخلاو ةرادإلل ةينطولا ةكرشلا</w:t>
+      </w:r>
+    </w:p>
+    <w:p>
+      <w:pPr>
+        <w:jc w:val="right"/>
+        <w:bidi/>
+      </w:pPr>
+      <w:r>
+        <w:rPr>
+          <w:b w:val="0"/>
+          <w:i w:val="0"/>
+        </w:rPr>
+        <w:t>هاكرشو يطويعلا ديسلا</w:t>
       </w:r>
     </w:p>
     <w:p>
@@ -20345,20 +20345,20 @@
           <w:b w:val="0"/>
           <w:i w:val="0"/>
         </w:rPr>
-        <w:t>مورستيفنز</w:t>
-      </w:r>
-    </w:p>
-    <w:p>
-      <w:pPr>
-        <w:jc w:val="right"/>
-        <w:bidi/>
-      </w:pPr>
-      <w:r>
-        <w:rPr>
-          <w:b w:val="0"/>
-          <w:i w:val="0"/>
-        </w:rPr>
-        <w:t>انترناشيونال</w:t>
+        <w:t>زنفيتسروم</w:t>
+      </w:r>
+    </w:p>
+    <w:p>
+      <w:pPr>
+        <w:jc w:val="right"/>
+        <w:bidi/>
+      </w:pPr>
+      <w:r>
+        <w:rPr>
+          <w:b w:val="0"/>
+          <w:i w:val="0"/>
+        </w:rPr>
+        <w:t>لانويشانرتنا</w:t>
       </w:r>
     </w:p>
     <w:p>
@@ -20384,7 +20384,7 @@
           <w:b w:val="0"/>
           <w:i w:val="0"/>
         </w:rPr>
-        <w:t>خطر الصناعة</w:t>
+        <w:t>ةعانصلا رطخ</w:t>
       </w:r>
     </w:p>
     <w:p>
@@ -20462,7 +20462,7 @@
           <w:b w:val="0"/>
           <w:i w:val="0"/>
         </w:rPr>
-        <w:t>عمالة</w:t>
+        <w:t>ةلامع</w:t>
       </w:r>
     </w:p>
     <w:p>
@@ -20488,46 +20488,46 @@
           <w:b w:val="0"/>
           <w:i w:val="0"/>
         </w:rPr>
-        <w:t>خطر الموجودات</w:t>
-      </w:r>
-    </w:p>
-    <w:p>
-      <w:pPr>
-        <w:jc w:val="right"/>
-        <w:bidi/>
-      </w:pPr>
-      <w:r>
-        <w:rPr>
-          <w:b w:val="0"/>
-          <w:i w:val="0"/>
-        </w:rPr>
-        <w:t>الإجمالي</w:t>
-      </w:r>
-    </w:p>
-    <w:p>
-      <w:pPr>
-        <w:jc w:val="right"/>
-        <w:bidi/>
-      </w:pPr>
-      <w:r>
-        <w:rPr>
-          <w:b w:val="0"/>
-          <w:i w:val="0"/>
-        </w:rPr>
-        <w:t>الشركة الوطنية للإدارة والخدمات المحدودة. التقيم في ٢١ المطين ٢٠٠٦م</w:t>
-      </w:r>
-    </w:p>
-    <w:p>
-      <w:pPr>
-        <w:jc w:val="right"/>
-        <w:bidi/>
-      </w:pPr>
-      <w:r>
-        <w:rPr>
-          <w:b w:val="0"/>
-          <w:i w:val="0"/>
-        </w:rPr>
-        <w:t>تقييم الخطر</w:t>
+        <w:t>تادوجوملا رطخ</w:t>
+      </w:r>
+    </w:p>
+    <w:p>
+      <w:pPr>
+        <w:jc w:val="right"/>
+        <w:bidi/>
+      </w:pPr>
+      <w:r>
+        <w:rPr>
+          <w:b w:val="0"/>
+          <w:i w:val="0"/>
+        </w:rPr>
+        <w:t>يلامجإلا</w:t>
+      </w:r>
+    </w:p>
+    <w:p>
+      <w:pPr>
+        <w:jc w:val="right"/>
+        <w:bidi/>
+      </w:pPr>
+      <w:r>
+        <w:rPr>
+          <w:b w:val="0"/>
+          <w:i w:val="0"/>
+        </w:rPr>
+        <w:t>م٢٠٠٦ نيطملا ٢١ يف ميقتلا .ةدودحملا تامدخلاو ةرادإلل ةينطولا ةكرشلا</w:t>
+      </w:r>
+    </w:p>
+    <w:p>
+      <w:pPr>
+        <w:jc w:val="right"/>
+        <w:bidi/>
+      </w:pPr>
+      <w:r>
+        <w:rPr>
+          <w:b w:val="0"/>
+          <w:i w:val="0"/>
+        </w:rPr>
+        <w:t>رطخلا مييقت</w:t>
       </w:r>
     </w:p>
     <w:p>
@@ -20553,7 +20553,7 @@
           <w:b w:val="0"/>
           <w:i w:val="0"/>
         </w:rPr>
-        <w:t>: ) ١٤٢٨ حصة الشیخ أحمد عباس زیني من شرکة تخارج أبار وزیني (</w:t>
+        <w:t>) ينیزو رابأ جراخت ةکرش نم ينیز سابع دمحأ خیشلا ةصح ١٤٢٨ ( :</w:t>
       </w:r>
     </w:p>
     <w:p>
@@ -20579,46 +20579,46 @@
           <w:b w:val="0"/>
           <w:i w:val="0"/>
         </w:rPr>
-        <w:t>) ١٤٢٩ حصة الشیخ أحمد عباس زیني من شرکة الضیافة لألعمال العقاریة (القیمة لعام</w:t>
-      </w:r>
-    </w:p>
-    <w:p>
-      <w:pPr>
-        <w:jc w:val="right"/>
-        <w:bidi/>
-      </w:pPr>
-      <w:r>
-        <w:rPr>
-          <w:b w:val="0"/>
-          <w:i w:val="0"/>
-        </w:rPr>
-        <w:t>956.69,223,178 = .779 x 567,785,228 حصة آل زیني من الشرکة:</w:t>
-      </w:r>
-    </w:p>
-    <w:p>
-      <w:pPr>
-        <w:jc w:val="right"/>
-        <w:bidi/>
-      </w:pPr>
-      <w:r>
-        <w:rPr>
-          <w:b w:val="0"/>
-          <w:i w:val="0"/>
-        </w:rPr>
-        <w:t>483.92,724,49 = .279*\956.69,223,178 زیني: حصة الشیخ أحمد عباس</w:t>
-      </w:r>
-    </w:p>
-    <w:p>
-      <w:pPr>
-        <w:jc w:val="right"/>
-        <w:bidi/>
-      </w:pPr>
-      <w:r>
-        <w:rPr>
-          <w:b w:val="0"/>
-          <w:i w:val="0"/>
-        </w:rPr>
-        <w:t>اجمالي قیم الحصص للشیخ أحمد عباس زیني رحمھ هللا:</w:t>
+        <w:t>ماعل ةمیقلا) ةیراقعلا لامعلأل ةفایضلا ةکرش نم ينیز سابع دمحأ خیشلا ةصح ١٤٢٩ (</w:t>
+      </w:r>
+    </w:p>
+    <w:p>
+      <w:pPr>
+        <w:jc w:val="right"/>
+        <w:bidi/>
+      </w:pPr>
+      <w:r>
+        <w:rPr>
+          <w:b w:val="0"/>
+          <w:i w:val="0"/>
+        </w:rPr>
+        <w:t>:ةکرشلا نم ينیز لآ ةصح 228,785,567 x .779 = 178,223,956.69</w:t>
+      </w:r>
+    </w:p>
+    <w:p>
+      <w:pPr>
+        <w:jc w:val="right"/>
+        <w:bidi/>
+      </w:pPr>
+      <w:r>
+        <w:rPr>
+          <w:b w:val="0"/>
+          <w:i w:val="0"/>
+        </w:rPr>
+        <w:t>سابع دمحأ خیشلا ةصح :ينیز 178,223,956.69\*.279 = 49,724,483.92</w:t>
+      </w:r>
+    </w:p>
+    <w:p>
+      <w:pPr>
+        <w:jc w:val="right"/>
+        <w:bidi/>
+      </w:pPr>
+      <w:r>
+        <w:rPr>
+          <w:b w:val="0"/>
+          <w:i w:val="0"/>
+        </w:rPr>
+        <w:t>:الله ھمحر ينیز سابع دمحأ خیشلل صصحلا میق يلامجا</w:t>
       </w:r>
     </w:p>
     <w:p>
@@ -20748,7 +20748,7 @@
           <w:b w:val="0"/>
           <w:i w:val="0"/>
         </w:rPr>
-        <w:t>السيد محي الدين دفتردار</w:t>
+        <w:t>رادرتفد نيدلا يحم ديسلا</w:t>
       </w:r>
     </w:p>
     <w:p>
@@ -20813,7 +20813,7 @@
           <w:b w:val="0"/>
           <w:i w:val="0"/>
         </w:rPr>
-        <w:t>الشيخ عبد الله أبار سواء باسمه أو اسم من يحدده بالشركات التالية :-</w:t>
+        <w:t>:- ةيلاتلا تاكرشلاب هددحي نم مسا وأ همساب ءاوس رابأ هللا دبع خيشلا</w:t>
       </w:r>
     </w:p>
     <w:p>
@@ -20839,20 +20839,20 @@
           <w:b w:val="0"/>
           <w:i w:val="0"/>
         </w:rPr>
-        <w:t>النسبة</w:t>
-      </w:r>
-    </w:p>
-    <w:p>
-      <w:pPr>
-        <w:jc w:val="right"/>
-        <w:bidi/>
-      </w:pPr>
-      <w:r>
-        <w:rPr>
-          <w:b w:val="0"/>
-          <w:i w:val="0"/>
-        </w:rPr>
-        <w:t>الإجمالي</w:t>
+        <w:t>ةبسنلا</w:t>
+      </w:r>
+    </w:p>
+    <w:p>
+      <w:pPr>
+        <w:jc w:val="right"/>
+        <w:bidi/>
+      </w:pPr>
+      <w:r>
+        <w:rPr>
+          <w:b w:val="0"/>
+          <w:i w:val="0"/>
+        </w:rPr>
+        <w:t>يلامجإلا</w:t>
       </w:r>
     </w:p>
     <w:p>
@@ -20891,46 +20891,46 @@
           <w:b w:val="0"/>
           <w:i w:val="0"/>
         </w:rPr>
-        <w:t>التقيي</w:t>
-      </w:r>
-    </w:p>
-    <w:p>
-      <w:pPr>
-        <w:jc w:val="right"/>
-        <w:bidi/>
-      </w:pPr>
-      <w:r>
-        <w:rPr>
-          <w:b w:val="0"/>
-          <w:i w:val="0"/>
-        </w:rPr>
-        <w:t>1 شركة أسواق النجمة التجارية المحدودة</w:t>
-      </w:r>
-    </w:p>
-    <w:p>
-      <w:pPr>
-        <w:jc w:val="right"/>
-        <w:bidi/>
-      </w:pPr>
-      <w:r>
-        <w:rPr>
-          <w:b w:val="0"/>
-          <w:i w:val="0"/>
-        </w:rPr>
-        <w:t>\-۲- شركة أبار وزيني الغذائية المحدودة</w:t>
-      </w:r>
-    </w:p>
-    <w:p>
-      <w:pPr>
-        <w:jc w:val="right"/>
-        <w:bidi/>
-      </w:pPr>
-      <w:r>
-        <w:rPr>
-          <w:b w:val="0"/>
-          <w:i w:val="0"/>
-        </w:rPr>
-        <w:t>الإجمالي</w:t>
+        <w:t>ييقتلا</w:t>
+      </w:r>
+    </w:p>
+    <w:p>
+      <w:pPr>
+        <w:jc w:val="right"/>
+        <w:bidi/>
+      </w:pPr>
+      <w:r>
+        <w:rPr>
+          <w:b w:val="0"/>
+          <w:i w:val="0"/>
+        </w:rPr>
+        <w:t>ةدودحملا ةيراجتلا ةمجنلا قاوسأ ةكرش 1</w:t>
+      </w:r>
+    </w:p>
+    <w:p>
+      <w:pPr>
+        <w:jc w:val="right"/>
+        <w:bidi/>
+      </w:pPr>
+      <w:r>
+        <w:rPr>
+          <w:b w:val="0"/>
+          <w:i w:val="0"/>
+        </w:rPr>
+        <w:t>ةدودحملا ةيئاذغلا ينيزو رابأ ةكرش -۲-\</w:t>
+      </w:r>
+    </w:p>
+    <w:p>
+      <w:pPr>
+        <w:jc w:val="right"/>
+        <w:bidi/>
+      </w:pPr>
+      <w:r>
+        <w:rPr>
+          <w:b w:val="0"/>
+          <w:i w:val="0"/>
+        </w:rPr>
+        <w:t>يلامجإلا</w:t>
       </w:r>
     </w:p>
     <w:p>
@@ -21086,20 +21086,20 @@
           <w:b w:val="0"/>
           <w:i w:val="0"/>
         </w:rPr>
-        <w:t>النسبة</w:t>
-      </w:r>
-    </w:p>
-    <w:p>
-      <w:pPr>
-        <w:jc w:val="right"/>
-        <w:bidi/>
-      </w:pPr>
-      <w:r>
-        <w:rPr>
-          <w:b w:val="0"/>
-          <w:i w:val="0"/>
-        </w:rPr>
-        <w:t>الإجمالية</w:t>
+        <w:t>ةبسنلا</w:t>
+      </w:r>
+    </w:p>
+    <w:p>
+      <w:pPr>
+        <w:jc w:val="right"/>
+        <w:bidi/>
+      </w:pPr>
+      <w:r>
+        <w:rPr>
+          <w:b w:val="0"/>
+          <w:i w:val="0"/>
+        </w:rPr>
+        <w:t>ةيلامجإلا</w:t>
       </w:r>
     </w:p>
     <w:p>
@@ -21138,7 +21138,7 @@
           <w:b w:val="0"/>
           <w:i w:val="0"/>
         </w:rPr>
-        <w:t>الشيخ أحمد زيني سواء باسمه أو باسم من يحدده بالشركات التالية:</w:t>
+        <w:t>:ةيلاتلا تاكرشلاب هددحي نم مساب وأ همساب ءاوس ينيز دمحأ خيشلا</w:t>
       </w:r>
     </w:p>
     <w:p>
@@ -21164,85 +21164,85 @@
           <w:b w:val="0"/>
           <w:i w:val="0"/>
         </w:rPr>
-        <w:t>١- شركة مزرعة وادي فاطمة للدواجن ٢ شركة مصنع الحلويات والطحينة الوطني ٣- شركة أبار وزيني للتموين والخدمات الغذائية</w:t>
-      </w:r>
-    </w:p>
-    <w:p>
-      <w:pPr>
-        <w:jc w:val="right"/>
-        <w:bidi/>
-      </w:pPr>
-      <w:r>
-        <w:rPr>
-          <w:b w:val="0"/>
-          <w:i w:val="0"/>
-        </w:rPr>
-        <w:t>٤- شركة أبار وزيني للكهرباء والتكييف</w:t>
-      </w:r>
-    </w:p>
-    <w:p>
-      <w:pPr>
-        <w:jc w:val="right"/>
-        <w:bidi/>
-      </w:pPr>
-      <w:r>
-        <w:rPr>
-          <w:b w:val="0"/>
-          <w:i w:val="0"/>
-        </w:rPr>
-        <w:t>ه شركة الخميرة السعودية</w:t>
-      </w:r>
-    </w:p>
-    <w:p>
-      <w:pPr>
-        <w:jc w:val="right"/>
-        <w:bidi/>
-      </w:pPr>
-      <w:r>
-        <w:rPr>
-          <w:b w:val="0"/>
-          <w:i w:val="0"/>
-        </w:rPr>
-        <w:t>٦- شركة دايكن لتكييف الهواء المحدودة</w:t>
-      </w:r>
-    </w:p>
-    <w:p>
-      <w:pPr>
-        <w:jc w:val="right"/>
-        <w:bidi/>
-      </w:pPr>
-      <w:r>
-        <w:rPr>
-          <w:b w:val="0"/>
-          <w:i w:val="0"/>
-        </w:rPr>
-        <w:t>الشركة الوطنية للإدارة والخدمات</w:t>
-      </w:r>
-    </w:p>
-    <w:p>
-      <w:pPr>
-        <w:jc w:val="right"/>
-        <w:bidi/>
-      </w:pPr>
-      <w:r>
-        <w:rPr>
-          <w:b w:val="0"/>
-          <w:i w:val="0"/>
-        </w:rPr>
-        <w:t>وشركة سودكسو للتموين المحدودة</w:t>
-      </w:r>
-    </w:p>
-    <w:p>
-      <w:pPr>
-        <w:jc w:val="right"/>
-        <w:bidi/>
-      </w:pPr>
-      <w:r>
-        <w:rPr>
-          <w:b w:val="0"/>
-          <w:i w:val="0"/>
-        </w:rPr>
-        <w:t>الإجمالي</w:t>
+        <w:t>ةيئاذغلا تامدخلاو نيومتلل ينيزو رابأ ةكرش ٣- ينطولا ةنيحطلاو تايولحلا عنصم ةكرش ٢ نجاودلل ةمطاف يداو ةعرزم ةكرش ١-</w:t>
+      </w:r>
+    </w:p>
+    <w:p>
+      <w:pPr>
+        <w:jc w:val="right"/>
+        <w:bidi/>
+      </w:pPr>
+      <w:r>
+        <w:rPr>
+          <w:b w:val="0"/>
+          <w:i w:val="0"/>
+        </w:rPr>
+        <w:t>فييكتلاو ءابرهكلل ينيزو رابأ ةكرش ٤-</w:t>
+      </w:r>
+    </w:p>
+    <w:p>
+      <w:pPr>
+        <w:jc w:val="right"/>
+        <w:bidi/>
+      </w:pPr>
+      <w:r>
+        <w:rPr>
+          <w:b w:val="0"/>
+          <w:i w:val="0"/>
+        </w:rPr>
+        <w:t>ةيدوعسلا ةريمخلا ةكرش ه</w:t>
+      </w:r>
+    </w:p>
+    <w:p>
+      <w:pPr>
+        <w:jc w:val="right"/>
+        <w:bidi/>
+      </w:pPr>
+      <w:r>
+        <w:rPr>
+          <w:b w:val="0"/>
+          <w:i w:val="0"/>
+        </w:rPr>
+        <w:t>ةدودحملا ءاوهلا فييكتل نكياد ةكرش ٦-</w:t>
+      </w:r>
+    </w:p>
+    <w:p>
+      <w:pPr>
+        <w:jc w:val="right"/>
+        <w:bidi/>
+      </w:pPr>
+      <w:r>
+        <w:rPr>
+          <w:b w:val="0"/>
+          <w:i w:val="0"/>
+        </w:rPr>
+        <w:t>تامدخلاو ةرادإلل ةينطولا ةكرشلا</w:t>
+      </w:r>
+    </w:p>
+    <w:p>
+      <w:pPr>
+        <w:jc w:val="right"/>
+        <w:bidi/>
+      </w:pPr>
+      <w:r>
+        <w:rPr>
+          <w:b w:val="0"/>
+          <w:i w:val="0"/>
+        </w:rPr>
+        <w:t>ةدودحملا نيومتلل وسكدوس ةكرشو</w:t>
+      </w:r>
+    </w:p>
+    <w:p>
+      <w:pPr>
+        <w:jc w:val="right"/>
+        <w:bidi/>
+      </w:pPr>
+      <w:r>
+        <w:rPr>
+          <w:b w:val="0"/>
+          <w:i w:val="0"/>
+        </w:rPr>
+        <w:t>يلامجإلا</w:t>
       </w:r>
     </w:p>
     <w:p>
@@ -21528,7 +21528,7 @@
           <w:b w:val="0"/>
           <w:i w:val="0"/>
         </w:rPr>
-        <w:t>إتفق الحضور بخصوص الشركات التالية :-</w:t>
+        <w:t>:- ةيلاتلا تاكرشلا صوصخب روضحلا قفتإ</w:t>
       </w:r>
     </w:p>
     <w:p>
@@ -21554,46 +21554,46 @@
           <w:b w:val="0"/>
           <w:i w:val="0"/>
         </w:rPr>
-        <w:t>۱ - شركة الشرق الأوسط للتأمين البحري والعام</w:t>
-      </w:r>
-    </w:p>
-    <w:p>
-      <w:pPr>
-        <w:jc w:val="right"/>
-        <w:bidi/>
-      </w:pPr>
-      <w:r>
-        <w:rPr>
-          <w:b w:val="0"/>
-          <w:i w:val="0"/>
-        </w:rPr>
-        <w:t>۲- شركة أزكو للسياحة والسفر شركة آبار وزيني لتموين السفن الشركة العربية للخدمات البحرية والساحات</w:t>
-      </w:r>
-    </w:p>
-    <w:p>
-      <w:pPr>
-        <w:jc w:val="right"/>
-        <w:bidi/>
-      </w:pPr>
-      <w:r>
-        <w:rPr>
-          <w:b w:val="0"/>
-          <w:i w:val="0"/>
-        </w:rPr>
-        <w:t>ه شركة مقاولات المباني الحديثة - شركة الخدمات الكهربائية والميكانيكية</w:t>
-      </w:r>
-    </w:p>
-    <w:p>
-      <w:pPr>
-        <w:jc w:val="right"/>
-        <w:bidi/>
-      </w:pPr>
-      <w:r>
-        <w:rPr>
-          <w:b w:val="0"/>
-          <w:i w:val="0"/>
-        </w:rPr>
-        <w:t>شركة سايبولت العربية السعودية</w:t>
+        <w:t>ماعلاو يرحبلا نيمأتلل طسوألا قرشلا ةكرش - ۱</w:t>
+      </w:r>
+    </w:p>
+    <w:p>
+      <w:pPr>
+        <w:jc w:val="right"/>
+        <w:bidi/>
+      </w:pPr>
+      <w:r>
+        <w:rPr>
+          <w:b w:val="0"/>
+          <w:i w:val="0"/>
+        </w:rPr>
+        <w:t>تاحاسلاو ةيرحبلا تامدخلل ةيبرعلا ةكرشلا نفسلا نيومتل ينيزو رابآ ةكرش رفسلاو ةحايسلل وكزأ ةكرش -۲</w:t>
+      </w:r>
+    </w:p>
+    <w:p>
+      <w:pPr>
+        <w:jc w:val="right"/>
+        <w:bidi/>
+      </w:pPr>
+      <w:r>
+        <w:rPr>
+          <w:b w:val="0"/>
+          <w:i w:val="0"/>
+        </w:rPr>
+        <w:t>ةيكيناكيملاو ةيئابرهكلا تامدخلا ةكرش - ةثيدحلا ينابملا تالواقم ةكرش ه</w:t>
+      </w:r>
+    </w:p>
+    <w:p>
+      <w:pPr>
+        <w:jc w:val="right"/>
+        <w:bidi/>
+      </w:pPr>
+      <w:r>
+        <w:rPr>
+          <w:b w:val="0"/>
+          <w:i w:val="0"/>
+        </w:rPr>
+        <w:t>ةيدوعسلا ةيبرعلا تلوبياس ةكرش</w:t>
       </w:r>
     </w:p>
     <w:p>
@@ -21645,7 +21645,7 @@
           <w:b w:val="0"/>
           <w:i w:val="0"/>
         </w:rPr>
-        <w:t>النسبة</w:t>
+        <w:t>ةبسنلا</w:t>
       </w:r>
     </w:p>
     <w:p>
@@ -21853,46 +21853,46 @@
           <w:b w:val="0"/>
           <w:i w:val="0"/>
         </w:rPr>
-        <w:t>أقر الطرفان بالتزامهم بتحويل العمالة ، وكذا فتح ملفات تأمينات اجتماعية لكل شركة وذلك خلال مدة العام المسموح بها لتعديل الإسم والمشار إليها في البند الخامس أعلاه لتستقل كل شركة بالعمالة الفعلية التي تعمل بها</w:t>
-      </w:r>
-    </w:p>
-    <w:p>
-      <w:pPr>
-        <w:jc w:val="right"/>
-        <w:bidi/>
-      </w:pPr>
-      <w:r>
-        <w:rPr>
-          <w:b w:val="0"/>
-          <w:i w:val="0"/>
-        </w:rPr>
-        <w:t>اتفق الطرفان برضاهم التام بأن الفرق في ناتج قيمة الشركات المخصصة حاليا لأي من الطرفان (حصيلة تنازل كل طرف للآخر عن الحصص في الشركات المخصصة حاليا لأي من الطرفين والمشار إلى بياناتها في البند رقم (۱) فقرة (أ) و فقرة (ب) من هذا المحضر يتم تسويته من حساب جاري الشركاء لدى الإدارة العامة وكذلك بالنسبة لحسابات الشركات المحولة لاسم أي من الطرفين سواء كانت دائنة أو مدينة للإدارة العامة يتم تسويتها أيضا من خلال حسابات جاري الشركاء وفي حال وجود فرق بين حسابات جاري الشركاء يلتزم الطرف المدين</w:t>
-      </w:r>
-    </w:p>
-    <w:p>
-      <w:pPr>
-        <w:jc w:val="right"/>
-        <w:bidi/>
-      </w:pPr>
-      <w:r>
-        <w:rPr>
-          <w:b w:val="0"/>
-          <w:i w:val="0"/>
-        </w:rPr>
-        <w:t>بسداد الفرق نقدا للإدارة العامة</w:t>
-      </w:r>
-    </w:p>
-    <w:p>
-      <w:pPr>
-        <w:jc w:val="right"/>
-        <w:bidi/>
-      </w:pPr>
-      <w:r>
-        <w:rPr>
-          <w:b w:val="0"/>
-          <w:i w:val="0"/>
-        </w:rPr>
-        <w:t>بخصوص مديونية البنوك فقد أتفق الطرفان أن يصبح كل شريك مسؤولا مسؤولية كاملة عن حصته (٥٠% لكل (طرف) في تلك المديونية ويكون ضامنا لها تجاه البنوك ، على أن تظل كافة الشركات التي لم تخصص حاليا وكافة الممتلكات المشتركة من عقارات وخلافه ضامنة لتلك الإلتزامات أيضا ، وفي حال وجود ناتج تخصيص أي من الشركات التي لم تخصص حاليا أو بيع أي من العقارات المشتركة يسدد ناتج التخصيص أو البيع للإدارة العامة.</w:t>
+        <w:t>اهب لمعت يتلا ةيلعفلا ةلامعلاب ةكرش لك لقتستل هالعأ سماخلا دنبلا يف اهيلإ راشملاو مسإلا ليدعتل اهب حومسملا ماعلا ةدم لالخ كلذو ةكرش لكل ةيعامتجا تانيمأت تافلم حتف اذكو ، ةلامعلا ليوحتب مهمازتلاب نافرطلا رقأ</w:t>
+      </w:r>
+    </w:p>
+    <w:p>
+      <w:pPr>
+        <w:jc w:val="right"/>
+        <w:bidi/>
+      </w:pPr>
+      <w:r>
+        <w:rPr>
+          <w:b w:val="0"/>
+          <w:i w:val="0"/>
+        </w:rPr>
+        <w:t>نيدملا فرطلا مزتلي ءاكرشلا يراج تاباسح نيب قرف دوجو لاح يفو ءاكرشلا يراج تاباسح لالخ نم اضيأ اهتيوست متي ةماعلا ةرادإلل ةنيدم وأ ةنئاد تناك ءاوس نيفرطلا نم يأ مسال ةلوحملا تاكرشلا تاباسحل ةبسنلاب كلذكو ةماعلا ةرادإلا ىدل ءاكرشلا يراج باسح نم هتيوست متي رضحملا اذه نم (ب) ةرقف و (أ) ةرقف (۱) مقر دنبلا يف اهتانايب ىلإ راشملاو نيفرطلا نم يأل ايلاح ةصصخملا تاكرشلا يف صصحلا نع رخآلل فرط لك لزانت ةليصح) نافرطلا نم يأل ايلاح ةصصخملا تاكرشلا ةميق جتان يف قرفلا نأب ماتلا مهاضرب نافرطلا قفتا</w:t>
+      </w:r>
+    </w:p>
+    <w:p>
+      <w:pPr>
+        <w:jc w:val="right"/>
+        <w:bidi/>
+      </w:pPr>
+      <w:r>
+        <w:rPr>
+          <w:b w:val="0"/>
+          <w:i w:val="0"/>
+        </w:rPr>
+        <w:t>ةماعلا ةرادإلل ادقن قرفلا دادسب</w:t>
+      </w:r>
+    </w:p>
+    <w:p>
+      <w:pPr>
+        <w:jc w:val="right"/>
+        <w:bidi/>
+      </w:pPr>
+      <w:r>
+        <w:rPr>
+          <w:b w:val="0"/>
+          <w:i w:val="0"/>
+        </w:rPr>
+        <w:t>.ةماعلا ةرادإلل عيبلا وأ صيصختلا جتان ددسي ةكرتشملا تاراقعلا نم يأ عيب وأ ايلاح صصخت مل يتلا تاكرشلا نم يأ صيصخت جتان دوجو لاح يفو ، اضيأ تامازتلإلا كلتل ةنماض هفالخو تاراقع نم ةكرتشملا تاكلتمملا ةفاكو ايلاح صصخت مل يتلا تاكرشلا ةفاك لظت نأ ىلع ، كونبلا هاجت اهل انماض نوكيو ةينويدملا كلت يف (فرط) لكل %٥٠) هتصح نع ةلماك ةيلوؤسم الوؤسم كيرش لك حبصي نأ نافرطلا قفتأ دقف كونبلا ةينويدم صوصخب</w:t>
       </w:r>
     </w:p>
     <w:p>
@@ -21944,7 +21944,7 @@
           <w:b w:val="0"/>
           <w:i w:val="0"/>
         </w:rPr>
-        <w:t>زيني) تتعلق بالشركاء وأبنائهم وأحفادهم مهما كان نوعها وعلى سبيل المثال لا الحصر الكهرباء ، الهاتف البطاقات الإئتمانية ، السحوبات أو التحاويل الشخصية ... الخ).</w:t>
+        <w:t>.(خلا ... ةيصخشلا ليواحتلا وأ تابوحسلا ، ةينامتئإلا تاقاطبلا فتاهلا ، ءابرهكلا رصحلا ال لاثملا ليبس ىلعو اهعون ناك امهم مهدافحأو مهئانبأو ءاكرشلاب قلعتت (ينيز</w:t>
       </w:r>
     </w:p>
     <w:p>
@@ -22048,7 +22048,7 @@
           <w:b w:val="0"/>
           <w:i w:val="0"/>
         </w:rPr>
-        <w:t>والله الموفق ،</w:t>
+        <w:t>، قفوملا هللاو</w:t>
       </w:r>
     </w:p>
     <w:p>
@@ -22113,7 +22113,7 @@
           <w:b w:val="0"/>
           <w:i w:val="0"/>
         </w:rPr>
-        <w:t>الموافق 2024/1/21م</w:t>
+        <w:t>م2024/1/21 قفاوملا</w:t>
       </w:r>
     </w:p>
     <w:p>
@@ -22152,7 +22152,7 @@
           <w:b w:val="0"/>
           <w:i w:val="0"/>
         </w:rPr>
-        <w:t>الى من يهمه الأمر</w:t>
+        <w:t>رمألا همهي نم ىلا</w:t>
       </w:r>
     </w:p>
     <w:p>
@@ -22191,33 +22191,33 @@
           <w:b w:val="0"/>
           <w:i w:val="0"/>
         </w:rPr>
-        <w:t>مسعد الوصابي</w:t>
-      </w:r>
-    </w:p>
-    <w:p>
-      <w:pPr>
-        <w:jc w:val="right"/>
-        <w:bidi/>
-      </w:pPr>
-      <w:r>
-        <w:rPr>
-          <w:b w:val="0"/>
-          <w:i w:val="0"/>
-        </w:rPr>
-        <w:t>وقد قام الشيخ أحمد عباس زيني رحمه الله ، بالتوقيع أمامي وأمام المشتري، وأمام الاستاذ عماد القرعاوي المحامي ، وأمام الشهود الحاضرين، وقد قام المشتري الشيخ أسامة زيني بالتوقيع أمامي وأمام البائع وأمام الاستاذ عماد القرعاوي المحامي ، وأمام الشهود الحاضرين وأشهد بأنني شهدت على هذا العقد ، ووقعت على ذلك كشاهد ، وأن الشيخ أحمد عباس زيني كان في ذلك الوقت مدركا لما يطلبه ويقوله ويفعله ، وكان يستطيع ادارة شئونه بنفسه . والله على ما أقول شهيد ..</w:t>
-      </w:r>
-    </w:p>
-    <w:p>
-      <w:pPr>
-        <w:jc w:val="right"/>
-        <w:bidi/>
-      </w:pPr>
-      <w:r>
-        <w:rPr>
-          <w:b w:val="0"/>
-          <w:i w:val="0"/>
-        </w:rPr>
-        <w:t>الشاهد</w:t>
+        <w:t>يباصولا دعسم</w:t>
+      </w:r>
+    </w:p>
+    <w:p>
+      <w:pPr>
+        <w:jc w:val="right"/>
+        <w:bidi/>
+      </w:pPr>
+      <w:r>
+        <w:rPr>
+          <w:b w:val="0"/>
+          <w:i w:val="0"/>
+        </w:rPr>
+        <w:t>.. ديهش لوقأ ام ىلع هللاو . هسفنب هنوئش ةرادا عيطتسي ناكو ، هلعفيو هلوقيو هبلطي امل اكردم تقولا كلذ يف ناك ينيز سابع دمحأ خيشلا نأو ، دهاشك كلذ ىلع تعقوو ، دقعلا اذه ىلع تدهش يننأب دهشأو نيرضاحلا دوهشلا مامأو ، يماحملا يواعرقلا دامع ذاتسالا مامأو عئابلا مامأو يمامأ عيقوتلاب ينيز ةماسأ خيشلا يرتشملا ماق دقو ،نيرضاحلا دوهشلا مامأو ، يماحملا يواعرقلا دامع ذاتسالا مامأو ،يرتشملا مامأو يمامأ عيقوتلاب ، هللا همحر ينيز سابع دمحأ خيشلا ماق دقو</w:t>
+      </w:r>
+    </w:p>
+    <w:p>
+      <w:pPr>
+        <w:jc w:val="right"/>
+        <w:bidi/>
+      </w:pPr>
+      <w:r>
+        <w:rPr>
+          <w:b w:val="0"/>
+          <w:i w:val="0"/>
+        </w:rPr>
+        <w:t>دهاشلا</w:t>
       </w:r>
     </w:p>
     <w:p>
@@ -22243,7 +22243,7 @@
           <w:b w:val="0"/>
           <w:i w:val="0"/>
         </w:rPr>
-        <w:t>التوقيع /</w:t>
+        <w:t>/ عيقوتلا</w:t>
       </w:r>
     </w:p>
     <w:p>
@@ -22308,7 +22308,7 @@
           <w:b w:val="0"/>
           <w:i w:val="0"/>
         </w:rPr>
-        <w:t>الموافق 2024/1/23 م</w:t>
+        <w:t>م 2024/1/23 قفاوملا</w:t>
       </w:r>
     </w:p>
     <w:p>
@@ -22334,7 +22334,7 @@
           <w:b w:val="0"/>
           <w:i w:val="0"/>
         </w:rPr>
-        <w:t>الى من يهمه الأمر</w:t>
+        <w:t>رمألا همهي نم ىلا</w:t>
       </w:r>
     </w:p>
     <w:p>
@@ -22360,7 +22360,7 @@
           <w:b w:val="0"/>
           <w:i w:val="0"/>
         </w:rPr>
-        <w:t>وأشهد بأن الشيخ أحمد عباس زيني رحمه الله قام بالتوقيع أمامي وأمام المشتري، وأمام السيد عماد القرعاوي ، وأمام الشهود الحاضرين، وأن المشتري الشيخ أسامة زيني كذلك قام بالتوقيع أمامي وأمام البائع الشيخ أحمد زيني رحمه الله وأمام السيد عماد القرعاوي ، وأمام الشهود الأستاذ / عدنان فوزي النهدي والأستاذ/ عبده مسعد الوصابي ..</w:t>
+        <w:t>.. يباصولا دعسم هدبع /ذاتسألاو يدهنلا يزوف ناندع / ذاتسألا دوهشلا مامأو ، يواعرقلا دامع ديسلا مامأو هللا همحر ينيز دمحأ خيشلا عئابلا مامأو يمامأ عيقوتلاب ماق كلذك ينيز ةماسأ خيشلا يرتشملا نأو ،نيرضاحلا دوهشلا مامأو ، يواعرقلا دامع ديسلا مامأو ،يرتشملا مامأو يمامأ عيقوتلاب ماق هللا همحر ينيز سابع دمحأ خيشلا نأب دهشأو</w:t>
       </w:r>
     </w:p>
     <w:p>
@@ -22386,7 +22386,7 @@
           <w:b w:val="0"/>
           <w:i w:val="0"/>
         </w:rPr>
-        <w:t>الشاهد</w:t>
+        <w:t>دهاشلا</w:t>
       </w:r>
     </w:p>
     <w:p>
@@ -22412,7 +22412,7 @@
           <w:b w:val="0"/>
           <w:i w:val="0"/>
         </w:rPr>
-        <w:t>التوقيع قف</w:t>
+        <w:t>فق عيقوتلا</w:t>
       </w:r>
     </w:p>
     <w:p>
@@ -22451,7 +22451,7 @@
           <w:b w:val="0"/>
           <w:i w:val="0"/>
         </w:rPr>
-        <w:t>التاريخ : ١٤٤٥/٠٧/٠٤هـ الموافق : ٢٠٢٤/٠١/١٦ه</w:t>
+        <w:t>ه٢٠٢٤/٠١/١٦ : قفاوملا ـه١٤٤٥/٠٧/٠٤ : خيراتلا</w:t>
       </w:r>
     </w:p>
     <w:p>
@@ -22516,33 +22516,33 @@
           <w:b w:val="0"/>
           <w:i w:val="0"/>
         </w:rPr>
-        <w:t>الشاهد</w:t>
-      </w:r>
-    </w:p>
-    <w:p>
-      <w:pPr>
-        <w:jc w:val="right"/>
-        <w:bidi/>
-      </w:pPr>
-      <w:r>
-        <w:rPr>
-          <w:b w:val="0"/>
-          <w:i w:val="0"/>
-        </w:rPr>
-        <w:t>الاسم : عبده مسعد مهدي الوصابي</w:t>
-      </w:r>
-    </w:p>
-    <w:p>
-      <w:pPr>
-        <w:jc w:val="right"/>
-        <w:bidi/>
-      </w:pPr>
-      <w:r>
-        <w:rPr>
-          <w:b w:val="0"/>
-          <w:i w:val="0"/>
-        </w:rPr>
-        <w:t>التوقيع :</w:t>
+        <w:t>دهاشلا</w:t>
+      </w:r>
+    </w:p>
+    <w:p>
+      <w:pPr>
+        <w:jc w:val="right"/>
+        <w:bidi/>
+      </w:pPr>
+      <w:r>
+        <w:rPr>
+          <w:b w:val="0"/>
+          <w:i w:val="0"/>
+        </w:rPr>
+        <w:t>يباصولا يدهم دعسم هدبع : مسالا</w:t>
+      </w:r>
+    </w:p>
+    <w:p>
+      <w:pPr>
+        <w:jc w:val="right"/>
+        <w:bidi/>
+      </w:pPr>
+      <w:r>
+        <w:rPr>
+          <w:b w:val="0"/>
+          <w:i w:val="0"/>
+        </w:rPr>
+        <w:t>: عيقوتلا</w:t>
       </w:r>
     </w:p>
     <w:p>
@@ -22659,7 +22659,7 @@
           <w:b w:val="0"/>
           <w:i w:val="0"/>
         </w:rPr>
-        <w:t>على العقد بالبيع لابنه اسامه وهو بكامل قواه العقليه وبحضور الشهود الذين</w:t>
+        <w:t>نيذلا دوهشلا روضحبو هيلقعلا هاوق لماكب وهو هماسا هنبال عيبلاب دقعلا ىلع</w:t>
       </w:r>
     </w:p>
     <w:p>
@@ -22698,7 +22698,7 @@
           <w:b w:val="0"/>
           <w:i w:val="0"/>
         </w:rPr>
-        <w:t>عماد بن محمد بن صالح القرعاوي</w:t>
+        <w:t>يواعرقلا حلاص نب دمحم نب دامع</w:t>
       </w:r>
     </w:p>
     <w:p>

--- a/zaini_case_audit_output/outputs/word/documents/053_التماس على الحكم النهائي ـ دائرة الاستئناف الثانية.docx
+++ b/zaini_case_audit_output/outputs/word/documents/053_التماس على الحكم النهائي ـ دائرة الاستئناف الثانية.docx
@@ -3198,7 +3198,7 @@
           <w:b w:val="0"/>
           <w:i w:val="0"/>
         </w:rPr>
-        <w:t>مكا او تابلاطلما حر او ةباجلإا - ا ف نعطلاو تان بلاو دو شلا راضحإ - هنع عانتملااو هدرو ن ميلا بلط - ءاربلإا - لزانتلا - صلا - را نلإا - رارقلإا - ا لع درلاو ىواعدلا عامس - ةعفادلما و ةعفارلما - ىواعدلا ةماقإو ةبلاطلما ر راقتب نعطلا - ن مك او ءا ا ن يع - ميكحتلا بلط - ذيفنتلاو ز ا بلط - ذيفنتلاو ز ا رئاود ةعجارم- هعفرو رفسلا نم عنلما بلط - عيقاوتلاو ماتخلأاو طوط ا را نإ - ر و لاب نعطلا - ليدعتلاو - رظنلا ةداعإ سامتلا - فان تسلاا بلطو ما حلأا ع ضا علاا - ا فنو ما حلأا لوبق - ما حلأا ذيفن ب ةبلاطلما - ةيعرشلا تاعفارلما ماظن نم230 ةدالما قيبطت بلط - م لادب ساو م درو ن مك او ءا ا - لخادتلاو لاخدلإا بلط- اقلا نت بلط- ما حلأا كوكص ملاتسا - مكا ا عيمج ىدل ىواعدلا عيمج تاسل ا روض مزلي ام ءا إ - ةعفشلا بلط - رابتعلاا در بلط - ما حلأا كوكص ع ش م لا نا ىدل ةيفرصلما تاعزانلما ة وس نا و ةيلالما تاعزانلما ضف نا ىدل- ةيلامعلا نا لا ىدل- ةيعرشلا ةيبطلا نا لا ىدل- (ملاظلما ناويد) ة رادلإا مكا ا ىدل- مكا ا ىدل- ىوعدلا ةلاحإ بلط ضقن بلط- ةماعلا ةباينلا ىدل - ةي يمأتلا تافلا او تاعزانلما لصفلا نا ىدل - ة راجتلا تاعزانلما مسح نا و ة راجتلا قارولأا تاعزانم لصفلا بتا م ىدل- ةيلالما قارولأا تاعزانم لصفلا لصفلا ةن - ةي رضلا تاعزانلماو تافلاخملل ةيفان تسلاا ةن لا- ةي رضلا تاعزانلماو تافلا ا لصفلا ةن - لدعلا ةرازوب ن ما ا بيدأت ةن - ايلعلا ةمك ا ىدل- ايلعلا ةمك ا ىدل مك ا ءاضقلل علأا سل ا ىدل - فان تسلاا مكاحم ىدل - ةيعرشلا تاعفارلما ماظن نم232و231 مقر ن تدالما ةفاضإ - لا ملإا - ة راجتلا تاملاعلا تاملظت رظنلا ةن - كونبلا ةبقارم ماظن تافلاخم</w:t>
+        <w:t>مكا او تابلاطلما حر او ةباجلإا - ا ف نعطلاو تان بلاو دو شلا راضحإ - هنع عانتملااو هدرو ن ميلا بلط - ءاربلإا - لزانتلا - صلا - را نلإا - رارقلإا - ا لع درلاو ىواعدلا عامس - ةعفادلما و ةعفارلما - ىواعدلا ةماقإو ةبلاطلما ر راقتب نعطلا - ن مك او ءا ا ن يع - ميكحتلا بلط - ذيفنتلاو ز ا بلط - ذيفنتلاو ز ا رئاود ةعجارم- هعفرو رفسلا نم عنلما بلط - عيقاوتلاو ماتخلأاو طوط ا را نإ - ر و لاب نعطلا - ليدعتلاو - رظنلا ةداعإ سامتلا - فان تسلاا بلطو ما حلأا ع ضا علاا - ا فنو ما حلأا لوبق - ما حلأا ذيفن ب ةبلاطلما - ةيعرشلا تاعفارلما ماظن نم230 ةدالما قيبطت بلط - م لادب ساو م درو ن مك او ءا ا - لخادتلاو لاخدلإا بلط- اقلا نت بلط- ما حلأا كوكص ملاتسا - مكا ا عيمج ىدل ىواعدلا عيمج تاسل ا روض مزلي ام ءا إ - ةعفشلا بلط - رابتعلاا در بلط - ما حلأا كوكص ع ش م لا نا ىدل ةيفرصلما تاعزانلما ة وس نا و ةيلالما تاعزانلما ضف نا ىدل- ةيلامعلا نا لا ىدل- ةيعرشلا ةيبطلا نا لا ىدل- (ملاظلما ناويد) ة رادلإا مكا ا ىدل- مكا ا ىدل- ىوعدلا ةلاحإ بلط ضقن بلط- ةماعلا ةباينلا ىدل - ةي يمأتلا تافلا او تاعزانلما لصفلا نا ىدل - ة راجتلا تاعزانلما مسح نا و ة راجتلا قارولأا تاعزانم لصفلا بتا م ىدل- ةيلالما قارولأا تاعزانم لصفلا ةن - ةي رضلا تاعزانلماو تافلاخملل ةيفان تسلاا ةن لا- ةي رضلا تاعزانلماو تافلا ا لصفلا ةن - لدعلا ةرازوب ن ما ا بيدأت ةن - ايلعلا ةمك ا ىدل- ايلعلا ةمك ا ىدل مك ا ءاضقلل علأا سل ا ىدل - فان تسلاا مكاحم ىدل - ةيعرشلا تاعفارلما ماظن نم232و231 مقر ن تدالما ةفاضإ - لا ملإا - ة راجتلا تاملاعلا تاملظت رظنلا ةن - كونبلا ةبقارم ماظن تافلاخم</w:t>
       </w:r>
     </w:p>
     <w:p>
@@ -3224,7 +3224,7 @@
           <w:b w:val="0"/>
           <w:i w:val="0"/>
         </w:rPr>
-        <w:t>ةينملأا تا ا - ةيئان ا ثحابلما ةعجارم - ةلودلا نمأ ةسائر - تارابختسلال ةماعلا ةسائرلا ةعجارم - ةطرشلا زكارم ةعجارم - ةيئان ا ثحابلماو ة رادلإا ثحابلما ةعجارمو ةيقوق ا ما حلأا ذيفنت ةرادإو ةراملأا ةعجارم ماسقأو تارادإ نم ا عب ي امو ا عورفو - ةيئان ا ثحابلماو ة رادلإا ثحابلما ةعجارم ةعجارم</w:t>
+        <w:t>ةينملأا تا ا - ةيئان ا ثحابلما ةعجارم - ةلودلا نمأ ةسائر - تارابختسلال ةماعلا ةسائرلا ةعجارم - ةطرشلا زكارم ةعجارم - ةيئان ا ثحابلماو ة رادلإا ثحابلما ةعجارمو ةيقوق ا ما حلأا ذيفنت ةرادإو ةراملأا ةعجارم ماسقأو تارادإ نم ا عب ي امو ا عورفو - ةيئان ا ثحابلماو ة رادلإا ثحابلما ةعجارم</w:t>
       </w:r>
     </w:p>
     <w:p>
@@ -8333,7 +8333,7 @@
           <w:b w:val="0"/>
           <w:i w:val="0"/>
         </w:rPr>
-        <w:t>يسرى لدى جميع فروعنا مينا الله الله</w:t>
+        <w:t>يسرى لدى جميع فروعنا مينا الله</w:t>
       </w:r>
     </w:p>
     <w:p>

--- a/zaini_case_audit_output/outputs/word/documents/053_التماس على الحكم النهائي ـ دائرة الاستئناف الثانية.docx
+++ b/zaini_case_audit_output/outputs/word/documents/053_التماس على الحكم النهائي ـ دائرة الاستئناف الثانية.docx
@@ -70,14 +70,13 @@
     <w:p/>
     <w:p>
       <w:pPr>
-        <w:jc w:val="right"/>
-        <w:bidi/>
-      </w:pPr>
-      <w:r>
-        <w:rPr>
-          <w:b w:val="0"/>
-          <w:i w:val="0"/>
-        </w:rPr>
+        <w:pStyle w:val="Heading2"/>
+        <w:jc w:val="right"/>
+        <w:bidi/>
+      </w:pPr>
+      <w:r>
+        <w:t>[نص الضبط / الحكم — المتن الفعلي] ===</w:t>
+        <w:br/>
         <w:t>التنفيذيون</w:t>
       </w:r>
     </w:p>
@@ -200,27 +199,25 @@
     </w:p>
     <w:p>
       <w:pPr>
-        <w:jc w:val="right"/>
-        <w:bidi/>
-      </w:pPr>
-      <w:r>
-        <w:rPr>
-          <w:b w:val="0"/>
-          <w:i w:val="0"/>
-        </w:rPr>
+        <w:pStyle w:val="Heading2"/>
+        <w:jc w:val="right"/>
+        <w:bidi/>
+      </w:pPr>
+      <w:r>
+        <w:t>[بيانات الأطراف: المدعي / المدعى عليه / الحاضرون] ===</w:t>
+        <w:br/>
         <w:t>٢- عائقة محمد يحيى الحرازي ، سعودية الجنسية، هوية وطنية رقم : (١٠٠٧٠٥٦٨٤٧)</w:t>
       </w:r>
     </w:p>
     <w:p>
       <w:pPr>
-        <w:jc w:val="right"/>
-        <w:bidi/>
-      </w:pPr>
-      <w:r>
-        <w:rPr>
-          <w:b w:val="0"/>
-          <w:i w:val="0"/>
-        </w:rPr>
+        <w:pStyle w:val="Heading2"/>
+        <w:jc w:val="right"/>
+        <w:bidi/>
+      </w:pPr>
+      <w:r>
+        <w:t>[نص الضبط / الحكم — المتن الفعلي] ===</w:t>
+        <w:br/>
         <w:t>واقعات الدعوى وملخص الحكم الملتمس عليه:</w:t>
       </w:r>
     </w:p>
@@ -317,27 +314,25 @@
     </w:p>
     <w:p>
       <w:pPr>
-        <w:jc w:val="right"/>
-        <w:bidi/>
-      </w:pPr>
-      <w:r>
-        <w:rPr>
-          <w:b w:val="0"/>
-          <w:i w:val="0"/>
-        </w:rPr>
+        <w:pStyle w:val="Heading2"/>
+        <w:jc w:val="right"/>
+        <w:bidi/>
+      </w:pPr>
+      <w:r>
+        <w:t>[ترويسة / كليشة وزارة العدل — معلومات رسمية متكررة] ===</w:t>
+        <w:br/>
         <w:t>eTanfithionTanfithion@gmail.com 053 653 3388 012 605 4571</w:t>
       </w:r>
     </w:p>
     <w:p>
       <w:pPr>
-        <w:jc w:val="right"/>
-        <w:bidi/>
-      </w:pPr>
-      <w:r>
-        <w:rPr>
-          <w:b w:val="0"/>
-          <w:i w:val="0"/>
-        </w:rPr>
+        <w:pStyle w:val="Heading2"/>
+        <w:jc w:val="right"/>
+        <w:bidi/>
+      </w:pPr>
+      <w:r>
+        <w:t>[نص الضبط / الحكم — المتن الفعلي] ===</w:t>
+        <w:br/>
         <w:t>التنفيذيون</w:t>
       </w:r>
     </w:p>
@@ -681,27 +676,25 @@
     </w:p>
     <w:p>
       <w:pPr>
-        <w:jc w:val="right"/>
-        <w:bidi/>
-      </w:pPr>
-      <w:r>
-        <w:rPr>
-          <w:b w:val="0"/>
-          <w:i w:val="0"/>
-        </w:rPr>
+        <w:pStyle w:val="Heading2"/>
+        <w:jc w:val="right"/>
+        <w:bidi/>
+      </w:pPr>
+      <w:r>
+        <w:t>[ترويسة / كليشة وزارة العدل — معلومات رسمية متكررة] ===</w:t>
+        <w:br/>
         <w:t>Tanfithion@gmail.com 053 653 3388 012 605 4571@</w:t>
       </w:r>
     </w:p>
     <w:p>
       <w:pPr>
-        <w:jc w:val="right"/>
-        <w:bidi/>
-      </w:pPr>
-      <w:r>
-        <w:rPr>
-          <w:b w:val="0"/>
-          <w:i w:val="0"/>
-        </w:rPr>
+        <w:pStyle w:val="Heading2"/>
+        <w:jc w:val="right"/>
+        <w:bidi/>
+      </w:pPr>
+      <w:r>
+        <w:t>[نص الضبط / الحكم — المتن الفعلي] ===</w:t>
+        <w:br/>
         <w:t>التنفيذيون</w:t>
       </w:r>
     </w:p>
@@ -928,27 +921,25 @@
     </w:p>
     <w:p>
       <w:pPr>
-        <w:jc w:val="right"/>
-        <w:bidi/>
-      </w:pPr>
-      <w:r>
-        <w:rPr>
-          <w:b w:val="0"/>
-          <w:i w:val="0"/>
-        </w:rPr>
+        <w:pStyle w:val="Heading2"/>
+        <w:jc w:val="right"/>
+        <w:bidi/>
+      </w:pPr>
+      <w:r>
+        <w:t>[ترويسة / كليشة وزارة العدل — معلومات رسمية متكررة] ===</w:t>
+        <w:br/>
         <w:t>Tanfithion@gmail.com 053653 3388 012 605 4571</w:t>
       </w:r>
     </w:p>
     <w:p>
       <w:pPr>
-        <w:jc w:val="right"/>
-        <w:bidi/>
-      </w:pPr>
-      <w:r>
-        <w:rPr>
-          <w:b w:val="0"/>
-          <w:i w:val="0"/>
-        </w:rPr>
+        <w:pStyle w:val="Heading2"/>
+        <w:jc w:val="right"/>
+        <w:bidi/>
+      </w:pPr>
+      <w:r>
+        <w:t>[نص الضبط / الحكم — المتن الفعلي] ===</w:t>
+        <w:br/>
         <w:t>التنفيذيون</w:t>
       </w:r>
     </w:p>
@@ -1214,27 +1205,25 @@
     </w:p>
     <w:p>
       <w:pPr>
-        <w:jc w:val="right"/>
-        <w:bidi/>
-      </w:pPr>
-      <w:r>
-        <w:rPr>
-          <w:b w:val="0"/>
-          <w:i w:val="0"/>
-        </w:rPr>
+        <w:pStyle w:val="Heading2"/>
+        <w:jc w:val="right"/>
+        <w:bidi/>
+      </w:pPr>
+      <w:r>
+        <w:t>[ترويسة / كليشة وزارة العدل — معلومات رسمية متكررة] ===</w:t>
+        <w:br/>
         <w:t>Tanfithion@gmail.com 053 653 3388 012 605 4571</w:t>
       </w:r>
     </w:p>
     <w:p>
       <w:pPr>
-        <w:jc w:val="right"/>
-        <w:bidi/>
-      </w:pPr>
-      <w:r>
-        <w:rPr>
-          <w:b w:val="0"/>
-          <w:i w:val="0"/>
-        </w:rPr>
+        <w:pStyle w:val="Heading2"/>
+        <w:jc w:val="right"/>
+        <w:bidi/>
+      </w:pPr>
+      <w:r>
+        <w:t>[نص الضبط / الحكم — المتن الفعلي] ===</w:t>
+        <w:br/>
         <w:t>التنفيذيون</w:t>
       </w:r>
     </w:p>
@@ -1474,14 +1463,13 @@
     </w:p>
     <w:p>
       <w:pPr>
-        <w:jc w:val="right"/>
-        <w:bidi/>
-      </w:pPr>
-      <w:r>
-        <w:rPr>
-          <w:b w:val="0"/>
-          <w:i w:val="0"/>
-        </w:rPr>
+        <w:pStyle w:val="Heading2"/>
+        <w:jc w:val="right"/>
+        <w:bidi/>
+      </w:pPr>
+      <w:r>
+        <w:t>[ترويسة / كليشة وزارة العدل — معلومات رسمية متكررة] ===</w:t>
+        <w:br/>
         <w:t>@Tanithion</w:t>
       </w:r>
     </w:p>
@@ -1500,14 +1488,13 @@
     </w:p>
     <w:p>
       <w:pPr>
-        <w:jc w:val="right"/>
-        <w:bidi/>
-      </w:pPr>
-      <w:r>
-        <w:rPr>
-          <w:b w:val="0"/>
-          <w:i w:val="0"/>
-        </w:rPr>
+        <w:pStyle w:val="Heading2"/>
+        <w:jc w:val="right"/>
+        <w:bidi/>
+      </w:pPr>
+      <w:r>
+        <w:t>[نص الضبط / الحكم — المتن الفعلي] ===</w:t>
+        <w:br/>
         <w:t>05365313860 012605457</w:t>
       </w:r>
     </w:p>
@@ -1773,14 +1760,13 @@
     </w:p>
     <w:p>
       <w:pPr>
-        <w:jc w:val="right"/>
-        <w:bidi/>
-      </w:pPr>
-      <w:r>
-        <w:rPr>
-          <w:b w:val="0"/>
-          <w:i w:val="0"/>
-        </w:rPr>
+        <w:pStyle w:val="Heading2"/>
+        <w:jc w:val="right"/>
+        <w:bidi/>
+      </w:pPr>
+      <w:r>
+        <w:t>[ترويسة / كليشة وزارة العدل — معلومات رسمية متكررة] ===</w:t>
+        <w:br/>
         <w:t>ولا يمكن التعويل على قرينة أن المورث كان فاقد الأهلية حينها، لانتفاء الدليل عليها، كما أن حكم المملكة العربية السعودية جدة - شارع الامير سلطان مبنى تاج السلطان الدور الأول س.ت 4030420843 ص ب 13045 الرمز البريدي 21372</w:t>
       </w:r>
     </w:p>
@@ -1799,14 +1785,13 @@
     </w:p>
     <w:p>
       <w:pPr>
-        <w:jc w:val="right"/>
-        <w:bidi/>
-      </w:pPr>
-      <w:r>
-        <w:rPr>
-          <w:b w:val="0"/>
-          <w:i w:val="0"/>
-        </w:rPr>
+        <w:pStyle w:val="Heading2"/>
+        <w:jc w:val="right"/>
+        <w:bidi/>
+      </w:pPr>
+      <w:r>
+        <w:t>[نص الضبط / الحكم — المتن الفعلي] ===</w:t>
+        <w:br/>
         <w:t>التنفيذيون</w:t>
       </w:r>
     </w:p>
@@ -1851,27 +1836,25 @@
     </w:p>
     <w:p>
       <w:pPr>
-        <w:jc w:val="right"/>
-        <w:bidi/>
-      </w:pPr>
-      <w:r>
-        <w:rPr>
-          <w:b w:val="0"/>
-          <w:i w:val="0"/>
-        </w:rPr>
+        <w:pStyle w:val="Heading2"/>
+        <w:jc w:val="right"/>
+        <w:bidi/>
+      </w:pPr>
+      <w:r>
+        <w:t>[بيانات الأطراف: المدعي / المدعى عليه / الحاضرون] ===</w:t>
+        <w:br/>
         <w:t>السبب الثاني للالتماس: ثبوت تحقق غش المدعين الملتمس ضدهما) الذي كان من</w:t>
       </w:r>
     </w:p>
     <w:p>
       <w:pPr>
-        <w:jc w:val="right"/>
-        <w:bidi/>
-      </w:pPr>
-      <w:r>
-        <w:rPr>
-          <w:b w:val="0"/>
-          <w:i w:val="0"/>
-        </w:rPr>
+        <w:pStyle w:val="Heading2"/>
+        <w:jc w:val="right"/>
+        <w:bidi/>
+      </w:pPr>
+      <w:r>
+        <w:t>[نص الضبط / الحكم — المتن الفعلي] ===</w:t>
+        <w:br/>
         <w:t>شأنه التأثير على الحكم</w:t>
       </w:r>
     </w:p>
@@ -2111,27 +2094,25 @@
     </w:p>
     <w:p>
       <w:pPr>
-        <w:jc w:val="right"/>
-        <w:bidi/>
-      </w:pPr>
-      <w:r>
-        <w:rPr>
-          <w:b w:val="0"/>
-          <w:i w:val="0"/>
-        </w:rPr>
+        <w:pStyle w:val="Heading2"/>
+        <w:jc w:val="right"/>
+        <w:bidi/>
+      </w:pPr>
+      <w:r>
+        <w:t>[ترويسة / كليشة وزارة العدل — معلومات رسمية متكررة] ===</w:t>
+        <w:br/>
         <w:t>eTanfithion Tarfithion@gmail.com 053 653 3388 012 605 4571</w:t>
       </w:r>
     </w:p>
     <w:p>
       <w:pPr>
-        <w:jc w:val="right"/>
-        <w:bidi/>
-      </w:pPr>
-      <w:r>
-        <w:rPr>
-          <w:b w:val="0"/>
-          <w:i w:val="0"/>
-        </w:rPr>
+        <w:pStyle w:val="Heading2"/>
+        <w:jc w:val="right"/>
+        <w:bidi/>
+      </w:pPr>
+      <w:r>
+        <w:t>[نص الضبط / الحكم — المتن الفعلي] ===</w:t>
+        <w:br/>
         <w:t>التنفيذيون</w:t>
       </w:r>
     </w:p>
@@ -2397,27 +2378,25 @@
     </w:p>
     <w:p>
       <w:pPr>
-        <w:jc w:val="right"/>
-        <w:bidi/>
-      </w:pPr>
-      <w:r>
-        <w:rPr>
-          <w:b w:val="0"/>
-          <w:i w:val="0"/>
-        </w:rPr>
+        <w:pStyle w:val="Heading2"/>
+        <w:jc w:val="right"/>
+        <w:bidi/>
+      </w:pPr>
+      <w:r>
+        <w:t>[ترويسة / كليشة وزارة العدل — معلومات رسمية متكررة] ===</w:t>
+        <w:br/>
         <w:t>Tanfithion Tantithion@gmail.com 053 653 3888 012 605 4571</w:t>
       </w:r>
     </w:p>
     <w:p>
       <w:pPr>
-        <w:jc w:val="right"/>
-        <w:bidi/>
-      </w:pPr>
-      <w:r>
-        <w:rPr>
-          <w:b w:val="0"/>
-          <w:i w:val="0"/>
-        </w:rPr>
+        <w:pStyle w:val="Heading2"/>
+        <w:jc w:val="right"/>
+        <w:bidi/>
+      </w:pPr>
+      <w:r>
+        <w:t>[نص الضبط / الحكم — المتن الفعلي] ===</w:t>
+        <w:br/>
         <w:t>التنفيذيون</w:t>
       </w:r>
     </w:p>
@@ -2722,27 +2701,25 @@
     </w:p>
     <w:p>
       <w:pPr>
-        <w:jc w:val="right"/>
-        <w:bidi/>
-      </w:pPr>
-      <w:r>
-        <w:rPr>
-          <w:b w:val="0"/>
-          <w:i w:val="0"/>
-        </w:rPr>
+        <w:pStyle w:val="Heading2"/>
+        <w:jc w:val="right"/>
+        <w:bidi/>
+      </w:pPr>
+      <w:r>
+        <w:t>[ترويسة / كليشة وزارة العدل — معلومات رسمية متكررة] ===</w:t>
+        <w:br/>
         <w:t>Tanfithion Tanthionegmail.com 05305333000 012605 4571</w:t>
       </w:r>
     </w:p>
     <w:p>
       <w:pPr>
-        <w:jc w:val="right"/>
-        <w:bidi/>
-      </w:pPr>
-      <w:r>
-        <w:rPr>
-          <w:b w:val="0"/>
-          <w:i w:val="0"/>
-        </w:rPr>
+        <w:pStyle w:val="Heading2"/>
+        <w:jc w:val="right"/>
+        <w:bidi/>
+      </w:pPr>
+      <w:r>
+        <w:t>[نص الضبط / الحكم — المتن الفعلي] ===</w:t>
+        <w:br/>
         <w:t>التنفيذيون</w:t>
       </w:r>
     </w:p>
@@ -3060,27 +3037,25 @@
     </w:p>
     <w:p>
       <w:pPr>
-        <w:jc w:val="right"/>
-        <w:bidi/>
-      </w:pPr>
-      <w:r>
-        <w:rPr>
-          <w:b w:val="0"/>
-          <w:i w:val="0"/>
-        </w:rPr>
+        <w:pStyle w:val="Heading2"/>
+        <w:jc w:val="right"/>
+        <w:bidi/>
+      </w:pPr>
+      <w:r>
+        <w:t>[ترويسة / كليشة وزارة العدل — معلومات رسمية متكررة] ===</w:t>
+        <w:br/>
         <w:t>@Tanfithlon Tanfithion@gmail.com</w:t>
       </w:r>
     </w:p>
     <w:p>
       <w:pPr>
-        <w:jc w:val="right"/>
-        <w:bidi/>
-      </w:pPr>
-      <w:r>
-        <w:rPr>
-          <w:b w:val="0"/>
-          <w:i w:val="0"/>
-        </w:rPr>
+        <w:pStyle w:val="Heading2"/>
+        <w:jc w:val="right"/>
+        <w:bidi/>
+      </w:pPr>
+      <w:r>
+        <w:t>[نص الضبط / الحكم — المتن الفعلي] ===</w:t>
+        <w:br/>
         <w:t>053 653 3388</w:t>
       </w:r>
     </w:p>
@@ -3125,27 +3100,25 @@
     </w:p>
     <w:p>
       <w:pPr>
-        <w:jc w:val="right"/>
-        <w:bidi/>
-      </w:pPr>
-      <w:r>
-        <w:rPr>
-          <w:b w:val="0"/>
-          <w:i w:val="0"/>
-        </w:rPr>
+        <w:pStyle w:val="Heading2"/>
+        <w:jc w:val="right"/>
+        <w:bidi/>
+      </w:pPr>
+      <w:r>
+        <w:t>[بيانات الأطراف: المدعي / المدعى عليه / الحاضرون] ===</w:t>
+        <w:br/>
         <w:t>النطاق : ٢ وكيل ع بن مشرف بن مفرح بن راشد سعودي ل مد ي ١٠٦٤٢٧٤٠٧٧</w:t>
       </w:r>
     </w:p>
     <w:p>
       <w:pPr>
-        <w:jc w:val="right"/>
-        <w:bidi/>
-      </w:pPr>
-      <w:r>
-        <w:rPr>
-          <w:b w:val="0"/>
-          <w:i w:val="0"/>
-        </w:rPr>
+        <w:pStyle w:val="Heading2"/>
+        <w:jc w:val="right"/>
+        <w:bidi/>
+      </w:pPr>
+      <w:r>
+        <w:t>[نص الضبط / الحكم — المتن الفعلي] ===</w:t>
+        <w:br/>
         <w:t>قاطنلا</w:t>
       </w:r>
     </w:p>
@@ -3567,27 +3540,25 @@
     </w:p>
     <w:p>
       <w:pPr>
-        <w:jc w:val="right"/>
-        <w:bidi/>
-      </w:pPr>
-      <w:r>
-        <w:rPr>
-          <w:b w:val="0"/>
-          <w:i w:val="0"/>
-        </w:rPr>
+        <w:pStyle w:val="Heading2"/>
+        <w:jc w:val="right"/>
+        <w:bidi/>
+      </w:pPr>
+      <w:r>
+        <w:t>[بيانات الأطراف: المدعي / المدعى عليه / الحاضرون] ===</w:t>
+        <w:br/>
         <w:t>مبلغ وقدره ثلاثة ملايين ريال سعودي فقط لا غير</w:t>
       </w:r>
     </w:p>
     <w:p>
       <w:pPr>
-        <w:jc w:val="right"/>
-        <w:bidi/>
-      </w:pPr>
-      <w:r>
-        <w:rPr>
-          <w:b w:val="0"/>
-          <w:i w:val="0"/>
-        </w:rPr>
+        <w:pStyle w:val="Heading2"/>
+        <w:jc w:val="right"/>
+        <w:bidi/>
+      </w:pPr>
+      <w:r>
+        <w:t>[نص الضبط / الحكم — المتن الفعلي] ===</w:t>
+        <w:br/>
         <w:t>SAR</w:t>
       </w:r>
     </w:p>
@@ -3840,14 +3811,13 @@
     </w:p>
     <w:p>
       <w:pPr>
-        <w:jc w:val="right"/>
-        <w:bidi/>
-      </w:pPr>
-      <w:r>
-        <w:rPr>
-          <w:b w:val="0"/>
-          <w:i w:val="0"/>
-        </w:rPr>
+        <w:pStyle w:val="Heading2"/>
+        <w:jc w:val="right"/>
+        <w:bidi/>
+      </w:pPr>
+      <w:r>
+        <w:t>[بيانات الأطراف: المدعي / المدعى عليه / الحاضرون] ===</w:t>
+        <w:br/>
         <w:t>شركة مسافة سعودية</w:t>
       </w:r>
     </w:p>
@@ -3866,14 +3836,13 @@
     </w:p>
     <w:p>
       <w:pPr>
-        <w:jc w:val="right"/>
-        <w:bidi/>
-      </w:pPr>
-      <w:r>
-        <w:rPr>
-          <w:b w:val="0"/>
-          <w:i w:val="0"/>
-        </w:rPr>
+        <w:pStyle w:val="Heading2"/>
+        <w:jc w:val="right"/>
+        <w:bidi/>
+      </w:pPr>
+      <w:r>
+        <w:t>[نص الضبط / الحكم — المتن الفعلي] ===</w:t>
+        <w:br/>
         <w:t>يسنرفلا</w:t>
       </w:r>
     </w:p>
@@ -4399,14 +4368,13 @@
     </w:p>
     <w:p>
       <w:pPr>
-        <w:jc w:val="right"/>
-        <w:bidi/>
-      </w:pPr>
-      <w:r>
-        <w:rPr>
-          <w:b w:val="0"/>
-          <w:i w:val="0"/>
-        </w:rPr>
+        <w:pStyle w:val="Heading2"/>
+        <w:jc w:val="right"/>
+        <w:bidi/>
+      </w:pPr>
+      <w:r>
+        <w:t>[بيانات الأطراف: المدعي / المدعى عليه / الحاضرون] ===</w:t>
+        <w:br/>
         <w:t>المبلغ بالحروف فقط ثلاثة مليون ريال لاغير اسم المحول عبد الغفور ماروتاتيارا</w:t>
       </w:r>
     </w:p>
@@ -4425,14 +4393,13 @@
     </w:p>
     <w:p>
       <w:pPr>
-        <w:jc w:val="right"/>
-        <w:bidi/>
-      </w:pPr>
-      <w:r>
-        <w:rPr>
-          <w:b w:val="0"/>
-          <w:i w:val="0"/>
-        </w:rPr>
+        <w:pStyle w:val="Heading2"/>
+        <w:jc w:val="right"/>
+        <w:bidi/>
+      </w:pPr>
+      <w:r>
+        <w:t>[نص الضبط / الحكم — المتن الفعلي] ===</w:t>
+        <w:br/>
         <w:t>١٧٩٥٦</w:t>
       </w:r>
     </w:p>
@@ -5179,27 +5146,25 @@
     </w:p>
     <w:p>
       <w:pPr>
-        <w:jc w:val="right"/>
-        <w:bidi/>
-      </w:pPr>
-      <w:r>
-        <w:rPr>
-          <w:b w:val="0"/>
-          <w:i w:val="0"/>
-        </w:rPr>
+        <w:pStyle w:val="Heading2"/>
+        <w:jc w:val="right"/>
+        <w:bidi/>
+      </w:pPr>
+      <w:r>
+        <w:t>[ترويسة / كليشة وزارة العدل — معلومات رسمية متكررة] ===</w:t>
+        <w:br/>
         <w:t>شركة احمد زيني واولاده جدة عمارة ايار وزيني هاتف: ٦٤٩٥٧٨٦</w:t>
       </w:r>
     </w:p>
     <w:p>
       <w:pPr>
-        <w:jc w:val="right"/>
-        <w:bidi/>
-      </w:pPr>
-      <w:r>
-        <w:rPr>
-          <w:b w:val="0"/>
-          <w:i w:val="0"/>
-        </w:rPr>
+        <w:pStyle w:val="Heading2"/>
+        <w:jc w:val="right"/>
+        <w:bidi/>
+      </w:pPr>
+      <w:r>
+        <w:t>[نص الضبط / الحكم — المتن الفعلي] ===</w:t>
+        <w:br/>
         <w:t>فاكس: ٦٤٧٨٣٥١</w:t>
       </w:r>
     </w:p>
@@ -5439,27 +5404,25 @@
     </w:p>
     <w:p>
       <w:pPr>
-        <w:jc w:val="right"/>
-        <w:bidi/>
-      </w:pPr>
-      <w:r>
-        <w:rPr>
-          <w:b w:val="0"/>
-          <w:i w:val="0"/>
-        </w:rPr>
+        <w:pStyle w:val="Heading2"/>
+        <w:jc w:val="right"/>
+        <w:bidi/>
+      </w:pPr>
+      <w:r>
+        <w:t>[بيانات الأطراف: المدعي / المدعى عليه / الحاضرون] ===</w:t>
+        <w:br/>
         <w:t>مجموع القيد: ۳۰۰۰۰۰۰۱۰۰۰۰ فقط ثلاثة ملايين وعشرة ريال سعودي لاغير</w:t>
       </w:r>
     </w:p>
     <w:p>
       <w:pPr>
-        <w:jc w:val="right"/>
-        <w:bidi/>
-      </w:pPr>
-      <w:r>
-        <w:rPr>
-          <w:b w:val="0"/>
-          <w:i w:val="0"/>
-        </w:rPr>
+        <w:pStyle w:val="Heading2"/>
+        <w:jc w:val="right"/>
+        <w:bidi/>
+      </w:pPr>
+      <w:r>
+        <w:t>[نص الضبط / الحكم — المتن الفعلي] ===</w:t>
+        <w:br/>
         <w:t>ماعلا ريدملا</w:t>
       </w:r>
     </w:p>
@@ -5712,27 +5675,25 @@
     </w:p>
     <w:p>
       <w:pPr>
-        <w:jc w:val="right"/>
-        <w:bidi/>
-      </w:pPr>
-      <w:r>
-        <w:rPr>
-          <w:b w:val="0"/>
-          <w:i w:val="0"/>
-        </w:rPr>
+        <w:pStyle w:val="Heading2"/>
+        <w:jc w:val="right"/>
+        <w:bidi/>
+      </w:pPr>
+      <w:r>
+        <w:t>[بيانات الأطراف: المدعي / المدعى عليه / الحاضرون] ===</w:t>
+        <w:br/>
         <w:t>ریال مبلغ وقدره ثلاثة ملايين ريال سعودي فقط لا غير</w:t>
       </w:r>
     </w:p>
     <w:p>
       <w:pPr>
-        <w:jc w:val="right"/>
-        <w:bidi/>
-      </w:pPr>
-      <w:r>
-        <w:rPr>
-          <w:b w:val="0"/>
-          <w:i w:val="0"/>
-        </w:rPr>
+        <w:pStyle w:val="Heading2"/>
+        <w:jc w:val="right"/>
+        <w:bidi/>
+      </w:pPr>
+      <w:r>
+        <w:t>[نص الضبط / الحكم — المتن الفعلي] ===</w:t>
+        <w:br/>
         <w:t>PAY AGAINST THIS CHEQUE</w:t>
       </w:r>
     </w:p>
@@ -5972,27 +5933,25 @@
     </w:p>
     <w:p>
       <w:pPr>
-        <w:jc w:val="right"/>
-        <w:bidi/>
-      </w:pPr>
-      <w:r>
-        <w:rPr>
-          <w:b w:val="0"/>
-          <w:i w:val="0"/>
-        </w:rPr>
+        <w:pStyle w:val="Heading2"/>
+        <w:jc w:val="right"/>
+        <w:bidi/>
+      </w:pPr>
+      <w:r>
+        <w:t>[ترويسة / كليشة وزارة العدل — معلومات رسمية متكررة] ===</w:t>
+        <w:br/>
         <w:t>هاتف: ٦٤٩٥٧٨٦</w:t>
       </w:r>
     </w:p>
     <w:p>
       <w:pPr>
-        <w:jc w:val="right"/>
-        <w:bidi/>
-      </w:pPr>
-      <w:r>
-        <w:rPr>
-          <w:b w:val="0"/>
-          <w:i w:val="0"/>
-        </w:rPr>
+        <w:pStyle w:val="Heading2"/>
+        <w:jc w:val="right"/>
+        <w:bidi/>
+      </w:pPr>
+      <w:r>
+        <w:t>[نص الضبط / الحكم — المتن الفعلي] ===</w:t>
+        <w:br/>
         <w:t>فاكس: ٩٤٧٨٣٥١</w:t>
       </w:r>
     </w:p>
@@ -6297,27 +6256,25 @@
     </w:p>
     <w:p>
       <w:pPr>
-        <w:jc w:val="right"/>
-        <w:bidi/>
-      </w:pPr>
-      <w:r>
-        <w:rPr>
-          <w:b w:val="0"/>
-          <w:i w:val="0"/>
-        </w:rPr>
+        <w:pStyle w:val="Heading2"/>
+        <w:jc w:val="right"/>
+        <w:bidi/>
+      </w:pPr>
+      <w:r>
+        <w:t>[بيانات الأطراف: المدعي / المدعى عليه / الحاضرون] ===</w:t>
+        <w:br/>
         <w:t>فقط ثلاثة ملايين وعشرة ريال سعودي لاغير</w:t>
       </w:r>
     </w:p>
     <w:p>
       <w:pPr>
-        <w:jc w:val="right"/>
-        <w:bidi/>
-      </w:pPr>
-      <w:r>
-        <w:rPr>
-          <w:b w:val="0"/>
-          <w:i w:val="0"/>
-        </w:rPr>
+        <w:pStyle w:val="Heading2"/>
+        <w:jc w:val="right"/>
+        <w:bidi/>
+      </w:pPr>
+      <w:r>
+        <w:t>[نص الضبط / الحكم — المتن الفعلي] ===</w:t>
+        <w:br/>
         <w:t>يلاملا</w:t>
       </w:r>
     </w:p>
@@ -6349,27 +6306,25 @@
     </w:p>
     <w:p>
       <w:pPr>
-        <w:jc w:val="right"/>
-        <w:bidi/>
-      </w:pPr>
-      <w:r>
-        <w:rPr>
-          <w:b w:val="0"/>
-          <w:i w:val="0"/>
-        </w:rPr>
+        <w:pStyle w:val="Heading2"/>
+        <w:jc w:val="right"/>
+        <w:bidi/>
+      </w:pPr>
+      <w:r>
+        <w:t>[ترويسة / كليشة وزارة العدل — معلومات رسمية متكررة] ===</w:t>
+        <w:br/>
         <w:t>جدة عمارة اوركو هاتف: ٢٠٦٥٢١٦</w:t>
       </w:r>
     </w:p>
     <w:p>
       <w:pPr>
-        <w:jc w:val="right"/>
-        <w:bidi/>
-      </w:pPr>
-      <w:r>
-        <w:rPr>
-          <w:b w:val="0"/>
-          <w:i w:val="0"/>
-        </w:rPr>
+        <w:pStyle w:val="Heading2"/>
+        <w:jc w:val="right"/>
+        <w:bidi/>
+      </w:pPr>
+      <w:r>
+        <w:t>[نص الضبط / الحكم — المتن الفعلي] ===</w:t>
+        <w:br/>
         <w:t>فاكس: ٦٠٦١٣٠٤</w:t>
       </w:r>
     </w:p>
@@ -6479,27 +6434,25 @@
     </w:p>
     <w:p>
       <w:pPr>
-        <w:jc w:val="right"/>
-        <w:bidi/>
-      </w:pPr>
-      <w:r>
-        <w:rPr>
-          <w:b w:val="0"/>
-          <w:i w:val="0"/>
-        </w:rPr>
+        <w:pStyle w:val="Heading2"/>
+        <w:jc w:val="right"/>
+        <w:bidi/>
+      </w:pPr>
+      <w:r>
+        <w:t>[بيانات الأطراف: المدعي / المدعى عليه / الحاضرون] ===</w:t>
+        <w:br/>
         <w:t>فقط عشرون ألف ومئتان ريال سعودي لاغير</w:t>
       </w:r>
     </w:p>
     <w:p>
       <w:pPr>
-        <w:jc w:val="right"/>
-        <w:bidi/>
-      </w:pPr>
-      <w:r>
-        <w:rPr>
-          <w:b w:val="0"/>
-          <w:i w:val="0"/>
-        </w:rPr>
+        <w:pStyle w:val="Heading2"/>
+        <w:jc w:val="right"/>
+        <w:bidi/>
+      </w:pPr>
+      <w:r>
+        <w:t>[نص الضبط / الحكم — المتن الفعلي] ===</w:t>
+        <w:br/>
         <w:t>وذلك / فاتورة مفروشات الوطن رقم ۲۸۱۱ اقليمفستائر لفيلا ش . احمد زيني والمرفقة</w:t>
       </w:r>
     </w:p>
@@ -6778,27 +6731,25 @@
     </w:p>
     <w:p>
       <w:pPr>
-        <w:jc w:val="right"/>
-        <w:bidi/>
-      </w:pPr>
-      <w:r>
-        <w:rPr>
-          <w:b w:val="0"/>
-          <w:i w:val="0"/>
-        </w:rPr>
+        <w:pStyle w:val="Heading2"/>
+        <w:jc w:val="right"/>
+        <w:bidi/>
+      </w:pPr>
+      <w:r>
+        <w:t>[ترويسة / كليشة وزارة العدل — معلومات رسمية متكررة] ===</w:t>
+        <w:br/>
         <w:t>هاتف: ٦٠٦٥٢١٦</w:t>
       </w:r>
     </w:p>
     <w:p>
       <w:pPr>
-        <w:jc w:val="right"/>
-        <w:bidi/>
-      </w:pPr>
-      <w:r>
-        <w:rPr>
-          <w:b w:val="0"/>
-          <w:i w:val="0"/>
-        </w:rPr>
+        <w:pStyle w:val="Heading2"/>
+        <w:jc w:val="right"/>
+        <w:bidi/>
+      </w:pPr>
+      <w:r>
+        <w:t>[نص الضبط / الحكم — المتن الفعلي] ===</w:t>
+        <w:br/>
         <w:t>٦٠٦١٣٠٤ :سكملا</w:t>
       </w:r>
     </w:p>
@@ -7077,27 +7028,25 @@
     </w:p>
     <w:p>
       <w:pPr>
-        <w:jc w:val="right"/>
-        <w:bidi/>
-      </w:pPr>
-      <w:r>
-        <w:rPr>
-          <w:b w:val="0"/>
-          <w:i w:val="0"/>
-        </w:rPr>
+        <w:pStyle w:val="Heading2"/>
+        <w:jc w:val="right"/>
+        <w:bidi/>
+      </w:pPr>
+      <w:r>
+        <w:t>[ترويسة / كليشة وزارة العدل — معلومات رسمية متكررة] ===</w:t>
+        <w:br/>
         <w:t>شركة احمد زيني وأولاده جدة عمارة اوزکو هاتف: ٦٠٦٥٢١٦</w:t>
       </w:r>
     </w:p>
     <w:p>
       <w:pPr>
-        <w:jc w:val="right"/>
-        <w:bidi/>
-      </w:pPr>
-      <w:r>
-        <w:rPr>
-          <w:b w:val="0"/>
-          <w:i w:val="0"/>
-        </w:rPr>
+        <w:pStyle w:val="Heading2"/>
+        <w:jc w:val="right"/>
+        <w:bidi/>
+      </w:pPr>
+      <w:r>
+        <w:t>[نص الضبط / الحكم — المتن الفعلي] ===</w:t>
+        <w:br/>
         <w:t>فاکس: ٦٠٦١٣٠٤</w:t>
       </w:r>
     </w:p>
@@ -7220,27 +7169,25 @@
     </w:p>
     <w:p>
       <w:pPr>
-        <w:jc w:val="right"/>
-        <w:bidi/>
-      </w:pPr>
-      <w:r>
-        <w:rPr>
-          <w:b w:val="0"/>
-          <w:i w:val="0"/>
-        </w:rPr>
+        <w:pStyle w:val="Heading2"/>
+        <w:jc w:val="right"/>
+        <w:bidi/>
+      </w:pPr>
+      <w:r>
+        <w:t>[بيانات الأطراف: المدعي / المدعى عليه / الحاضرون] ===</w:t>
+        <w:br/>
         <w:t>فقط خمسون ألف وسبسانة بل وسعودي لاغور</w:t>
       </w:r>
     </w:p>
     <w:p>
       <w:pPr>
-        <w:jc w:val="right"/>
-        <w:bidi/>
-      </w:pPr>
-      <w:r>
-        <w:rPr>
-          <w:b w:val="0"/>
-          <w:i w:val="0"/>
-        </w:rPr>
+        <w:pStyle w:val="Heading2"/>
+        <w:jc w:val="right"/>
+        <w:bidi/>
+      </w:pPr>
+      <w:r>
+        <w:t>[نص الضبط / الحكم — المتن الفعلي] ===</w:t>
+        <w:br/>
         <w:t>Ahmed Zainy &amp; Sons Co</w:t>
       </w:r>
     </w:p>
@@ -8611,27 +8558,25 @@
     </w:p>
     <w:p>
       <w:pPr>
-        <w:jc w:val="right"/>
-        <w:bidi/>
-      </w:pPr>
-      <w:r>
-        <w:rPr>
-          <w:b w:val="0"/>
-          <w:i w:val="0"/>
-        </w:rPr>
+        <w:pStyle w:val="Heading2"/>
+        <w:jc w:val="right"/>
+        <w:bidi/>
+      </w:pPr>
+      <w:r>
+        <w:t>[بيانات الأطراف: المدعي / المدعى عليه / الحاضرون] ===</w:t>
+        <w:br/>
         <w:t>فقط مائة وخمسون ألف ريال سعودي لاغير</w:t>
       </w:r>
     </w:p>
     <w:p>
       <w:pPr>
-        <w:jc w:val="right"/>
-        <w:bidi/>
-      </w:pPr>
-      <w:r>
-        <w:rPr>
-          <w:b w:val="0"/>
-          <w:i w:val="0"/>
-        </w:rPr>
+        <w:pStyle w:val="Heading2"/>
+        <w:jc w:val="right"/>
+        <w:bidi/>
+      </w:pPr>
+      <w:r>
+        <w:t>[نص الضبط / الحكم — المتن الفعلي] ===</w:t>
+        <w:br/>
         <w:t>Ahmed Zainy &amp; Sons Co</w:t>
       </w:r>
     </w:p>
@@ -9040,27 +8985,25 @@
     </w:p>
     <w:p>
       <w:pPr>
-        <w:jc w:val="right"/>
-        <w:bidi/>
-      </w:pPr>
-      <w:r>
-        <w:rPr>
-          <w:b w:val="0"/>
-          <w:i w:val="0"/>
-        </w:rPr>
+        <w:pStyle w:val="Heading2"/>
+        <w:jc w:val="right"/>
+        <w:bidi/>
+      </w:pPr>
+      <w:r>
+        <w:t>[ترويسة / كليشة وزارة العدل — معلومات رسمية متكررة] ===</w:t>
+        <w:br/>
         <w:t>جدة عمارة أوزكو هاتف: ٦٠٦٥٢١٦</w:t>
       </w:r>
     </w:p>
     <w:p>
       <w:pPr>
-        <w:jc w:val="right"/>
-        <w:bidi/>
-      </w:pPr>
-      <w:r>
-        <w:rPr>
-          <w:b w:val="0"/>
-          <w:i w:val="0"/>
-        </w:rPr>
+        <w:pStyle w:val="Heading2"/>
+        <w:jc w:val="right"/>
+        <w:bidi/>
+      </w:pPr>
+      <w:r>
+        <w:t>[نص الضبط / الحكم — المتن الفعلي] ===</w:t>
+        <w:br/>
         <w:t>فاكس: ٦٠٦٦٣٠٤</w:t>
       </w:r>
     </w:p>
@@ -9287,27 +9230,25 @@
     </w:p>
     <w:p>
       <w:pPr>
-        <w:jc w:val="right"/>
-        <w:bidi/>
-      </w:pPr>
-      <w:r>
-        <w:rPr>
-          <w:b w:val="0"/>
-          <w:i w:val="0"/>
-        </w:rPr>
+        <w:pStyle w:val="Heading2"/>
+        <w:jc w:val="right"/>
+        <w:bidi/>
+      </w:pPr>
+      <w:r>
+        <w:t>[بيانات الأطراف: المدعي / المدعى عليه / الحاضرون] ===</w:t>
+        <w:br/>
         <w:t>فقط خمسون ألف وسبعمائة ريال سعودي لا غير</w:t>
       </w:r>
     </w:p>
     <w:p>
       <w:pPr>
-        <w:jc w:val="right"/>
-        <w:bidi/>
-      </w:pPr>
-      <w:r>
-        <w:rPr>
-          <w:b w:val="0"/>
-          <w:i w:val="0"/>
-        </w:rPr>
+        <w:pStyle w:val="Heading2"/>
+        <w:jc w:val="right"/>
+        <w:bidi/>
+      </w:pPr>
+      <w:r>
+        <w:t>[نص الضبط / الحكم — المتن الفعلي] ===</w:t>
+        <w:br/>
         <w:t>الشيخ احمد زيني</w:t>
       </w:r>
     </w:p>
@@ -9469,27 +9410,25 @@
     </w:p>
     <w:p>
       <w:pPr>
-        <w:jc w:val="right"/>
-        <w:bidi/>
-      </w:pPr>
-      <w:r>
-        <w:rPr>
-          <w:b w:val="0"/>
-          <w:i w:val="0"/>
-        </w:rPr>
+        <w:pStyle w:val="Heading2"/>
+        <w:jc w:val="right"/>
+        <w:bidi/>
+      </w:pPr>
+      <w:r>
+        <w:t>[بيانات الأطراف: المدعي / المدعى عليه / الحاضرون] ===</w:t>
+        <w:br/>
         <w:t>فقط خسون اتف وسبعمائة ريال سعودي لاغير</w:t>
       </w:r>
     </w:p>
     <w:p>
       <w:pPr>
-        <w:jc w:val="right"/>
-        <w:bidi/>
-      </w:pPr>
-      <w:r>
-        <w:rPr>
-          <w:b w:val="0"/>
-          <w:i w:val="0"/>
-        </w:rPr>
+        <w:pStyle w:val="Heading2"/>
+        <w:jc w:val="right"/>
+        <w:bidi/>
+      </w:pPr>
+      <w:r>
+        <w:t>[نص الضبط / الحكم — المتن الفعلي] ===</w:t>
+        <w:br/>
         <w:t>وذلك / مصاريف منزل الشيخ / احمد زينى عن شهر ذو القعدة ١٤٣٤</w:t>
       </w:r>
     </w:p>
@@ -9612,27 +9551,25 @@
     </w:p>
     <w:p>
       <w:pPr>
-        <w:jc w:val="right"/>
-        <w:bidi/>
-      </w:pPr>
-      <w:r>
-        <w:rPr>
-          <w:b w:val="0"/>
-          <w:i w:val="0"/>
-        </w:rPr>
+        <w:pStyle w:val="Heading2"/>
+        <w:jc w:val="right"/>
+        <w:bidi/>
+      </w:pPr>
+      <w:r>
+        <w:t>[بيانات الأطراف: المدعي / المدعى عليه / الحاضرون] ===</w:t>
+        <w:br/>
         <w:t>نتيح اسمه زيني ( الشيخ أحمد -</w:t>
       </w:r>
     </w:p>
     <w:p>
       <w:pPr>
-        <w:jc w:val="right"/>
-        <w:bidi/>
-      </w:pPr>
-      <w:r>
-        <w:rPr>
-          <w:b w:val="0"/>
-          <w:i w:val="0"/>
-        </w:rPr>
+        <w:pStyle w:val="Heading2"/>
+        <w:jc w:val="right"/>
+        <w:bidi/>
+      </w:pPr>
+      <w:r>
+        <w:t>[نص الضبط / الحكم — المتن الفعلي] ===</w:t>
+        <w:br/>
         <w:t>المصاريف منزل الشيخ / احمد زيني من مشهور دو القدة ١٤٣٤</w:t>
       </w:r>
     </w:p>
@@ -9651,27 +9588,25 @@
     </w:p>
     <w:p>
       <w:pPr>
-        <w:jc w:val="right"/>
-        <w:bidi/>
-      </w:pPr>
-      <w:r>
-        <w:rPr>
-          <w:b w:val="0"/>
-          <w:i w:val="0"/>
-        </w:rPr>
+        <w:pStyle w:val="Heading2"/>
+        <w:jc w:val="right"/>
+        <w:bidi/>
+      </w:pPr>
+      <w:r>
+        <w:t>[بيانات الأطراف: المدعي / المدعى عليه / الحاضرون] ===</w:t>
+        <w:br/>
         <w:t>ياسمين</w:t>
       </w:r>
     </w:p>
     <w:p>
       <w:pPr>
-        <w:jc w:val="right"/>
-        <w:bidi/>
-      </w:pPr>
-      <w:r>
-        <w:rPr>
-          <w:b w:val="0"/>
-          <w:i w:val="0"/>
-        </w:rPr>
+        <w:pStyle w:val="Heading2"/>
+        <w:jc w:val="right"/>
+        <w:bidi/>
+      </w:pPr>
+      <w:r>
+        <w:t>[نص الضبط / الحكم — المتن الفعلي] ===</w:t>
+        <w:br/>
         <w:t>: ةبساحملا</w:t>
       </w:r>
     </w:p>
@@ -9911,27 +9846,25 @@
     </w:p>
     <w:p>
       <w:pPr>
-        <w:jc w:val="right"/>
-        <w:bidi/>
-      </w:pPr>
-      <w:r>
-        <w:rPr>
-          <w:b w:val="0"/>
-          <w:i w:val="0"/>
-        </w:rPr>
+        <w:pStyle w:val="Heading2"/>
+        <w:jc w:val="right"/>
+        <w:bidi/>
+      </w:pPr>
+      <w:r>
+        <w:t>[ترويسة / كليشة وزارة العدل — معلومات رسمية متكررة] ===</w:t>
+        <w:br/>
         <w:t>جدة تمارة بوزكو هاتف: ٦٠٦٥٢١٦</w:t>
       </w:r>
     </w:p>
     <w:p>
       <w:pPr>
-        <w:jc w:val="right"/>
-        <w:bidi/>
-      </w:pPr>
-      <w:r>
-        <w:rPr>
-          <w:b w:val="0"/>
-          <w:i w:val="0"/>
-        </w:rPr>
+        <w:pStyle w:val="Heading2"/>
+        <w:jc w:val="right"/>
+        <w:bidi/>
+      </w:pPr>
+      <w:r>
+        <w:t>[نص الضبط / الحكم — المتن الفعلي] ===</w:t>
+        <w:br/>
         <w:t>فاکس: ٦٠٦١٣٠٤</w:t>
       </w:r>
     </w:p>
@@ -10171,27 +10104,25 @@
     </w:p>
     <w:p>
       <w:pPr>
-        <w:jc w:val="right"/>
-        <w:bidi/>
-      </w:pPr>
-      <w:r>
-        <w:rPr>
-          <w:b w:val="0"/>
-          <w:i w:val="0"/>
-        </w:rPr>
+        <w:pStyle w:val="Heading2"/>
+        <w:jc w:val="right"/>
+        <w:bidi/>
+      </w:pPr>
+      <w:r>
+        <w:t>[بيانات الأطراف: المدعي / المدعى عليه / الحاضرون] ===</w:t>
+        <w:br/>
         <w:t>فقط سبعة عشرة ألف ريال سعودي لا غير</w:t>
       </w:r>
     </w:p>
     <w:p>
       <w:pPr>
-        <w:jc w:val="right"/>
-        <w:bidi/>
-      </w:pPr>
-      <w:r>
-        <w:rPr>
-          <w:b w:val="0"/>
-          <w:i w:val="0"/>
-        </w:rPr>
+        <w:pStyle w:val="Heading2"/>
+        <w:jc w:val="right"/>
+        <w:bidi/>
+      </w:pPr>
+      <w:r>
+        <w:t>[نص الضبط / الحكم — المتن الفعلي] ===</w:t>
+        <w:br/>
         <w:t>C</w:t>
       </w:r>
     </w:p>
@@ -11705,27 +11636,25 @@
     </w:p>
     <w:p>
       <w:pPr>
-        <w:jc w:val="right"/>
-        <w:bidi/>
-      </w:pPr>
-      <w:r>
-        <w:rPr>
-          <w:b w:val="0"/>
-          <w:i w:val="0"/>
-        </w:rPr>
+        <w:pStyle w:val="Heading2"/>
+        <w:jc w:val="right"/>
+        <w:bidi/>
+      </w:pPr>
+      <w:r>
+        <w:t>[بيانات الأطراف: المدعي / المدعى عليه / الحاضرون] ===</w:t>
+        <w:br/>
         <w:t>السعودية</w:t>
       </w:r>
     </w:p>
     <w:p>
       <w:pPr>
-        <w:jc w:val="right"/>
-        <w:bidi/>
-      </w:pPr>
-      <w:r>
-        <w:rPr>
-          <w:b w:val="0"/>
-          <w:i w:val="0"/>
-        </w:rPr>
+        <w:pStyle w:val="Heading2"/>
+        <w:jc w:val="right"/>
+        <w:bidi/>
+      </w:pPr>
+      <w:r>
+        <w:t>[نص الضبط / الحكم — المتن الفعلي] ===</w:t>
+        <w:br/>
         <w:t>٤٢٤٥٧٤١</w:t>
       </w:r>
     </w:p>
@@ -12810,27 +12739,25 @@
     </w:p>
     <w:p>
       <w:pPr>
-        <w:jc w:val="right"/>
-        <w:bidi/>
-      </w:pPr>
-      <w:r>
-        <w:rPr>
-          <w:b w:val="0"/>
-          <w:i w:val="0"/>
-        </w:rPr>
+        <w:pStyle w:val="Heading2"/>
+        <w:jc w:val="right"/>
+        <w:bidi/>
+      </w:pPr>
+      <w:r>
+        <w:t>[بيانات الأطراف: المدعي / المدعى عليه / الحاضرون] ===</w:t>
+        <w:br/>
         <w:t>السعودية</w:t>
       </w:r>
     </w:p>
     <w:p>
       <w:pPr>
-        <w:jc w:val="right"/>
-        <w:bidi/>
-      </w:pPr>
-      <w:r>
-        <w:rPr>
-          <w:b w:val="0"/>
-          <w:i w:val="0"/>
-        </w:rPr>
+        <w:pStyle w:val="Heading2"/>
+        <w:jc w:val="right"/>
+        <w:bidi/>
+      </w:pPr>
+      <w:r>
+        <w:t>[نص الضبط / الحكم — المتن الفعلي] ===</w:t>
+        <w:br/>
         <w:t>٤٢٤٥٧٤١</w:t>
       </w:r>
     </w:p>
@@ -13148,27 +13075,25 @@
     </w:p>
     <w:p>
       <w:pPr>
-        <w:jc w:val="right"/>
-        <w:bidi/>
-      </w:pPr>
-      <w:r>
-        <w:rPr>
-          <w:b w:val="0"/>
-          <w:i w:val="0"/>
-        </w:rPr>
+        <w:pStyle w:val="Heading2"/>
+        <w:jc w:val="right"/>
+        <w:bidi/>
+      </w:pPr>
+      <w:r>
+        <w:t>[ترويسة / كليشة وزارة العدل — معلومات رسمية متكررة] ===</w:t>
+        <w:br/>
         <w:t>هاتف: ٦٠٦٥٢١٦</w:t>
       </w:r>
     </w:p>
     <w:p>
       <w:pPr>
-        <w:jc w:val="right"/>
-        <w:bidi/>
-      </w:pPr>
-      <w:r>
-        <w:rPr>
-          <w:b w:val="0"/>
-          <w:i w:val="0"/>
-        </w:rPr>
+        <w:pStyle w:val="Heading2"/>
+        <w:jc w:val="right"/>
+        <w:bidi/>
+      </w:pPr>
+      <w:r>
+        <w:t>[نص الضبط / الحكم — المتن الفعلي] ===</w:t>
+        <w:br/>
         <w:t>فاکس ۲۰۹۱۳۰۵</w:t>
       </w:r>
     </w:p>
@@ -13473,27 +13398,25 @@
     </w:p>
     <w:p>
       <w:pPr>
-        <w:jc w:val="right"/>
-        <w:bidi/>
-      </w:pPr>
-      <w:r>
-        <w:rPr>
-          <w:b w:val="0"/>
-          <w:i w:val="0"/>
-        </w:rPr>
+        <w:pStyle w:val="Heading2"/>
+        <w:jc w:val="right"/>
+        <w:bidi/>
+      </w:pPr>
+      <w:r>
+        <w:t>[بيانات الأطراف: المدعي / المدعى عليه / الحاضرون] ===</w:t>
+        <w:br/>
         <w:t>فقط الخمسون ألف وسبسالة ريال سعودي لاغير</w:t>
       </w:r>
     </w:p>
     <w:p>
       <w:pPr>
-        <w:jc w:val="right"/>
-        <w:bidi/>
-      </w:pPr>
-      <w:r>
-        <w:rPr>
-          <w:b w:val="0"/>
-          <w:i w:val="0"/>
-        </w:rPr>
+        <w:pStyle w:val="Heading2"/>
+        <w:jc w:val="right"/>
+        <w:bidi/>
+      </w:pPr>
+      <w:r>
+        <w:t>[نص الضبط / الحكم — المتن الفعلي] ===</w:t>
+        <w:br/>
         <w:t>يئاملا نيدملا</w:t>
       </w:r>
     </w:p>
@@ -13668,27 +13591,25 @@
     </w:p>
     <w:p>
       <w:pPr>
-        <w:jc w:val="right"/>
-        <w:bidi/>
-      </w:pPr>
-      <w:r>
-        <w:rPr>
-          <w:b w:val="0"/>
-          <w:i w:val="0"/>
-        </w:rPr>
+        <w:pStyle w:val="Heading2"/>
+        <w:jc w:val="right"/>
+        <w:bidi/>
+      </w:pPr>
+      <w:r>
+        <w:t>[بيانات الأطراف: المدعي / المدعى عليه / الحاضرون] ===</w:t>
+        <w:br/>
         <w:t>فقط خسون ألف وسبعمائة ريال سعودي لا غير</w:t>
       </w:r>
     </w:p>
     <w:p>
       <w:pPr>
-        <w:jc w:val="right"/>
-        <w:bidi/>
-      </w:pPr>
-      <w:r>
-        <w:rPr>
-          <w:b w:val="0"/>
-          <w:i w:val="0"/>
-        </w:rPr>
+        <w:pStyle w:val="Heading2"/>
+        <w:jc w:val="right"/>
+        <w:bidi/>
+      </w:pPr>
+      <w:r>
+        <w:t>[نص الضبط / الحكم — المتن الفعلي] ===</w:t>
+        <w:br/>
         <w:t>وذلك / مصاريف منزل الشيخ احمد زينى عن شهر صفر ٢٥</w:t>
       </w:r>
     </w:p>
@@ -13876,27 +13797,25 @@
     </w:p>
     <w:p>
       <w:pPr>
-        <w:jc w:val="right"/>
-        <w:bidi/>
-      </w:pPr>
-      <w:r>
-        <w:rPr>
-          <w:b w:val="0"/>
-          <w:i w:val="0"/>
-        </w:rPr>
+        <w:pStyle w:val="Heading2"/>
+        <w:jc w:val="right"/>
+        <w:bidi/>
+      </w:pPr>
+      <w:r>
+        <w:t>[ترويسة / كليشة وزارة العدل — معلومات رسمية متكررة] ===</w:t>
+        <w:br/>
         <w:t>هاتف: ٦٠٦٥٢١٦</w:t>
       </w:r>
     </w:p>
     <w:p>
       <w:pPr>
-        <w:jc w:val="right"/>
-        <w:bidi/>
-      </w:pPr>
-      <w:r>
-        <w:rPr>
-          <w:b w:val="0"/>
-          <w:i w:val="0"/>
-        </w:rPr>
+        <w:pStyle w:val="Heading2"/>
+        <w:jc w:val="right"/>
+        <w:bidi/>
+      </w:pPr>
+      <w:r>
+        <w:t>[نص الضبط / الحكم — المتن الفعلي] ===</w:t>
+        <w:br/>
         <w:t>فکس: ٦٠٦١٣٠٤</w:t>
       </w:r>
     </w:p>
@@ -14201,27 +14120,25 @@
     </w:p>
     <w:p>
       <w:pPr>
-        <w:jc w:val="right"/>
-        <w:bidi/>
-      </w:pPr>
-      <w:r>
-        <w:rPr>
-          <w:b w:val="0"/>
-          <w:i w:val="0"/>
-        </w:rPr>
+        <w:pStyle w:val="Heading2"/>
+        <w:jc w:val="right"/>
+        <w:bidi/>
+      </w:pPr>
+      <w:r>
+        <w:t>[بيانات الأطراف: المدعي / المدعى عليه / الحاضرون] ===</w:t>
+        <w:br/>
         <w:t>فقط خمسون ألف وسبسنة ريال سعودي لاغير</w:t>
       </w:r>
     </w:p>
     <w:p>
       <w:pPr>
-        <w:jc w:val="right"/>
-        <w:bidi/>
-      </w:pPr>
-      <w:r>
-        <w:rPr>
-          <w:b w:val="0"/>
-          <w:i w:val="0"/>
-        </w:rPr>
+        <w:pStyle w:val="Heading2"/>
+        <w:jc w:val="right"/>
+        <w:bidi/>
+      </w:pPr>
+      <w:r>
+        <w:t>[نص الضبط / الحكم — المتن الفعلي] ===</w:t>
+        <w:br/>
         <w:t>الشيخ احمد زيني</w:t>
       </w:r>
     </w:p>
@@ -14812,27 +14729,25 @@
     </w:p>
     <w:p>
       <w:pPr>
-        <w:jc w:val="right"/>
-        <w:bidi/>
-      </w:pPr>
-      <w:r>
-        <w:rPr>
-          <w:b w:val="0"/>
-          <w:i w:val="0"/>
-        </w:rPr>
+        <w:pStyle w:val="Heading2"/>
+        <w:jc w:val="right"/>
+        <w:bidi/>
+      </w:pPr>
+      <w:r>
+        <w:t>[بيانات الأطراف: المدعي / المدعى عليه / الحاضرون] ===</w:t>
+        <w:br/>
         <w:t>فقط خمسون الف وسبعمائة ريال سعودي لاغير</w:t>
       </w:r>
     </w:p>
     <w:p>
       <w:pPr>
-        <w:jc w:val="right"/>
-        <w:bidi/>
-      </w:pPr>
-      <w:r>
-        <w:rPr>
-          <w:b w:val="0"/>
-          <w:i w:val="0"/>
-        </w:rPr>
+        <w:pStyle w:val="Heading2"/>
+        <w:jc w:val="right"/>
+        <w:bidi/>
+      </w:pPr>
+      <w:r>
+        <w:t>[نص الضبط / الحكم — المتن الفعلي] ===</w:t>
+        <w:br/>
         <w:t>ىنملا ةنيدملا</w:t>
       </w:r>
     </w:p>
@@ -14877,27 +14792,25 @@
     </w:p>
     <w:p>
       <w:pPr>
-        <w:jc w:val="right"/>
-        <w:bidi/>
-      </w:pPr>
-      <w:r>
-        <w:rPr>
-          <w:b w:val="0"/>
-          <w:i w:val="0"/>
-        </w:rPr>
+        <w:pStyle w:val="Heading2"/>
+        <w:jc w:val="right"/>
+        <w:bidi/>
+      </w:pPr>
+      <w:r>
+        <w:t>[ترويسة / كليشة وزارة العدل — معلومات رسمية متكررة] ===</w:t>
+        <w:br/>
         <w:t>:هاتف: ٦٠٦٥٢١٦ فکس: ٦٠٦١٣٠٤</w:t>
       </w:r>
     </w:p>
     <w:p>
       <w:pPr>
-        <w:jc w:val="right"/>
-        <w:bidi/>
-      </w:pPr>
-      <w:r>
-        <w:rPr>
-          <w:b w:val="0"/>
-          <w:i w:val="0"/>
-        </w:rPr>
+        <w:pStyle w:val="Heading2"/>
+        <w:jc w:val="right"/>
+        <w:bidi/>
+      </w:pPr>
+      <w:r>
+        <w:t>[نص الضبط / الحكم — المتن الفعلي] ===</w:t>
+        <w:br/>
         <w:t>ريال</w:t>
       </w:r>
     </w:p>
@@ -15007,27 +14920,25 @@
     </w:p>
     <w:p>
       <w:pPr>
-        <w:jc w:val="right"/>
-        <w:bidi/>
-      </w:pPr>
-      <w:r>
-        <w:rPr>
-          <w:b w:val="0"/>
-          <w:i w:val="0"/>
-        </w:rPr>
+        <w:pStyle w:val="Heading2"/>
+        <w:jc w:val="right"/>
+        <w:bidi/>
+      </w:pPr>
+      <w:r>
+        <w:t>[بيانات الأطراف: المدعي / المدعى عليه / الحاضرون] ===</w:t>
+        <w:br/>
         <w:t>مبلغ فقط خمسون ألف وسبحانة ريال سعودي لا غير</w:t>
       </w:r>
     </w:p>
     <w:p>
       <w:pPr>
-        <w:jc w:val="right"/>
-        <w:bidi/>
-      </w:pPr>
-      <w:r>
-        <w:rPr>
-          <w:b w:val="0"/>
-          <w:i w:val="0"/>
-        </w:rPr>
+        <w:pStyle w:val="Heading2"/>
+        <w:jc w:val="right"/>
+        <w:bidi/>
+      </w:pPr>
+      <w:r>
+        <w:t>[نص الضبط / الحكم — المتن الفعلي] ===</w:t>
+        <w:br/>
         <w:t>وذلك / مصاريف منزل الشيخ احمد زيني من شهر فبراير ٢٠١٤</w:t>
       </w:r>
     </w:p>
@@ -15527,27 +15438,25 @@
     </w:p>
     <w:p>
       <w:pPr>
-        <w:jc w:val="right"/>
-        <w:bidi/>
-      </w:pPr>
-      <w:r>
-        <w:rPr>
-          <w:b w:val="0"/>
-          <w:i w:val="0"/>
-        </w:rPr>
+        <w:pStyle w:val="Heading2"/>
+        <w:jc w:val="right"/>
+        <w:bidi/>
+      </w:pPr>
+      <w:r>
+        <w:t>[بيانات الأطراف: المدعي / المدعى عليه / الحاضرون] ===</w:t>
+        <w:br/>
         <w:t>فقط خمسون ألف وسبحانة ريال سعودي لاغير</w:t>
       </w:r>
     </w:p>
     <w:p>
       <w:pPr>
-        <w:jc w:val="right"/>
-        <w:bidi/>
-      </w:pPr>
-      <w:r>
-        <w:rPr>
-          <w:b w:val="0"/>
-          <w:i w:val="0"/>
-        </w:rPr>
+        <w:pStyle w:val="Heading2"/>
+        <w:jc w:val="right"/>
+        <w:bidi/>
+      </w:pPr>
+      <w:r>
+        <w:t>[نص الضبط / الحكم — المتن الفعلي] ===</w:t>
+        <w:br/>
         <w:t>ماعلا ريدملا</w:t>
       </w:r>
     </w:p>
@@ -15878,27 +15787,25 @@
     </w:p>
     <w:p>
       <w:pPr>
-        <w:jc w:val="right"/>
-        <w:bidi/>
-      </w:pPr>
-      <w:r>
-        <w:rPr>
-          <w:b w:val="0"/>
-          <w:i w:val="0"/>
-        </w:rPr>
+        <w:pStyle w:val="Heading2"/>
+        <w:jc w:val="right"/>
+        <w:bidi/>
+      </w:pPr>
+      <w:r>
+        <w:t>[ترويسة / كليشة وزارة العدل — معلومات رسمية متكررة] ===</w:t>
+        <w:br/>
         <w:t>رقم الصفحة</w:t>
       </w:r>
     </w:p>
     <w:p>
       <w:pPr>
-        <w:jc w:val="right"/>
-        <w:bidi/>
-      </w:pPr>
-      <w:r>
-        <w:rPr>
-          <w:b w:val="0"/>
-          <w:i w:val="0"/>
-        </w:rPr>
+        <w:pStyle w:val="Heading2"/>
+        <w:jc w:val="right"/>
+        <w:bidi/>
+      </w:pPr>
+      <w:r>
+        <w:t>[نص الضبط / الحكم — المتن الفعلي] ===</w:t>
+        <w:br/>
         <w:t>۱۳۸</w:t>
       </w:r>
     </w:p>
@@ -16112,27 +16019,25 @@
     </w:p>
     <w:p>
       <w:pPr>
-        <w:jc w:val="right"/>
-        <w:bidi/>
-      </w:pPr>
-      <w:r>
-        <w:rPr>
-          <w:b w:val="0"/>
-          <w:i w:val="0"/>
-        </w:rPr>
+        <w:pStyle w:val="Heading2"/>
+        <w:jc w:val="right"/>
+        <w:bidi/>
+      </w:pPr>
+      <w:r>
+        <w:t>[بيانات الأطراف: المدعي / المدعى عليه / الحاضرون] ===</w:t>
+        <w:br/>
         <w:t>ريال سعودي</w:t>
       </w:r>
     </w:p>
     <w:p>
       <w:pPr>
-        <w:jc w:val="right"/>
-        <w:bidi/>
-      </w:pPr>
-      <w:r>
-        <w:rPr>
-          <w:b w:val="0"/>
-          <w:i w:val="0"/>
-        </w:rPr>
+        <w:pStyle w:val="Heading2"/>
+        <w:jc w:val="right"/>
+        <w:bidi/>
+      </w:pPr>
+      <w:r>
+        <w:t>[نص الضبط / الحكم — المتن الفعلي] ===</w:t>
+        <w:br/>
         <w:t>الشيخ / عبد الله أبار</w:t>
       </w:r>
     </w:p>
@@ -16346,27 +16251,25 @@
     </w:p>
     <w:p>
       <w:pPr>
-        <w:jc w:val="right"/>
-        <w:bidi/>
-      </w:pPr>
-      <w:r>
-        <w:rPr>
-          <w:b w:val="0"/>
-          <w:i w:val="0"/>
-        </w:rPr>
+        <w:pStyle w:val="Heading2"/>
+        <w:jc w:val="right"/>
+        <w:bidi/>
+      </w:pPr>
+      <w:r>
+        <w:t>[بيانات الأطراف: المدعي / المدعى عليه / الحاضرون] ===</w:t>
+        <w:br/>
         <w:t>ريال سعودي</w:t>
       </w:r>
     </w:p>
     <w:p>
       <w:pPr>
-        <w:jc w:val="right"/>
-        <w:bidi/>
-      </w:pPr>
-      <w:r>
-        <w:rPr>
-          <w:b w:val="0"/>
-          <w:i w:val="0"/>
-        </w:rPr>
+        <w:pStyle w:val="Heading2"/>
+        <w:jc w:val="right"/>
+        <w:bidi/>
+      </w:pPr>
+      <w:r>
+        <w:t>[نص الضبط / الحكم — المتن الفعلي] ===</w:t>
+        <w:br/>
         <w:t>مييقتلا اهيلع ينب يتلا جئاتنلا قيقحتل يدؤي يذلا رمتسملا طاشنلا مييقت</w:t>
       </w:r>
     </w:p>
@@ -19115,27 +19018,25 @@
     </w:p>
     <w:p>
       <w:pPr>
-        <w:jc w:val="right"/>
-        <w:bidi/>
-      </w:pPr>
-      <w:r>
-        <w:rPr>
-          <w:b w:val="0"/>
-          <w:i w:val="0"/>
-        </w:rPr>
+        <w:pStyle w:val="Heading2"/>
+        <w:jc w:val="right"/>
+        <w:bidi/>
+      </w:pPr>
+      <w:r>
+        <w:t>[ترويسة / كليشة وزارة العدل — معلومات رسمية متكررة] ===</w:t>
+        <w:br/>
         <w:t>هاتف وفاكس</w:t>
       </w:r>
     </w:p>
     <w:p>
       <w:pPr>
-        <w:jc w:val="right"/>
-        <w:bidi/>
-      </w:pPr>
-      <w:r>
-        <w:rPr>
-          <w:b w:val="0"/>
-          <w:i w:val="0"/>
-        </w:rPr>
+        <w:pStyle w:val="Heading2"/>
+        <w:jc w:val="right"/>
+        <w:bidi/>
+      </w:pPr>
+      <w:r>
+        <w:t>[نص الضبط / الحكم — المتن الفعلي] ===</w:t>
+        <w:br/>
         <w:t>اخري</w:t>
       </w:r>
     </w:p>
@@ -20870,27 +20771,25 @@
     </w:p>
     <w:p>
       <w:pPr>
-        <w:jc w:val="right"/>
-        <w:bidi/>
-      </w:pPr>
-      <w:r>
-        <w:rPr>
-          <w:b w:val="0"/>
-          <w:i w:val="0"/>
-        </w:rPr>
+        <w:pStyle w:val="Heading2"/>
+        <w:jc w:val="right"/>
+        <w:bidi/>
+      </w:pPr>
+      <w:r>
+        <w:t>[بيانات الأطراف: المدعي / المدعى عليه / الحاضرون] ===</w:t>
+        <w:br/>
         <w:t>اسم الشركة</w:t>
       </w:r>
     </w:p>
     <w:p>
       <w:pPr>
-        <w:jc w:val="right"/>
-        <w:bidi/>
-      </w:pPr>
-      <w:r>
-        <w:rPr>
-          <w:b w:val="0"/>
-          <w:i w:val="0"/>
-        </w:rPr>
+        <w:pStyle w:val="Heading2"/>
+        <w:jc w:val="right"/>
+        <w:bidi/>
+      </w:pPr>
+      <w:r>
+        <w:t>[نص الضبط / الحكم — المتن الفعلي] ===</w:t>
+        <w:br/>
         <w:t>ييقتلا</w:t>
       </w:r>
     </w:p>
@@ -21143,27 +21042,25 @@
     </w:p>
     <w:p>
       <w:pPr>
-        <w:jc w:val="right"/>
-        <w:bidi/>
-      </w:pPr>
-      <w:r>
-        <w:rPr>
-          <w:b w:val="0"/>
-          <w:i w:val="0"/>
-        </w:rPr>
+        <w:pStyle w:val="Heading2"/>
+        <w:jc w:val="right"/>
+        <w:bidi/>
+      </w:pPr>
+      <w:r>
+        <w:t>[بيانات الأطراف: المدعي / المدعى عليه / الحاضرون] ===</w:t>
+        <w:br/>
         <w:t>اسم الشركة</w:t>
       </w:r>
     </w:p>
     <w:p>
       <w:pPr>
-        <w:jc w:val="right"/>
-        <w:bidi/>
-      </w:pPr>
-      <w:r>
-        <w:rPr>
-          <w:b w:val="0"/>
-          <w:i w:val="0"/>
-        </w:rPr>
+        <w:pStyle w:val="Heading2"/>
+        <w:jc w:val="right"/>
+        <w:bidi/>
+      </w:pPr>
+      <w:r>
+        <w:t>[نص الضبط / الحكم — المتن الفعلي] ===</w:t>
+        <w:br/>
         <w:t>ةيئاذغلا تامدخلاو نيومتلل ينيزو رابأ ةكرش ٣- ينطولا ةنيحطلاو تايولحلا عنصم ةكرش ٢ نجاودلل ةمطاف يداو ةعرزم ةكرش ١-</w:t>
       </w:r>
     </w:p>
@@ -21533,27 +21430,25 @@
     </w:p>
     <w:p>
       <w:pPr>
-        <w:jc w:val="right"/>
-        <w:bidi/>
-      </w:pPr>
-      <w:r>
-        <w:rPr>
-          <w:b w:val="0"/>
-          <w:i w:val="0"/>
-        </w:rPr>
+        <w:pStyle w:val="Heading2"/>
+        <w:jc w:val="right"/>
+        <w:bidi/>
+      </w:pPr>
+      <w:r>
+        <w:t>[بيانات الأطراف: المدعي / المدعى عليه / الحاضرون] ===</w:t>
+        <w:br/>
         <w:t>اسم الشركة</w:t>
       </w:r>
     </w:p>
     <w:p>
       <w:pPr>
-        <w:jc w:val="right"/>
-        <w:bidi/>
-      </w:pPr>
-      <w:r>
-        <w:rPr>
-          <w:b w:val="0"/>
-          <w:i w:val="0"/>
-        </w:rPr>
+        <w:pStyle w:val="Heading2"/>
+        <w:jc w:val="right"/>
+        <w:bidi/>
+      </w:pPr>
+      <w:r>
+        <w:t>[نص الضبط / الحكم — المتن الفعلي] ===</w:t>
+        <w:br/>
         <w:t>ماعلاو يرحبلا نيمأتلل طسوألا قرشلا ةكرش - ۱</w:t>
       </w:r>
     </w:p>
@@ -22222,27 +22117,25 @@
     </w:p>
     <w:p>
       <w:pPr>
-        <w:jc w:val="right"/>
-        <w:bidi/>
-      </w:pPr>
-      <w:r>
-        <w:rPr>
-          <w:b w:val="0"/>
-          <w:i w:val="0"/>
-        </w:rPr>
+        <w:pStyle w:val="Heading2"/>
+        <w:jc w:val="right"/>
+        <w:bidi/>
+      </w:pPr>
+      <w:r>
+        <w:t>[بيانات الأطراف: المدعي / المدعى عليه / الحاضرون] ===</w:t>
+        <w:br/>
         <w:t>الاسم / عدنان فوزي النهدي</w:t>
       </w:r>
     </w:p>
     <w:p>
       <w:pPr>
-        <w:jc w:val="right"/>
-        <w:bidi/>
-      </w:pPr>
-      <w:r>
-        <w:rPr>
-          <w:b w:val="0"/>
-          <w:i w:val="0"/>
-        </w:rPr>
+        <w:pStyle w:val="Heading2"/>
+        <w:jc w:val="right"/>
+        <w:bidi/>
+      </w:pPr>
+      <w:r>
+        <w:t>[نص الضبط / الحكم — المتن الفعلي] ===</w:t>
+        <w:br/>
         <w:t>/ عيقوتلا</w:t>
       </w:r>
     </w:p>
@@ -22391,27 +22284,25 @@
     </w:p>
     <w:p>
       <w:pPr>
-        <w:jc w:val="right"/>
-        <w:bidi/>
-      </w:pPr>
-      <w:r>
-        <w:rPr>
-          <w:b w:val="0"/>
-          <w:i w:val="0"/>
-        </w:rPr>
+        <w:pStyle w:val="Heading2"/>
+        <w:jc w:val="right"/>
+        <w:bidi/>
+      </w:pPr>
+      <w:r>
+        <w:t>[بيانات الأطراف: المدعي / المدعى عليه / الحاضرون] ===</w:t>
+        <w:br/>
         <w:t>الاسم / فيصل فهد القثامي</w:t>
       </w:r>
     </w:p>
     <w:p>
       <w:pPr>
-        <w:jc w:val="right"/>
-        <w:bidi/>
-      </w:pPr>
-      <w:r>
-        <w:rPr>
-          <w:b w:val="0"/>
-          <w:i w:val="0"/>
-        </w:rPr>
+        <w:pStyle w:val="Heading2"/>
+        <w:jc w:val="right"/>
+        <w:bidi/>
+      </w:pPr>
+      <w:r>
+        <w:t>[نص الضبط / الحكم — المتن الفعلي] ===</w:t>
+        <w:br/>
         <w:t>فق عيقوتلا</w:t>
       </w:r>
     </w:p>

--- a/zaini_case_audit_output/outputs/word/documents/053_التماس على الحكم النهائي ـ دائرة الاستئناف الثانية.docx
+++ b/zaini_case_audit_output/outputs/word/documents/053_التماس على الحكم النهائي ـ دائرة الاستئناف الثانية.docx
@@ -2993,7 +2993,7 @@
           <w:b w:val="0"/>
           <w:i w:val="0"/>
         </w:rPr>
-        <w:t>دشار لآ فرشم نب يلع /د يماحملل</w:t>
+        <w:t>للمحامي د/ علي بن مشرف آل راشد</w:t>
       </w:r>
     </w:p>
     <w:p>
@@ -3095,7 +3095,7 @@
           <w:b w:val="0"/>
           <w:i w:val="0"/>
         </w:rPr>
-        <w:t>ةفصلا ة و لا مقر ة و لا عون ةيس ا مسلاا فرطلا \# هسفن نع ةلاصأ ١٠٠٨٠١٧٣٠١ ي دم ل يدوعس ز سابع نب دمحا نب هماسأ ل وم ١ هسفن نع ةلاصأ</w:t>
+        <w:t>أصالة عن نفسه ١ مو ل أسامه بن احمد بن عباس ز سعودي ل مد ي ١٠٠٨٠١٧٣٠١ أصالة عن نفسه #\ الطرف االسم ا سية نوع ال و ة رقم ال و ة الصفة</w:t>
       </w:r>
     </w:p>
     <w:p>
@@ -3629,27 +3629,25 @@
     </w:p>
     <w:p>
       <w:pPr>
-        <w:jc w:val="right"/>
-        <w:bidi/>
-      </w:pPr>
-      <w:r>
-        <w:rPr>
-          <w:b w:val="0"/>
-          <w:i w:val="0"/>
-        </w:rPr>
-        <w:t>ةيدوعسلا ةيبرعلا ة</w:t>
-      </w:r>
-    </w:p>
-    <w:p>
-      <w:pPr>
-        <w:jc w:val="right"/>
-        <w:bidi/>
-      </w:pPr>
-      <w:r>
-        <w:rPr>
-          <w:b w:val="0"/>
-          <w:i w:val="0"/>
-        </w:rPr>
+        <w:pStyle w:val="Heading2"/>
+        <w:jc w:val="right"/>
+        <w:bidi/>
+      </w:pPr>
+      <w:r>
+        <w:t>[بيانات الأطراف: المدعي / المدعى عليه / الحاضرون] ===</w:t>
+        <w:br/>
+        <w:t>ة العربية السعودية</w:t>
+      </w:r>
+    </w:p>
+    <w:p>
+      <w:pPr>
+        <w:pStyle w:val="Heading2"/>
+        <w:jc w:val="right"/>
+        <w:bidi/>
+      </w:pPr>
+      <w:r>
+        <w:t>[نص الضبط / الحكم — المتن الفعلي] ===</w:t>
+        <w:br/>
         <w:t>DO NOT WRITE BELOW THIS LINE</w:t>
       </w:r>
     </w:p>
@@ -4311,7 +4309,7 @@
           <w:b w:val="0"/>
           <w:i w:val="0"/>
         </w:rPr>
-        <w:t>.ةكلمملا لخاد ليوحت</w:t>
+        <w:t>تحويل داخل المملكة.</w:t>
       </w:r>
     </w:p>
     <w:p>
@@ -5326,27 +5324,25 @@
     </w:p>
     <w:p>
       <w:pPr>
-        <w:jc w:val="right"/>
-        <w:bidi/>
-      </w:pPr>
-      <w:r>
-        <w:rPr>
-          <w:b w:val="0"/>
-          <w:i w:val="0"/>
-        </w:rPr>
-        <w:t>ةحفصلا</w:t>
-      </w:r>
-    </w:p>
-    <w:p>
-      <w:pPr>
-        <w:jc w:val="right"/>
-        <w:bidi/>
-      </w:pPr>
-      <w:r>
-        <w:rPr>
-          <w:b w:val="0"/>
-          <w:i w:val="0"/>
-        </w:rPr>
+        <w:pStyle w:val="Heading2"/>
+        <w:jc w:val="right"/>
+        <w:bidi/>
+      </w:pPr>
+      <w:r>
+        <w:t>[ترويسة / كليشة وزارة العدل — معلومات رسمية متكررة] ===</w:t>
+        <w:br/>
+        <w:t>الصفحة</w:t>
+      </w:r>
+    </w:p>
+    <w:p>
+      <w:pPr>
+        <w:pStyle w:val="Heading2"/>
+        <w:jc w:val="right"/>
+        <w:bidi/>
+      </w:pPr>
+      <w:r>
+        <w:t>[نص الضبط / الحكم — المتن الفعلي] ===</w:t>
+        <w:br/>
         <w:t>ينطولا يبرعلا كنبلا رمال ٥٩٩١٣٩ مقر يفرصم كيش يراج - ينبز دمحأ / خيشلا</w:t>
       </w:r>
     </w:p>
@@ -5777,27 +5773,25 @@
     </w:p>
     <w:p>
       <w:pPr>
-        <w:jc w:val="right"/>
-        <w:bidi/>
-      </w:pPr>
-      <w:r>
-        <w:rPr>
-          <w:b w:val="0"/>
-          <w:i w:val="0"/>
-        </w:rPr>
-        <w:t>ةيدوعسلا ةيبرعلا ةكلمملا</w:t>
-      </w:r>
-    </w:p>
-    <w:p>
-      <w:pPr>
-        <w:jc w:val="right"/>
-        <w:bidi/>
-      </w:pPr>
-      <w:r>
-        <w:rPr>
-          <w:b w:val="0"/>
-          <w:i w:val="0"/>
-        </w:rPr>
+        <w:pStyle w:val="Heading2"/>
+        <w:jc w:val="right"/>
+        <w:bidi/>
+      </w:pPr>
+      <w:r>
+        <w:t>[بيانات الأطراف: المدعي / المدعى عليه / الحاضرون] ===</w:t>
+        <w:br/>
+        <w:t>المملكة العربية السعودية</w:t>
+      </w:r>
+    </w:p>
+    <w:p>
+      <w:pPr>
+        <w:pStyle w:val="Heading2"/>
+        <w:jc w:val="right"/>
+        <w:bidi/>
+      </w:pPr>
+      <w:r>
+        <w:t>[نص الضبط / الحكم — المتن الفعلي] ===</w:t>
+        <w:br/>
         <w:t>Banque Saulgrans HAYAT HILBER</w:t>
       </w:r>
     </w:p>
@@ -6061,27 +6055,25 @@
     </w:p>
     <w:p>
       <w:pPr>
-        <w:jc w:val="right"/>
-        <w:bidi/>
-      </w:pPr>
-      <w:r>
-        <w:rPr>
-          <w:b w:val="0"/>
-          <w:i w:val="0"/>
-        </w:rPr>
-        <w:t>ةحفصلا</w:t>
-      </w:r>
-    </w:p>
-    <w:p>
-      <w:pPr>
-        <w:jc w:val="right"/>
-        <w:bidi/>
-      </w:pPr>
-      <w:r>
-        <w:rPr>
-          <w:b w:val="0"/>
-          <w:i w:val="0"/>
-        </w:rPr>
+        <w:pStyle w:val="Heading2"/>
+        <w:jc w:val="right"/>
+        <w:bidi/>
+      </w:pPr>
+      <w:r>
+        <w:t>[ترويسة / كليشة وزارة العدل — معلومات رسمية متكررة] ===</w:t>
+        <w:br/>
+        <w:t>الصفحة</w:t>
+      </w:r>
+    </w:p>
+    <w:p>
+      <w:pPr>
+        <w:pStyle w:val="Heading2"/>
+        <w:jc w:val="right"/>
+        <w:bidi/>
+      </w:pPr>
+      <w:r>
+        <w:t>[نص الضبط / الحكم — المتن الفعلي] ===</w:t>
+        <w:br/>
         <w:t>نئادلا</w:t>
       </w:r>
     </w:p>
@@ -6911,27 +6903,25 @@
     </w:p>
     <w:p>
       <w:pPr>
-        <w:jc w:val="right"/>
-        <w:bidi/>
-      </w:pPr>
-      <w:r>
-        <w:rPr>
-          <w:b w:val="0"/>
-          <w:i w:val="0"/>
-        </w:rPr>
-        <w:t>: ةحفصلا</w:t>
-      </w:r>
-    </w:p>
-    <w:p>
-      <w:pPr>
-        <w:jc w:val="right"/>
-        <w:bidi/>
-      </w:pPr>
-      <w:r>
-        <w:rPr>
-          <w:b w:val="0"/>
-          <w:i w:val="0"/>
-        </w:rPr>
+        <w:pStyle w:val="Heading2"/>
+        <w:jc w:val="right"/>
+        <w:bidi/>
+      </w:pPr>
+      <w:r>
+        <w:t>[ترويسة / كليشة وزارة العدل — معلومات رسمية متكررة] ===</w:t>
+        <w:br/>
+        <w:t>الصفحة :</w:t>
+      </w:r>
+    </w:p>
+    <w:p>
+      <w:pPr>
+        <w:pStyle w:val="Heading2"/>
+        <w:jc w:val="right"/>
+        <w:bidi/>
+      </w:pPr>
+      <w:r>
+        <w:t>[نص الضبط / الحكم — المتن الفعلي] ===</w:t>
+        <w:br/>
         <w:t>١٨٨/١٤٣٤</w:t>
       </w:r>
     </w:p>
@@ -7258,27 +7248,25 @@
     </w:p>
     <w:p>
       <w:pPr>
-        <w:jc w:val="right"/>
-        <w:bidi/>
-      </w:pPr>
-      <w:r>
-        <w:rPr>
-          <w:b w:val="0"/>
-          <w:i w:val="0"/>
-        </w:rPr>
-        <w:t>ةحفصلا</w:t>
-      </w:r>
-    </w:p>
-    <w:p>
-      <w:pPr>
-        <w:jc w:val="right"/>
-        <w:bidi/>
-      </w:pPr>
-      <w:r>
-        <w:rPr>
-          <w:b w:val="0"/>
-          <w:i w:val="0"/>
-        </w:rPr>
+        <w:pStyle w:val="Heading2"/>
+        <w:jc w:val="right"/>
+        <w:bidi/>
+      </w:pPr>
+      <w:r>
+        <w:t>[ترويسة / كليشة وزارة العدل — معلومات رسمية متكررة] ===</w:t>
+        <w:br/>
+        <w:t>الصفحة</w:t>
+      </w:r>
+    </w:p>
+    <w:p>
+      <w:pPr>
+        <w:pStyle w:val="Heading2"/>
+        <w:jc w:val="right"/>
+        <w:bidi/>
+      </w:pPr>
+      <w:r>
+        <w:t>[نص الضبط / الحكم — المتن الفعلي] ===</w:t>
+        <w:br/>
         <w:t>4</w:t>
       </w:r>
     </w:p>
@@ -9152,27 +9140,25 @@
     </w:p>
     <w:p>
       <w:pPr>
-        <w:jc w:val="right"/>
-        <w:bidi/>
-      </w:pPr>
-      <w:r>
-        <w:rPr>
-          <w:b w:val="0"/>
-          <w:i w:val="0"/>
-        </w:rPr>
-        <w:t>: ةحفصلا</w:t>
-      </w:r>
-    </w:p>
-    <w:p>
-      <w:pPr>
-        <w:jc w:val="right"/>
-        <w:bidi/>
-      </w:pPr>
-      <w:r>
-        <w:rPr>
-          <w:b w:val="0"/>
-          <w:i w:val="0"/>
-        </w:rPr>
+        <w:pStyle w:val="Heading2"/>
+        <w:jc w:val="right"/>
+        <w:bidi/>
+      </w:pPr>
+      <w:r>
+        <w:t>[ترويسة / كليشة وزارة العدل — معلومات رسمية متكررة] ===</w:t>
+        <w:br/>
+        <w:t>الصفحة :</w:t>
+      </w:r>
+    </w:p>
+    <w:p>
+      <w:pPr>
+        <w:pStyle w:val="Heading2"/>
+        <w:jc w:val="right"/>
+        <w:bidi/>
+      </w:pPr>
+      <w:r>
+        <w:t>[نص الضبط / الحكم — المتن الفعلي] ===</w:t>
+        <w:br/>
         <w:t>ALTS/-1/TA</w:t>
       </w:r>
     </w:p>
@@ -10026,27 +10012,25 @@
     </w:p>
     <w:p>
       <w:pPr>
-        <w:jc w:val="right"/>
-        <w:bidi/>
-      </w:pPr>
-      <w:r>
-        <w:rPr>
-          <w:b w:val="0"/>
-          <w:i w:val="0"/>
-        </w:rPr>
-        <w:t>:ةحفصلا</w:t>
-      </w:r>
-    </w:p>
-    <w:p>
-      <w:pPr>
-        <w:jc w:val="right"/>
-        <w:bidi/>
-      </w:pPr>
-      <w:r>
-        <w:rPr>
-          <w:b w:val="0"/>
-          <w:i w:val="0"/>
-        </w:rPr>
+        <w:pStyle w:val="Heading2"/>
+        <w:jc w:val="right"/>
+        <w:bidi/>
+      </w:pPr>
+      <w:r>
+        <w:t>[ترويسة / كليشة وزارة العدل — معلومات رسمية متكررة] ===</w:t>
+        <w:br/>
+        <w:t>الصفحة:</w:t>
+      </w:r>
+    </w:p>
+    <w:p>
+      <w:pPr>
+        <w:pStyle w:val="Heading2"/>
+        <w:jc w:val="right"/>
+        <w:bidi/>
+      </w:pPr>
+      <w:r>
+        <w:t>[نص الضبط / الحكم — المتن الفعلي] ===</w:t>
+        <w:br/>
         <w:t>١٩٢١٠،١١٢ الشيخ اسامه زيني ( الشيخ قيمة ألوية ومصاريف علاج تلقيح احمد زينى</w:t>
       </w:r>
     </w:p>
@@ -10851,7 +10835,7 @@
           <w:b w:val="0"/>
           <w:i w:val="0"/>
         </w:rPr>
-        <w:t>ةكلمملاب انعورف عيمج ىدل فرصي ةدج - زيزعلا دبع كلملا قيرط عرف</w:t>
+        <w:t>فرع طريق الملك عبد العزيز - جدة يصرف لدى جميع فروعنا بالمملكة</w:t>
       </w:r>
     </w:p>
     <w:p>
@@ -12084,7 +12068,7 @@
           <w:b w:val="0"/>
           <w:i w:val="0"/>
         </w:rPr>
-        <w:t>ةكلمملاب انعورف عيمج ىدل فر زيزعلا دبع كلملا قيرط عرف</w:t>
+        <w:t>فرع طريق الملك عبد العزيز رف لدى جميع فروعنا بالمملكة</w:t>
       </w:r>
     </w:p>
     <w:p>
@@ -14029,27 +14013,25 @@
     </w:p>
     <w:p>
       <w:pPr>
-        <w:jc w:val="right"/>
-        <w:bidi/>
-      </w:pPr>
-      <w:r>
-        <w:rPr>
-          <w:b w:val="0"/>
-          <w:i w:val="0"/>
-        </w:rPr>
-        <w:t>ةحفصلا</w:t>
-      </w:r>
-    </w:p>
-    <w:p>
-      <w:pPr>
-        <w:jc w:val="right"/>
-        <w:bidi/>
-      </w:pPr>
-      <w:r>
-        <w:rPr>
-          <w:b w:val="0"/>
-          <w:i w:val="0"/>
-        </w:rPr>
+        <w:pStyle w:val="Heading2"/>
+        <w:jc w:val="right"/>
+        <w:bidi/>
+      </w:pPr>
+      <w:r>
+        <w:t>[ترويسة / كليشة وزارة العدل — معلومات رسمية متكررة] ===</w:t>
+        <w:br/>
+        <w:t>الصفحة</w:t>
+      </w:r>
+    </w:p>
+    <w:p>
+      <w:pPr>
+        <w:pStyle w:val="Heading2"/>
+        <w:jc w:val="right"/>
+        <w:bidi/>
+      </w:pPr>
+      <w:r>
+        <w:t>[نص الضبط / الحكم — المتن الفعلي] ===</w:t>
+        <w:br/>
         <w:t>1</w:t>
       </w:r>
     </w:p>
@@ -14677,27 +14659,25 @@
     </w:p>
     <w:p>
       <w:pPr>
-        <w:jc w:val="right"/>
-        <w:bidi/>
-      </w:pPr>
-      <w:r>
-        <w:rPr>
-          <w:b w:val="0"/>
-          <w:i w:val="0"/>
-        </w:rPr>
-        <w:t>ةحفصلا</w:t>
-      </w:r>
-    </w:p>
-    <w:p>
-      <w:pPr>
-        <w:jc w:val="right"/>
-        <w:bidi/>
-      </w:pPr>
-      <w:r>
-        <w:rPr>
-          <w:b w:val="0"/>
-          <w:i w:val="0"/>
-        </w:rPr>
+        <w:pStyle w:val="Heading2"/>
+        <w:jc w:val="right"/>
+        <w:bidi/>
+      </w:pPr>
+      <w:r>
+        <w:t>[ترويسة / كليشة وزارة العدل — معلومات رسمية متكررة] ===</w:t>
+        <w:br/>
+        <w:t>الصفحة</w:t>
+      </w:r>
+    </w:p>
+    <w:p>
+      <w:pPr>
+        <w:pStyle w:val="Heading2"/>
+        <w:jc w:val="right"/>
+        <w:bidi/>
+      </w:pPr>
+      <w:r>
+        <w:t>[نص الضبط / الحكم — المتن الفعلي] ===</w:t>
+        <w:br/>
         <w:t>۱۱۲۱۰۰۱۱۱ الشيخ اسامه زيني ( الشيخ مصاريف منزل الشيخ احمد زيني عن شهر</w:t>
       </w:r>
     </w:p>
@@ -15334,27 +15314,25 @@
     </w:p>
     <w:p>
       <w:pPr>
-        <w:jc w:val="right"/>
-        <w:bidi/>
-      </w:pPr>
-      <w:r>
-        <w:rPr>
-          <w:b w:val="0"/>
-          <w:i w:val="0"/>
-        </w:rPr>
-        <w:t>ةحفصلا</w:t>
-      </w:r>
-    </w:p>
-    <w:p>
-      <w:pPr>
-        <w:jc w:val="right"/>
-        <w:bidi/>
-      </w:pPr>
-      <w:r>
-        <w:rPr>
-          <w:b w:val="0"/>
-          <w:i w:val="0"/>
-        </w:rPr>
+        <w:pStyle w:val="Heading2"/>
+        <w:jc w:val="right"/>
+        <w:bidi/>
+      </w:pPr>
+      <w:r>
+        <w:t>[ترويسة / كليشة وزارة العدل — معلومات رسمية متكررة] ===</w:t>
+        <w:br/>
+        <w:t>الصفحة</w:t>
+      </w:r>
+    </w:p>
+    <w:p>
+      <w:pPr>
+        <w:pStyle w:val="Heading2"/>
+        <w:jc w:val="right"/>
+        <w:bidi/>
+      </w:pPr>
+      <w:r>
+        <w:t>[نص الضبط / الحكم — المتن الفعلي] ===</w:t>
+        <w:br/>
         <w:t>٢٠١٤/٠٥/٢٨</w:t>
       </w:r>
     </w:p>
@@ -15962,7 +15940,7 @@
           <w:b w:val="0"/>
           <w:i w:val="0"/>
         </w:rPr>
-        <w:t>.م١٩٨٤) ليربا ١٨ قفاوملا) ـه١٤٠٤ يناثلا ىدامج ١٦ خيراتب رداصلا ٤٠٣٠٠٤٢٤٩٦ مقر يراجتلا لجسلاب ةيدوعسلا ةيبرعلا ةكلمملاب ةدج يف ةلجسم ةدودحم ةيلوئسم تاذ ةيدوعس ةكرش يه ةدودحملا تامدخلاو ةرادإلل ةينطولا ةكرشلا</w:t>
+        <w:t>الشركة الوطنية للإدارة والخدمات المحدودة هي شركة سعودية ذات مسئولية محدودة مسجلة في جدة بالمملكة العربية السعودية بالسجل التجاري رقم ٤٠٣٠٠٤٢٤٩٦ الصادر بتاريخ ١٦ جمادى الثاني ١٤٠٤هـ (الموافق ١٨ ابريل (١٩٨٤م.</w:t>
       </w:r>
     </w:p>
     <w:p>
@@ -20077,7 +20055,7 @@
           <w:b w:val="0"/>
           <w:i w:val="0"/>
         </w:rPr>
-        <w:t>رطخلا ضافخنإ ىلإ يدؤي ةيدوعسلا ةيبرعلا ةكلمملا قوس يف ةحاتملا ايجولونكتلاو نيدروملاو ةلامعلا ىلع ةكرشلا دامتعا نا امك ةيدوعسلا ةيبرعلا ةكلمملا لخاد نيدوجوملا ءالمعلا نم دودحم ريغ ددع ىلع ةكرشلا دمتعت</w:t>
+        <w:t>تعتمد الشركة على عدد غير محدود من العملاء الموجودين داخل المملكة العربية السعودية كما ان اعتماد الشركة على العمالة والموردين والتكنولوجيا المتاحة في سوق المملكة العربية السعودية يؤدي إلى إنخفاض الخطر</w:t>
       </w:r>
     </w:p>
     <w:p>
@@ -21079,27 +21057,25 @@
     </w:p>
     <w:p>
       <w:pPr>
-        <w:jc w:val="right"/>
-        <w:bidi/>
-      </w:pPr>
-      <w:r>
-        <w:rPr>
-          <w:b w:val="0"/>
-          <w:i w:val="0"/>
-        </w:rPr>
-        <w:t>ةيدوعسلا ةريمخلا ةكرش ه</w:t>
-      </w:r>
-    </w:p>
-    <w:p>
-      <w:pPr>
-        <w:jc w:val="right"/>
-        <w:bidi/>
-      </w:pPr>
-      <w:r>
-        <w:rPr>
-          <w:b w:val="0"/>
-          <w:i w:val="0"/>
-        </w:rPr>
+        <w:pStyle w:val="Heading2"/>
+        <w:jc w:val="right"/>
+        <w:bidi/>
+      </w:pPr>
+      <w:r>
+        <w:t>[بيانات الأطراف: المدعي / المدعى عليه / الحاضرون] ===</w:t>
+        <w:br/>
+        <w:t>ه شركة الخميرة السعودية</w:t>
+      </w:r>
+    </w:p>
+    <w:p>
+      <w:pPr>
+        <w:pStyle w:val="Heading2"/>
+        <w:jc w:val="right"/>
+        <w:bidi/>
+      </w:pPr>
+      <w:r>
+        <w:t>[نص الضبط / الحكم — المتن الفعلي] ===</w:t>
+        <w:br/>
         <w:t>ةدودحملا ءاوهلا فييكتل نكياد ةكرش ٦-</w:t>
       </w:r>
     </w:p>
@@ -21113,7 +21089,7 @@
           <w:b w:val="0"/>
           <w:i w:val="0"/>
         </w:rPr>
-        <w:t>تامدخلاو ةرادإلل ةينطولا ةكرشلا</w:t>
+        <w:t>الشركة الوطنية للإدارة والخدمات</w:t>
       </w:r>
     </w:p>
     <w:p>
@@ -21480,27 +21456,25 @@
     </w:p>
     <w:p>
       <w:pPr>
-        <w:jc w:val="right"/>
-        <w:bidi/>
-      </w:pPr>
-      <w:r>
-        <w:rPr>
-          <w:b w:val="0"/>
-          <w:i w:val="0"/>
-        </w:rPr>
-        <w:t>ةيدوعسلا ةيبرعلا تلوبياس ةكرش</w:t>
-      </w:r>
-    </w:p>
-    <w:p>
-      <w:pPr>
-        <w:jc w:val="right"/>
-        <w:bidi/>
-      </w:pPr>
-      <w:r>
-        <w:rPr>
-          <w:b w:val="0"/>
-          <w:i w:val="0"/>
-        </w:rPr>
+        <w:pStyle w:val="Heading2"/>
+        <w:jc w:val="right"/>
+        <w:bidi/>
+      </w:pPr>
+      <w:r>
+        <w:t>[بيانات الأطراف: المدعي / المدعى عليه / الحاضرون] ===</w:t>
+        <w:br/>
+        <w:t>شركة سايبولت العربية السعودية</w:t>
+      </w:r>
+    </w:p>
+    <w:p>
+      <w:pPr>
+        <w:pStyle w:val="Heading2"/>
+        <w:jc w:val="right"/>
+        <w:bidi/>
+      </w:pPr>
+      <w:r>
+        <w:t>[نص الضبط / الحكم — المتن الفعلي] ===</w:t>
+        <w:br/>
         <w:t>\- شركة بتروستار</w:t>
       </w:r>
     </w:p>
@@ -22099,7 +22073,7 @@
           <w:b w:val="0"/>
           <w:i w:val="0"/>
         </w:rPr>
-        <w:t>.. ديهش لوقأ ام ىلع هللاو . هسفنب هنوئش ةرادا عيطتسي ناكو ، هلعفيو هلوقيو هبلطي امل اكردم تقولا كلذ يف ناك ينيز سابع دمحأ خيشلا نأو ، دهاشك كلذ ىلع تعقوو ، دقعلا اذه ىلع تدهش يننأب دهشأو نيرضاحلا دوهشلا مامأو ، يماحملا يواعرقلا دامع ذاتسالا مامأو عئابلا مامأو يمامأ عيقوتلاب ينيز ةماسأ خيشلا يرتشملا ماق دقو ،نيرضاحلا دوهشلا مامأو ، يماحملا يواعرقلا دامع ذاتسالا مامأو ،يرتشملا مامأو يمامأ عيقوتلاب ، هللا همحر ينيز سابع دمحأ خيشلا ماق دقو</w:t>
+        <w:t>وقد قام الشيخ أحمد عباس زيني رحمه الله ، بالتوقيع أمامي وأمام المشتري، وأمام الاستاذ عماد القرعاوي المحامي ، وأمام الشهود الحاضرين، وقد قام المشتري الشيخ أسامة زيني بالتوقيع أمامي وأمام البائع وأمام الاستاذ عماد القرعاوي المحامي ، وأمام الشهود الحاضرين وأشهد بأنني شهدت على هذا العقد ، ووقعت على ذلك كشاهد ، وأن الشيخ أحمد عباس زيني كان في ذلك الوقت مدركا لما يطلبه ويقوله ويفعله ، وكان يستطيع ادارة شئونه بنفسه . والله على ما أقول شهيد ..</w:t>
       </w:r>
     </w:p>
     <w:p>

--- a/zaini_case_audit_output/outputs/word/documents/053_التماس على الحكم النهائي ـ دائرة الاستئناف الثانية.docx
+++ b/zaini_case_audit_output/outputs/word/documents/053_التماس على الحكم النهائي ـ دائرة الاستئناف الثانية.docx
@@ -75,7 +75,7 @@
         <w:bidi/>
       </w:pPr>
       <w:r>
-        <w:t>[نص الضبط / الحكم — المتن الفعلي] ===</w:t>
+        <w:t>[المتن الفعلي: الوقائع / الأسباب / المنطوق] ===</w:t>
         <w:br/>
         <w:t>التنفيذيون</w:t>
       </w:r>
@@ -108,27 +108,25 @@
     </w:p>
     <w:p>
       <w:pPr>
-        <w:jc w:val="right"/>
-        <w:bidi/>
-      </w:pPr>
-      <w:r>
-        <w:rPr>
-          <w:b w:val="0"/>
-          <w:i w:val="0"/>
-        </w:rPr>
+        <w:pStyle w:val="Heading2"/>
+        <w:jc w:val="right"/>
+        <w:bidi/>
+      </w:pPr>
+      <w:r>
+        <w:t>[المُرسَل إليه / المخاطَب والتحية] ===</w:t>
+        <w:br/>
         <w:t>أصحاب الفضيلة رئيس وقضاة محكمة الاستئناف التجارية بمحافظة جدة سلمهم الله</w:t>
       </w:r>
     </w:p>
     <w:p>
       <w:pPr>
-        <w:jc w:val="right"/>
-        <w:bidi/>
-      </w:pPr>
-      <w:r>
-        <w:rPr>
-          <w:b w:val="0"/>
-          <w:i w:val="0"/>
-        </w:rPr>
+        <w:pStyle w:val="Heading2"/>
+        <w:jc w:val="right"/>
+        <w:bidi/>
+      </w:pPr>
+      <w:r>
+        <w:t>[المتن الفعلي: الوقائع / الأسباب / المنطوق] ===</w:t>
+        <w:br/>
         <w:t>السلام عليكم ورحمة الله وبركاته، وبعد:</w:t>
       </w:r>
     </w:p>
@@ -216,7 +214,7 @@
         <w:bidi/>
       </w:pPr>
       <w:r>
-        <w:t>[نص الضبط / الحكم — المتن الفعلي] ===</w:t>
+        <w:t>[المتن الفعلي: الوقائع / الأسباب / المنطوق] ===</w:t>
         <w:br/>
         <w:t>واقعات الدعوى وملخص الحكم الملتمس عليه:</w:t>
       </w:r>
@@ -319,7 +317,7 @@
         <w:bidi/>
       </w:pPr>
       <w:r>
-        <w:t>[ترويسة / كليشة وزارة العدل — معلومات رسمية متكررة] ===</w:t>
+        <w:t>[ترويسة / كليشة رسمية — معلومات متكررة] ===</w:t>
         <w:br/>
         <w:t>eTanfithionTanfithion@gmail.com 053 653 3388 012 605 4571</w:t>
       </w:r>
@@ -331,7 +329,7 @@
         <w:bidi/>
       </w:pPr>
       <w:r>
-        <w:t>[نص الضبط / الحكم — المتن الفعلي] ===</w:t>
+        <w:t>[المتن الفعلي: الوقائع / الأسباب / المنطوق] ===</w:t>
         <w:br/>
         <w:t>التنفيذيون</w:t>
       </w:r>
@@ -681,7 +679,7 @@
         <w:bidi/>
       </w:pPr>
       <w:r>
-        <w:t>[ترويسة / كليشة وزارة العدل — معلومات رسمية متكررة] ===</w:t>
+        <w:t>[ترويسة / كليشة رسمية — معلومات متكررة] ===</w:t>
         <w:br/>
         <w:t>Tanfithion@gmail.com 053 653 3388 012 605 4571@</w:t>
       </w:r>
@@ -693,7 +691,7 @@
         <w:bidi/>
       </w:pPr>
       <w:r>
-        <w:t>[نص الضبط / الحكم — المتن الفعلي] ===</w:t>
+        <w:t>[المتن الفعلي: الوقائع / الأسباب / المنطوق] ===</w:t>
         <w:br/>
         <w:t>التنفيذيون</w:t>
       </w:r>
@@ -926,7 +924,7 @@
         <w:bidi/>
       </w:pPr>
       <w:r>
-        <w:t>[ترويسة / كليشة وزارة العدل — معلومات رسمية متكررة] ===</w:t>
+        <w:t>[ترويسة / كليشة رسمية — معلومات متكررة] ===</w:t>
         <w:br/>
         <w:t>Tanfithion@gmail.com 053653 3388 012 605 4571</w:t>
       </w:r>
@@ -938,7 +936,7 @@
         <w:bidi/>
       </w:pPr>
       <w:r>
-        <w:t>[نص الضبط / الحكم — المتن الفعلي] ===</w:t>
+        <w:t>[المتن الفعلي: الوقائع / الأسباب / المنطوق] ===</w:t>
         <w:br/>
         <w:t>التنفيذيون</w:t>
       </w:r>
@@ -1210,7 +1208,7 @@
         <w:bidi/>
       </w:pPr>
       <w:r>
-        <w:t>[ترويسة / كليشة وزارة العدل — معلومات رسمية متكررة] ===</w:t>
+        <w:t>[ترويسة / كليشة رسمية — معلومات متكررة] ===</w:t>
         <w:br/>
         <w:t>Tanfithion@gmail.com 053 653 3388 012 605 4571</w:t>
       </w:r>
@@ -1222,7 +1220,7 @@
         <w:bidi/>
       </w:pPr>
       <w:r>
-        <w:t>[نص الضبط / الحكم — المتن الفعلي] ===</w:t>
+        <w:t>[المتن الفعلي: الوقائع / الأسباب / المنطوق] ===</w:t>
         <w:br/>
         <w:t>التنفيذيون</w:t>
       </w:r>
@@ -1468,7 +1466,7 @@
         <w:bidi/>
       </w:pPr>
       <w:r>
-        <w:t>[ترويسة / كليشة وزارة العدل — معلومات رسمية متكررة] ===</w:t>
+        <w:t>[ترويسة / كليشة رسمية — معلومات متكررة] ===</w:t>
         <w:br/>
         <w:t>@Tanithion</w:t>
       </w:r>
@@ -1493,7 +1491,7 @@
         <w:bidi/>
       </w:pPr>
       <w:r>
-        <w:t>[نص الضبط / الحكم — المتن الفعلي] ===</w:t>
+        <w:t>[المتن الفعلي: الوقائع / الأسباب / المنطوق] ===</w:t>
         <w:br/>
         <w:t>05365313860 012605457</w:t>
       </w:r>
@@ -1708,27 +1706,25 @@
     </w:p>
     <w:p>
       <w:pPr>
-        <w:jc w:val="right"/>
-        <w:bidi/>
-      </w:pPr>
-      <w:r>
-        <w:rPr>
-          <w:b w:val="0"/>
-          <w:i w:val="0"/>
-        </w:rPr>
+        <w:pStyle w:val="Heading2"/>
+        <w:jc w:val="right"/>
+        <w:bidi/>
+      </w:pPr>
+      <w:r>
+        <w:t>[الطلبات / المرفقات] ===</w:t>
+        <w:br/>
         <w:t>حجر عليه بتولي مصارفه ولم يساهموا في تسديد أي من قروضه والتزاماته ويتضح من المستندات الموثقة والمرفقات البنكية أن المدعى عليه سدد مبالغاً مالية كبيرة وحرص على</w:t>
       </w:r>
     </w:p>
     <w:p>
       <w:pPr>
-        <w:jc w:val="right"/>
-        <w:bidi/>
-      </w:pPr>
-      <w:r>
-        <w:rPr>
-          <w:b w:val="0"/>
-          <w:i w:val="0"/>
-        </w:rPr>
+        <w:pStyle w:val="Heading2"/>
+        <w:jc w:val="right"/>
+        <w:bidi/>
+      </w:pPr>
+      <w:r>
+        <w:t>[المتن الفعلي: الوقائع / الأسباب / المنطوق] ===</w:t>
+        <w:br/>
         <w:t>الوفاء، ومن ثم فإن ما ذهب إليه قضاء المحكمة فيما انتهت إليه من اجتهاد مفاده عدم الوفاء بالثمن</w:t>
       </w:r>
     </w:p>
@@ -1765,7 +1761,7 @@
         <w:bidi/>
       </w:pPr>
       <w:r>
-        <w:t>[ترويسة / كليشة وزارة العدل — معلومات رسمية متكررة] ===</w:t>
+        <w:t>[ترويسة / كليشة رسمية — معلومات متكررة] ===</w:t>
         <w:br/>
         <w:t>ولا يمكن التعويل على قرينة أن المورث كان فاقد الأهلية حينها، لانتفاء الدليل عليها، كما أن حكم المملكة العربية السعودية جدة - شارع الامير سلطان مبنى تاج السلطان الدور الأول س.ت 4030420843 ص ب 13045 الرمز البريدي 21372</w:t>
       </w:r>
@@ -1790,7 +1786,7 @@
         <w:bidi/>
       </w:pPr>
       <w:r>
-        <w:t>[نص الضبط / الحكم — المتن الفعلي] ===</w:t>
+        <w:t>[المتن الفعلي: الوقائع / الأسباب / المنطوق] ===</w:t>
         <w:br/>
         <w:t>التنفيذيون</w:t>
       </w:r>
@@ -1853,7 +1849,7 @@
         <w:bidi/>
       </w:pPr>
       <w:r>
-        <w:t>[نص الضبط / الحكم — المتن الفعلي] ===</w:t>
+        <w:t>[المتن الفعلي: الوقائع / الأسباب / المنطوق] ===</w:t>
         <w:br/>
         <w:t>شأنه التأثير على الحكم</w:t>
       </w:r>
@@ -2099,7 +2095,7 @@
         <w:bidi/>
       </w:pPr>
       <w:r>
-        <w:t>[ترويسة / كليشة وزارة العدل — معلومات رسمية متكررة] ===</w:t>
+        <w:t>[ترويسة / كليشة رسمية — معلومات متكررة] ===</w:t>
         <w:br/>
         <w:t>eTanfithion Tarfithion@gmail.com 053 653 3388 012 605 4571</w:t>
       </w:r>
@@ -2111,7 +2107,7 @@
         <w:bidi/>
       </w:pPr>
       <w:r>
-        <w:t>[نص الضبط / الحكم — المتن الفعلي] ===</w:t>
+        <w:t>[المتن الفعلي: الوقائع / الأسباب / المنطوق] ===</w:t>
         <w:br/>
         <w:t>التنفيذيون</w:t>
       </w:r>
@@ -2300,27 +2296,25 @@
     </w:p>
     <w:p>
       <w:pPr>
-        <w:jc w:val="right"/>
-        <w:bidi/>
-      </w:pPr>
-      <w:r>
-        <w:rPr>
-          <w:b w:val="0"/>
-          <w:i w:val="0"/>
-        </w:rPr>
+        <w:pStyle w:val="Heading2"/>
+        <w:jc w:val="right"/>
+        <w:bidi/>
+      </w:pPr>
+      <w:r>
+        <w:t>[الطلبات / المرفقات] ===</w:t>
+        <w:br/>
         <w:t>موكلي بالغش في تاريخ لاحق على الحكم، بعد تمكنه من الحصول على صورة من التقييمات التي تعود إلى عام ١٤٢٧ه تفيد القيم الحقيقية للشركات الإحدى عشر والتي من بينها الشركات التي</w:t>
       </w:r>
     </w:p>
     <w:p>
       <w:pPr>
-        <w:jc w:val="right"/>
-        <w:bidi/>
-      </w:pPr>
-      <w:r>
-        <w:rPr>
-          <w:b w:val="0"/>
-          <w:i w:val="0"/>
-        </w:rPr>
+        <w:pStyle w:val="Heading2"/>
+        <w:jc w:val="right"/>
+        <w:bidi/>
+      </w:pPr>
+      <w:r>
+        <w:t>[المتن الفعلي: الوقائع / الأسباب / المنطوق] ===</w:t>
+        <w:br/>
         <w:t>تساهم فيها شركة أحمد زيني التجارية بنسبة من الحصص، كذلك الحصول على محضر اجتماع مع</w:t>
       </w:r>
     </w:p>
@@ -2383,7 +2377,7 @@
         <w:bidi/>
       </w:pPr>
       <w:r>
-        <w:t>[ترويسة / كليشة وزارة العدل — معلومات رسمية متكررة] ===</w:t>
+        <w:t>[ترويسة / كليشة رسمية — معلومات متكررة] ===</w:t>
         <w:br/>
         <w:t>Tanfithion Tantithion@gmail.com 053 653 3888 012 605 4571</w:t>
       </w:r>
@@ -2395,7 +2389,7 @@
         <w:bidi/>
       </w:pPr>
       <w:r>
-        <w:t>[نص الضبط / الحكم — المتن الفعلي] ===</w:t>
+        <w:t>[المتن الفعلي: الوقائع / الأسباب / المنطوق] ===</w:t>
         <w:br/>
         <w:t>التنفيذيون</w:t>
       </w:r>
@@ -2706,7 +2700,7 @@
         <w:bidi/>
       </w:pPr>
       <w:r>
-        <w:t>[ترويسة / كليشة وزارة العدل — معلومات رسمية متكررة] ===</w:t>
+        <w:t>[ترويسة / كليشة رسمية — معلومات متكررة] ===</w:t>
         <w:br/>
         <w:t>Tanfithion Tanthionegmail.com 05305333000 012605 4571</w:t>
       </w:r>
@@ -2718,7 +2712,7 @@
         <w:bidi/>
       </w:pPr>
       <w:r>
-        <w:t>[نص الضبط / الحكم — المتن الفعلي] ===</w:t>
+        <w:t>[المتن الفعلي: الوقائع / الأسباب / المنطوق] ===</w:t>
         <w:br/>
         <w:t>التنفيذيون</w:t>
       </w:r>
@@ -2881,27 +2875,25 @@
     </w:p>
     <w:p>
       <w:pPr>
-        <w:jc w:val="right"/>
-        <w:bidi/>
-      </w:pPr>
-      <w:r>
-        <w:rPr>
-          <w:b w:val="0"/>
-          <w:i w:val="0"/>
-        </w:rPr>
+        <w:pStyle w:val="Heading2"/>
+        <w:jc w:val="right"/>
+        <w:bidi/>
+      </w:pPr>
+      <w:r>
+        <w:t>[الطلبات / المرفقات] ===</w:t>
+        <w:br/>
         <w:t>لهذه الأسباب نلتمس من فضيلتكم:</w:t>
       </w:r>
     </w:p>
     <w:p>
       <w:pPr>
-        <w:jc w:val="right"/>
-        <w:bidi/>
-      </w:pPr>
-      <w:r>
-        <w:rPr>
-          <w:b w:val="0"/>
-          <w:i w:val="0"/>
-        </w:rPr>
+        <w:pStyle w:val="Heading2"/>
+        <w:jc w:val="right"/>
+        <w:bidi/>
+      </w:pPr>
+      <w:r>
+        <w:t>[المتن الفعلي: الوقائع / الأسباب / المنطوق] ===</w:t>
+        <w:br/>
         <w:t>أولاً : قبول الالتماس شكلاً.</w:t>
       </w:r>
     </w:p>
@@ -3042,7 +3034,7 @@
         <w:bidi/>
       </w:pPr>
       <w:r>
-        <w:t>[ترويسة / كليشة وزارة العدل — معلومات رسمية متكررة] ===</w:t>
+        <w:t>[ترويسة / كليشة رسمية — معلومات متكررة] ===</w:t>
         <w:br/>
         <w:t>@Tanfithlon Tanfithion@gmail.com</w:t>
       </w:r>
@@ -3054,7 +3046,7 @@
         <w:bidi/>
       </w:pPr>
       <w:r>
-        <w:t>[نص الضبط / الحكم — المتن الفعلي] ===</w:t>
+        <w:t>[المتن الفعلي: الوقائع / الأسباب / المنطوق] ===</w:t>
         <w:br/>
         <w:t>053 653 3388</w:t>
       </w:r>
@@ -3117,7 +3109,7 @@
         <w:bidi/>
       </w:pPr>
       <w:r>
-        <w:t>[نص الضبط / الحكم — المتن الفعلي] ===</w:t>
+        <w:t>[المتن الفعلي: الوقائع / الأسباب / المنطوق] ===</w:t>
         <w:br/>
         <w:t>قاطنلا</w:t>
       </w:r>
@@ -3557,7 +3549,7 @@
         <w:bidi/>
       </w:pPr>
       <w:r>
-        <w:t>[نص الضبط / الحكم — المتن الفعلي] ===</w:t>
+        <w:t>[المتن الفعلي: الوقائع / الأسباب / المنطوق] ===</w:t>
         <w:br/>
         <w:t>SAR</w:t>
       </w:r>
@@ -3646,7 +3638,7 @@
         <w:bidi/>
       </w:pPr>
       <w:r>
-        <w:t>[نص الضبط / الحكم — المتن الفعلي] ===</w:t>
+        <w:t>[المتن الفعلي: الوقائع / الأسباب / المنطوق] ===</w:t>
         <w:br/>
         <w:t>DO NOT WRITE BELOW THIS LINE</w:t>
       </w:r>
@@ -3839,7 +3831,7 @@
         <w:bidi/>
       </w:pPr>
       <w:r>
-        <w:t>[نص الضبط / الحكم — المتن الفعلي] ===</w:t>
+        <w:t>[المتن الفعلي: الوقائع / الأسباب / المنطوق] ===</w:t>
         <w:br/>
         <w:t>يسنرفلا</w:t>
       </w:r>
@@ -4396,7 +4388,7 @@
         <w:bidi/>
       </w:pPr>
       <w:r>
-        <w:t>[نص الضبط / الحكم — المتن الفعلي] ===</w:t>
+        <w:t>[المتن الفعلي: الوقائع / الأسباب / المنطوق] ===</w:t>
         <w:br/>
         <w:t>١٧٩٥٦</w:t>
       </w:r>
@@ -5149,7 +5141,7 @@
         <w:bidi/>
       </w:pPr>
       <w:r>
-        <w:t>[ترويسة / كليشة وزارة العدل — معلومات رسمية متكررة] ===</w:t>
+        <w:t>[ترويسة / كليشة رسمية — معلومات متكررة] ===</w:t>
         <w:br/>
         <w:t>شركة احمد زيني واولاده جدة عمارة ايار وزيني هاتف: ٦٤٩٥٧٨٦</w:t>
       </w:r>
@@ -5161,7 +5153,7 @@
         <w:bidi/>
       </w:pPr>
       <w:r>
-        <w:t>[نص الضبط / الحكم — المتن الفعلي] ===</w:t>
+        <w:t>[المتن الفعلي: الوقائع / الأسباب / المنطوق] ===</w:t>
         <w:br/>
         <w:t>فاكس: ٦٤٧٨٣٥١</w:t>
       </w:r>
@@ -5329,7 +5321,7 @@
         <w:bidi/>
       </w:pPr>
       <w:r>
-        <w:t>[ترويسة / كليشة وزارة العدل — معلومات رسمية متكررة] ===</w:t>
+        <w:t>[ترويسة / كليشة رسمية — معلومات متكررة] ===</w:t>
         <w:br/>
         <w:t>الصفحة</w:t>
       </w:r>
@@ -5341,7 +5333,7 @@
         <w:bidi/>
       </w:pPr>
       <w:r>
-        <w:t>[نص الضبط / الحكم — المتن الفعلي] ===</w:t>
+        <w:t>[المتن الفعلي: الوقائع / الأسباب / المنطوق] ===</w:t>
         <w:br/>
         <w:t>ينطولا يبرعلا كنبلا رمال ٥٩٩١٣٩ مقر يفرصم كيش يراج - ينبز دمحأ / خيشلا</w:t>
       </w:r>
@@ -5417,7 +5409,7 @@
         <w:bidi/>
       </w:pPr>
       <w:r>
-        <w:t>[نص الضبط / الحكم — المتن الفعلي] ===</w:t>
+        <w:t>[المتن الفعلي: الوقائع / الأسباب / المنطوق] ===</w:t>
         <w:br/>
         <w:t>ماعلا ريدملا</w:t>
       </w:r>
@@ -5688,7 +5680,7 @@
         <w:bidi/>
       </w:pPr>
       <w:r>
-        <w:t>[نص الضبط / الحكم — المتن الفعلي] ===</w:t>
+        <w:t>[المتن الفعلي: الوقائع / الأسباب / المنطوق] ===</w:t>
         <w:br/>
         <w:t>PAY AGAINST THIS CHEQUE</w:t>
       </w:r>
@@ -5790,7 +5782,7 @@
         <w:bidi/>
       </w:pPr>
       <w:r>
-        <w:t>[نص الضبط / الحكم — المتن الفعلي] ===</w:t>
+        <w:t>[المتن الفعلي: الوقائع / الأسباب / المنطوق] ===</w:t>
         <w:br/>
         <w:t>Banque Saulgrans HAYAT HILBER</w:t>
       </w:r>
@@ -5932,7 +5924,7 @@
         <w:bidi/>
       </w:pPr>
       <w:r>
-        <w:t>[ترويسة / كليشة وزارة العدل — معلومات رسمية متكررة] ===</w:t>
+        <w:t>[ترويسة / كليشة رسمية — معلومات متكررة] ===</w:t>
         <w:br/>
         <w:t>هاتف: ٦٤٩٥٧٨٦</w:t>
       </w:r>
@@ -5944,7 +5936,7 @@
         <w:bidi/>
       </w:pPr>
       <w:r>
-        <w:t>[نص الضبط / الحكم — المتن الفعلي] ===</w:t>
+        <w:t>[المتن الفعلي: الوقائع / الأسباب / المنطوق] ===</w:t>
         <w:br/>
         <w:t>فاكس: ٩٤٧٨٣٥١</w:t>
       </w:r>
@@ -6060,7 +6052,7 @@
         <w:bidi/>
       </w:pPr>
       <w:r>
-        <w:t>[ترويسة / كليشة وزارة العدل — معلومات رسمية متكررة] ===</w:t>
+        <w:t>[ترويسة / كليشة رسمية — معلومات متكررة] ===</w:t>
         <w:br/>
         <w:t>الصفحة</w:t>
       </w:r>
@@ -6072,7 +6064,7 @@
         <w:bidi/>
       </w:pPr>
       <w:r>
-        <w:t>[نص الضبط / الحكم — المتن الفعلي] ===</w:t>
+        <w:t>[المتن الفعلي: الوقائع / الأسباب / المنطوق] ===</w:t>
         <w:br/>
         <w:t>نئادلا</w:t>
       </w:r>
@@ -6265,7 +6257,7 @@
         <w:bidi/>
       </w:pPr>
       <w:r>
-        <w:t>[نص الضبط / الحكم — المتن الفعلي] ===</w:t>
+        <w:t>[المتن الفعلي: الوقائع / الأسباب / المنطوق] ===</w:t>
         <w:br/>
         <w:t>يلاملا</w:t>
       </w:r>
@@ -6303,7 +6295,7 @@
         <w:bidi/>
       </w:pPr>
       <w:r>
-        <w:t>[ترويسة / كليشة وزارة العدل — معلومات رسمية متكررة] ===</w:t>
+        <w:t>[ترويسة / كليشة رسمية — معلومات متكررة] ===</w:t>
         <w:br/>
         <w:t>جدة عمارة اوركو هاتف: ٢٠٦٥٢١٦</w:t>
       </w:r>
@@ -6315,7 +6307,7 @@
         <w:bidi/>
       </w:pPr>
       <w:r>
-        <w:t>[نص الضبط / الحكم — المتن الفعلي] ===</w:t>
+        <w:t>[المتن الفعلي: الوقائع / الأسباب / المنطوق] ===</w:t>
         <w:br/>
         <w:t>فاكس: ٦٠٦١٣٠٤</w:t>
       </w:r>
@@ -6443,7 +6435,7 @@
         <w:bidi/>
       </w:pPr>
       <w:r>
-        <w:t>[نص الضبط / الحكم — المتن الفعلي] ===</w:t>
+        <w:t>[المتن الفعلي: الوقائع / الأسباب / المنطوق] ===</w:t>
         <w:br/>
         <w:t>وذلك / فاتورة مفروشات الوطن رقم ۲۸۱۱ اقليمفستائر لفيلا ش . احمد زيني والمرفقة</w:t>
       </w:r>
@@ -6728,7 +6720,7 @@
         <w:bidi/>
       </w:pPr>
       <w:r>
-        <w:t>[ترويسة / كليشة وزارة العدل — معلومات رسمية متكررة] ===</w:t>
+        <w:t>[ترويسة / كليشة رسمية — معلومات متكررة] ===</w:t>
         <w:br/>
         <w:t>هاتف: ٦٠٦٥٢١٦</w:t>
       </w:r>
@@ -6740,7 +6732,7 @@
         <w:bidi/>
       </w:pPr>
       <w:r>
-        <w:t>[نص الضبط / الحكم — المتن الفعلي] ===</w:t>
+        <w:t>[المتن الفعلي: الوقائع / الأسباب / المنطوق] ===</w:t>
         <w:br/>
         <w:t>٦٠٦١٣٠٤ :سكملا</w:t>
       </w:r>
@@ -6908,7 +6900,7 @@
         <w:bidi/>
       </w:pPr>
       <w:r>
-        <w:t>[ترويسة / كليشة وزارة العدل — معلومات رسمية متكررة] ===</w:t>
+        <w:t>[ترويسة / كليشة رسمية — معلومات متكررة] ===</w:t>
         <w:br/>
         <w:t>الصفحة :</w:t>
       </w:r>
@@ -6920,7 +6912,7 @@
         <w:bidi/>
       </w:pPr>
       <w:r>
-        <w:t>[نص الضبط / الحكم — المتن الفعلي] ===</w:t>
+        <w:t>[المتن الفعلي: الوقائع / الأسباب / المنطوق] ===</w:t>
         <w:br/>
         <w:t>١٨٨/١٤٣٤</w:t>
       </w:r>
@@ -7023,7 +7015,7 @@
         <w:bidi/>
       </w:pPr>
       <w:r>
-        <w:t>[ترويسة / كليشة وزارة العدل — معلومات رسمية متكررة] ===</w:t>
+        <w:t>[ترويسة / كليشة رسمية — معلومات متكررة] ===</w:t>
         <w:br/>
         <w:t>شركة احمد زيني وأولاده جدة عمارة اوزکو هاتف: ٦٠٦٥٢١٦</w:t>
       </w:r>
@@ -7035,7 +7027,7 @@
         <w:bidi/>
       </w:pPr>
       <w:r>
-        <w:t>[نص الضبط / الحكم — المتن الفعلي] ===</w:t>
+        <w:t>[المتن الفعلي: الوقائع / الأسباب / المنطوق] ===</w:t>
         <w:br/>
         <w:t>فاکس: ٦٠٦١٣٠٤</w:t>
       </w:r>
@@ -7176,7 +7168,7 @@
         <w:bidi/>
       </w:pPr>
       <w:r>
-        <w:t>[نص الضبط / الحكم — المتن الفعلي] ===</w:t>
+        <w:t>[المتن الفعلي: الوقائع / الأسباب / المنطوق] ===</w:t>
         <w:br/>
         <w:t>Ahmed Zainy &amp; Sons Co</w:t>
       </w:r>
@@ -7253,7 +7245,7 @@
         <w:bidi/>
       </w:pPr>
       <w:r>
-        <w:t>[ترويسة / كليشة وزارة العدل — معلومات رسمية متكررة] ===</w:t>
+        <w:t>[ترويسة / كليشة رسمية — معلومات متكررة] ===</w:t>
         <w:br/>
         <w:t>الصفحة</w:t>
       </w:r>
@@ -7265,7 +7257,7 @@
         <w:bidi/>
       </w:pPr>
       <w:r>
-        <w:t>[نص الضبط / الحكم — المتن الفعلي] ===</w:t>
+        <w:t>[المتن الفعلي: الوقائع / الأسباب / المنطوق] ===</w:t>
         <w:br/>
         <w:t>4</w:t>
       </w:r>
@@ -7467,27 +7459,25 @@
     </w:p>
     <w:p>
       <w:pPr>
-        <w:jc w:val="right"/>
-        <w:bidi/>
-      </w:pPr>
-      <w:r>
-        <w:rPr>
-          <w:b w:val="0"/>
-          <w:i w:val="0"/>
-        </w:rPr>
+        <w:pStyle w:val="Heading2"/>
+        <w:jc w:val="right"/>
+        <w:bidi/>
+      </w:pPr>
+      <w:r>
+        <w:t>[المُرسَل إليه / المخاطَب والتحية] ===</w:t>
+        <w:br/>
         <w:t>شركة أحمد زيني وابناءه أوزكو المحترم</w:t>
       </w:r>
     </w:p>
     <w:p>
       <w:pPr>
-        <w:jc w:val="right"/>
-        <w:bidi/>
-      </w:pPr>
-      <w:r>
-        <w:rPr>
-          <w:b w:val="0"/>
-          <w:i w:val="0"/>
-        </w:rPr>
+        <w:pStyle w:val="Heading2"/>
+        <w:jc w:val="right"/>
+        <w:bidi/>
+      </w:pPr>
+      <w:r>
+        <w:t>[المتن الفعلي: الوقائع / الأسباب / المنطوق] ===</w:t>
+        <w:br/>
         <w:t>نقداً - بشيك رقم الشيك ... 539 إسم البنك فقد</w:t>
       </w:r>
     </w:p>
@@ -8563,7 +8553,7 @@
         <w:bidi/>
       </w:pPr>
       <w:r>
-        <w:t>[نص الضبط / الحكم — المتن الفعلي] ===</w:t>
+        <w:t>[المتن الفعلي: الوقائع / الأسباب / المنطوق] ===</w:t>
         <w:br/>
         <w:t>Ahmed Zainy &amp; Sons Co</w:t>
       </w:r>
@@ -8978,7 +8968,7 @@
         <w:bidi/>
       </w:pPr>
       <w:r>
-        <w:t>[ترويسة / كليشة وزارة العدل — معلومات رسمية متكررة] ===</w:t>
+        <w:t>[ترويسة / كليشة رسمية — معلومات متكررة] ===</w:t>
         <w:br/>
         <w:t>جدة عمارة أوزكو هاتف: ٦٠٦٥٢١٦</w:t>
       </w:r>
@@ -8990,7 +8980,7 @@
         <w:bidi/>
       </w:pPr>
       <w:r>
-        <w:t>[نص الضبط / الحكم — المتن الفعلي] ===</w:t>
+        <w:t>[المتن الفعلي: الوقائع / الأسباب / المنطوق] ===</w:t>
         <w:br/>
         <w:t>فاكس: ٦٠٦٦٣٠٤</w:t>
       </w:r>
@@ -9145,7 +9135,7 @@
         <w:bidi/>
       </w:pPr>
       <w:r>
-        <w:t>[ترويسة / كليشة وزارة العدل — معلومات رسمية متكررة] ===</w:t>
+        <w:t>[ترويسة / كليشة رسمية — معلومات متكررة] ===</w:t>
         <w:br/>
         <w:t>الصفحة :</w:t>
       </w:r>
@@ -9157,7 +9147,7 @@
         <w:bidi/>
       </w:pPr>
       <w:r>
-        <w:t>[نص الضبط / الحكم — المتن الفعلي] ===</w:t>
+        <w:t>[المتن الفعلي: الوقائع / الأسباب / المنطوق] ===</w:t>
         <w:br/>
         <w:t>ALTS/-1/TA</w:t>
       </w:r>
@@ -9233,7 +9223,7 @@
         <w:bidi/>
       </w:pPr>
       <w:r>
-        <w:t>[نص الضبط / الحكم — المتن الفعلي] ===</w:t>
+        <w:t>[المتن الفعلي: الوقائع / الأسباب / المنطوق] ===</w:t>
         <w:br/>
         <w:t>الشيخ احمد زيني</w:t>
       </w:r>
@@ -9413,7 +9403,7 @@
         <w:bidi/>
       </w:pPr>
       <w:r>
-        <w:t>[نص الضبط / الحكم — المتن الفعلي] ===</w:t>
+        <w:t>[المتن الفعلي: الوقائع / الأسباب / المنطوق] ===</w:t>
         <w:br/>
         <w:t>وذلك / مصاريف منزل الشيخ / احمد زينى عن شهر ذو القعدة ١٤٣٤</w:t>
       </w:r>
@@ -9554,7 +9544,7 @@
         <w:bidi/>
       </w:pPr>
       <w:r>
-        <w:t>[نص الضبط / الحكم — المتن الفعلي] ===</w:t>
+        <w:t>[المتن الفعلي: الوقائع / الأسباب / المنطوق] ===</w:t>
         <w:br/>
         <w:t>المصاريف منزل الشيخ / احمد زيني من مشهور دو القدة ١٤٣٤</w:t>
       </w:r>
@@ -9591,7 +9581,7 @@
         <w:bidi/>
       </w:pPr>
       <w:r>
-        <w:t>[نص الضبط / الحكم — المتن الفعلي] ===</w:t>
+        <w:t>[المتن الفعلي: الوقائع / الأسباب / المنطوق] ===</w:t>
         <w:br/>
         <w:t>: ةبساحملا</w:t>
       </w:r>
@@ -9837,7 +9827,7 @@
         <w:bidi/>
       </w:pPr>
       <w:r>
-        <w:t>[ترويسة / كليشة وزارة العدل — معلومات رسمية متكررة] ===</w:t>
+        <w:t>[ترويسة / كليشة رسمية — معلومات متكررة] ===</w:t>
         <w:br/>
         <w:t>جدة تمارة بوزكو هاتف: ٦٠٦٥٢١٦</w:t>
       </w:r>
@@ -9849,7 +9839,7 @@
         <w:bidi/>
       </w:pPr>
       <w:r>
-        <w:t>[نص الضبط / الحكم — المتن الفعلي] ===</w:t>
+        <w:t>[المتن الفعلي: الوقائع / الأسباب / المنطوق] ===</w:t>
         <w:br/>
         <w:t>فاکس: ٦٠٦١٣٠٤</w:t>
       </w:r>
@@ -10017,7 +10007,7 @@
         <w:bidi/>
       </w:pPr>
       <w:r>
-        <w:t>[ترويسة / كليشة وزارة العدل — معلومات رسمية متكررة] ===</w:t>
+        <w:t>[ترويسة / كليشة رسمية — معلومات متكررة] ===</w:t>
         <w:br/>
         <w:t>الصفحة:</w:t>
       </w:r>
@@ -10029,7 +10019,7 @@
         <w:bidi/>
       </w:pPr>
       <w:r>
-        <w:t>[نص الضبط / الحكم — المتن الفعلي] ===</w:t>
+        <w:t>[المتن الفعلي: الوقائع / الأسباب / المنطوق] ===</w:t>
         <w:br/>
         <w:t>١٩٢١٠،١١٢ الشيخ اسامه زيني ( الشيخ قيمة ألوية ومصاريف علاج تلقيح احمد زينى</w:t>
       </w:r>
@@ -10105,7 +10095,7 @@
         <w:bidi/>
       </w:pPr>
       <w:r>
-        <w:t>[نص الضبط / الحكم — المتن الفعلي] ===</w:t>
+        <w:t>[المتن الفعلي: الوقائع / الأسباب / المنطوق] ===</w:t>
         <w:br/>
         <w:t>C</w:t>
       </w:r>
@@ -11637,7 +11627,7 @@
         <w:bidi/>
       </w:pPr>
       <w:r>
-        <w:t>[نص الضبط / الحكم — المتن الفعلي] ===</w:t>
+        <w:t>[المتن الفعلي: الوقائع / الأسباب / المنطوق] ===</w:t>
         <w:br/>
         <w:t>٤٢٤٥٧٤١</w:t>
       </w:r>
@@ -12740,7 +12730,7 @@
         <w:bidi/>
       </w:pPr>
       <w:r>
-        <w:t>[نص الضبط / الحكم — المتن الفعلي] ===</w:t>
+        <w:t>[المتن الفعلي: الوقائع / الأسباب / المنطوق] ===</w:t>
         <w:br/>
         <w:t>٤٢٤٥٧٤١</w:t>
       </w:r>
@@ -13064,7 +13054,7 @@
         <w:bidi/>
       </w:pPr>
       <w:r>
-        <w:t>[ترويسة / كليشة وزارة العدل — معلومات رسمية متكررة] ===</w:t>
+        <w:t>[ترويسة / كليشة رسمية — معلومات متكررة] ===</w:t>
         <w:br/>
         <w:t>هاتف: ٦٠٦٥٢١٦</w:t>
       </w:r>
@@ -13076,7 +13066,7 @@
         <w:bidi/>
       </w:pPr>
       <w:r>
-        <w:t>[نص الضبط / الحكم — المتن الفعلي] ===</w:t>
+        <w:t>[المتن الفعلي: الوقائع / الأسباب / المنطوق] ===</w:t>
         <w:br/>
         <w:t>فاکس ۲۰۹۱۳۰۵</w:t>
       </w:r>
@@ -13399,7 +13389,7 @@
         <w:bidi/>
       </w:pPr>
       <w:r>
-        <w:t>[نص الضبط / الحكم — المتن الفعلي] ===</w:t>
+        <w:t>[المتن الفعلي: الوقائع / الأسباب / المنطوق] ===</w:t>
         <w:br/>
         <w:t>يئاملا نيدملا</w:t>
       </w:r>
@@ -13592,7 +13582,7 @@
         <w:bidi/>
       </w:pPr>
       <w:r>
-        <w:t>[نص الضبط / الحكم — المتن الفعلي] ===</w:t>
+        <w:t>[المتن الفعلي: الوقائع / الأسباب / المنطوق] ===</w:t>
         <w:br/>
         <w:t>وذلك / مصاريف منزل الشيخ احمد زينى عن شهر صفر ٢٥</w:t>
       </w:r>
@@ -13786,7 +13776,7 @@
         <w:bidi/>
       </w:pPr>
       <w:r>
-        <w:t>[ترويسة / كليشة وزارة العدل — معلومات رسمية متكررة] ===</w:t>
+        <w:t>[ترويسة / كليشة رسمية — معلومات متكررة] ===</w:t>
         <w:br/>
         <w:t>هاتف: ٦٠٦٥٢١٦</w:t>
       </w:r>
@@ -13798,7 +13788,7 @@
         <w:bidi/>
       </w:pPr>
       <w:r>
-        <w:t>[نص الضبط / الحكم — المتن الفعلي] ===</w:t>
+        <w:t>[المتن الفعلي: الوقائع / الأسباب / المنطوق] ===</w:t>
         <w:br/>
         <w:t>فکس: ٦٠٦١٣٠٤</w:t>
       </w:r>
@@ -14018,7 +14008,7 @@
         <w:bidi/>
       </w:pPr>
       <w:r>
-        <w:t>[ترويسة / كليشة وزارة العدل — معلومات رسمية متكررة] ===</w:t>
+        <w:t>[ترويسة / كليشة رسمية — معلومات متكررة] ===</w:t>
         <w:br/>
         <w:t>الصفحة</w:t>
       </w:r>
@@ -14030,7 +14020,7 @@
         <w:bidi/>
       </w:pPr>
       <w:r>
-        <w:t>[نص الضبط / الحكم — المتن الفعلي] ===</w:t>
+        <w:t>[المتن الفعلي: الوقائع / الأسباب / المنطوق] ===</w:t>
         <w:br/>
         <w:t>1</w:t>
       </w:r>
@@ -14119,7 +14109,7 @@
         <w:bidi/>
       </w:pPr>
       <w:r>
-        <w:t>[نص الضبط / الحكم — المتن الفعلي] ===</w:t>
+        <w:t>[المتن الفعلي: الوقائع / الأسباب / المنطوق] ===</w:t>
         <w:br/>
         <w:t>الشيخ احمد زيني</w:t>
       </w:r>
@@ -14664,7 +14654,7 @@
         <w:bidi/>
       </w:pPr>
       <w:r>
-        <w:t>[ترويسة / كليشة وزارة العدل — معلومات رسمية متكررة] ===</w:t>
+        <w:t>[ترويسة / كليشة رسمية — معلومات متكررة] ===</w:t>
         <w:br/>
         <w:t>الصفحة</w:t>
       </w:r>
@@ -14676,7 +14666,7 @@
         <w:bidi/>
       </w:pPr>
       <w:r>
-        <w:t>[نص الضبط / الحكم — المتن الفعلي] ===</w:t>
+        <w:t>[المتن الفعلي: الوقائع / الأسباب / المنطوق] ===</w:t>
         <w:br/>
         <w:t>۱۱۲۱۰۰۱۱۱ الشيخ اسامه زيني ( الشيخ مصاريف منزل الشيخ احمد زيني عن شهر</w:t>
       </w:r>
@@ -14726,7 +14716,7 @@
         <w:bidi/>
       </w:pPr>
       <w:r>
-        <w:t>[نص الضبط / الحكم — المتن الفعلي] ===</w:t>
+        <w:t>[المتن الفعلي: الوقائع / الأسباب / المنطوق] ===</w:t>
         <w:br/>
         <w:t>ىنملا ةنيدملا</w:t>
       </w:r>
@@ -14777,7 +14767,7 @@
         <w:bidi/>
       </w:pPr>
       <w:r>
-        <w:t>[ترويسة / كليشة وزارة العدل — معلومات رسمية متكررة] ===</w:t>
+        <w:t>[ترويسة / كليشة رسمية — معلومات متكررة] ===</w:t>
         <w:br/>
         <w:t>:هاتف: ٦٠٦٥٢١٦ فکس: ٦٠٦١٣٠٤</w:t>
       </w:r>
@@ -14789,7 +14779,7 @@
         <w:bidi/>
       </w:pPr>
       <w:r>
-        <w:t>[نص الضبط / الحكم — المتن الفعلي] ===</w:t>
+        <w:t>[المتن الفعلي: الوقائع / الأسباب / المنطوق] ===</w:t>
         <w:br/>
         <w:t>ريال</w:t>
       </w:r>
@@ -14917,7 +14907,7 @@
         <w:bidi/>
       </w:pPr>
       <w:r>
-        <w:t>[نص الضبط / الحكم — المتن الفعلي] ===</w:t>
+        <w:t>[المتن الفعلي: الوقائع / الأسباب / المنطوق] ===</w:t>
         <w:br/>
         <w:t>وذلك / مصاريف منزل الشيخ احمد زيني من شهر فبراير ٢٠١٤</w:t>
       </w:r>
@@ -15319,7 +15309,7 @@
         <w:bidi/>
       </w:pPr>
       <w:r>
-        <w:t>[ترويسة / كليشة وزارة العدل — معلومات رسمية متكررة] ===</w:t>
+        <w:t>[ترويسة / كليشة رسمية — معلومات متكررة] ===</w:t>
         <w:br/>
         <w:t>الصفحة</w:t>
       </w:r>
@@ -15331,7 +15321,7 @@
         <w:bidi/>
       </w:pPr>
       <w:r>
-        <w:t>[نص الضبط / الحكم — المتن الفعلي] ===</w:t>
+        <w:t>[المتن الفعلي: الوقائع / الأسباب / المنطوق] ===</w:t>
         <w:br/>
         <w:t>٢٠١٤/٠٥/٢٨</w:t>
       </w:r>
@@ -15433,7 +15423,7 @@
         <w:bidi/>
       </w:pPr>
       <w:r>
-        <w:t>[نص الضبط / الحكم — المتن الفعلي] ===</w:t>
+        <w:t>[المتن الفعلي: الوقائع / الأسباب / المنطوق] ===</w:t>
         <w:br/>
         <w:t>ماعلا ريدملا</w:t>
       </w:r>
@@ -15739,27 +15729,25 @@
     </w:p>
     <w:p>
       <w:pPr>
-        <w:jc w:val="right"/>
-        <w:bidi/>
-      </w:pPr>
-      <w:r>
-        <w:rPr>
-          <w:b w:val="0"/>
-          <w:i w:val="0"/>
-        </w:rPr>
+        <w:pStyle w:val="Heading2"/>
+        <w:jc w:val="right"/>
+        <w:bidi/>
+      </w:pPr>
+      <w:r>
+        <w:t>[الطلبات / المرفقات] ===</w:t>
+        <w:br/>
         <w:t>مرفق (۲) تقييم الأخطار</w:t>
       </w:r>
     </w:p>
     <w:p>
       <w:pPr>
-        <w:jc w:val="right"/>
-        <w:bidi/>
-      </w:pPr>
-      <w:r>
-        <w:rPr>
-          <w:b w:val="0"/>
-          <w:i w:val="0"/>
-        </w:rPr>
+        <w:pStyle w:val="Heading2"/>
+        <w:jc w:val="right"/>
+        <w:bidi/>
+      </w:pPr>
+      <w:r>
+        <w:t>[المتن الفعلي: الوقائع / الأسباب / المنطوق] ===</w:t>
+        <w:br/>
         <w:t>م٢٠٠٦ سطسملا ٣١ يف مييقتلا - ةدودحملا تامدخلاو ةرادإلل ةينطولا ةكرشلا</w:t>
       </w:r>
     </w:p>
@@ -15770,7 +15758,7 @@
         <w:bidi/>
       </w:pPr>
       <w:r>
-        <w:t>[ترويسة / كليشة وزارة العدل — معلومات رسمية متكررة] ===</w:t>
+        <w:t>[ترويسة / كليشة رسمية — معلومات متكررة] ===</w:t>
         <w:br/>
         <w:t>رقم الصفحة</w:t>
       </w:r>
@@ -15782,7 +15770,7 @@
         <w:bidi/>
       </w:pPr>
       <w:r>
-        <w:t>[نص الضبط / الحكم — المتن الفعلي] ===</w:t>
+        <w:t>[المتن الفعلي: الوقائع / الأسباب / المنطوق] ===</w:t>
         <w:br/>
         <w:t>۱۳۸</w:t>
       </w:r>
@@ -16014,7 +16002,7 @@
         <w:bidi/>
       </w:pPr>
       <w:r>
-        <w:t>[نص الضبط / الحكم — المتن الفعلي] ===</w:t>
+        <w:t>[المتن الفعلي: الوقائع / الأسباب / المنطوق] ===</w:t>
         <w:br/>
         <w:t>الشيخ / عبد الله أبار</w:t>
       </w:r>
@@ -16172,7 +16160,7 @@
           <w:b w:val="0"/>
           <w:i w:val="0"/>
         </w:rPr>
-        <w:t>.اهتامازتلاو ةكرشلا تادوجوملا يدرفلا مييقتلا لالخ نم سيلو ، روظنملا لبقتسملا يف حابرأ قيقحت ىلع ةكرشلا ةردق ىلع دمتعي م٦۰۰۲ سطسغأ ۱۲ يف ةكرشلا مييقت يف عبتملا ساسألا مييقتلا ساسأ ١/٤</w:t>
+        <w:t>١/٤ أساس التقييم الأساس المتبع في تقييم الشركة في ۲۱ أغسطس ۲۰۰٦م يعتمد على قدرة الشركة على تحقيق أرباح في المستقبل المنظور ، وليس من خلال التقييم الفردي الموجودات الشركة والتزاماتها.</w:t>
       </w:r>
     </w:p>
     <w:p>
@@ -16246,7 +16234,7 @@
         <w:bidi/>
       </w:pPr>
       <w:r>
-        <w:t>[نص الضبط / الحكم — المتن الفعلي] ===</w:t>
+        <w:t>[المتن الفعلي: الوقائع / الأسباب / المنطوق] ===</w:t>
         <w:br/>
         <w:t>مييقتلا اهيلع ينب يتلا جئاتنلا قيقحتل يدؤي يذلا رمتسملا طاشنلا مييقت</w:t>
       </w:r>
@@ -19001,7 +18989,7 @@
         <w:bidi/>
       </w:pPr>
       <w:r>
-        <w:t>[ترويسة / كليشة وزارة العدل — معلومات رسمية متكررة] ===</w:t>
+        <w:t>[ترويسة / كليشة رسمية — معلومات متكررة] ===</w:t>
         <w:br/>
         <w:t>هاتف وفاكس</w:t>
       </w:r>
@@ -19013,7 +19001,7 @@
         <w:bidi/>
       </w:pPr>
       <w:r>
-        <w:t>[نص الضبط / الحكم — المتن الفعلي] ===</w:t>
+        <w:t>[المتن الفعلي: الوقائع / الأسباب / المنطوق] ===</w:t>
         <w:br/>
         <w:t>اخري</w:t>
       </w:r>
@@ -19839,27 +19827,25 @@
     </w:p>
     <w:p>
       <w:pPr>
-        <w:jc w:val="right"/>
-        <w:bidi/>
-      </w:pPr>
-      <w:r>
-        <w:rPr>
-          <w:b w:val="0"/>
-          <w:i w:val="0"/>
-        </w:rPr>
+        <w:pStyle w:val="Heading2"/>
+        <w:jc w:val="right"/>
+        <w:bidi/>
+      </w:pPr>
+      <w:r>
+        <w:t>[الطلبات / المرفقات] ===</w:t>
+        <w:br/>
         <w:t>مرفق ( ۲ ) تقييم الأخطار</w:t>
       </w:r>
     </w:p>
     <w:p>
       <w:pPr>
-        <w:jc w:val="right"/>
-        <w:bidi/>
-      </w:pPr>
-      <w:r>
-        <w:rPr>
-          <w:b w:val="0"/>
-          <w:i w:val="0"/>
-        </w:rPr>
+        <w:pStyle w:val="Heading2"/>
+        <w:jc w:val="right"/>
+        <w:bidi/>
+      </w:pPr>
+      <w:r>
+        <w:t>[المتن الفعلي: الوقائع / الأسباب / المنطوق] ===</w:t>
+        <w:br/>
         <w:t>رطخلا عون</w:t>
       </w:r>
     </w:p>
@@ -20766,7 +20752,7 @@
         <w:bidi/>
       </w:pPr>
       <w:r>
-        <w:t>[نص الضبط / الحكم — المتن الفعلي] ===</w:t>
+        <w:t>[المتن الفعلي: الوقائع / الأسباب / المنطوق] ===</w:t>
         <w:br/>
         <w:t>ييقتلا</w:t>
       </w:r>
@@ -21037,7 +21023,7 @@
         <w:bidi/>
       </w:pPr>
       <w:r>
-        <w:t>[نص الضبط / الحكم — المتن الفعلي] ===</w:t>
+        <w:t>[المتن الفعلي: الوقائع / الأسباب / المنطوق] ===</w:t>
         <w:br/>
         <w:t>ةيئاذغلا تامدخلاو نيومتلل ينيزو رابأ ةكرش ٣- ينطولا ةنيحطلاو تايولحلا عنصم ةكرش ٢ نجاودلل ةمطاف يداو ةعرزم ةكرش ١-</w:t>
       </w:r>
@@ -21074,7 +21060,7 @@
         <w:bidi/>
       </w:pPr>
       <w:r>
-        <w:t>[نص الضبط / الحكم — المتن الفعلي] ===</w:t>
+        <w:t>[المتن الفعلي: الوقائع / الأسباب / المنطوق] ===</w:t>
         <w:br/>
         <w:t>ةدودحملا ءاوهلا فييكتل نكياد ةكرش ٦-</w:t>
       </w:r>
@@ -21423,7 +21409,7 @@
         <w:bidi/>
       </w:pPr>
       <w:r>
-        <w:t>[نص الضبط / الحكم — المتن الفعلي] ===</w:t>
+        <w:t>[المتن الفعلي: الوقائع / الأسباب / المنطوق] ===</w:t>
         <w:br/>
         <w:t>ماعلاو يرحبلا نيمأتلل طسوألا قرشلا ةكرش - ۱</w:t>
       </w:r>
@@ -21473,7 +21459,7 @@
         <w:bidi/>
       </w:pPr>
       <w:r>
-        <w:t>[نص الضبط / الحكم — المتن الفعلي] ===</w:t>
+        <w:t>[المتن الفعلي: الوقائع / الأسباب / المنطوق] ===</w:t>
         <w:br/>
         <w:t>\- شركة بتروستار</w:t>
       </w:r>
@@ -22108,7 +22094,7 @@
         <w:bidi/>
       </w:pPr>
       <w:r>
-        <w:t>[نص الضبط / الحكم — المتن الفعلي] ===</w:t>
+        <w:t>[المتن الفعلي: الوقائع / الأسباب / المنطوق] ===</w:t>
         <w:br/>
         <w:t>/ عيقوتلا</w:t>
       </w:r>
@@ -22275,7 +22261,7 @@
         <w:bidi/>
       </w:pPr>
       <w:r>
-        <w:t>[نص الضبط / الحكم — المتن الفعلي] ===</w:t>
+        <w:t>[المتن الفعلي: الوقائع / الأسباب / المنطوق] ===</w:t>
         <w:br/>
         <w:t>فق عيقوتلا</w:t>
       </w:r>
@@ -22581,14 +22567,13 @@
     </w:p>
     <w:p>
       <w:pPr>
-        <w:jc w:val="right"/>
-        <w:bidi/>
-      </w:pPr>
-      <w:r>
-        <w:rPr>
-          <w:b w:val="0"/>
-          <w:i w:val="0"/>
-        </w:rPr>
+        <w:pStyle w:val="Heading2"/>
+        <w:jc w:val="right"/>
+        <w:bidi/>
+      </w:pPr>
+      <w:r>
+        <w:t>[الطلبات / المرفقات] ===</w:t>
+        <w:br/>
         <w:t>علماً بانه يوجد مرفقات لم يتسع أرفاقها لعدم توفر مساحه للرفع</w:t>
       </w:r>
     </w:p>

--- a/zaini_case_audit_output/outputs/word/documents/053_التماس على الحكم النهائي ـ دائرة الاستئناف الثانية.docx
+++ b/zaini_case_audit_output/outputs/word/documents/053_التماس على الحكم النهائي ـ دائرة الاستئناف الثانية.docx
@@ -90,7 +90,7 @@
           <w:b w:val="0"/>
           <w:i w:val="0"/>
         </w:rPr>
-        <w:t>ةينوناقلا تاراشتسالاو ةاماحملل نوب ريظنتلا ةكرش</w:t>
+        <w:t>شركة التنظير بون للمحاماة والاستشارات القانونية</w:t>
       </w:r>
     </w:p>
     <w:p>
@@ -299,19 +299,6 @@
     </w:p>
     <w:p>
       <w:pPr>
-        <w:jc w:val="right"/>
-        <w:bidi/>
-      </w:pPr>
-      <w:r>
-        <w:rPr>
-          <w:b w:val="0"/>
-          <w:i w:val="0"/>
-        </w:rPr>
-        <w:t>21372 يديربلا زمرلا 19048 ب.ص 24030420843 تس لوألا رودلا ناطلسلا جات ىليم ناطلس ريمالا عراش - ةدج - ةيدوعسلا ةيبرعلا ةكلمملا</w:t>
-      </w:r>
-    </w:p>
-    <w:p>
-      <w:pPr>
         <w:pStyle w:val="Heading2"/>
         <w:jc w:val="right"/>
         <w:bidi/>
@@ -319,6 +306,19 @@
       <w:r>
         <w:t>[ترويسة / كليشة رسمية — معلومات متكررة] ===</w:t>
         <w:br/>
+        <w:t>المملكة العربية السعودية - جدة - شارع الامير سلطان ميلى تاج السلطان الدور الأول ست 24030420843 ص.ب 19048 الرمز البريدي 21372</w:t>
+      </w:r>
+    </w:p>
+    <w:p>
+      <w:pPr>
+        <w:jc w:val="right"/>
+        <w:bidi/>
+      </w:pPr>
+      <w:r>
+        <w:rPr>
+          <w:b w:val="0"/>
+          <w:i w:val="0"/>
+        </w:rPr>
         <w:t>eTanfithionTanfithion@gmail.com 053 653 3388 012 605 4571</w:t>
       </w:r>
     </w:p>
@@ -448,20 +448,20 @@
           <w:b w:val="0"/>
           <w:i w:val="0"/>
         </w:rPr>
-        <w:t>.ىرخألا مهعوفدب اوفتكاو نعطلاب مهكسمن نع اوعجارت مث نويلم</w:t>
-      </w:r>
-    </w:p>
-    <w:p>
-      <w:pPr>
-        <w:jc w:val="right"/>
-        <w:bidi/>
-      </w:pPr>
-      <w:r>
-        <w:rPr>
-          <w:b w:val="0"/>
-          <w:i w:val="0"/>
-        </w:rPr>
-        <w:t>.لاير ۸۳۱.۲۸۸۱۳۳ غلبم امهدض سمتلملل ددسي نأب سمتلملا مازنإب تضقو ، ملاظملا ناويد مكح يف تباثلاو ةقيقحلا فالخ ىلع - هب فارطألا اضر تضرتفاو لداعلا مييقتلا وه هتربتعاو ةلازغ وبأ ريرقت ىلع ىلوألا ةجردلا ةمكحم تلوع -٤\</w:t>
+        <w:t>مليون ثم تراجعوا عن نمسكهم بالطعن واكتفوا بدفوعهم الأخرى.</w:t>
+      </w:r>
+    </w:p>
+    <w:p>
+      <w:pPr>
+        <w:jc w:val="right"/>
+        <w:bidi/>
+      </w:pPr>
+      <w:r>
+        <w:rPr>
+          <w:b w:val="0"/>
+          <w:i w:val="0"/>
+        </w:rPr>
+        <w:t>\-٤ عولت محكمة الدرجة الأولى على تقرير أبو غزالة واعتبرته هو التقييم العادل وافترضت رضا الأطراف به - على خلاف الحقيقة والثابت في حكم ديوان المظالم ، وقضت بإنزام الملتمس بأن يسدد للملتمس ضدهما مبلغ ۳۳۱۸۸۲.۱۳۸ ريال.</w:t>
       </w:r>
     </w:p>
     <w:p>
@@ -539,7 +539,7 @@
           <w:b w:val="0"/>
           <w:i w:val="0"/>
         </w:rPr>
-        <w:t>لجأل ةدجب ةماعلا ةمكحملا وأ ةقالعلا تاذ كونبلاو يزكرملا كنبلل ةباتكلا هيلع ىعدملا بلط نأ ب</w:t>
+        <w:t>ب أن طلب المدعى عليه الكتابة للبنك المركزي والبنوك ذات العلاقة أو المحكمة العامة بجدة لأجل</w:t>
       </w:r>
     </w:p>
     <w:p>
@@ -578,7 +578,7 @@
           <w:b w:val="0"/>
           <w:i w:val="0"/>
         </w:rPr>
-        <w:t>و ت س لوألا رودلا ناطلسلا جات ىنبم ناطلس ريمالا عراش - ةدج ةيدوعسلا ةيبرعلا ةكلمملا</w:t>
+        <w:t>المملكة العربية السعودية جدة - شارع الامير سلطان مبنى تاج السلطان الدور الأول س ت و</w:t>
       </w:r>
     </w:p>
     <w:p>
@@ -648,27 +648,25 @@
     </w:p>
     <w:p>
       <w:pPr>
-        <w:jc w:val="right"/>
-        <w:bidi/>
-      </w:pPr>
-      <w:r>
-        <w:rPr>
-          <w:b w:val="0"/>
-          <w:i w:val="0"/>
-        </w:rPr>
-        <w:t>21372 يديربلا زمرلا 1304</w:t>
-      </w:r>
-    </w:p>
-    <w:p>
-      <w:pPr>
-        <w:jc w:val="right"/>
-        <w:bidi/>
-      </w:pPr>
-      <w:r>
-        <w:rPr>
-          <w:b w:val="0"/>
-          <w:i w:val="0"/>
-        </w:rPr>
+        <w:pStyle w:val="Heading2"/>
+        <w:jc w:val="right"/>
+        <w:bidi/>
+      </w:pPr>
+      <w:r>
+        <w:t>[ترويسة / كليشة رسمية — معلومات متكررة] ===</w:t>
+        <w:br/>
+        <w:t>1304 الرمز البريدي 21372</w:t>
+      </w:r>
+    </w:p>
+    <w:p>
+      <w:pPr>
+        <w:pStyle w:val="Heading2"/>
+        <w:jc w:val="right"/>
+        <w:bidi/>
+      </w:pPr>
+      <w:r>
+        <w:t>[المتن الفعلي: الوقائع / الأسباب / المنطوق] ===</w:t>
+        <w:br/>
         <w:t>Tonfithion</w:t>
       </w:r>
     </w:p>
@@ -732,7 +730,7 @@
           <w:b w:val="0"/>
           <w:i w:val="0"/>
         </w:rPr>
-        <w:t>يئاهنلاو يئدبملا مييقتلا نيب قرفلا يف رظنلل ةلازغ</w:t>
+        <w:t>غزالة للنظر في الفرق بين التقييم المبدئي والنهائي</w:t>
       </w:r>
     </w:p>
     <w:p>
@@ -784,7 +782,7 @@
           <w:b w:val="0"/>
           <w:i w:val="0"/>
         </w:rPr>
-        <w:t>.(بابسألاب حضوم</w:t>
+        <w:t>موضح بالأسباب).</w:t>
       </w:r>
     </w:p>
     <w:p>
@@ -823,7 +821,7 @@
           <w:b w:val="0"/>
           <w:i w:val="0"/>
         </w:rPr>
-        <w:t>هيلعو ةيعرشلا تاعفارملا ماظن يف اهيلع صوصنملا لاوحألا يف - ماظنلا بجومب ةرداصلا - ةيئاهنلا</w:t>
+        <w:t>النهائية - الصادرة بموجب النظام - في الأحوال المنصوص عليها في نظام المرافعات الشرعية وعليه</w:t>
       </w:r>
     </w:p>
     <w:p>
@@ -893,27 +891,25 @@
     </w:p>
     <w:p>
       <w:pPr>
-        <w:jc w:val="right"/>
-        <w:bidi/>
-      </w:pPr>
-      <w:r>
-        <w:rPr>
-          <w:b w:val="0"/>
-          <w:i w:val="0"/>
-        </w:rPr>
-        <w:t>20372 يديربلا زمرلا 11045 ب ص 4030020543 تس لوألا رودلا ناطلسلا جات ىنيم ،ناطلس ريمالا عراش - ةدج ةيدوعسلا ةيبرعلا ةكلمملا</w:t>
-      </w:r>
-    </w:p>
-    <w:p>
-      <w:pPr>
-        <w:jc w:val="right"/>
-        <w:bidi/>
-      </w:pPr>
-      <w:r>
-        <w:rPr>
-          <w:b w:val="0"/>
-          <w:i w:val="0"/>
-        </w:rPr>
+        <w:pStyle w:val="Heading2"/>
+        <w:jc w:val="right"/>
+        <w:bidi/>
+      </w:pPr>
+      <w:r>
+        <w:t>[ترويسة / كليشة رسمية — معلومات متكررة] ===</w:t>
+        <w:br/>
+        <w:t>المملكة العربية السعودية جدة - شارع الامير سلطان، مينى تاج السلطان الدور الأول ست 4030020543 ص ب 11045 الرمز البريدي 20372</w:t>
+      </w:r>
+    </w:p>
+    <w:p>
+      <w:pPr>
+        <w:pStyle w:val="Heading2"/>
+        <w:jc w:val="right"/>
+        <w:bidi/>
+      </w:pPr>
+      <w:r>
+        <w:t>[المتن الفعلي: الوقائع / الأسباب / المنطوق] ===</w:t>
+        <w:br/>
         <w:t>Tanfithion</w:t>
       </w:r>
     </w:p>
@@ -1081,7 +1077,7 @@
           <w:b w:val="0"/>
           <w:i w:val="0"/>
         </w:rPr>
-        <w:t>اذه ىلع ليلدلا ميدقت لجأل ةقالعلا تاذ كونبلاو يزكرملا كنبلل ةباتكلا (سمتلملا هيلع ىعدملا</w:t>
+        <w:t>المدعى عليه الملتمس) الكتابة للبنك المركزي والبنوك ذات العلاقة لأجل تقديم الدليل على هذا</w:t>
       </w:r>
     </w:p>
     <w:p>
@@ -1172,32 +1168,30 @@
           <w:b w:val="0"/>
           <w:i w:val="0"/>
         </w:rPr>
-        <w:t>4030420843 ت.م لوألا رودلا ناطلسلا جات ىنبم ناطلس ريمالا عراش - ةدج ةيدوعسلا ةيبرعلا ةكلمملا</w:t>
-      </w:r>
-    </w:p>
-    <w:p>
-      <w:pPr>
-        <w:jc w:val="right"/>
-        <w:bidi/>
-      </w:pPr>
-      <w:r>
-        <w:rPr>
-          <w:b w:val="0"/>
-          <w:i w:val="0"/>
-        </w:rPr>
-        <w:t>21372 يديربلا زمرلا لقن مك</w:t>
-      </w:r>
-    </w:p>
-    <w:p>
-      <w:pPr>
-        <w:jc w:val="right"/>
-        <w:bidi/>
-      </w:pPr>
-      <w:r>
-        <w:rPr>
-          <w:b w:val="0"/>
-          <w:i w:val="0"/>
-        </w:rPr>
+        <w:t>المملكة العربية السعودية جدة - شارع الامير سلطان مبنى تاج السلطان الدور الأول م.ت 4030420843</w:t>
+      </w:r>
+    </w:p>
+    <w:p>
+      <w:pPr>
+        <w:pStyle w:val="Heading2"/>
+        <w:jc w:val="right"/>
+        <w:bidi/>
+      </w:pPr>
+      <w:r>
+        <w:t>[ترويسة / كليشة رسمية — معلومات متكررة] ===</w:t>
+        <w:br/>
+        <w:t>كم نقل الرمز البريدي 21372</w:t>
+      </w:r>
+    </w:p>
+    <w:p>
+      <w:pPr>
+        <w:pStyle w:val="Heading2"/>
+        <w:jc w:val="right"/>
+        <w:bidi/>
+      </w:pPr>
+      <w:r>
+        <w:t>[المتن الفعلي: الوقائع / الأسباب / المنطوق] ===</w:t>
+        <w:br/>
         <w:t>Tanithion</w:t>
       </w:r>
     </w:p>
@@ -1261,7 +1255,7 @@
           <w:b w:val="0"/>
           <w:i w:val="0"/>
         </w:rPr>
-        <w:t>قرغتسي كلذ نأو ةقالعلا تاذ كونبلاو يزكرملا كنبلا ةبطاخم اهبلجل مزلي ءافولا تادنتسم نأ قاروألا</w:t>
+        <w:t>الأوراق أن مستندات الوفاء يلزم لجلبها مخاطبة البنك المركزي والبنوك ذات العلاقة وأن ذلك يستغرق</w:t>
       </w:r>
     </w:p>
     <w:p>
@@ -1339,7 +1333,7 @@
           <w:b w:val="0"/>
           <w:i w:val="0"/>
         </w:rPr>
-        <w:t>(ءافولا تاعاديإب ةيكنب تادنتسمو كونبلل اهتاقاقحتساو غلابملا نايبب فشك</w:t>
+        <w:t>كشف ببيان المبالغ واستحقاقاتها للبنوك ومستندات بنكية بإيداعات الوفاء)</w:t>
       </w:r>
     </w:p>
     <w:p>
@@ -1383,27 +1377,25 @@
     </w:p>
     <w:p>
       <w:pPr>
-        <w:jc w:val="right"/>
-        <w:bidi/>
-      </w:pPr>
-      <w:r>
-        <w:rPr>
-          <w:b w:val="0"/>
-          <w:i w:val="0"/>
-        </w:rPr>
-        <w:t>.(اهيقحتسمل ةروكذملا غلابملا دادسب يصخشلا هيلع ىعدملا</w:t>
-      </w:r>
-    </w:p>
-    <w:p>
-      <w:pPr>
-        <w:jc w:val="right"/>
-        <w:bidi/>
-      </w:pPr>
-      <w:r>
-        <w:rPr>
-          <w:b w:val="0"/>
-          <w:i w:val="0"/>
-        </w:rPr>
+        <w:pStyle w:val="Heading2"/>
+        <w:jc w:val="right"/>
+        <w:bidi/>
+      </w:pPr>
+      <w:r>
+        <w:t>[بيانات الأطراف: المدعي / المدعى عليه / الحاضرون] ===</w:t>
+        <w:br/>
+        <w:t>المدعى عليه الشخصي بسداد المبالغ المذكورة لمستحقيها).</w:t>
+      </w:r>
+    </w:p>
+    <w:p>
+      <w:pPr>
+        <w:pStyle w:val="Heading2"/>
+        <w:jc w:val="right"/>
+        <w:bidi/>
+      </w:pPr>
+      <w:r>
+        <w:t>[المتن الفعلي: الوقائع / الأسباب / المنطوق] ===</w:t>
+        <w:br/>
         <w:t>ثالثاً: مخصصات مالية ونفقات علاج ورعاية طبية سددها المدعى عليه (الملتمس) وقدرها ) ١٣.٢٠٠,٠٠٠) ثلاثة عشر مليوناً ومائتي ألف ريال، في الفترة من ١٤٣١ وحتى وفاته في ٠٤/٢١/</w:t>
       </w:r>
     </w:p>
@@ -1444,19 +1436,6 @@
           <w:i w:val="0"/>
         </w:rPr>
         <w:t>وهو ما يتفق مع بنود عقد بيع حصة المورث في الشركة والذي تضمن في البند الرابع والخامس: أن باقي</w:t>
-      </w:r>
-    </w:p>
-    <w:p>
-      <w:pPr>
-        <w:jc w:val="right"/>
-        <w:bidi/>
-      </w:pPr>
-      <w:r>
-        <w:rPr>
-          <w:b w:val="0"/>
-          <w:i w:val="0"/>
-        </w:rPr>
-        <w:t>21372 يديربلا زمرلا 2005 ب.ص 24030420843 تس لوألا رودلا ناطلسلا جات ىنيم - ناطلس ريمالا عراش - ةدج - ةيدوعسلا ةيبرعلا ةكلمملا لمحت قيرط نع ددست ايونس فلأ نيتئامو نويلم عقاوب تاونس رشع ةدمل ةيونس طاسقأ ىلع ددسي نمثلا</w:t>
       </w:r>
     </w:p>
     <w:p>
@@ -1468,6 +1447,19 @@
       <w:r>
         <w:t>[ترويسة / كليشة رسمية — معلومات متكررة] ===</w:t>
         <w:br/>
+        <w:t>الثمن يسدد على أقساط سنوية لمدة عشر سنوات بواقع مليون ومائتين ألف سنويا تسدد عن طريق تحمل المملكة العربية السعودية - جدة - شارع الامير سلطان - مينى تاج السلطان الدور الأول ست 24030420843 ص.ب 2005 الرمز البريدي 21372</w:t>
+      </w:r>
+    </w:p>
+    <w:p>
+      <w:pPr>
+        <w:jc w:val="right"/>
+        <w:bidi/>
+      </w:pPr>
+      <w:r>
+        <w:rPr>
+          <w:b w:val="0"/>
+          <w:i w:val="0"/>
+        </w:rPr>
         <w:t>@Tanithion</w:t>
       </w:r>
     </w:p>
@@ -1610,20 +1602,20 @@
           <w:b w:val="0"/>
           <w:i w:val="0"/>
         </w:rPr>
-        <w:t>ىدحإلا زواجتي ام ريدب ناك سمتلملاف ،ةرئادلا ىلع سبتلملا عقاولا ةقيقح لهاجتو نيدقاعتملا ةين ىلع</w:t>
-      </w:r>
-    </w:p>
-    <w:p>
-      <w:pPr>
-        <w:jc w:val="right"/>
-        <w:bidi/>
-      </w:pPr>
-      <w:r>
-        <w:rPr>
-          <w:b w:val="0"/>
-          <w:i w:val="0"/>
-        </w:rPr>
-        <w:t>دلاولا نم ناك امف ،ةرجأ ىلع لصحي ملو دلاولا تاورث ةدايزو اهئامن يف ببسلا ناكو ةكرش رشع</w:t>
+        <w:t>على نية المتعاقدين وتجاهل حقيقة الواقع الملتبس على الدائرة، فالملتمس كان بدير ما يتجاوز الإحدى</w:t>
+      </w:r>
+    </w:p>
+    <w:p>
+      <w:pPr>
+        <w:jc w:val="right"/>
+        <w:bidi/>
+      </w:pPr>
+      <w:r>
+        <w:rPr>
+          <w:b w:val="0"/>
+          <w:i w:val="0"/>
+        </w:rPr>
+        <w:t>عشر شركة وكان السبب في نمائها وزيادة ثروات الوالد ولم يحصل على أجرة، فما كان من الوالد</w:t>
       </w:r>
     </w:p>
     <w:p>
@@ -1662,7 +1654,7 @@
           <w:b w:val="0"/>
           <w:i w:val="0"/>
         </w:rPr>
-        <w:t>نسح نمو ةصاخلا هلامعأو هتارامثتساو ةلماك دلاولا تاكرش ةرادإ ىلوتي نم وه سمتلملاف ،ةيعامتجاو</w:t>
+        <w:t>واجتماعية، فالملتمس هو من يتولى إدارة شركات الوالد كاملة واستثماراته وأعماله الخاصة ومن حسن</w:t>
       </w:r>
     </w:p>
     <w:p>
@@ -1801,7 +1793,7 @@
           <w:b w:val="0"/>
           <w:i w:val="0"/>
         </w:rPr>
-        <w:t>ةينوناقلا تاراشتسالاو ةاماحملا نوتليفنتلا ةكرش</w:t>
+        <w:t>شركة التنفيلتون المحاماة والاستشارات القانونية</w:t>
       </w:r>
     </w:p>
     <w:p>
@@ -2064,27 +2056,25 @@
     </w:p>
     <w:p>
       <w:pPr>
-        <w:jc w:val="right"/>
-        <w:bidi/>
-      </w:pPr>
-      <w:r>
-        <w:rPr>
-          <w:b w:val="0"/>
-          <w:i w:val="0"/>
-        </w:rPr>
-        <w:t>21372 يديربلا زمرلا 13045 ب.ص 2 4030420843 ت س لوألا رودلا ناطلسلا جات ينيف - ناطلس ريمالا عراش - ةدج - ةيدوعسلا ةيبرعلا ةكلمملا</w:t>
-      </w:r>
-    </w:p>
-    <w:p>
-      <w:pPr>
-        <w:jc w:val="right"/>
-        <w:bidi/>
-      </w:pPr>
-      <w:r>
-        <w:rPr>
-          <w:b w:val="0"/>
-          <w:i w:val="0"/>
-        </w:rPr>
+        <w:pStyle w:val="Heading2"/>
+        <w:jc w:val="right"/>
+        <w:bidi/>
+      </w:pPr>
+      <w:r>
+        <w:t>[ترويسة / كليشة رسمية — معلومات متكررة] ===</w:t>
+        <w:br/>
+        <w:t>المملكة العربية السعودية - جدة - شارع الامير سلطان - فيني تاج السلطان الدور الأول س ت 4030420843 2 ص.ب 13045 الرمز البريدي 21372</w:t>
+      </w:r>
+    </w:p>
+    <w:p>
+      <w:pPr>
+        <w:pStyle w:val="Heading2"/>
+        <w:jc w:val="right"/>
+        <w:bidi/>
+      </w:pPr>
+      <w:r>
+        <w:t>[المتن الفعلي: الوقائع / الأسباب / المنطوق] ===</w:t>
+        <w:br/>
         <w:t>V</w:t>
       </w:r>
     </w:p>
@@ -2174,7 +2164,7 @@
           <w:b w:val="0"/>
           <w:i w:val="0"/>
         </w:rPr>
-        <w:t>(٩٠) ةبسن ءارشلا ةلداعلا ةميقلا تربتعاو ةلازغ وبأ لالط ريرقت يف هدورو معز نيعم غلبم ىلع هدانتساو</w:t>
+        <w:t>واستناده على مبلغ معين زعم وروده في تقرير طلال أبو غزالة واعتبرت القيمة العادلة الشراء نسبة (٩٠)</w:t>
       </w:r>
     </w:p>
     <w:p>
@@ -2200,7 +2190,7 @@
           <w:b w:val="0"/>
           <w:i w:val="0"/>
         </w:rPr>
-        <w:t>نويلم ۰۰۲ غلبت ضورق اهنمو تاكرشلا لماك نع تازواجتلا ةميقو ءاكرشلا قوقحو ةيرتفدلا</w:t>
+        <w:t>الدفترية وحقوق الشركاء وقيمة التجاوزات عن كامل الشركات ومنها قروض تبلغ ۲۰۰ مليون</w:t>
       </w:r>
     </w:p>
     <w:p>
@@ -2252,20 +2242,20 @@
           <w:b w:val="0"/>
           <w:i w:val="0"/>
         </w:rPr>
-        <w:t>.يماظن وأ يعرش ليلد نودب كلذو ضعبلا اهضعبب تفتحا يتلا نئارقلا ليبق نم نيمختلا اذه تربتعاو ليكولا عيقوت امنإو ثروملا عيقوت سيل دقعلا هب ليذملا عيقوتلا نأ ليلد نودب</w:t>
-      </w:r>
-    </w:p>
-    <w:p>
-      <w:pPr>
-        <w:jc w:val="right"/>
-        <w:bidi/>
-      </w:pPr>
-      <w:r>
-        <w:rPr>
-          <w:b w:val="0"/>
-          <w:i w:val="0"/>
-        </w:rPr>
-        <w:t>ةكرشلا مييقتب لطابلا معزلا يف لثمتملاو هدض سمتلملا نم لصاحلا شغلا ىلع سمتلملا ليلد نإ ثيحو</w:t>
+        <w:t>بدون دليل أن التوقيع المذيل به العقد ليس توقيع المورث وإنما توقيع الوكيل واعتبرت هذا التخمين من قبيل القرائن التي احتفت ببعضها البعض وذلك بدون دليل شرعي أو نظامي.</w:t>
+      </w:r>
+    </w:p>
+    <w:p>
+      <w:pPr>
+        <w:jc w:val="right"/>
+        <w:bidi/>
+      </w:pPr>
+      <w:r>
+        <w:rPr>
+          <w:b w:val="0"/>
+          <w:i w:val="0"/>
+        </w:rPr>
+        <w:t>وحيث إن دليل الملتمس على الغش الحاصل من الملتمس ضده والمتمثل في الزعم الباطل بتقييم الشركة</w:t>
       </w:r>
     </w:p>
     <w:p>
@@ -2291,7 +2281,7 @@
           <w:b w:val="0"/>
           <w:i w:val="0"/>
         </w:rPr>
-        <w:t>ملع ققحت ذإو ،ةينهملا ءاطخألاو تاضقانتملاب ءيلملاو هب سنأتسملا ةلازغ وبأ لالط ريرقت نم ةأزتجم</w:t>
+        <w:t>مجتزأة من تقرير طلال أبو غزالة المستأنس به والمليء بالمتناقضات والأخطاء المهنية، وإذ تحقق علم</w:t>
       </w:r>
     </w:p>
     <w:p>
@@ -2354,20 +2344,7 @@
           <w:b w:val="0"/>
           <w:i w:val="0"/>
         </w:rPr>
-        <w:t>وهف ،رضحملا ىلع لوصحلا خيراتب طبتري شغلاب ملعلا نإف مث نمو ،تاسلجلا داقعنا ءانثأ رضحملا</w:t>
-      </w:r>
-    </w:p>
-    <w:p>
-      <w:pPr>
-        <w:jc w:val="right"/>
-        <w:bidi/>
-      </w:pPr>
-      <w:r>
-        <w:rPr>
-          <w:b w:val="0"/>
-          <w:i w:val="0"/>
-        </w:rPr>
-        <w:t>21372 يديربلا زمرلا 13045 ب.ص 24010420843 ت س لوألا رودلا ناطلسلا جات ىنبم - ناطلس ريمالا عراش - ةدج ةيدوعسلا ةيبرعلا ةكلمملا</w:t>
+        <w:t>المحضر أثناء انعقاد الجلسات، ومن ثم فإن العلم بالغش يرتبط بتاريخ الحصول على المحضر، فهو</w:t>
       </w:r>
     </w:p>
     <w:p>
@@ -2379,6 +2356,19 @@
       <w:r>
         <w:t>[ترويسة / كليشة رسمية — معلومات متكررة] ===</w:t>
         <w:br/>
+        <w:t>المملكة العربية السعودية جدة - شارع الامير سلطان - مبنى تاج السلطان الدور الأول س ت 24010420843 ص.ب 13045 الرمز البريدي 21372</w:t>
+      </w:r>
+    </w:p>
+    <w:p>
+      <w:pPr>
+        <w:jc w:val="right"/>
+        <w:bidi/>
+      </w:pPr>
+      <w:r>
+        <w:rPr>
+          <w:b w:val="0"/>
+          <w:i w:val="0"/>
+        </w:rPr>
         <w:t>Tanfithion Tantithion@gmail.com 053 653 3888 012 605 4571</w:t>
       </w:r>
     </w:p>
@@ -2664,7 +2654,7 @@
           <w:b w:val="0"/>
           <w:i w:val="0"/>
         </w:rPr>
-        <w:t>1030420843 ت نم لوألا رودلا ناطلسلا جات ىنبم - ناطلس ريمالا عراش - ةدج ةيدوعسلا ةيبرعلا ةكلمملا سامتلالل يماظنلا دنسلا</w:t>
+        <w:t>السند النظامي للالتماس المملكة العربية السعودية جدة - شارع الامير سلطان - مبنى تاج السلطان الدور الأول من ت 1030420843</w:t>
       </w:r>
     </w:p>
     <w:p>
@@ -2678,19 +2668,6 @@
           <w:i w:val="0"/>
         </w:rPr>
         <w:t>4</w:t>
-      </w:r>
-    </w:p>
-    <w:p>
-      <w:pPr>
-        <w:jc w:val="right"/>
-        <w:bidi/>
-      </w:pPr>
-      <w:r>
-        <w:rPr>
-          <w:b w:val="0"/>
-          <w:i w:val="0"/>
-        </w:rPr>
-        <w:t>21372 يديربلا زمرلا 13045</w:t>
       </w:r>
     </w:p>
     <w:p>
@@ -2702,6 +2679,19 @@
       <w:r>
         <w:t>[ترويسة / كليشة رسمية — معلومات متكررة] ===</w:t>
         <w:br/>
+        <w:t>13045 الرمز البريدي 21372</w:t>
+      </w:r>
+    </w:p>
+    <w:p>
+      <w:pPr>
+        <w:jc w:val="right"/>
+        <w:bidi/>
+      </w:pPr>
+      <w:r>
+        <w:rPr>
+          <w:b w:val="0"/>
+          <w:i w:val="0"/>
+        </w:rPr>
         <w:t>Tanfithion Tanthionegmail.com 05305333000 012605 4571</w:t>
       </w:r>
     </w:p>
@@ -2857,7 +2847,7 @@
           <w:b w:val="0"/>
           <w:i w:val="0"/>
         </w:rPr>
-        <w:t>ومعاملاته، وأصبح مهدد بشهر إفلاسه في مواجهة الدائنين له، إذ لا يستطيع الوفاء بمستحقاتهم بعد أن</w:t>
+        <w:t>نأ دعب مهتاقحتسمب ءافولا عيطتسي ال ذإ ،هل نينئادلا ةهجاوم يف هسالفإ رهشب ددهم حبصأو ،هتالماعمو</w:t>
       </w:r>
     </w:p>
     <w:p>
@@ -2990,40 +2980,37 @@
     </w:p>
     <w:p>
       <w:pPr>
-        <w:jc w:val="right"/>
-        <w:bidi/>
-      </w:pPr>
-      <w:r>
-        <w:rPr>
-          <w:b w:val="0"/>
-          <w:i w:val="0"/>
-        </w:rPr>
-        <w:t>(٤٥١٥٦٠٥٧٠) مقر ةلاكولاب</w:t>
-      </w:r>
-    </w:p>
-    <w:p>
-      <w:pPr>
-        <w:jc w:val="right"/>
-        <w:bidi/>
-      </w:pPr>
-      <w:r>
-        <w:rPr>
-          <w:b w:val="0"/>
-          <w:i w:val="0"/>
-        </w:rPr>
-        <w:t>21372 يديربلا زمرلا 13045 ب.ص 24030420843 ت س لوألا رودلا - ناطلسلا جات ىنيم ناطلس ريمالا عراش - ةدج ةيدوعسلا ةيبرعلا ةكلمملا</w:t>
-      </w:r>
-    </w:p>
-    <w:p>
-      <w:pPr>
-        <w:jc w:val="right"/>
-        <w:bidi/>
-      </w:pPr>
-      <w:r>
-        <w:rPr>
-          <w:b w:val="0"/>
-          <w:i w:val="0"/>
-        </w:rPr>
+        <w:pStyle w:val="Heading2"/>
+        <w:jc w:val="right"/>
+        <w:bidi/>
+      </w:pPr>
+      <w:r>
+        <w:t>[بيانات الأطراف: المدعي / المدعى عليه / الحاضرون] ===</w:t>
+        <w:br/>
+        <w:t>بالوكالة رقم (٤٥١٥٦٠٥٧٠)</w:t>
+      </w:r>
+    </w:p>
+    <w:p>
+      <w:pPr>
+        <w:pStyle w:val="Heading2"/>
+        <w:jc w:val="right"/>
+        <w:bidi/>
+      </w:pPr>
+      <w:r>
+        <w:t>[ترويسة / كليشة رسمية — معلومات متكررة] ===</w:t>
+        <w:br/>
+        <w:t>المملكة العربية السعودية جدة - شارع الامير سلطان مينى تاج السلطان - الدور الأول س ت 24030420843 ص.ب 13045 الرمز البريدي 21372</w:t>
+      </w:r>
+    </w:p>
+    <w:p>
+      <w:pPr>
+        <w:pStyle w:val="Heading2"/>
+        <w:jc w:val="right"/>
+        <w:bidi/>
+      </w:pPr>
+      <w:r>
+        <w:t>[المتن الفعلي: الوقائع / الأسباب / المنطوق] ===</w:t>
+        <w:br/>
         <w:t>1\.</w:t>
       </w:r>
     </w:p>
@@ -3124,7 +3111,7 @@
           <w:b w:val="0"/>
           <w:i w:val="0"/>
         </w:rPr>
-        <w:t>ميلس لا و ملاتسلاا - كلذ بلطتي اميف عيقوتلاو ةمزلالا تاءارجلإا عيمج ءا إو ةقلاعلا تاذ تا ا عيمج ةعجارم - غلا ليكوت ليكولل قحي -</w:t>
+        <w:t>- يحق للوكيل توكيل الغ - مراجعة جميع ا ات ذات العالقة وإ اء جميع اإلجراءات الالزمة والتوقيع فيما يتطلب ذلك - االستالم و ال سليم</w:t>
       </w:r>
     </w:p>
     <w:p>
@@ -3155,27 +3142,25 @@
     </w:p>
     <w:p>
       <w:pPr>
-        <w:jc w:val="right"/>
-        <w:bidi/>
-      </w:pPr>
-      <w:r>
-        <w:rPr>
-          <w:b w:val="0"/>
-          <w:i w:val="0"/>
-        </w:rPr>
-        <w:t>مكا او تابلاطلما حر او ةباجلإا - ا ف نعطلاو تان بلاو دو شلا راضحإ - هنع عانتملااو هدرو ن ميلا بلط - ءاربلإا - لزانتلا - صلا - را نلإا - رارقلإا - ا لع درلاو ىواعدلا عامس - ةعفادلما و ةعفارلما - ىواعدلا ةماقإو ةبلاطلما ر راقتب نعطلا - ن مك او ءا ا ن يع - ميكحتلا بلط - ذيفنتلاو ز ا بلط - ذيفنتلاو ز ا رئاود ةعجارم- هعفرو رفسلا نم عنلما بلط - عيقاوتلاو ماتخلأاو طوط ا را نإ - ر و لاب نعطلا - ليدعتلاو - رظنلا ةداعإ سامتلا - فان تسلاا بلطو ما حلأا ع ضا علاا - ا فنو ما حلأا لوبق - ما حلأا ذيفن ب ةبلاطلما - ةيعرشلا تاعفارلما ماظن نم230 ةدالما قيبطت بلط - م لادب ساو م درو ن مك او ءا ا - لخادتلاو لاخدلإا بلط- اقلا نت بلط- ما حلأا كوكص ملاتسا - مكا ا عيمج ىدل ىواعدلا عيمج تاسل ا روض مزلي ام ءا إ - ةعفشلا بلط - رابتعلاا در بلط - ما حلأا كوكص ع ش م لا نا ىدل ةيفرصلما تاعزانلما ة وس نا و ةيلالما تاعزانلما ضف نا ىدل- ةيلامعلا نا لا ىدل- ةيعرشلا ةيبطلا نا لا ىدل- (ملاظلما ناويد) ة رادلإا مكا ا ىدل- مكا ا ىدل- ىوعدلا ةلاحإ بلط ضقن بلط- ةماعلا ةباينلا ىدل - ةي يمأتلا تافلا او تاعزانلما لصفلا نا ىدل - ة راجتلا تاعزانلما مسح نا و ة راجتلا قارولأا تاعزانم لصفلا بتا م ىدل- ةيلالما قارولأا تاعزانم لصفلا ةن - ةي رضلا تاعزانلماو تافلاخملل ةيفان تسلاا ةن لا- ةي رضلا تاعزانلماو تافلا ا لصفلا ةن - لدعلا ةرازوب ن ما ا بيدأت ةن - ايلعلا ةمك ا ىدل- ايلعلا ةمك ا ىدل مك ا ءاضقلل علأا سل ا ىدل - فان تسلاا مكاحم ىدل - ةيعرشلا تاعفارلما ماظن نم232و231 مقر ن تدالما ةفاضإ - لا ملإا - ة راجتلا تاملاعلا تاملظت رظنلا ةن - كونبلا ةبقارم ماظن تافلاخم</w:t>
-      </w:r>
-    </w:p>
-    <w:p>
-      <w:pPr>
-        <w:jc w:val="right"/>
-        <w:bidi/>
-      </w:pPr>
-      <w:r>
-        <w:rPr>
-          <w:b w:val="0"/>
-          <w:i w:val="0"/>
-        </w:rPr>
+        <w:pStyle w:val="Heading2"/>
+        <w:jc w:val="right"/>
+        <w:bidi/>
+      </w:pPr>
+      <w:r>
+        <w:t>[ترويسة / كليشة رسمية — معلومات متكررة] ===</w:t>
+        <w:br/>
+        <w:t>مخالفات نظام مراقبة البنوك - نة النظر تظلمات العالمات التجار ة - اإلم ال - إضافة املادت ن رقم 231و232من نظام املرافعات الشرعية - لدى محاكم االست ناف - لدى ا لس األع للقضاء ا كم لدى ا كمة العليا -لدى ا كمة العليا - نة تأديب ا ام ن بوزارة العدل - نة الفصل ا الفات واملنازعات الضر ية -ال نة االست نافية للمخالفات واملنازعات الضر ية - نة الفصل منازعات األوراق املالية -لدى م اتب الفصل منازعات األوراق التجار ة و ان حسم املنازعات التجار ة - لدى ان الفصل املنازعات وا الفات التأمي ية - لدى النيابة العامة -طلب نقض طلب إحالة الدعوى -لدى ا اكم -لدى ا اكم اإلدار ة (ديوان املظالم) -لدى ال ان الطبية الشرعية -لدى ال ان العمالية -لدى ان فض املنازعات املالية و ان سو ة املنازعات املصرفية لدى ان ال م ش ع صكوك األح ام - طلب رد االعتبار - طلب الشفعة - إ اء ما يلزم ضور ا لسات جميع الدعاوى لدى جميع ا اكم - استالم صكوك األح ام -طلب تن القا -طلب اإلدخال والتداخل - ا اء وا كم ن ورد م واس بدال م - طلب تطبيق املادة 230من نظام املرافعات الشرعية - املطالبة ب نفيذ األح ام - قبول األح ام ونف ا - االع اض ع األح ام وطلب االست ناف - التماس إعادة النظر - والتعديل - الطعن بال و ر - إن ار ا طوط واألختام والتواقيع - طلب املنع من السفر ورفعه -مراجعة دوائر ا ز والتنفيذ - طلب ا ز والتنفيذ - طلب التحكيم - عي ن ا اء وا كم ن - الطعن بتقار ر املطالبة وإقامة الدعاوى - املرافعة و املدافعة - سماع الدعاوى والرد عل ا - اإلقرار - اإلن ار - الص - التنازل - اإلبراء - طلب اليم ن ورده واالمتناع عنه - إحضار الش ود والب نات والطعن ف ا - اإلجابة وا رح املطالبات وا اكم</w:t>
+      </w:r>
+    </w:p>
+    <w:p>
+      <w:pPr>
+        <w:pStyle w:val="Heading2"/>
+        <w:jc w:val="right"/>
+        <w:bidi/>
+      </w:pPr>
+      <w:r>
+        <w:t>[المتن الفعلي: الوقائع / الأسباب / المنطوق] ===</w:t>
+        <w:br/>
         <w:t>ةيموك ا تارازولا ماسقأو تارادإ نم ا عب ي امو ا عورفو - ةراجتلا ةرازو ةعجارم - ةيجرا ا ةرازو ةعجارم - ةيلخادلا ةرازو ةعجارم - لدعلا ةرازو ةعجارم</w:t>
       </w:r>
     </w:p>
@@ -3189,7 +3174,7 @@
           <w:b w:val="0"/>
           <w:i w:val="0"/>
         </w:rPr>
-        <w:t>ةينملأا تا ا - ةيئان ا ثحابلما ةعجارم - ةلودلا نمأ ةسائر - تارابختسلال ةماعلا ةسائرلا ةعجارم - ةطرشلا زكارم ةعجارم - ةيئان ا ثحابلماو ة رادلإا ثحابلما ةعجارمو ةيقوق ا ما حلأا ذيفنت ةرادإو ةراملأا ةعجارم ماسقأو تارادإ نم ا عب ي امو ا عورفو - ةيئان ا ثحابلماو ة رادلإا ثحابلما ةعجارم</w:t>
+        <w:t>مراجعة املباحث اإلدار ة واملباحث ا نائية - وفروع ا وما ي بع ا من إدارات وأقسام مراجعة األمارة وإدارة تنفيذ األح ام ا قوقية ومراجعة املباحث اإلدار ة واملباحث ا نائية - مراجعة مراكز الشرطة - مراجعة الرئاسة العامة لالستخبارات - رئاسة أمن الدولة - مراجعة املباحث ا نائية - ا ات األمنية</w:t>
       </w:r>
     </w:p>
     <w:p>
@@ -3228,7 +3213,7 @@
           <w:b w:val="0"/>
           <w:i w:val="0"/>
         </w:rPr>
-        <w:t>ةيموك ا تاسسؤلما ماسقأو تارادإ نم ا عب ي امو ا عورفو - يدوعسلا ي رعلا دقنلا ةسسؤم ةعجارم</w:t>
+        <w:t>مراجعة مؤسسة النقد العر ي السعودي - وفروع ا وما ي بع ا من إدارات وأقسام املؤسسات ا كومية</w:t>
       </w:r>
     </w:p>
     <w:p>
@@ -3285,27 +3270,25 @@
     </w:p>
     <w:p>
       <w:pPr>
-        <w:jc w:val="right"/>
-        <w:bidi/>
-      </w:pPr>
-      <w:r>
-        <w:rPr>
-          <w:b w:val="0"/>
-          <w:i w:val="0"/>
-        </w:rPr>
-        <w:t>ةيدوعسلا ةي رعلا ةكلملما لدعلا ةرازوةـلاـكو ةقيثو</w:t>
-      </w:r>
-    </w:p>
-    <w:p>
-      <w:pPr>
-        <w:jc w:val="right"/>
-        <w:bidi/>
-      </w:pPr>
-      <w:r>
-        <w:rPr>
-          <w:b w:val="0"/>
-          <w:i w:val="0"/>
-        </w:rPr>
+        <w:pStyle w:val="Heading2"/>
+        <w:jc w:val="right"/>
+        <w:bidi/>
+      </w:pPr>
+      <w:r>
+        <w:t>[بيانات الأطراف: المدعي / المدعى عليه / الحاضرون] ===</w:t>
+        <w:br/>
+        <w:t>وثيقة وكـالـةوزارة العدل اململكة العر ية السعودية</w:t>
+      </w:r>
+    </w:p>
+    <w:p>
+      <w:pPr>
+        <w:pStyle w:val="Heading2"/>
+        <w:jc w:val="right"/>
+        <w:bidi/>
+      </w:pPr>
+      <w:r>
+        <w:t>[المتن الفعلي: الوقائع / الأسباب / المنطوق] ===</w:t>
+        <w:br/>
         <w:t>مرفق :</w:t>
       </w:r>
     </w:p>
@@ -3332,20 +3315,20 @@
           <w:b w:val="0"/>
           <w:i w:val="0"/>
         </w:rPr>
-        <w:t>ةديعسلا كنبلا</w:t>
-      </w:r>
-    </w:p>
-    <w:p>
-      <w:pPr>
-        <w:jc w:val="right"/>
-        <w:bidi/>
-      </w:pPr>
-      <w:r>
-        <w:rPr>
-          <w:b w:val="0"/>
-          <w:i w:val="0"/>
-        </w:rPr>
-        <w:t>يسارملا</w:t>
+        <w:t>البنك السعيدة</w:t>
+      </w:r>
+    </w:p>
+    <w:p>
+      <w:pPr>
+        <w:jc w:val="right"/>
+        <w:bidi/>
+      </w:pPr>
+      <w:r>
+        <w:rPr>
+          <w:b w:val="0"/>
+          <w:i w:val="0"/>
+        </w:rPr>
+        <w:t>المراسي</w:t>
       </w:r>
     </w:p>
     <w:p>
@@ -3397,7 +3380,7 @@
           <w:b w:val="0"/>
           <w:i w:val="0"/>
         </w:rPr>
-        <w:t>OF ACE فونادج - زيزعلا دبع كلملا نم دلبلا عرف</w:t>
+        <w:t>فرع البلد من الملك عبد العزيز - جدانوف ACE OF</w:t>
       </w:r>
     </w:p>
     <w:p>
@@ -3595,28 +3578,26 @@
     </w:p>
     <w:p>
       <w:pPr>
-        <w:jc w:val="right"/>
-        <w:bidi/>
-      </w:pPr>
-      <w:r>
-        <w:rPr>
-          <w:b w:val="0"/>
-          <w:i w:val="0"/>
-        </w:rPr>
-        <w:t>ةرفلا يدوعسلا مكتو</w:t>
-      </w:r>
-    </w:p>
-    <w:p>
-      <w:pPr>
-        <w:jc w:val="right"/>
-        <w:bidi/>
-      </w:pPr>
-      <w:r>
-        <w:rPr>
-          <w:b w:val="0"/>
-          <w:i w:val="0"/>
-        </w:rPr>
-        <w:t>ردصملا عراـب</w:t>
+        <w:pStyle w:val="Heading2"/>
+        <w:jc w:val="right"/>
+        <w:bidi/>
+      </w:pPr>
+      <w:r>
+        <w:t>[بيانات الأطراف: المدعي / المدعى عليه / الحاضرون] ===</w:t>
+        <w:br/>
+        <w:t>وتكم السعودي الفرة</w:t>
+      </w:r>
+    </w:p>
+    <w:p>
+      <w:pPr>
+        <w:pStyle w:val="Heading2"/>
+        <w:jc w:val="right"/>
+        <w:bidi/>
+      </w:pPr>
+      <w:r>
+        <w:t>[المتن الفعلي: الوقائع / الأسباب / المنطوق] ===</w:t>
+        <w:br/>
+        <w:t>بـارع المصدر</w:t>
       </w:r>
     </w:p>
     <w:p>
@@ -3718,7 +3699,7 @@
           <w:b w:val="0"/>
           <w:i w:val="0"/>
         </w:rPr>
-        <w:t>لما ةلئسا</w:t>
+        <w:t>اسئلة امل</w:t>
       </w:r>
     </w:p>
     <w:p>
@@ -3796,7 +3777,7 @@
           <w:b w:val="0"/>
           <w:i w:val="0"/>
         </w:rPr>
-        <w:t>كنبلا</w:t>
+        <w:t>البنك</w:t>
       </w:r>
     </w:p>
     <w:p>
@@ -3833,7 +3814,7 @@
       <w:r>
         <w:t>[المتن الفعلي: الوقائع / الأسباب / المنطوق] ===</w:t>
         <w:br/>
-        <w:t>يسنرفلا</w:t>
+        <w:t>الفرنسي</w:t>
       </w:r>
     </w:p>
     <w:p>
@@ -3937,7 +3918,7 @@
           <w:b w:val="0"/>
           <w:i w:val="0"/>
         </w:rPr>
-        <w:t>ادحاو رايتخا ءاجرلا</w:t>
+        <w:t>الرجاء اختيار واحدا</w:t>
       </w:r>
     </w:p>
     <w:p>
@@ -3963,7 +3944,7 @@
           <w:b w:val="0"/>
           <w:i w:val="0"/>
         </w:rPr>
-        <w:t>Copy stomers ليمعلا ةخسن</w:t>
+        <w:t>نسخة العميل stomers Copy</w:t>
       </w:r>
     </w:p>
     <w:p>
@@ -4080,7 +4061,7 @@
           <w:b w:val="0"/>
           <w:i w:val="0"/>
         </w:rPr>
-        <w:t>ةكلمملا جراخ ليوحت . ةيبنجألا ةلمعلاب يفرصم كيش يفرصم كيش</w:t>
+        <w:t>شيك مصرفي شيك مصرفي بالعملة الأجنبية . تحويل خارج المملكة</w:t>
       </w:r>
     </w:p>
     <w:p>
@@ -4189,27 +4170,25 @@
     </w:p>
     <w:p>
       <w:pPr>
-        <w:jc w:val="right"/>
-        <w:bidi/>
-      </w:pPr>
-      <w:r>
-        <w:rPr>
-          <w:b w:val="0"/>
-          <w:i w:val="0"/>
-        </w:rPr>
-        <w:t>ليمعلا مسا نم</w:t>
-      </w:r>
-    </w:p>
-    <w:p>
-      <w:pPr>
-        <w:jc w:val="right"/>
-        <w:bidi/>
-      </w:pPr>
-      <w:r>
-        <w:rPr>
-          <w:b w:val="0"/>
-          <w:i w:val="0"/>
-        </w:rPr>
+        <w:pStyle w:val="Heading2"/>
+        <w:jc w:val="right"/>
+        <w:bidi/>
+      </w:pPr>
+      <w:r>
+        <w:t>[بيانات الأطراف: المدعي / المدعى عليه / الحاضرون] ===</w:t>
+        <w:br/>
+        <w:t>من اسم العميل</w:t>
+      </w:r>
+    </w:p>
+    <w:p>
+      <w:pPr>
+        <w:pStyle w:val="Heading2"/>
+        <w:jc w:val="right"/>
+        <w:bidi/>
+      </w:pPr>
+      <w:r>
+        <w:t>[المتن الفعلي: الوقائع / الأسباب / المنطوق] ===</w:t>
+        <w:br/>
         <w:t>حساب لدى فرع</w:t>
       </w:r>
     </w:p>
@@ -4223,7 +4202,7 @@
           <w:b w:val="0"/>
           <w:i w:val="0"/>
         </w:rPr>
-        <w:t>ةلمعلا</w:t>
+        <w:t>العملة</w:t>
       </w:r>
     </w:p>
     <w:p>
@@ -4403,7 +4382,7 @@
           <w:b w:val="0"/>
           <w:i w:val="0"/>
         </w:rPr>
-        <w:t>ةنيدملا</w:t>
+        <w:t>المدينة</w:t>
       </w:r>
     </w:p>
     <w:p>
@@ -4429,7 +4408,7 @@
           <w:b w:val="0"/>
           <w:i w:val="0"/>
         </w:rPr>
-        <w:t>الو طقف لالهلاولا ةماقإلا ةقاطبلا مقر</w:t>
+        <w:t>رقم البطاقة الإقامة الوالهلال فقط ولا</w:t>
       </w:r>
     </w:p>
     <w:p>
@@ -4473,27 +4452,25 @@
     </w:p>
     <w:p>
       <w:pPr>
-        <w:jc w:val="right"/>
-        <w:bidi/>
-      </w:pPr>
-      <w:r>
-        <w:rPr>
-          <w:b w:val="0"/>
-          <w:i w:val="0"/>
-        </w:rPr>
-        <w:t>يديربلا زمرلا</w:t>
-      </w:r>
-    </w:p>
-    <w:p>
-      <w:pPr>
-        <w:jc w:val="right"/>
-        <w:bidi/>
-      </w:pPr>
-      <w:r>
-        <w:rPr>
-          <w:b w:val="0"/>
-          <w:i w:val="0"/>
-        </w:rPr>
+        <w:pStyle w:val="Heading2"/>
+        <w:jc w:val="right"/>
+        <w:bidi/>
+      </w:pPr>
+      <w:r>
+        <w:t>[ترويسة / كليشة رسمية — معلومات متكررة] ===</w:t>
+        <w:br/>
+        <w:t>الرمز البريدي</w:t>
+      </w:r>
+    </w:p>
+    <w:p>
+      <w:pPr>
+        <w:pStyle w:val="Heading2"/>
+        <w:jc w:val="right"/>
+        <w:bidi/>
+      </w:pPr>
+      <w:r>
+        <w:t>[المتن الفعلي: الوقائع / الأسباب / المنطوق] ===</w:t>
+        <w:br/>
         <w:t>CITY</w:t>
       </w:r>
     </w:p>
@@ -4507,46 +4484,46 @@
           <w:b w:val="0"/>
           <w:i w:val="0"/>
         </w:rPr>
-        <w:t>TOE OF CARE IN SECTOR THE FELL NOT DO ةيحايسلا تاكبشلا ةلاح يف ءزجلا اذه ألمت ال</w:t>
-      </w:r>
-    </w:p>
-    <w:p>
-      <w:pPr>
-        <w:jc w:val="right"/>
-        <w:bidi/>
-      </w:pPr>
-      <w:r>
-        <w:rPr>
-          <w:b w:val="0"/>
-          <w:i w:val="0"/>
-        </w:rPr>
-        <w:t>.(ينيل ىلع دحأ نم ينطولا يبرعلا كنبلا</w:t>
-      </w:r>
-    </w:p>
-    <w:p>
-      <w:pPr>
-        <w:jc w:val="right"/>
-        <w:bidi/>
-      </w:pPr>
-      <w:r>
-        <w:rPr>
-          <w:b w:val="0"/>
-          <w:i w:val="0"/>
-        </w:rPr>
-        <w:t>ةيلا</w:t>
-      </w:r>
-    </w:p>
-    <w:p>
-      <w:pPr>
-        <w:jc w:val="right"/>
-        <w:bidi/>
-      </w:pPr>
-      <w:r>
-        <w:rPr>
-          <w:b w:val="0"/>
-          <w:i w:val="0"/>
-        </w:rPr>
-        <w:t>ملسملا ناون</w:t>
+        <w:t>لا تملأ هذا الجزء في حالة الشبكات السياحية DO NOT FELL THE SECTOR IN CARE OF TOE</w:t>
+      </w:r>
+    </w:p>
+    <w:p>
+      <w:pPr>
+        <w:jc w:val="right"/>
+        <w:bidi/>
+      </w:pPr>
+      <w:r>
+        <w:rPr>
+          <w:b w:val="0"/>
+          <w:i w:val="0"/>
+        </w:rPr>
+        <w:t>البنك العربي الوطني من أحد على ليني).</w:t>
+      </w:r>
+    </w:p>
+    <w:p>
+      <w:pPr>
+        <w:jc w:val="right"/>
+        <w:bidi/>
+      </w:pPr>
+      <w:r>
+        <w:rPr>
+          <w:b w:val="0"/>
+          <w:i w:val="0"/>
+        </w:rPr>
+        <w:t>الية</w:t>
+      </w:r>
+    </w:p>
+    <w:p>
+      <w:pPr>
+        <w:jc w:val="right"/>
+        <w:bidi/>
+      </w:pPr>
+      <w:r>
+        <w:rPr>
+          <w:b w:val="0"/>
+          <w:i w:val="0"/>
+        </w:rPr>
+        <w:t>نوان المسلم</w:t>
       </w:r>
     </w:p>
     <w:p>
@@ -4624,33 +4601,33 @@
           <w:b w:val="0"/>
           <w:i w:val="0"/>
         </w:rPr>
-        <w:t>عفدلا ليصافت</w:t>
-      </w:r>
-    </w:p>
-    <w:p>
-      <w:pPr>
-        <w:jc w:val="right"/>
-        <w:bidi/>
-      </w:pPr>
-      <w:r>
-        <w:rPr>
-          <w:b w:val="0"/>
-          <w:i w:val="0"/>
-        </w:rPr>
-        <w:t>فيراصملا</w:t>
-      </w:r>
-    </w:p>
-    <w:p>
-      <w:pPr>
-        <w:jc w:val="right"/>
-        <w:bidi/>
-      </w:pPr>
-      <w:r>
-        <w:rPr>
-          <w:b w:val="0"/>
-          <w:i w:val="0"/>
-        </w:rPr>
-        <w:t>بلطلا اذه رهظلا ىلع ةروكذملا طورشلا ىلع يقارلا</w:t>
+        <w:t>تفاصيل الدفع</w:t>
+      </w:r>
+    </w:p>
+    <w:p>
+      <w:pPr>
+        <w:jc w:val="right"/>
+        <w:bidi/>
+      </w:pPr>
+      <w:r>
+        <w:rPr>
+          <w:b w:val="0"/>
+          <w:i w:val="0"/>
+        </w:rPr>
+        <w:t>المصاريف</w:t>
+      </w:r>
+    </w:p>
+    <w:p>
+      <w:pPr>
+        <w:jc w:val="right"/>
+        <w:bidi/>
+      </w:pPr>
+      <w:r>
+        <w:rPr>
+          <w:b w:val="0"/>
+          <w:i w:val="0"/>
+        </w:rPr>
+        <w:t>الراقي على الشروط المذكورة على الظهر هذا الطلب</w:t>
       </w:r>
     </w:p>
     <w:p>
@@ -4676,20 +4653,20 @@
           <w:b w:val="0"/>
           <w:i w:val="0"/>
         </w:rPr>
-        <w:t>قودنصلا نيمأ عيقوت</w:t>
-      </w:r>
-    </w:p>
-    <w:p>
-      <w:pPr>
-        <w:jc w:val="right"/>
-        <w:bidi/>
-      </w:pPr>
-      <w:r>
-        <w:rPr>
-          <w:b w:val="0"/>
-          <w:i w:val="0"/>
-        </w:rPr>
-        <w:t>كللبملا لامعتسالا</w:t>
+        <w:t>توقيع أمين الصندوق</w:t>
+      </w:r>
+    </w:p>
+    <w:p>
+      <w:pPr>
+        <w:jc w:val="right"/>
+        <w:bidi/>
+      </w:pPr>
+      <w:r>
+        <w:rPr>
+          <w:b w:val="0"/>
+          <w:i w:val="0"/>
+        </w:rPr>
+        <w:t>الاستعمال المبللك</w:t>
       </w:r>
     </w:p>
     <w:p>
@@ -4715,7 +4692,7 @@
           <w:b w:val="0"/>
           <w:i w:val="0"/>
         </w:rPr>
-        <w:t>عيبلا ءارشلا رعس</w:t>
+        <w:t>سعر الشراء البيع</w:t>
       </w:r>
     </w:p>
     <w:p>
@@ -4741,7 +4718,7 @@
           <w:b w:val="0"/>
           <w:i w:val="0"/>
         </w:rPr>
-        <w:t>ةلمعلا يف ملعملا</w:t>
+        <w:t>المعلم في العملة</w:t>
       </w:r>
     </w:p>
     <w:p>
@@ -4767,20 +4744,20 @@
           <w:b w:val="0"/>
           <w:i w:val="0"/>
         </w:rPr>
-        <w:t>كنبلا فيراصم</w:t>
-      </w:r>
-    </w:p>
-    <w:p>
-      <w:pPr>
-        <w:jc w:val="right"/>
-        <w:bidi/>
-      </w:pPr>
-      <w:r>
-        <w:rPr>
-          <w:b w:val="0"/>
-          <w:i w:val="0"/>
-        </w:rPr>
-        <w:t>قحتسملا غلبملا عومجم</w:t>
+        <w:t>مصاريف البنك</w:t>
+      </w:r>
+    </w:p>
+    <w:p>
+      <w:pPr>
+        <w:jc w:val="right"/>
+        <w:bidi/>
+      </w:pPr>
+      <w:r>
+        <w:rPr>
+          <w:b w:val="0"/>
+          <w:i w:val="0"/>
+        </w:rPr>
+        <w:t>مجموع المبلغ المستحق</w:t>
       </w:r>
     </w:p>
     <w:p>
@@ -4832,7 +4809,7 @@
           <w:b w:val="0"/>
           <w:i w:val="0"/>
         </w:rPr>
-        <w:t>ليمعلا عيقوت</w:t>
+        <w:t>توقيع العميل</w:t>
       </w:r>
     </w:p>
     <w:p>
@@ -4910,7 +4887,7 @@
           <w:b w:val="0"/>
           <w:i w:val="0"/>
         </w:rPr>
-        <w:t>ماقرألاب غلبملا</w:t>
+        <w:t>المبلغ بالأرقام</w:t>
       </w:r>
     </w:p>
     <w:p>
@@ -5079,7 +5056,7 @@
           <w:b w:val="0"/>
           <w:i w:val="0"/>
         </w:rPr>
-        <w:t>دمتعملا كنبلا عيقوت</w:t>
+        <w:t>توقيع البنك المعتمد</w:t>
       </w:r>
     </w:p>
     <w:p>
@@ -5118,7 +5095,7 @@
           <w:b w:val="0"/>
           <w:i w:val="0"/>
         </w:rPr>
-        <w:t>DATE WALE A قاقحتسا Curree ةلمكلا</w:t>
+        <w:t>الكملة Curree استحقاق A WALE DATE</w:t>
       </w:r>
     </w:p>
     <w:p>
@@ -5181,7 +5158,7 @@
           <w:b w:val="0"/>
           <w:i w:val="0"/>
         </w:rPr>
-        <w:t>ديقلا نايب</w:t>
+        <w:t>بيان القيد</w:t>
       </w:r>
     </w:p>
     <w:p>
@@ -5246,7 +5223,7 @@
           <w:b w:val="0"/>
           <w:i w:val="0"/>
         </w:rPr>
-        <w:t>قفرملا كنبلا راعشاك ينطولا يبرعلا كنبلا رمال ۹۳۱۹۹٥ مقر یفرصم کیش</w:t>
+        <w:t>شیک مصرفی رقم ٥۹۹۱۳۹ لامر البنك العربي الوطني كاشعار البنك المرفق</w:t>
       </w:r>
     </w:p>
     <w:p>
@@ -5277,27 +5254,25 @@
     </w:p>
     <w:p>
       <w:pPr>
-        <w:jc w:val="right"/>
-        <w:bidi/>
-      </w:pPr>
-      <w:r>
-        <w:rPr>
-          <w:b w:val="0"/>
-          <w:i w:val="0"/>
-        </w:rPr>
-        <w:t>باصلا مسا</w:t>
-      </w:r>
-    </w:p>
-    <w:p>
-      <w:pPr>
-        <w:jc w:val="right"/>
-        <w:bidi/>
-      </w:pPr>
-      <w:r>
-        <w:rPr>
-          <w:b w:val="0"/>
-          <w:i w:val="0"/>
-        </w:rPr>
+        <w:pStyle w:val="Heading2"/>
+        <w:jc w:val="right"/>
+        <w:bidi/>
+      </w:pPr>
+      <w:r>
+        <w:t>[بيانات الأطراف: المدعي / المدعى عليه / الحاضرون] ===</w:t>
+        <w:br/>
+        <w:t>اسم الصاب</w:t>
+      </w:r>
+    </w:p>
+    <w:p>
+      <w:pPr>
+        <w:pStyle w:val="Heading2"/>
+        <w:jc w:val="right"/>
+        <w:bidi/>
+      </w:pPr>
+      <w:r>
+        <w:t>[المتن الفعلي: الوقائع / الأسباب / المنطوق] ===</w:t>
+        <w:br/>
         <w:t>ملاحظات</w:t>
       </w:r>
     </w:p>
@@ -5335,20 +5310,20 @@
       <w:r>
         <w:t>[المتن الفعلي: الوقائع / الأسباب / المنطوق] ===</w:t>
         <w:br/>
-        <w:t>ينطولا يبرعلا كنبلا رمال ٥٩٩١٣٩ مقر يفرصم كيش يراج - ينبز دمحأ / خيشلا</w:t>
-      </w:r>
-    </w:p>
-    <w:p>
-      <w:pPr>
-        <w:jc w:val="right"/>
-        <w:bidi/>
-      </w:pPr>
-      <w:r>
-        <w:rPr>
-          <w:b w:val="0"/>
-          <w:i w:val="0"/>
-        </w:rPr>
-        <w:t>يبرعلا كنبلا رمال ۹۳٥٩٩١ مقر يفرصم كبش ةلومع</w:t>
+        <w:t>الشيخ / أحمد زبني - جاري شيك مصرفي رقم ٥٩٩١٣٩ لامر البنك العربي الوطني</w:t>
+      </w:r>
+    </w:p>
+    <w:p>
+      <w:pPr>
+        <w:jc w:val="right"/>
+        <w:bidi/>
+      </w:pPr>
+      <w:r>
+        <w:rPr>
+          <w:b w:val="0"/>
+          <w:i w:val="0"/>
+        </w:rPr>
+        <w:t>عمولة شبك مصرفي رقم ٥٩٩١۳۹ لامر البنك العربي</w:t>
       </w:r>
     </w:p>
     <w:p>
@@ -5366,28 +5341,26 @@
     </w:p>
     <w:p>
       <w:pPr>
-        <w:jc w:val="right"/>
-        <w:bidi/>
-      </w:pPr>
-      <w:r>
-        <w:rPr>
-          <w:b w:val="0"/>
-          <w:i w:val="0"/>
-        </w:rPr>
-        <w:t>ةرقلا يدوعسلا كنبلا</w:t>
-      </w:r>
-    </w:p>
-    <w:p>
-      <w:pPr>
-        <w:jc w:val="right"/>
-        <w:bidi/>
-      </w:pPr>
-      <w:r>
-        <w:rPr>
-          <w:b w:val="0"/>
-          <w:i w:val="0"/>
-        </w:rPr>
-        <w:t>ينطولا يبرعلا كنبلا رمال ٥٩٩١٣٩ مقر يفرصم كيش</w:t>
+        <w:pStyle w:val="Heading2"/>
+        <w:jc w:val="right"/>
+        <w:bidi/>
+      </w:pPr>
+      <w:r>
+        <w:t>[بيانات الأطراف: المدعي / المدعى عليه / الحاضرون] ===</w:t>
+        <w:br/>
+        <w:t>البنك السعودي القرة</w:t>
+      </w:r>
+    </w:p>
+    <w:p>
+      <w:pPr>
+        <w:pStyle w:val="Heading2"/>
+        <w:jc w:val="right"/>
+        <w:bidi/>
+      </w:pPr>
+      <w:r>
+        <w:t>[المتن الفعلي: الوقائع / الأسباب / المنطوق] ===</w:t>
+        <w:br/>
+        <w:t>شيك مصرفي رقم ٥٩٩١٣٩ لامر البنك العربي الوطني</w:t>
       </w:r>
     </w:p>
     <w:p>
@@ -5411,7 +5384,7 @@
       <w:r>
         <w:t>[المتن الفعلي: الوقائع / الأسباب / المنطوق] ===</w:t>
         <w:br/>
-        <w:t>ماعلا ريدملا</w:t>
+        <w:t>المدير العام</w:t>
       </w:r>
     </w:p>
     <w:p>
@@ -5463,33 +5436,33 @@
           <w:b w:val="0"/>
           <w:i w:val="0"/>
         </w:rPr>
-        <w:t>كنبلا</w:t>
-      </w:r>
-    </w:p>
-    <w:p>
-      <w:pPr>
-        <w:jc w:val="right"/>
-        <w:bidi/>
-      </w:pPr>
-      <w:r>
-        <w:rPr>
-          <w:b w:val="0"/>
-          <w:i w:val="0"/>
-        </w:rPr>
-        <w:t>يتوكسلا</w:t>
-      </w:r>
-    </w:p>
-    <w:p>
-      <w:pPr>
-        <w:jc w:val="right"/>
-        <w:bidi/>
-      </w:pPr>
-      <w:r>
-        <w:rPr>
-          <w:b w:val="0"/>
-          <w:i w:val="0"/>
-        </w:rPr>
-        <w:t>يسنرفلا</w:t>
+        <w:t>البنك</w:t>
+      </w:r>
+    </w:p>
+    <w:p>
+      <w:pPr>
+        <w:jc w:val="right"/>
+        <w:bidi/>
+      </w:pPr>
+      <w:r>
+        <w:rPr>
+          <w:b w:val="0"/>
+          <w:i w:val="0"/>
+        </w:rPr>
+        <w:t>السكوتي</w:t>
+      </w:r>
+    </w:p>
+    <w:p>
+      <w:pPr>
+        <w:jc w:val="right"/>
+        <w:bidi/>
+      </w:pPr>
+      <w:r>
+        <w:rPr>
+          <w:b w:val="0"/>
+          <w:i w:val="0"/>
+        </w:rPr>
+        <w:t>الفرنسي</w:t>
       </w:r>
     </w:p>
     <w:p>
@@ -5632,7 +5605,7 @@
           <w:b w:val="0"/>
           <w:i w:val="0"/>
         </w:rPr>
-        <w:t>*\ ينطولا يبرعلا كنبلا *\*\ رمألا كيشلا اذه بجومب اومهنإ</w:t>
+        <w:t>إنهموا بموجب هذا الشيك الأمر \*\* البنك العربي الوطني \*</w:t>
       </w:r>
     </w:p>
     <w:p>
@@ -5658,7 +5631,7 @@
           <w:b w:val="0"/>
           <w:i w:val="0"/>
         </w:rPr>
-        <w:t>iss or PLACE لج - زيزعلادبع كلملا يف دلبلا عرف</w:t>
+        <w:t>فرع البلد في الملك عبدالعزيز - جل PLACE or iss</w:t>
       </w:r>
     </w:p>
     <w:p>
@@ -5752,19 +5725,6 @@
     </w:p>
     <w:p>
       <w:pPr>
-        <w:jc w:val="right"/>
-        <w:bidi/>
-      </w:pPr>
-      <w:r>
-        <w:rPr>
-          <w:b w:val="0"/>
-          <w:i w:val="0"/>
-        </w:rPr>
-        <w:t>يدوعسلا مويلا</w:t>
-      </w:r>
-    </w:p>
-    <w:p>
-      <w:pPr>
         <w:pStyle w:val="Heading2"/>
         <w:jc w:val="right"/>
         <w:bidi/>
@@ -5772,6 +5732,19 @@
       <w:r>
         <w:t>[بيانات الأطراف: المدعي / المدعى عليه / الحاضرون] ===</w:t>
         <w:br/>
+        <w:t>اليوم السعودي</w:t>
+      </w:r>
+    </w:p>
+    <w:p>
+      <w:pPr>
+        <w:jc w:val="right"/>
+        <w:bidi/>
+      </w:pPr>
+      <w:r>
+        <w:rPr>
+          <w:b w:val="0"/>
+          <w:i w:val="0"/>
+        </w:rPr>
         <w:t>المملكة العربية السعودية</w:t>
       </w:r>
     </w:p>
@@ -5862,7 +5835,7 @@
           <w:b w:val="0"/>
           <w:i w:val="0"/>
         </w:rPr>
-        <w:t>يسنرفل مكيعسلا كنبلا</w:t>
+        <w:t>البنك السعيكم لفرنسي</w:t>
       </w:r>
     </w:p>
     <w:p>
@@ -5888,7 +5861,7 @@
           <w:b w:val="0"/>
           <w:i w:val="0"/>
         </w:rPr>
-        <w:t>عيقوتلا</w:t>
+        <w:t>التوقيع</w:t>
       </w:r>
     </w:p>
     <w:p>
@@ -6029,20 +6002,20 @@
           <w:b w:val="0"/>
           <w:i w:val="0"/>
         </w:rPr>
-        <w:t>ديقلا نايب</w:t>
-      </w:r>
-    </w:p>
-    <w:p>
-      <w:pPr>
-        <w:jc w:val="right"/>
-        <w:bidi/>
-      </w:pPr>
-      <w:r>
-        <w:rPr>
-          <w:b w:val="0"/>
-          <w:i w:val="0"/>
-        </w:rPr>
-        <w:t>قفرملا كنبلا راعشاك ينطولا يبرعلا كنبلا رمأل ٥٩٩١٤٠ مقر يفرصم كيش</w:t>
+        <w:t>بيان القيد</w:t>
+      </w:r>
+    </w:p>
+    <w:p>
+      <w:pPr>
+        <w:jc w:val="right"/>
+        <w:bidi/>
+      </w:pPr>
+      <w:r>
+        <w:rPr>
+          <w:b w:val="0"/>
+          <w:i w:val="0"/>
+        </w:rPr>
+        <w:t>شيك مصرفي رقم ٥٩٩١٤٠ لأمر البنك العربي الوطني كاشعار البنك المرفق</w:t>
       </w:r>
     </w:p>
     <w:p>
@@ -6066,7 +6039,7 @@
       <w:r>
         <w:t>[المتن الفعلي: الوقائع / الأسباب / المنطوق] ===</w:t>
         <w:br/>
-        <w:t>نئادلا</w:t>
+        <w:t>الدائن</w:t>
       </w:r>
     </w:p>
     <w:p>
@@ -6157,45 +6130,43 @@
           <w:b w:val="0"/>
           <w:i w:val="0"/>
         </w:rPr>
-        <w:t>ريقلا عومجم</w:t>
-      </w:r>
-    </w:p>
-    <w:p>
-      <w:pPr>
-        <w:jc w:val="right"/>
-        <w:bidi/>
-      </w:pPr>
-      <w:r>
-        <w:rPr>
-          <w:b w:val="0"/>
-          <w:i w:val="0"/>
-        </w:rPr>
-        <w:t>بساحملا</w:t>
-      </w:r>
-    </w:p>
-    <w:p>
-      <w:pPr>
-        <w:jc w:val="right"/>
-        <w:bidi/>
-      </w:pPr>
-      <w:r>
-        <w:rPr>
-          <w:b w:val="0"/>
-          <w:i w:val="0"/>
-        </w:rPr>
-        <w:t>يسنرفلا يدوعسلا كنبلا</w:t>
-      </w:r>
-    </w:p>
-    <w:p>
-      <w:pPr>
-        <w:jc w:val="right"/>
-        <w:bidi/>
-      </w:pPr>
-      <w:r>
-        <w:rPr>
-          <w:b w:val="0"/>
-          <w:i w:val="0"/>
-        </w:rPr>
+        <w:t>مجموع القير</w:t>
+      </w:r>
+    </w:p>
+    <w:p>
+      <w:pPr>
+        <w:jc w:val="right"/>
+        <w:bidi/>
+      </w:pPr>
+      <w:r>
+        <w:rPr>
+          <w:b w:val="0"/>
+          <w:i w:val="0"/>
+        </w:rPr>
+        <w:t>المحاسب</w:t>
+      </w:r>
+    </w:p>
+    <w:p>
+      <w:pPr>
+        <w:pStyle w:val="Heading2"/>
+        <w:jc w:val="right"/>
+        <w:bidi/>
+      </w:pPr>
+      <w:r>
+        <w:t>[بيانات الأطراف: المدعي / المدعى عليه / الحاضرون] ===</w:t>
+        <w:br/>
+        <w:t>البنك السعودي الفرنسي</w:t>
+      </w:r>
+    </w:p>
+    <w:p>
+      <w:pPr>
+        <w:pStyle w:val="Heading2"/>
+        <w:jc w:val="right"/>
+        <w:bidi/>
+      </w:pPr>
+      <w:r>
+        <w:t>[المتن الفعلي: الوقائع / الأسباب / المنطوق] ===</w:t>
+        <w:br/>
         <w:t>ينطولا</w:t>
       </w:r>
     </w:p>
@@ -6222,20 +6193,20 @@
           <w:b w:val="0"/>
           <w:i w:val="0"/>
         </w:rPr>
-        <w:t>يبرعلا كنبلا رمال ٥٩٩١٤٠ مقر يفرصم كيش ةلومع</w:t>
-      </w:r>
-    </w:p>
-    <w:p>
-      <w:pPr>
-        <w:jc w:val="right"/>
-        <w:bidi/>
-      </w:pPr>
-      <w:r>
-        <w:rPr>
-          <w:b w:val="0"/>
-          <w:i w:val="0"/>
-        </w:rPr>
-        <w:t>ينطولا يبرعلا كنبلا رمال ٥٩٩١٤٠ مقر یفرصم كيش</w:t>
+        <w:t>عمولة شيك مصرفي رقم ٥٩٩١٤٠ لامر البنك العربي</w:t>
+      </w:r>
+    </w:p>
+    <w:p>
+      <w:pPr>
+        <w:jc w:val="right"/>
+        <w:bidi/>
+      </w:pPr>
+      <w:r>
+        <w:rPr>
+          <w:b w:val="0"/>
+          <w:i w:val="0"/>
+        </w:rPr>
+        <w:t>شيك مصرفی رقم ٥٩٩١٤٠ لامر البنك العربي الوطني</w:t>
       </w:r>
     </w:p>
     <w:p>
@@ -6259,20 +6230,20 @@
       <w:r>
         <w:t>[المتن الفعلي: الوقائع / الأسباب / المنطوق] ===</w:t>
         <w:br/>
-        <w:t>يلاملا</w:t>
-      </w:r>
-    </w:p>
-    <w:p>
-      <w:pPr>
-        <w:jc w:val="right"/>
-        <w:bidi/>
-      </w:pPr>
-      <w:r>
-        <w:rPr>
-          <w:b w:val="0"/>
-          <w:i w:val="0"/>
-        </w:rPr>
-        <w:t>ماعلا ريدملا</w:t>
+        <w:t>المالي</w:t>
+      </w:r>
+    </w:p>
+    <w:p>
+      <w:pPr>
+        <w:jc w:val="right"/>
+        <w:bidi/>
+      </w:pPr>
+      <w:r>
+        <w:rPr>
+          <w:b w:val="0"/>
+          <w:i w:val="0"/>
+        </w:rPr>
+        <w:t>المدير العام</w:t>
       </w:r>
     </w:p>
     <w:p>
@@ -6387,20 +6358,20 @@
           <w:b w:val="0"/>
           <w:i w:val="0"/>
         </w:rPr>
-        <w:t>:قفاوملا</w:t>
-      </w:r>
-    </w:p>
-    <w:p>
-      <w:pPr>
-        <w:jc w:val="right"/>
-        <w:bidi/>
-      </w:pPr>
-      <w:r>
-        <w:rPr>
-          <w:b w:val="0"/>
-          <w:i w:val="0"/>
-        </w:rPr>
-        <w:t>ينطولا تاشورفم بودنم مركملا ىلإ فرصي</w:t>
+        <w:t>الموافق:</w:t>
+      </w:r>
+    </w:p>
+    <w:p>
+      <w:pPr>
+        <w:jc w:val="right"/>
+        <w:bidi/>
+      </w:pPr>
+      <w:r>
+        <w:rPr>
+          <w:b w:val="0"/>
+          <w:i w:val="0"/>
+        </w:rPr>
+        <w:t>يصرف إلى المكرم مندوب مفروشات الوطني</w:t>
       </w:r>
     </w:p>
     <w:p>
@@ -6463,20 +6434,20 @@
           <w:b w:val="0"/>
           <w:i w:val="0"/>
         </w:rPr>
-        <w:t>. دمحأ خيشلا ) يتيز هماسا خيشلا و ۰۰,۰۰۲,۰۲</w:t>
-      </w:r>
-    </w:p>
-    <w:p>
-      <w:pPr>
-        <w:jc w:val="right"/>
-        <w:bidi/>
-      </w:pPr>
-      <w:r>
-        <w:rPr>
-          <w:b w:val="0"/>
-          <w:i w:val="0"/>
-        </w:rPr>
-        <w:t>عومجملا</w:t>
+        <w:t>۲۰,۲۰۰,۰۰ و الشيخ اسامه زيتي ( الشيخ أحمد .</w:t>
+      </w:r>
+    </w:p>
+    <w:p>
+      <w:pPr>
+        <w:jc w:val="right"/>
+        <w:bidi/>
+      </w:pPr>
+      <w:r>
+        <w:rPr>
+          <w:b w:val="0"/>
+          <w:i w:val="0"/>
+        </w:rPr>
+        <w:t>المجموع</w:t>
       </w:r>
     </w:p>
     <w:p>
@@ -6502,7 +6473,7 @@
           <w:b w:val="0"/>
           <w:i w:val="0"/>
         </w:rPr>
-        <w:t>ملتسملا</w:t>
+        <w:t>المستلم</w:t>
       </w:r>
     </w:p>
     <w:p>
@@ -6567,7 +6538,7 @@
           <w:b w:val="0"/>
           <w:i w:val="0"/>
         </w:rPr>
-        <w:t>قودنصلا نيمأ</w:t>
+        <w:t>أمين الصندوق</w:t>
       </w:r>
     </w:p>
     <w:p>
@@ -6658,33 +6629,33 @@
           <w:b w:val="0"/>
           <w:i w:val="0"/>
         </w:rPr>
-        <w:t>بساحملا</w:t>
-      </w:r>
-    </w:p>
-    <w:p>
-      <w:pPr>
-        <w:jc w:val="right"/>
-        <w:bidi/>
-      </w:pPr>
-      <w:r>
-        <w:rPr>
-          <w:b w:val="0"/>
-          <w:i w:val="0"/>
-        </w:rPr>
-        <w:t>روبملا</w:t>
-      </w:r>
-    </w:p>
-    <w:p>
-      <w:pPr>
-        <w:jc w:val="right"/>
-        <w:bidi/>
-      </w:pPr>
-      <w:r>
-        <w:rPr>
-          <w:b w:val="0"/>
-          <w:i w:val="0"/>
-        </w:rPr>
-        <w:t>ماعلا ريدملا</w:t>
+        <w:t>المحاسب</w:t>
+      </w:r>
+    </w:p>
+    <w:p>
+      <w:pPr>
+        <w:jc w:val="right"/>
+        <w:bidi/>
+      </w:pPr>
+      <w:r>
+        <w:rPr>
+          <w:b w:val="0"/>
+          <w:i w:val="0"/>
+        </w:rPr>
+        <w:t>المبور</w:t>
+      </w:r>
+    </w:p>
+    <w:p>
+      <w:pPr>
+        <w:jc w:val="right"/>
+        <w:bidi/>
+      </w:pPr>
+      <w:r>
+        <w:rPr>
+          <w:b w:val="0"/>
+          <w:i w:val="0"/>
+        </w:rPr>
+        <w:t>المدير العام</w:t>
       </w:r>
     </w:p>
     <w:p>
@@ -6710,7 +6681,7 @@
           <w:b w:val="0"/>
           <w:i w:val="0"/>
         </w:rPr>
-        <w:t>وكروا ةرمع ةدج</w:t>
+        <w:t>جدة عمرة اوركو</w:t>
       </w:r>
     </w:p>
     <w:p>
@@ -6734,7 +6705,7 @@
       <w:r>
         <w:t>[المتن الفعلي: الوقائع / الأسباب / المنطوق] ===</w:t>
         <w:br/>
-        <w:t>٦٠٦١٣٠٤ :سكملا</w:t>
+        <w:t>المكس: ٦٠٦١٣٠٤</w:t>
       </w:r>
     </w:p>
     <w:p>
@@ -6953,20 +6924,20 @@
           <w:b w:val="0"/>
           <w:i w:val="0"/>
         </w:rPr>
-        <w:t>ديقلا عومجم</w:t>
-      </w:r>
-    </w:p>
-    <w:p>
-      <w:pPr>
-        <w:jc w:val="right"/>
-        <w:bidi/>
-      </w:pPr>
-      <w:r>
-        <w:rPr>
-          <w:b w:val="0"/>
-          <w:i w:val="0"/>
-        </w:rPr>
-        <w:t>ملعلا قودنصلا</w:t>
+        <w:t>مجموع القيد</w:t>
+      </w:r>
+    </w:p>
+    <w:p>
+      <w:pPr>
+        <w:jc w:val="right"/>
+        <w:bidi/>
+      </w:pPr>
+      <w:r>
+        <w:rPr>
+          <w:b w:val="0"/>
+          <w:i w:val="0"/>
+        </w:rPr>
+        <w:t>الصندوق العلم</w:t>
       </w:r>
     </w:p>
     <w:p>
@@ -7005,7 +6976,7 @@
           <w:b w:val="0"/>
           <w:i w:val="0"/>
         </w:rPr>
-        <w:t>ماعلا ريدملا</w:t>
+        <w:t>المدير العام</w:t>
       </w:r>
     </w:p>
     <w:p>
@@ -7068,20 +7039,20 @@
           <w:b w:val="0"/>
           <w:i w:val="0"/>
         </w:rPr>
-        <w:t>نيملا</w:t>
-      </w:r>
-    </w:p>
-    <w:p>
-      <w:pPr>
-        <w:jc w:val="right"/>
-        <w:bidi/>
-      </w:pPr>
-      <w:r>
-        <w:rPr>
-          <w:b w:val="0"/>
-          <w:i w:val="0"/>
-        </w:rPr>
-        <w:t>ديقلا عومجم</w:t>
+        <w:t>المين</w:t>
+      </w:r>
+    </w:p>
+    <w:p>
+      <w:pPr>
+        <w:jc w:val="right"/>
+        <w:bidi/>
+      </w:pPr>
+      <w:r>
+        <w:rPr>
+          <w:b w:val="0"/>
+          <w:i w:val="0"/>
+        </w:rPr>
+        <w:t>مجموع القيد</w:t>
       </w:r>
     </w:p>
     <w:p>
@@ -7125,28 +7096,26 @@
     </w:p>
     <w:p>
       <w:pPr>
-        <w:jc w:val="right"/>
-        <w:bidi/>
-      </w:pPr>
-      <w:r>
-        <w:rPr>
-          <w:b w:val="0"/>
-          <w:i w:val="0"/>
-        </w:rPr>
-        <w:t>) همسا خيشلا ۱۱۰۰١٩٢٦ باسحلا مسا باصلا مقر</w:t>
-      </w:r>
-    </w:p>
-    <w:p>
-      <w:pPr>
-        <w:jc w:val="right"/>
-        <w:bidi/>
-      </w:pPr>
-      <w:r>
-        <w:rPr>
-          <w:b w:val="0"/>
-          <w:i w:val="0"/>
-        </w:rPr>
-        <w:t>ماعلا قونصلا ۱۰۰۰۱۱۱۱</w:t>
+        <w:pStyle w:val="Heading2"/>
+        <w:jc w:val="right"/>
+        <w:bidi/>
+      </w:pPr>
+      <w:r>
+        <w:t>[بيانات الأطراف: المدعي / المدعى عليه / الحاضرون] ===</w:t>
+        <w:br/>
+        <w:t>رقم الصاب اسم الحساب ١٩٢٦۰۰۱۱ الشيخ اسمه (</w:t>
+      </w:r>
+    </w:p>
+    <w:p>
+      <w:pPr>
+        <w:pStyle w:val="Heading2"/>
+        <w:jc w:val="right"/>
+        <w:bidi/>
+      </w:pPr>
+      <w:r>
+        <w:t>[المتن الفعلي: الوقائع / الأسباب / المنطوق] ===</w:t>
+        <w:br/>
+        <w:t>۱۱۱۱۰۰۰۱ الصنوق العام</w:t>
       </w:r>
     </w:p>
     <w:p>
@@ -7311,7 +7280,7 @@
           <w:b w:val="0"/>
           <w:i w:val="0"/>
         </w:rPr>
-        <w:t>ريدملا</w:t>
+        <w:t>المدير</w:t>
       </w:r>
     </w:p>
     <w:p>
@@ -7337,32 +7306,30 @@
           <w:b w:val="0"/>
           <w:i w:val="0"/>
         </w:rPr>
-        <w:t>ةدودحم ةيلوئسم ةدودحملا فييكتلاو ءابرهكلل</w:t>
-      </w:r>
-    </w:p>
-    <w:p>
-      <w:pPr>
-        <w:jc w:val="right"/>
-        <w:bidi/>
-      </w:pPr>
-      <w:r>
-        <w:rPr>
-          <w:b w:val="0"/>
-          <w:i w:val="0"/>
-        </w:rPr>
-        <w:t>ةدج عرف ٤٠٣٠١٠٧٩٤٥ يراجت لجسم ةدج يسيئرلا زكرملا لماكلاب عوفدم ۰۰۰,۰۰۰,۲ لاملا سأر</w:t>
-      </w:r>
-    </w:p>
-    <w:p>
-      <w:pPr>
-        <w:jc w:val="right"/>
-        <w:bidi/>
-      </w:pPr>
-      <w:r>
-        <w:rPr>
-          <w:b w:val="0"/>
-          <w:i w:val="0"/>
-        </w:rPr>
+        <w:t>للكهرباء والتكييف المحدودة مسئولية محدودة</w:t>
+      </w:r>
+    </w:p>
+    <w:p>
+      <w:pPr>
+        <w:pStyle w:val="Heading2"/>
+        <w:jc w:val="right"/>
+        <w:bidi/>
+      </w:pPr>
+      <w:r>
+        <w:t>[المُرسَل إليه / المخاطَب والتحية] ===</w:t>
+        <w:br/>
+        <w:t>رأس المال ۲,۰۰۰,۰۰۰ مدفوع بالكامل المركز الرئيسي جدة مسجل تجاري ٤٠٣٠١٠٧٩٤٥ فرع جدة</w:t>
+      </w:r>
+    </w:p>
+    <w:p>
+      <w:pPr>
+        <w:pStyle w:val="Heading2"/>
+        <w:jc w:val="right"/>
+        <w:bidi/>
+      </w:pPr>
+      <w:r>
+        <w:t>[المتن الفعلي: الوقائع / الأسباب / المنطوق] ===</w:t>
+        <w:br/>
         <w:t>ريال</w:t>
       </w:r>
     </w:p>
@@ -7428,33 +7395,33 @@
           <w:b w:val="0"/>
           <w:i w:val="0"/>
         </w:rPr>
-        <w:t>٢١٤٣٢ لاس</w:t>
-      </w:r>
-    </w:p>
-    <w:p>
-      <w:pPr>
-        <w:jc w:val="right"/>
-        <w:bidi/>
-      </w:pPr>
-      <w:r>
-        <w:rPr>
-          <w:b w:val="0"/>
-          <w:i w:val="0"/>
-        </w:rPr>
-        <w:t>ةيدوعسلا ةيبرعلا ةركفمملا ۲۹۹۲۷۳۱ سملاو ٠٣٩٢٥٠٦ : ت ةنيدملا ٤:٣٣٤١ ركاه - ١٩٩٠-٢٤٥ ناكم ةنالا ركف - 1:1:٠٠٠٠ نوتيت</w:t>
-      </w:r>
-    </w:p>
-    <w:p>
-      <w:pPr>
-        <w:jc w:val="right"/>
-        <w:bidi/>
-      </w:pPr>
-      <w:r>
-        <w:rPr>
-          <w:b w:val="0"/>
-          <w:i w:val="0"/>
-        </w:rPr>
-        <w:t>م/٢٠١٣/٨ نافاوملا : : :خيراتلا</w:t>
+        <w:t>سال ٢١٤٣٢</w:t>
+      </w:r>
+    </w:p>
+    <w:p>
+      <w:pPr>
+        <w:jc w:val="right"/>
+        <w:bidi/>
+      </w:pPr>
+      <w:r>
+        <w:rPr>
+          <w:b w:val="0"/>
+          <w:i w:val="0"/>
+        </w:rPr>
+        <w:t>تيتون 1:1:٠٠٠٠ - فكر الانة مكان ١٩٩٠-٢٤٥ - هاكر ٤:٣٣٤١ المدينة ت : ٠٣٩٢٥٠٦ والمس ۱۳۷۲۹۹۲ الممفكرة العربية السعودية</w:t>
+      </w:r>
+    </w:p>
+    <w:p>
+      <w:pPr>
+        <w:jc w:val="right"/>
+        <w:bidi/>
+      </w:pPr>
+      <w:r>
+        <w:rPr>
+          <w:b w:val="0"/>
+          <w:i w:val="0"/>
+        </w:rPr>
+        <w:t>التاريخ: : : الموافان /٢٠١٣/٨م</w:t>
       </w:r>
     </w:p>
     <w:p>
@@ -7530,7 +7497,7 @@
           <w:b w:val="0"/>
           <w:i w:val="0"/>
         </w:rPr>
-        <w:t>لاير فلا</w:t>
+        <w:t>الف ريال</w:t>
       </w:r>
     </w:p>
     <w:p>
@@ -7699,20 +7666,20 @@
           <w:b w:val="0"/>
           <w:i w:val="0"/>
         </w:rPr>
-        <w:t>samba ) ابماس</w:t>
-      </w:r>
-    </w:p>
-    <w:p>
-      <w:pPr>
-        <w:jc w:val="right"/>
-        <w:bidi/>
-      </w:pPr>
-      <w:r>
-        <w:rPr>
-          <w:b w:val="0"/>
-          <w:i w:val="0"/>
-        </w:rPr>
-        <w:t>Group Finantial Sambe ةيلاملا اعماس ةعومجم</w:t>
+        <w:t>سامبا ( samba</w:t>
+      </w:r>
+    </w:p>
+    <w:p>
+      <w:pPr>
+        <w:jc w:val="right"/>
+        <w:bidi/>
+      </w:pPr>
+      <w:r>
+        <w:rPr>
+          <w:b w:val="0"/>
+          <w:i w:val="0"/>
+        </w:rPr>
+        <w:t>مجموعة سامعا المالية Sambe Finantial Group</w:t>
       </w:r>
     </w:p>
     <w:p>
@@ -7790,7 +7757,7 @@
           <w:b w:val="0"/>
           <w:i w:val="0"/>
         </w:rPr>
-        <w:t>ةدودحملا فييكتلاو ءابرهكلل ينيز دمحأ ةكرش رمألا كبشلا اذه بجومب اوعضال</w:t>
+        <w:t>لاضعوا بموجب هذا الشبك الأمر شركة أحمد زيني للكهرباء والتكييف المحدودة</w:t>
       </w:r>
     </w:p>
     <w:p>
@@ -7894,7 +7861,7 @@
           <w:b w:val="0"/>
           <w:i w:val="0"/>
         </w:rPr>
-        <w:t>عيقوتلا</w:t>
+        <w:t>التوقيع</w:t>
       </w:r>
     </w:p>
     <w:p>
@@ -8115,7 +8082,7 @@
           <w:b w:val="0"/>
           <w:i w:val="0"/>
         </w:rPr>
-        <w:t>Samba ابماس</w:t>
+        <w:t>سامبا Samba</w:t>
       </w:r>
     </w:p>
     <w:p>
@@ -8141,7 +8108,7 @@
           <w:b w:val="0"/>
           <w:i w:val="0"/>
         </w:rPr>
-        <w:t>Group Financial Sambe ةيلاملا ابماس ةعومج</w:t>
+        <w:t>جموعة سامبا المالية Sambe Financial Group</w:t>
       </w:r>
     </w:p>
     <w:p>
@@ -8167,20 +8134,20 @@
           <w:b w:val="0"/>
           <w:i w:val="0"/>
         </w:rPr>
-        <w:t>لایز</w:t>
-      </w:r>
-    </w:p>
-    <w:p>
-      <w:pPr>
-        <w:jc w:val="right"/>
-        <w:bidi/>
-      </w:pPr>
-      <w:r>
-        <w:rPr>
-          <w:b w:val="0"/>
-          <w:i w:val="0"/>
-        </w:rPr>
-        <w:t>دمك مرألا ترهظ</w:t>
+        <w:t>زیال</w:t>
+      </w:r>
+    </w:p>
+    <w:p>
+      <w:pPr>
+        <w:jc w:val="right"/>
+        <w:bidi/>
+      </w:pPr>
+      <w:r>
+        <w:rPr>
+          <w:b w:val="0"/>
+          <w:i w:val="0"/>
+        </w:rPr>
+        <w:t>ظهرت الأرم كمد</w:t>
       </w:r>
     </w:p>
     <w:p>
@@ -8245,7 +8212,7 @@
           <w:b w:val="0"/>
           <w:i w:val="0"/>
         </w:rPr>
-        <w:t>. ةداج - زيب رعشلا ليدع هللا مامحلا قيرط جم رمألا</w:t>
+        <w:t>الأمر مج طريق الحمام الله عديل الشعر بيز - جادة .</w:t>
       </w:r>
     </w:p>
     <w:p>
@@ -8349,20 +8316,20 @@
           <w:b w:val="0"/>
           <w:i w:val="0"/>
         </w:rPr>
-        <w:t>ةلما</w:t>
-      </w:r>
-    </w:p>
-    <w:p>
-      <w:pPr>
-        <w:jc w:val="right"/>
-        <w:bidi/>
-      </w:pPr>
-      <w:r>
-        <w:rPr>
-          <w:b w:val="0"/>
-          <w:i w:val="0"/>
-        </w:rPr>
-        <w:t>تيقوتلاب سرعلا</w:t>
+        <w:t>املة</w:t>
+      </w:r>
+    </w:p>
+    <w:p>
+      <w:pPr>
+        <w:jc w:val="right"/>
+        <w:bidi/>
+      </w:pPr>
+      <w:r>
+        <w:rPr>
+          <w:b w:val="0"/>
+          <w:i w:val="0"/>
+        </w:rPr>
+        <w:t>العرس بالتوقيت</w:t>
       </w:r>
     </w:p>
     <w:p>
@@ -8388,20 +8355,20 @@
           <w:b w:val="0"/>
           <w:i w:val="0"/>
         </w:rPr>
-        <w:t>كبشلا لصأ تملعتسا</w:t>
-      </w:r>
-    </w:p>
-    <w:p>
-      <w:pPr>
-        <w:jc w:val="right"/>
-        <w:bidi/>
-      </w:pPr>
-      <w:r>
-        <w:rPr>
-          <w:b w:val="0"/>
-          <w:i w:val="0"/>
-        </w:rPr>
-        <w:t>مالكلا ماع دمحم</w:t>
+        <w:t>استعلمت أصل الشبك</w:t>
+      </w:r>
+    </w:p>
+    <w:p>
+      <w:pPr>
+        <w:jc w:val="right"/>
+        <w:bidi/>
+      </w:pPr>
+      <w:r>
+        <w:rPr>
+          <w:b w:val="0"/>
+          <w:i w:val="0"/>
+        </w:rPr>
+        <w:t>محمد عام الكلام</w:t>
       </w:r>
     </w:p>
     <w:p>
@@ -8440,7 +8407,7 @@
           <w:b w:val="0"/>
           <w:i w:val="0"/>
         </w:rPr>
-        <w:t>: عيقوتلا</w:t>
+        <w:t>التوقيع :</w:t>
       </w:r>
     </w:p>
     <w:p>
@@ -8531,7 +8498,7 @@
           <w:b w:val="0"/>
           <w:i w:val="0"/>
         </w:rPr>
-        <w:t>رامعاللل ىرقلا ما ةكرش :مركملا ىلإ فرصي</w:t>
+        <w:t>يصرف إلى المكرم: شركة ام القرى لللاعمار</w:t>
       </w:r>
     </w:p>
     <w:p>
@@ -8633,7 +8600,7 @@
           <w:b w:val="0"/>
           <w:i w:val="0"/>
         </w:rPr>
-        <w:t>:قفاوملا</w:t>
+        <w:t>الموافق:</w:t>
       </w:r>
     </w:p>
     <w:p>
@@ -8685,46 +8652,44 @@
           <w:b w:val="0"/>
           <w:i w:val="0"/>
         </w:rPr>
-        <w:t>دیشب ۱/۲۱/۲۱۰۲ یلا ۵۱/۲۱/۱۱۰۲ نم ملاس لا هيبونجلا رحبأ ةيلاش راجيا / كلذو</w:t>
-      </w:r>
-    </w:p>
-    <w:p>
-      <w:pPr>
-        <w:jc w:val="right"/>
-        <w:bidi/>
-      </w:pPr>
-      <w:r>
-        <w:rPr>
-          <w:b w:val="0"/>
-          <w:i w:val="0"/>
-        </w:rPr>
-        <w:t>يزارحلا ةجتانلا مساب</w:t>
-      </w:r>
-    </w:p>
-    <w:p>
-      <w:pPr>
-        <w:jc w:val="right"/>
-        <w:bidi/>
-      </w:pPr>
-      <w:r>
-        <w:rPr>
-          <w:b w:val="0"/>
-          <w:i w:val="0"/>
-        </w:rPr>
-        <w:t>ملتسملا ةحبارلا ةلا لي</w:t>
-      </w:r>
-    </w:p>
-    <w:p>
-      <w:pPr>
-        <w:jc w:val="right"/>
-        <w:bidi/>
-      </w:pPr>
-      <w:r>
-        <w:rPr>
-          <w:b w:val="0"/>
-          <w:i w:val="0"/>
-        </w:rPr>
-        <w:t>باصعلا ميما . غلبملا</w:t>
+        <w:t>وذلك / ايجار شالية أبحر الجنوبيه ال سالم من ۲۰۱۱/۱۲/۱۵ الی ۲۰۱۲/۱۲/۱ بشید</w:t>
+      </w:r>
+    </w:p>
+    <w:p>
+      <w:pPr>
+        <w:pStyle w:val="Heading2"/>
+        <w:jc w:val="right"/>
+        <w:bidi/>
+      </w:pPr>
+      <w:r>
+        <w:t>[بيانات الأطراف: المدعي / المدعى عليه / الحاضرون] ===</w:t>
+        <w:br/>
+        <w:t>باسم الناتجة الحرازي</w:t>
+      </w:r>
+    </w:p>
+    <w:p>
+      <w:pPr>
+        <w:pStyle w:val="Heading2"/>
+        <w:jc w:val="right"/>
+        <w:bidi/>
+      </w:pPr>
+      <w:r>
+        <w:t>[المتن الفعلي: الوقائع / الأسباب / المنطوق] ===</w:t>
+        <w:br/>
+        <w:t>يل الة الرابحة المستلم</w:t>
+      </w:r>
+    </w:p>
+    <w:p>
+      <w:pPr>
+        <w:jc w:val="right"/>
+        <w:bidi/>
+      </w:pPr>
+      <w:r>
+        <w:rPr>
+          <w:b w:val="0"/>
+          <w:i w:val="0"/>
+        </w:rPr>
+        <w:t>المبلغ . اميم العصاب</w:t>
       </w:r>
     </w:p>
     <w:p>
@@ -8763,33 +8728,33 @@
           <w:b w:val="0"/>
           <w:i w:val="0"/>
         </w:rPr>
-        <w:t>دملا</w:t>
-      </w:r>
-    </w:p>
-    <w:p>
-      <w:pPr>
-        <w:jc w:val="right"/>
-        <w:bidi/>
-      </w:pPr>
-      <w:r>
-        <w:rPr>
-          <w:b w:val="0"/>
-          <w:i w:val="0"/>
-        </w:rPr>
-        <w:t>عومجملا</w:t>
-      </w:r>
-    </w:p>
-    <w:p>
-      <w:pPr>
-        <w:jc w:val="right"/>
-        <w:bidi/>
-      </w:pPr>
-      <w:r>
-        <w:rPr>
-          <w:b w:val="0"/>
-          <w:i w:val="0"/>
-        </w:rPr>
-        <w:t>يناسولا مقر</w:t>
+        <w:t>المد</w:t>
+      </w:r>
+    </w:p>
+    <w:p>
+      <w:pPr>
+        <w:jc w:val="right"/>
+        <w:bidi/>
+      </w:pPr>
+      <w:r>
+        <w:rPr>
+          <w:b w:val="0"/>
+          <w:i w:val="0"/>
+        </w:rPr>
+        <w:t>المجموع</w:t>
+      </w:r>
+    </w:p>
+    <w:p>
+      <w:pPr>
+        <w:jc w:val="right"/>
+        <w:bidi/>
+      </w:pPr>
+      <w:r>
+        <w:rPr>
+          <w:b w:val="0"/>
+          <w:i w:val="0"/>
+        </w:rPr>
+        <w:t>رقم الوساني</w:t>
       </w:r>
     </w:p>
     <w:p>
@@ -8815,20 +8780,20 @@
           <w:b w:val="0"/>
           <w:i w:val="0"/>
         </w:rPr>
-        <w:t>نم ملاس لا ) ةيبونجلا رعب ةيلاش راجيا ۱۲۱۱</w:t>
-      </w:r>
-    </w:p>
-    <w:p>
-      <w:pPr>
-        <w:jc w:val="right"/>
-        <w:bidi/>
-      </w:pPr>
-      <w:r>
-        <w:rPr>
-          <w:b w:val="0"/>
-          <w:i w:val="0"/>
-        </w:rPr>
-        <w:t>ماعلا ريدملا</w:t>
+        <w:t>۱۱۲۱ ايجار شالية بعر الجنوبية ( ال سالم من</w:t>
+      </w:r>
+    </w:p>
+    <w:p>
+      <w:pPr>
+        <w:jc w:val="right"/>
+        <w:bidi/>
+      </w:pPr>
+      <w:r>
+        <w:rPr>
+          <w:b w:val="0"/>
+          <w:i w:val="0"/>
+        </w:rPr>
+        <w:t>المدير العام</w:t>
       </w:r>
     </w:p>
     <w:p>
@@ -8867,7 +8832,7 @@
           <w:b w:val="0"/>
           <w:i w:val="0"/>
         </w:rPr>
-        <w:t>رقوملا ليمج خألا</w:t>
+        <w:t>الأخ جميل الموقر</w:t>
       </w:r>
     </w:p>
     <w:p>
@@ -8945,7 +8910,7 @@
           <w:b w:val="0"/>
           <w:i w:val="0"/>
         </w:rPr>
-        <w:t>يروصلا فسوي</w:t>
+        <w:t>يوسف الصوري</w:t>
       </w:r>
     </w:p>
     <w:p>
@@ -9047,33 +9012,33 @@
           <w:b w:val="0"/>
           <w:i w:val="0"/>
         </w:rPr>
-        <w:t>:ديقلا نايب</w:t>
-      </w:r>
-    </w:p>
-    <w:p>
-      <w:pPr>
-        <w:jc w:val="right"/>
-        <w:bidi/>
-      </w:pPr>
-      <w:r>
-        <w:rPr>
-          <w:b w:val="0"/>
-          <w:i w:val="0"/>
-        </w:rPr>
-        <w:t>نيدملا</w:t>
-      </w:r>
-    </w:p>
-    <w:p>
-      <w:pPr>
-        <w:jc w:val="right"/>
-        <w:bidi/>
-      </w:pPr>
-      <w:r>
-        <w:rPr>
-          <w:b w:val="0"/>
-          <w:i w:val="0"/>
-        </w:rPr>
-        <w:t>يقدن</w:t>
+        <w:t>بيان القيد:</w:t>
+      </w:r>
+    </w:p>
+    <w:p>
+      <w:pPr>
+        <w:jc w:val="right"/>
+        <w:bidi/>
+      </w:pPr>
+      <w:r>
+        <w:rPr>
+          <w:b w:val="0"/>
+          <w:i w:val="0"/>
+        </w:rPr>
+        <w:t>المدين</w:t>
+      </w:r>
+    </w:p>
+    <w:p>
+      <w:pPr>
+        <w:jc w:val="right"/>
+        <w:bidi/>
+      </w:pPr>
+      <w:r>
+        <w:rPr>
+          <w:b w:val="0"/>
+          <w:i w:val="0"/>
+        </w:rPr>
+        <w:t>ندقي</w:t>
       </w:r>
     </w:p>
     <w:p>
@@ -9099,7 +9064,7 @@
           <w:b w:val="0"/>
           <w:i w:val="0"/>
         </w:rPr>
-        <w:t>باسحلا مسحل باسحلا مقر</w:t>
+        <w:t>رقم الحساب لحسم الحساب</w:t>
       </w:r>
     </w:p>
     <w:p>
@@ -9188,20 +9153,20 @@
           <w:b w:val="0"/>
           <w:i w:val="0"/>
         </w:rPr>
-        <w:t>ديقلا عو</w:t>
-      </w:r>
-    </w:p>
-    <w:p>
-      <w:pPr>
-        <w:jc w:val="right"/>
-        <w:bidi/>
-      </w:pPr>
-      <w:r>
-        <w:rPr>
-          <w:b w:val="0"/>
-          <w:i w:val="0"/>
-        </w:rPr>
-        <w:t>ماعلا قودنصلل</w:t>
+        <w:t>وع القيد</w:t>
+      </w:r>
+    </w:p>
+    <w:p>
+      <w:pPr>
+        <w:jc w:val="right"/>
+        <w:bidi/>
+      </w:pPr>
+      <w:r>
+        <w:rPr>
+          <w:b w:val="0"/>
+          <w:i w:val="0"/>
+        </w:rPr>
+        <w:t>للصندوق العام</w:t>
       </w:r>
     </w:p>
     <w:p>
@@ -9238,7 +9203,7 @@
           <w:b w:val="0"/>
           <w:i w:val="0"/>
         </w:rPr>
-        <w:t>ماعلا ريدملا</w:t>
+        <w:t>المدير العام</w:t>
       </w:r>
     </w:p>
     <w:p>
@@ -9277,7 +9242,7 @@
           <w:b w:val="0"/>
           <w:i w:val="0"/>
         </w:rPr>
-        <w:t>لاسر</w:t>
+        <w:t>رسال</w:t>
       </w:r>
     </w:p>
     <w:p>
@@ -9342,20 +9307,20 @@
           <w:b w:val="0"/>
           <w:i w:val="0"/>
         </w:rPr>
-        <w:t>خيرتلا</w:t>
-      </w:r>
-    </w:p>
-    <w:p>
-      <w:pPr>
-        <w:jc w:val="right"/>
-        <w:bidi/>
-      </w:pPr>
-      <w:r>
-        <w:rPr>
-          <w:b w:val="0"/>
-          <w:i w:val="0"/>
-        </w:rPr>
-        <w:t>:قفاوملا</w:t>
+        <w:t>التريخ</w:t>
+      </w:r>
+    </w:p>
+    <w:p>
+      <w:pPr>
+        <w:jc w:val="right"/>
+        <w:bidi/>
+      </w:pPr>
+      <w:r>
+        <w:rPr>
+          <w:b w:val="0"/>
+          <w:i w:val="0"/>
+        </w:rPr>
+        <w:t>الموافق:</w:t>
       </w:r>
     </w:p>
     <w:p>
@@ -9418,7 +9383,7 @@
           <w:b w:val="0"/>
           <w:i w:val="0"/>
         </w:rPr>
-        <w:t>ديمعلا</w:t>
+        <w:t>العميد</w:t>
       </w:r>
     </w:p>
     <w:p>
@@ -9444,7 +9409,7 @@
           <w:b w:val="0"/>
           <w:i w:val="0"/>
         </w:rPr>
-        <w:t>قودنصلا نيما</w:t>
+        <w:t>امين الصندوق</w:t>
       </w:r>
     </w:p>
     <w:p>
@@ -9470,7 +9435,7 @@
           <w:b w:val="0"/>
           <w:i w:val="0"/>
         </w:rPr>
-        <w:t>لاي</w:t>
+        <w:t>يال</w:t>
       </w:r>
     </w:p>
     <w:p>
@@ -9509,20 +9474,20 @@
           <w:b w:val="0"/>
           <w:i w:val="0"/>
         </w:rPr>
-        <w:t>بحلا</w:t>
-      </w:r>
-    </w:p>
-    <w:p>
-      <w:pPr>
-        <w:jc w:val="right"/>
-        <w:bidi/>
-      </w:pPr>
-      <w:r>
-        <w:rPr>
-          <w:b w:val="0"/>
-          <w:i w:val="0"/>
-        </w:rPr>
-        <w:t>ملسملا</w:t>
+        <w:t>الحب</w:t>
+      </w:r>
+    </w:p>
+    <w:p>
+      <w:pPr>
+        <w:jc w:val="right"/>
+        <w:bidi/>
+      </w:pPr>
+      <w:r>
+        <w:rPr>
+          <w:b w:val="0"/>
+          <w:i w:val="0"/>
+        </w:rPr>
+        <w:t>المسلم</w:t>
       </w:r>
     </w:p>
     <w:p>
@@ -9559,7 +9524,7 @@
           <w:b w:val="0"/>
           <w:i w:val="0"/>
         </w:rPr>
-        <w:t>عومجملا</w:t>
+        <w:t>المجموع</w:t>
       </w:r>
     </w:p>
     <w:p>
@@ -9583,7 +9548,7 @@
       <w:r>
         <w:t>[المتن الفعلي: الوقائع / الأسباب / المنطوق] ===</w:t>
         <w:br/>
-        <w:t>: ةبساحملا</w:t>
+        <w:t>المحاسبة :</w:t>
       </w:r>
     </w:p>
     <w:p>
@@ -9661,33 +9626,33 @@
           <w:b w:val="0"/>
           <w:i w:val="0"/>
         </w:rPr>
-        <w:t>يروصلا فسوي</w:t>
-      </w:r>
-    </w:p>
-    <w:p>
-      <w:pPr>
-        <w:jc w:val="right"/>
-        <w:bidi/>
-      </w:pPr>
-      <w:r>
-        <w:rPr>
-          <w:b w:val="0"/>
-          <w:i w:val="0"/>
-        </w:rPr>
-        <w:t>ديمعت</w:t>
-      </w:r>
-    </w:p>
-    <w:p>
-      <w:pPr>
-        <w:jc w:val="right"/>
-        <w:bidi/>
-      </w:pPr>
-      <w:r>
-        <w:rPr>
-          <w:b w:val="0"/>
-          <w:i w:val="0"/>
-        </w:rPr>
-        <w:t>ريمعتلا نيسح يلا ةرهم نوكيسو غلبملا فرص مجرت</w:t>
+        <w:t>يوسف الصوري</w:t>
+      </w:r>
+    </w:p>
+    <w:p>
+      <w:pPr>
+        <w:jc w:val="right"/>
+        <w:bidi/>
+      </w:pPr>
+      <w:r>
+        <w:rPr>
+          <w:b w:val="0"/>
+          <w:i w:val="0"/>
+        </w:rPr>
+        <w:t>تعميد</w:t>
+      </w:r>
+    </w:p>
+    <w:p>
+      <w:pPr>
+        <w:jc w:val="right"/>
+        <w:bidi/>
+      </w:pPr>
+      <w:r>
+        <w:rPr>
+          <w:b w:val="0"/>
+          <w:i w:val="0"/>
+        </w:rPr>
+        <w:t>ترجم صرف المبلغ وسيكون مهرة الي حسين التعمير</w:t>
       </w:r>
     </w:p>
     <w:p>
@@ -9713,20 +9678,20 @@
           <w:b w:val="0"/>
           <w:i w:val="0"/>
         </w:rPr>
-        <w:t>: ةبساحملا</w:t>
-      </w:r>
-    </w:p>
-    <w:p>
-      <w:pPr>
-        <w:jc w:val="right"/>
-        <w:bidi/>
-      </w:pPr>
-      <w:r>
-        <w:rPr>
-          <w:b w:val="0"/>
-          <w:i w:val="0"/>
-        </w:rPr>
-        <w:t>راتلا</w:t>
+        <w:t>المحاسبة :</w:t>
+      </w:r>
+    </w:p>
+    <w:p>
+      <w:pPr>
+        <w:jc w:val="right"/>
+        <w:bidi/>
+      </w:pPr>
+      <w:r>
+        <w:rPr>
+          <w:b w:val="0"/>
+          <w:i w:val="0"/>
+        </w:rPr>
+        <w:t>التار</w:t>
       </w:r>
     </w:p>
     <w:p>
@@ -9791,20 +9756,20 @@
           <w:b w:val="0"/>
           <w:i w:val="0"/>
         </w:rPr>
-        <w:t>يروصلا فسوي</w:t>
-      </w:r>
-    </w:p>
-    <w:p>
-      <w:pPr>
-        <w:jc w:val="right"/>
-        <w:bidi/>
-      </w:pPr>
-      <w:r>
-        <w:rPr>
-          <w:b w:val="0"/>
-          <w:i w:val="0"/>
-        </w:rPr>
-        <w:t>ديمعت</w:t>
+        <w:t>يوسف الصوري</w:t>
+      </w:r>
+    </w:p>
+    <w:p>
+      <w:pPr>
+        <w:jc w:val="right"/>
+        <w:bidi/>
+      </w:pPr>
+      <w:r>
+        <w:rPr>
+          <w:b w:val="0"/>
+          <w:i w:val="0"/>
+        </w:rPr>
+        <w:t>تعميد</w:t>
       </w:r>
     </w:p>
     <w:p>
@@ -9906,20 +9871,20 @@
           <w:b w:val="0"/>
           <w:i w:val="0"/>
         </w:rPr>
-        <w:t>:ديقلا نايب</w:t>
-      </w:r>
-    </w:p>
-    <w:p>
-      <w:pPr>
-        <w:jc w:val="right"/>
-        <w:bidi/>
-      </w:pPr>
-      <w:r>
-        <w:rPr>
-          <w:b w:val="0"/>
-          <w:i w:val="0"/>
-        </w:rPr>
-        <w:t>نيدملا</w:t>
+        <w:t>بيان القيد:</w:t>
+      </w:r>
+    </w:p>
+    <w:p>
+      <w:pPr>
+        <w:jc w:val="right"/>
+        <w:bidi/>
+      </w:pPr>
+      <w:r>
+        <w:rPr>
+          <w:b w:val="0"/>
+          <w:i w:val="0"/>
+        </w:rPr>
+        <w:t>المدين</w:t>
       </w:r>
     </w:p>
     <w:p>
@@ -9945,7 +9910,7 @@
           <w:b w:val="0"/>
           <w:i w:val="0"/>
         </w:rPr>
-        <w:t>قفرملاك دابيآ ماك ةديسلا بلطتت ينيز دمحالا خيشلا جالع فيراصمو ةيبودلا ةميق</w:t>
+        <w:t>قيمة الدوبية ومصاريف علاج الشيخ الاحمد زيني تتطلب السيدة كام آيباد كالمرفق</w:t>
       </w:r>
     </w:p>
     <w:p>
@@ -9971,7 +9936,7 @@
           <w:b w:val="0"/>
           <w:i w:val="0"/>
         </w:rPr>
-        <w:t>باسحلا ممست ةبلاصلا مقر</w:t>
+        <w:t>رقم الصالبة تسمم الحساب</w:t>
       </w:r>
     </w:p>
     <w:p>
@@ -10034,7 +9999,7 @@
           <w:b w:val="0"/>
           <w:i w:val="0"/>
         </w:rPr>
-        <w:t>ديقلا عومجم</w:t>
+        <w:t>مجموع القيد</w:t>
       </w:r>
     </w:p>
     <w:p>
@@ -10060,7 +10025,7 @@
           <w:b w:val="0"/>
           <w:i w:val="0"/>
         </w:rPr>
-        <w:t>ملعلا قودنصلا ۱۰۰۰۱۱۱۱</w:t>
+        <w:t>۱۱۱۱۰۰۰۱ الصندوق العلم</w:t>
       </w:r>
     </w:p>
     <w:p>
@@ -10474,20 +10439,20 @@
           <w:b w:val="0"/>
           <w:i w:val="0"/>
         </w:rPr>
-        <w:t>samba ابماس</w:t>
-      </w:r>
-    </w:p>
-    <w:p>
-      <w:pPr>
-        <w:jc w:val="right"/>
-        <w:bidi/>
-      </w:pPr>
-      <w:r>
-        <w:rPr>
-          <w:b w:val="0"/>
-          <w:i w:val="0"/>
-        </w:rPr>
-        <w:t>Group Financial Samba ةيلاملا ابماس ةعومجم</w:t>
+        <w:t>سامبا samba</w:t>
+      </w:r>
+    </w:p>
+    <w:p>
+      <w:pPr>
+        <w:jc w:val="right"/>
+        <w:bidi/>
+      </w:pPr>
+      <w:r>
+        <w:rPr>
+          <w:b w:val="0"/>
+          <w:i w:val="0"/>
+        </w:rPr>
+        <w:t>مجموعة سامبا المالية Samba Financial Group</w:t>
       </w:r>
     </w:p>
     <w:p>
@@ -10539,7 +10504,7 @@
           <w:b w:val="0"/>
           <w:i w:val="0"/>
         </w:rPr>
-        <w:t>*\*\*\ دوعس لآ زيزعلا دبع نب دمحأ / ريمألا ومسك</w:t>
+        <w:t>كسمو الأمير / أحمد بن عبد العزيز آل سعود \*\*\*</w:t>
       </w:r>
     </w:p>
     <w:p>
@@ -10643,7 +10608,7 @@
           <w:b w:val="0"/>
           <w:i w:val="0"/>
         </w:rPr>
-        <w:t>رمألا</w:t>
+        <w:t>الأمر</w:t>
       </w:r>
     </w:p>
     <w:p>
@@ -10734,7 +10699,7 @@
           <w:b w:val="0"/>
           <w:i w:val="0"/>
         </w:rPr>
-        <w:t>عيقوتلا</w:t>
+        <w:t>التوقيع</w:t>
       </w:r>
     </w:p>
     <w:p>
@@ -10799,7 +10764,7 @@
           <w:b w:val="0"/>
           <w:i w:val="0"/>
         </w:rPr>
-        <w:t>ةيلاملا ابماس ةعومجم</w:t>
+        <w:t>مجموعة سامبا المالية</w:t>
       </w:r>
     </w:p>
     <w:p>
@@ -10877,33 +10842,31 @@
           <w:b w:val="0"/>
           <w:i w:val="0"/>
         </w:rPr>
-        <w:t>طقف ةفايضلا</w:t>
-      </w:r>
-    </w:p>
-    <w:p>
-      <w:pPr>
-        <w:jc w:val="right"/>
-        <w:bidi/>
-      </w:pPr>
-      <w:r>
-        <w:rPr>
-          <w:b w:val="0"/>
-          <w:i w:val="0"/>
-        </w:rPr>
-        <w:t>هومسل يعرشلا ليكولا / ملتسملا</w:t>
-      </w:r>
-    </w:p>
-    <w:p>
-      <w:pPr>
-        <w:jc w:val="right"/>
-        <w:bidi/>
-      </w:pPr>
-      <w:r>
-        <w:rPr>
-          <w:b w:val="0"/>
-          <w:i w:val="0"/>
-        </w:rPr>
-        <w:t>ريغتلا هللا</w:t>
+        <w:t>الضيافة فقط</w:t>
+      </w:r>
+    </w:p>
+    <w:p>
+      <w:pPr>
+        <w:pStyle w:val="Heading2"/>
+        <w:jc w:val="right"/>
+        <w:bidi/>
+      </w:pPr>
+      <w:r>
+        <w:t>[بيانات الأطراف: المدعي / المدعى عليه / الحاضرون] ===</w:t>
+        <w:br/>
+        <w:t>المستلم / الوكيل الشرعي لسموه</w:t>
+      </w:r>
+    </w:p>
+    <w:p>
+      <w:pPr>
+        <w:pStyle w:val="Heading2"/>
+        <w:jc w:val="right"/>
+        <w:bidi/>
+      </w:pPr>
+      <w:r>
+        <w:t>[المتن الفعلي: الوقائع / الأسباب / المنطوق] ===</w:t>
+        <w:br/>
+        <w:t>الله التغير</w:t>
       </w:r>
     </w:p>
     <w:p>
@@ -11033,20 +10996,20 @@
           <w:b w:val="0"/>
           <w:i w:val="0"/>
         </w:rPr>
-        <w:t>samba ابماس</w:t>
-      </w:r>
-    </w:p>
-    <w:p>
-      <w:pPr>
-        <w:jc w:val="right"/>
-        <w:bidi/>
-      </w:pPr>
-      <w:r>
-        <w:rPr>
-          <w:b w:val="0"/>
-          <w:i w:val="0"/>
-        </w:rPr>
-        <w:t>Group Financial Samba ةيلاملا ابماس ةعومجم</w:t>
+        <w:t>سامبا samba</w:t>
+      </w:r>
+    </w:p>
+    <w:p>
+      <w:pPr>
+        <w:jc w:val="right"/>
+        <w:bidi/>
+      </w:pPr>
+      <w:r>
+        <w:rPr>
+          <w:b w:val="0"/>
+          <w:i w:val="0"/>
+        </w:rPr>
+        <w:t>مجموعة سامبا المالية Samba Financial Group</w:t>
       </w:r>
     </w:p>
     <w:p>
@@ -11085,7 +11048,7 @@
           <w:b w:val="0"/>
           <w:i w:val="0"/>
         </w:rPr>
-        <w:t>ةدج يملسألا عراش</w:t>
+        <w:t>شارع الأسلمي جدة</w:t>
       </w:r>
     </w:p>
     <w:p>
@@ -11124,7 +11087,7 @@
           <w:b w:val="0"/>
           <w:i w:val="0"/>
         </w:rPr>
-        <w:t>دوعس لآ زعلا دبع</w:t>
+        <w:t>عبد العز آل سعود</w:t>
       </w:r>
     </w:p>
     <w:p>
@@ -11150,20 +11113,20 @@
           <w:b w:val="0"/>
           <w:i w:val="0"/>
         </w:rPr>
-        <w:t>: 3 لایر *\*\*\طقف</w:t>
-      </w:r>
-    </w:p>
-    <w:p>
-      <w:pPr>
-        <w:jc w:val="right"/>
-        <w:bidi/>
-      </w:pPr>
-      <w:r>
-        <w:rPr>
-          <w:b w:val="0"/>
-          <w:i w:val="0"/>
-        </w:rPr>
-        <w:t>دبع كلملا قيرط يلاملا ابماس ةع</w:t>
+        <w:t>فقط\*\*\* ریال 3 :</w:t>
+      </w:r>
+    </w:p>
+    <w:p>
+      <w:pPr>
+        <w:jc w:val="right"/>
+        <w:bidi/>
+      </w:pPr>
+      <w:r>
+        <w:rPr>
+          <w:b w:val="0"/>
+          <w:i w:val="0"/>
+        </w:rPr>
+        <w:t>عة سامبا المالي طريق الملك عبد</w:t>
       </w:r>
     </w:p>
     <w:p>
@@ -11189,7 +11152,7 @@
           <w:b w:val="0"/>
           <w:i w:val="0"/>
         </w:rPr>
-        <w:t>فلا</w:t>
+        <w:t>الف</w:t>
       </w:r>
     </w:p>
     <w:p>
@@ -11280,7 +11243,7 @@
           <w:b w:val="0"/>
           <w:i w:val="0"/>
         </w:rPr>
-        <w:t>ليصافتلا</w:t>
+        <w:t>التفاصيل</w:t>
       </w:r>
     </w:p>
     <w:p>
@@ -11358,7 +11321,7 @@
           <w:b w:val="0"/>
           <w:i w:val="0"/>
         </w:rPr>
-        <w:t>ليمعلا ةجيتن</w:t>
+        <w:t>نتيجة العميل</w:t>
       </w:r>
     </w:p>
     <w:p>
@@ -11410,20 +11373,20 @@
           <w:b w:val="0"/>
           <w:i w:val="0"/>
         </w:rPr>
-        <w:t>samba ابماس</w:t>
-      </w:r>
-    </w:p>
-    <w:p>
-      <w:pPr>
-        <w:jc w:val="right"/>
-        <w:bidi/>
-      </w:pPr>
-      <w:r>
-        <w:rPr>
-          <w:b w:val="0"/>
-          <w:i w:val="0"/>
-        </w:rPr>
-        <w:t>فرصلا رعس</w:t>
+        <w:t>سامبا samba</w:t>
+      </w:r>
+    </w:p>
+    <w:p>
+      <w:pPr>
+        <w:jc w:val="right"/>
+        <w:bidi/>
+      </w:pPr>
+      <w:r>
+        <w:rPr>
+          <w:b w:val="0"/>
+          <w:i w:val="0"/>
+        </w:rPr>
+        <w:t>سعر الصرف</w:t>
       </w:r>
     </w:p>
     <w:p>
@@ -11449,7 +11412,7 @@
           <w:b w:val="0"/>
           <w:i w:val="0"/>
         </w:rPr>
-        <w:t>(ةلومع) رادصإ موسر</w:t>
+        <w:t>رسوم إصدار (عمولة)</w:t>
       </w:r>
     </w:p>
     <w:p>
@@ -11475,7 +11438,7 @@
           <w:b w:val="0"/>
           <w:i w:val="0"/>
         </w:rPr>
-        <w:t>.مصخلا رعس يلامجإ</w:t>
+        <w:t>إجمالي سعر الخصم.</w:t>
       </w:r>
     </w:p>
     <w:p>
@@ -11514,7 +11477,7 @@
           <w:b w:val="0"/>
           <w:i w:val="0"/>
         </w:rPr>
-        <w:t>ةيبنجألا ةلمعلاب مصخلا</w:t>
+        <w:t>الخصم بالعملة الأجنبية</w:t>
       </w:r>
     </w:p>
     <w:p>
@@ -11566,20 +11529,20 @@
           <w:b w:val="0"/>
           <w:i w:val="0"/>
         </w:rPr>
-        <w:t>لایر</w:t>
-      </w:r>
-    </w:p>
-    <w:p>
-      <w:pPr>
-        <w:jc w:val="right"/>
-        <w:bidi/>
-      </w:pPr>
-      <w:r>
-        <w:rPr>
-          <w:b w:val="0"/>
-          <w:i w:val="0"/>
-        </w:rPr>
-        <w:t>ينيز سابع دمحأ ةماسأ ديسلا</w:t>
+        <w:t>ریال</w:t>
+      </w:r>
+    </w:p>
+    <w:p>
+      <w:pPr>
+        <w:jc w:val="right"/>
+        <w:bidi/>
+      </w:pPr>
+      <w:r>
+        <w:rPr>
+          <w:b w:val="0"/>
+          <w:i w:val="0"/>
+        </w:rPr>
+        <w:t>السيد أسامة أحمد عباس زيني</w:t>
       </w:r>
     </w:p>
     <w:p>
@@ -11668,7 +11631,7 @@
           <w:b w:val="0"/>
           <w:i w:val="0"/>
         </w:rPr>
-        <w:t>ريغنلا هللا دبع دمحم / ملتسملا</w:t>
+        <w:t>المستلم / محمد عبد الله النغير</w:t>
       </w:r>
     </w:p>
     <w:p>
@@ -11785,20 +11748,20 @@
           <w:b w:val="0"/>
           <w:i w:val="0"/>
         </w:rPr>
-        <w:t>samba ابماس</w:t>
-      </w:r>
-    </w:p>
-    <w:p>
-      <w:pPr>
-        <w:jc w:val="right"/>
-        <w:bidi/>
-      </w:pPr>
-      <w:r>
-        <w:rPr>
-          <w:b w:val="0"/>
-          <w:i w:val="0"/>
-        </w:rPr>
-        <w:t>Group Financial Samha ةيلاملا ابماس ةعومجم</w:t>
+        <w:t>سامبا samba</w:t>
+      </w:r>
+    </w:p>
+    <w:p>
+      <w:pPr>
+        <w:jc w:val="right"/>
+        <w:bidi/>
+      </w:pPr>
+      <w:r>
+        <w:rPr>
+          <w:b w:val="0"/>
+          <w:i w:val="0"/>
+        </w:rPr>
+        <w:t>مجموعة سامبا المالية Samha Financial Group</w:t>
       </w:r>
     </w:p>
     <w:p>
@@ -11863,7 +11826,7 @@
           <w:b w:val="0"/>
           <w:i w:val="0"/>
         </w:rPr>
-        <w:t>دوعس لآ زيزعلا دبع نب دمحأ ريمألا ومسلا</w:t>
+        <w:t>السمو الأمير أحمد بن عبد العزيز آل سعود</w:t>
       </w:r>
     </w:p>
     <w:p>
@@ -11889,7 +11852,7 @@
           <w:b w:val="0"/>
           <w:i w:val="0"/>
         </w:rPr>
-        <w:t>Cheque this Against طقف لوألا ديفتسملل فرصي لا لامج سلدنألا عراش</w:t>
+        <w:t>شارع الأندلس جمال ال يصرف للمستفيد الأول فقط Against this Cheque</w:t>
       </w:r>
     </w:p>
     <w:p>
@@ -11915,20 +11878,20 @@
           <w:b w:val="0"/>
           <w:i w:val="0"/>
         </w:rPr>
-        <w:t>ها تاعيزوتلا نم ريمالا ومس ةسن</w:t>
-      </w:r>
-    </w:p>
-    <w:p>
-      <w:pPr>
-        <w:jc w:val="right"/>
-        <w:bidi/>
-      </w:pPr>
-      <w:r>
-        <w:rPr>
-          <w:b w:val="0"/>
-          <w:i w:val="0"/>
-        </w:rPr>
-        <w:t>( ةعاضب ةكرشب ةديدجلا</w:t>
+        <w:t>نسة سمو الامير من التوزيعات اه</w:t>
+      </w:r>
+    </w:p>
+    <w:p>
+      <w:pPr>
+        <w:jc w:val="right"/>
+        <w:bidi/>
+      </w:pPr>
+      <w:r>
+        <w:rPr>
+          <w:b w:val="0"/>
+          <w:i w:val="0"/>
+        </w:rPr>
+        <w:t>الجديدة بشركة بضاعة )</w:t>
       </w:r>
     </w:p>
     <w:p>
@@ -11954,7 +11917,7 @@
           <w:b w:val="0"/>
           <w:i w:val="0"/>
         </w:rPr>
-        <w:t>فلا نوعبراو</w:t>
+        <w:t>واربعون الف</w:t>
       </w:r>
     </w:p>
     <w:p>
@@ -12006,20 +11969,20 @@
           <w:b w:val="0"/>
           <w:i w:val="0"/>
         </w:rPr>
-        <w:t>عيقوتلا</w:t>
-      </w:r>
-    </w:p>
-    <w:p>
-      <w:pPr>
-        <w:jc w:val="right"/>
-        <w:bidi/>
-      </w:pPr>
-      <w:r>
-        <w:rPr>
-          <w:b w:val="0"/>
-          <w:i w:val="0"/>
-        </w:rPr>
-        <w:t>(١٣٦٢) يناطحقلا سيهد نسحم</w:t>
+        <w:t>التوقيع</w:t>
+      </w:r>
+    </w:p>
+    <w:p>
+      <w:pPr>
+        <w:jc w:val="right"/>
+        <w:bidi/>
+      </w:pPr>
+      <w:r>
+        <w:rPr>
+          <w:b w:val="0"/>
+          <w:i w:val="0"/>
+        </w:rPr>
+        <w:t>محسن دهيس القحطاني (١٣٦٢)</w:t>
       </w:r>
     </w:p>
     <w:p>
@@ -12045,7 +12008,7 @@
           <w:b w:val="0"/>
           <w:i w:val="0"/>
         </w:rPr>
-        <w:t>ةيلاملا ابماس ةعومجم</w:t>
+        <w:t>مجموعة سامبا المالية</w:t>
       </w:r>
     </w:p>
     <w:p>
@@ -12076,27 +12039,25 @@
     </w:p>
     <w:p>
       <w:pPr>
-        <w:jc w:val="right"/>
-        <w:bidi/>
-      </w:pPr>
-      <w:r>
-        <w:rPr>
-          <w:b w:val="0"/>
-          <w:i w:val="0"/>
-        </w:rPr>
-        <w:t>يعرشلا ليكولا ريقلا دمحم هللا</w:t>
-      </w:r>
-    </w:p>
-    <w:p>
-      <w:pPr>
-        <w:jc w:val="right"/>
-        <w:bidi/>
-      </w:pPr>
-      <w:r>
-        <w:rPr>
-          <w:b w:val="0"/>
-          <w:i w:val="0"/>
-        </w:rPr>
+        <w:pStyle w:val="Heading2"/>
+        <w:jc w:val="right"/>
+        <w:bidi/>
+      </w:pPr>
+      <w:r>
+        <w:t>[بيانات الأطراف: المدعي / المدعى عليه / الحاضرون] ===</w:t>
+        <w:br/>
+        <w:t>الله محمد القير الوكيل الشرعي</w:t>
+      </w:r>
+    </w:p>
+    <w:p>
+      <w:pPr>
+        <w:pStyle w:val="Heading2"/>
+        <w:jc w:val="right"/>
+        <w:bidi/>
+      </w:pPr>
+      <w:r>
+        <w:t>[المتن الفعلي: الوقائع / الأسباب / المنطوق] ===</w:t>
+        <w:br/>
         <w:t>G</w:t>
       </w:r>
     </w:p>
@@ -12227,20 +12188,20 @@
           <w:b w:val="0"/>
           <w:i w:val="0"/>
         </w:rPr>
-        <w:t>samba ابماس</w:t>
-      </w:r>
-    </w:p>
-    <w:p>
-      <w:pPr>
-        <w:jc w:val="right"/>
-        <w:bidi/>
-      </w:pPr>
-      <w:r>
-        <w:rPr>
-          <w:b w:val="0"/>
-          <w:i w:val="0"/>
-        </w:rPr>
-        <w:t>Group Financial Samba ةيلاملا ابماس ةعومجم</w:t>
+        <w:t>سامبا samba</w:t>
+      </w:r>
+    </w:p>
+    <w:p>
+      <w:pPr>
+        <w:jc w:val="right"/>
+        <w:bidi/>
+      </w:pPr>
+      <w:r>
+        <w:rPr>
+          <w:b w:val="0"/>
+          <w:i w:val="0"/>
+        </w:rPr>
+        <w:t>مجموعة سامبا المالية Samba Financial Group</w:t>
       </w:r>
     </w:p>
     <w:p>
@@ -12266,7 +12227,7 @@
           <w:b w:val="0"/>
           <w:i w:val="0"/>
         </w:rPr>
-        <w:t>بع نب دمحأ / ريمألا ومس</w:t>
+        <w:t>سمو الأمير / أحمد بن عب</w:t>
       </w:r>
     </w:p>
     <w:p>
@@ -12474,7 +12435,7 @@
           <w:b w:val="0"/>
           <w:i w:val="0"/>
         </w:rPr>
-        <w:t>.زيزعلا دبع كلملا قيرط ةيلاملا ابماس ةع</w:t>
+        <w:t>عة سامبا المالية طريق الملك عبد العزيز.</w:t>
       </w:r>
     </w:p>
     <w:p>
@@ -12500,7 +12461,7 @@
           <w:b w:val="0"/>
           <w:i w:val="0"/>
         </w:rPr>
-        <w:t>عيقوتلا</w:t>
+        <w:t>التوقيع</w:t>
       </w:r>
     </w:p>
     <w:p>
@@ -12526,7 +12487,7 @@
           <w:b w:val="0"/>
           <w:i w:val="0"/>
         </w:rPr>
-        <w:t>*\*\ (۲۹۳۱) یناطحقلا سيهد نسحم 13</w:t>
+        <w:t>13 محسن دهيس القحطانی (۱۳۹۲) \*\*</w:t>
       </w:r>
     </w:p>
     <w:p>
@@ -12578,7 +12539,7 @@
           <w:b w:val="0"/>
           <w:i w:val="0"/>
         </w:rPr>
-        <w:t>ليصافتلا</w:t>
+        <w:t>التفاصيل</w:t>
       </w:r>
     </w:p>
     <w:p>
@@ -12630,7 +12591,7 @@
           <w:b w:val="0"/>
           <w:i w:val="0"/>
         </w:rPr>
-        <w:t>samba ابماس</w:t>
+        <w:t>سامبا samba</w:t>
       </w:r>
     </w:p>
     <w:p>
@@ -12669,20 +12630,20 @@
           <w:b w:val="0"/>
           <w:i w:val="0"/>
         </w:rPr>
-        <w:t>هالعأ حضوملا عفدلا رمأ</w:t>
-      </w:r>
-    </w:p>
-    <w:p>
-      <w:pPr>
-        <w:jc w:val="right"/>
-        <w:bidi/>
-      </w:pPr>
-      <w:r>
-        <w:rPr>
-          <w:b w:val="0"/>
-          <w:i w:val="0"/>
-        </w:rPr>
-        <w:t>ينيز سابع دمحأ ةماسأ ديسلا</w:t>
+        <w:t>أمر الدفع الموضح أعلاه</w:t>
+      </w:r>
+    </w:p>
+    <w:p>
+      <w:pPr>
+        <w:jc w:val="right"/>
+        <w:bidi/>
+      </w:pPr>
+      <w:r>
+        <w:rPr>
+          <w:b w:val="0"/>
+          <w:i w:val="0"/>
+        </w:rPr>
+        <w:t>السيد أسامة أحمد عباس زيني</w:t>
       </w:r>
     </w:p>
     <w:p>
@@ -12745,7 +12706,7 @@
           <w:b w:val="0"/>
           <w:i w:val="0"/>
         </w:rPr>
-        <w:t>اهم رما</w:t>
+        <w:t>امر مها</w:t>
       </w:r>
     </w:p>
     <w:p>
@@ -12771,7 +12732,7 @@
           <w:b w:val="0"/>
           <w:i w:val="0"/>
         </w:rPr>
-        <w:t>لاس</w:t>
+        <w:t>سال</w:t>
       </w:r>
     </w:p>
     <w:p>
@@ -12810,7 +12771,7 @@
           <w:b w:val="0"/>
           <w:i w:val="0"/>
         </w:rPr>
-        <w:t>ليمعلا ةخسن / مصخ راعشا</w:t>
+        <w:t>اشعار خصم / نسخة العميل</w:t>
       </w:r>
     </w:p>
     <w:p>
@@ -12849,7 +12810,7 @@
           <w:b w:val="0"/>
           <w:i w:val="0"/>
         </w:rPr>
-        <w:t>(ةلومع) رادصإ موسر</w:t>
+        <w:t>رسوم إصدار (عمولة)</w:t>
       </w:r>
     </w:p>
     <w:p>
@@ -12875,7 +12836,7 @@
           <w:b w:val="0"/>
           <w:i w:val="0"/>
         </w:rPr>
-        <w:t>مصخلا رعس يلامجإ</w:t>
+        <w:t>إجمالي سعر الخصم</w:t>
       </w:r>
     </w:p>
     <w:p>
@@ -12914,7 +12875,7 @@
           <w:b w:val="0"/>
           <w:i w:val="0"/>
         </w:rPr>
-        <w:t>ةيبنجألا ةلمعلاب مصخلا</w:t>
+        <w:t>الخصم بالعملة الأجنبية</w:t>
       </w:r>
     </w:p>
     <w:p>
@@ -13005,20 +12966,20 @@
           <w:b w:val="0"/>
           <w:i w:val="0"/>
         </w:rPr>
-        <w:t>كيشلا لصأ تملتسا</w:t>
-      </w:r>
-    </w:p>
-    <w:p>
-      <w:pPr>
-        <w:jc w:val="right"/>
-        <w:bidi/>
-      </w:pPr>
-      <w:r>
-        <w:rPr>
-          <w:b w:val="0"/>
-          <w:i w:val="0"/>
-        </w:rPr>
-        <w:t>عيقوتلاب ضوفملا</w:t>
+        <w:t>استلمت أصل الشيك</w:t>
+      </w:r>
+    </w:p>
+    <w:p>
+      <w:pPr>
+        <w:jc w:val="right"/>
+        <w:bidi/>
+      </w:pPr>
+      <w:r>
+        <w:rPr>
+          <w:b w:val="0"/>
+          <w:i w:val="0"/>
+        </w:rPr>
+        <w:t>المفوض بالتوقيع</w:t>
       </w:r>
     </w:p>
     <w:p>
@@ -13107,46 +13068,46 @@
           <w:b w:val="0"/>
           <w:i w:val="0"/>
         </w:rPr>
-        <w:t>ديقلا نايب</w:t>
-      </w:r>
-    </w:p>
-    <w:p>
-      <w:pPr>
-        <w:jc w:val="right"/>
-        <w:bidi/>
-      </w:pPr>
-      <w:r>
-        <w:rPr>
-          <w:b w:val="0"/>
-          <w:i w:val="0"/>
-        </w:rPr>
-        <w:t>نيدملا</w:t>
-      </w:r>
-    </w:p>
-    <w:p>
-      <w:pPr>
-        <w:jc w:val="right"/>
-        <w:bidi/>
-      </w:pPr>
-      <w:r>
-        <w:rPr>
-          <w:b w:val="0"/>
-          <w:i w:val="0"/>
-        </w:rPr>
-        <w:t>نئادلا</w:t>
-      </w:r>
-    </w:p>
-    <w:p>
-      <w:pPr>
-        <w:jc w:val="right"/>
-        <w:bidi/>
-      </w:pPr>
-      <w:r>
-        <w:rPr>
-          <w:b w:val="0"/>
-          <w:i w:val="0"/>
-        </w:rPr>
-        <w:t>ديقلا عومجم</w:t>
+        <w:t>بيان القيد</w:t>
+      </w:r>
+    </w:p>
+    <w:p>
+      <w:pPr>
+        <w:jc w:val="right"/>
+        <w:bidi/>
+      </w:pPr>
+      <w:r>
+        <w:rPr>
+          <w:b w:val="0"/>
+          <w:i w:val="0"/>
+        </w:rPr>
+        <w:t>المدين</w:t>
+      </w:r>
+    </w:p>
+    <w:p>
+      <w:pPr>
+        <w:jc w:val="right"/>
+        <w:bidi/>
+      </w:pPr>
+      <w:r>
+        <w:rPr>
+          <w:b w:val="0"/>
+          <w:i w:val="0"/>
+        </w:rPr>
+        <w:t>الدائن</w:t>
+      </w:r>
+    </w:p>
+    <w:p>
+      <w:pPr>
+        <w:jc w:val="right"/>
+        <w:bidi/>
+      </w:pPr>
+      <w:r>
+        <w:rPr>
+          <w:b w:val="0"/>
+          <w:i w:val="0"/>
+        </w:rPr>
+        <w:t>مجموع القيد</w:t>
       </w:r>
     </w:p>
     <w:p>
@@ -13185,7 +13146,7 @@
           <w:b w:val="0"/>
           <w:i w:val="0"/>
         </w:rPr>
-        <w:t>CamScanner ـب ايئوض ةحوسمملا</w:t>
+        <w:t>الممسوحة ضوئيا بـ CamScanner</w:t>
       </w:r>
     </w:p>
     <w:p>
@@ -13268,27 +13229,25 @@
     </w:p>
     <w:p>
       <w:pPr>
-        <w:jc w:val="right"/>
-        <w:bidi/>
-      </w:pPr>
-      <w:r>
-        <w:rPr>
-          <w:b w:val="0"/>
-          <w:i w:val="0"/>
-        </w:rPr>
-        <w:t>باسحلا مسا باسحلا مقر</w:t>
-      </w:r>
-    </w:p>
-    <w:p>
-      <w:pPr>
-        <w:jc w:val="right"/>
-        <w:bidi/>
-      </w:pPr>
-      <w:r>
-        <w:rPr>
-          <w:b w:val="0"/>
-          <w:i w:val="0"/>
-        </w:rPr>
+        <w:pStyle w:val="Heading2"/>
+        <w:jc w:val="right"/>
+        <w:bidi/>
+      </w:pPr>
+      <w:r>
+        <w:t>[بيانات الأطراف: المدعي / المدعى عليه / الحاضرون] ===</w:t>
+        <w:br/>
+        <w:t>رقم الحساب اسم الحساب</w:t>
+      </w:r>
+    </w:p>
+    <w:p>
+      <w:pPr>
+        <w:pStyle w:val="Heading2"/>
+        <w:jc w:val="right"/>
+        <w:bidi/>
+      </w:pPr>
+      <w:r>
+        <w:t>[المتن الفعلي: الوقائع / الأسباب / المنطوق] ===</w:t>
+        <w:br/>
         <w:t>ملاحظات</w:t>
       </w:r>
     </w:p>
@@ -13315,7 +13274,7 @@
           <w:b w:val="0"/>
           <w:i w:val="0"/>
         </w:rPr>
-        <w:t>ةحلاصلا</w:t>
+        <w:t>الصالحة</w:t>
       </w:r>
     </w:p>
     <w:p>
@@ -13367,7 +13326,7 @@
           <w:b w:val="0"/>
           <w:i w:val="0"/>
         </w:rPr>
-        <w:t>ماعلا قودنصلا</w:t>
+        <w:t>الصندوق العام</w:t>
       </w:r>
     </w:p>
     <w:p>
@@ -13391,7 +13350,7 @@
       <w:r>
         <w:t>[المتن الفعلي: الوقائع / الأسباب / المنطوق] ===</w:t>
         <w:br/>
-        <w:t>يئاملا نيدملا</w:t>
+        <w:t>المدين المائي</w:t>
       </w:r>
     </w:p>
     <w:p>
@@ -13417,7 +13376,7 @@
           <w:b w:val="0"/>
           <w:i w:val="0"/>
         </w:rPr>
-        <w:t>ملعلا ريدملا</w:t>
+        <w:t>المدير العلم</w:t>
       </w:r>
     </w:p>
     <w:p>
@@ -13623,7 +13582,7 @@
           <w:b w:val="0"/>
           <w:i w:val="0"/>
         </w:rPr>
-        <w:t>۱۰/۱۰/۹۱۰۲ قفاوملا</w:t>
+        <w:t>الموافق ۲۰۱۹/۰۱/۰۱</w:t>
       </w:r>
     </w:p>
     <w:p>
@@ -13649,7 +13608,7 @@
           <w:b w:val="0"/>
           <w:i w:val="0"/>
         </w:rPr>
-        <w:t>قودنصلا نيمأ</w:t>
+        <w:t>أمين الصندوق</w:t>
       </w:r>
     </w:p>
     <w:p>
@@ -13688,46 +13647,46 @@
           <w:b w:val="0"/>
           <w:i w:val="0"/>
         </w:rPr>
-        <w:t>CamScanner ـب ايئوض ةحوسمملا</w:t>
-      </w:r>
-    </w:p>
-    <w:p>
-      <w:pPr>
-        <w:jc w:val="right"/>
-        <w:bidi/>
-      </w:pPr>
-      <w:r>
-        <w:rPr>
-          <w:b w:val="0"/>
-          <w:i w:val="0"/>
-        </w:rPr>
-        <w:t>عومجملا</w:t>
-      </w:r>
-    </w:p>
-    <w:p>
-      <w:pPr>
-        <w:jc w:val="right"/>
-        <w:bidi/>
-      </w:pPr>
-      <w:r>
-        <w:rPr>
-          <w:b w:val="0"/>
-          <w:i w:val="0"/>
-        </w:rPr>
-        <w:t>ماعلا ريدملا</w:t>
-      </w:r>
-    </w:p>
-    <w:p>
-      <w:pPr>
-        <w:jc w:val="right"/>
-        <w:bidi/>
-      </w:pPr>
-      <w:r>
-        <w:rPr>
-          <w:b w:val="0"/>
-          <w:i w:val="0"/>
-        </w:rPr>
-        <w:t>لایر</w:t>
+        <w:t>الممسوحة ضوئيا بـ CamScanner</w:t>
+      </w:r>
+    </w:p>
+    <w:p>
+      <w:pPr>
+        <w:jc w:val="right"/>
+        <w:bidi/>
+      </w:pPr>
+      <w:r>
+        <w:rPr>
+          <w:b w:val="0"/>
+          <w:i w:val="0"/>
+        </w:rPr>
+        <w:t>المجموع</w:t>
+      </w:r>
+    </w:p>
+    <w:p>
+      <w:pPr>
+        <w:jc w:val="right"/>
+        <w:bidi/>
+      </w:pPr>
+      <w:r>
+        <w:rPr>
+          <w:b w:val="0"/>
+          <w:i w:val="0"/>
+        </w:rPr>
+        <w:t>المدير العام</w:t>
+      </w:r>
+    </w:p>
+    <w:p>
+      <w:pPr>
+        <w:jc w:val="right"/>
+        <w:bidi/>
+      </w:pPr>
+      <w:r>
+        <w:rPr>
+          <w:b w:val="0"/>
+          <w:i w:val="0"/>
+        </w:rPr>
+        <w:t>ریال</w:t>
       </w:r>
     </w:p>
     <w:p>
@@ -13816,33 +13775,33 @@
           <w:b w:val="0"/>
           <w:i w:val="0"/>
         </w:rPr>
-        <w:t>ديقلا نايب</w:t>
-      </w:r>
-    </w:p>
-    <w:p>
-      <w:pPr>
-        <w:jc w:val="right"/>
-        <w:bidi/>
-      </w:pPr>
-      <w:r>
-        <w:rPr>
-          <w:b w:val="0"/>
-          <w:i w:val="0"/>
-        </w:rPr>
-        <w:t>نيدملا</w:t>
-      </w:r>
-    </w:p>
-    <w:p>
-      <w:pPr>
-        <w:jc w:val="right"/>
-        <w:bidi/>
-      </w:pPr>
-      <w:r>
-        <w:rPr>
-          <w:b w:val="0"/>
-          <w:i w:val="0"/>
-        </w:rPr>
-        <w:t>نئادلا</w:t>
+        <w:t>بيان القيد</w:t>
+      </w:r>
+    </w:p>
+    <w:p>
+      <w:pPr>
+        <w:jc w:val="right"/>
+        <w:bidi/>
+      </w:pPr>
+      <w:r>
+        <w:rPr>
+          <w:b w:val="0"/>
+          <w:i w:val="0"/>
+        </w:rPr>
+        <w:t>المدين</w:t>
+      </w:r>
+    </w:p>
+    <w:p>
+      <w:pPr>
+        <w:jc w:val="right"/>
+        <w:bidi/>
+      </w:pPr>
+      <w:r>
+        <w:rPr>
+          <w:b w:val="0"/>
+          <w:i w:val="0"/>
+        </w:rPr>
+        <w:t>الدائن</w:t>
       </w:r>
     </w:p>
     <w:p>
@@ -13881,33 +13840,33 @@
           <w:b w:val="0"/>
           <w:i w:val="0"/>
         </w:rPr>
-        <w:t>ديقلا عومجم</w:t>
-      </w:r>
-    </w:p>
-    <w:p>
-      <w:pPr>
-        <w:jc w:val="right"/>
-        <w:bidi/>
-      </w:pPr>
-      <w:r>
-        <w:rPr>
-          <w:b w:val="0"/>
-          <w:i w:val="0"/>
-        </w:rPr>
-        <w:t>بساحملا</w:t>
-      </w:r>
-    </w:p>
-    <w:p>
-      <w:pPr>
-        <w:jc w:val="right"/>
-        <w:bidi/>
-      </w:pPr>
-      <w:r>
-        <w:rPr>
-          <w:b w:val="0"/>
-          <w:i w:val="0"/>
-        </w:rPr>
-        <w:t>CamScanner ـب ايئوض ةحوسمملا</w:t>
+        <w:t>مجموع القيد</w:t>
+      </w:r>
+    </w:p>
+    <w:p>
+      <w:pPr>
+        <w:jc w:val="right"/>
+        <w:bidi/>
+      </w:pPr>
+      <w:r>
+        <w:rPr>
+          <w:b w:val="0"/>
+          <w:i w:val="0"/>
+        </w:rPr>
+        <w:t>المحاسب</w:t>
+      </w:r>
+    </w:p>
+    <w:p>
+      <w:pPr>
+        <w:jc w:val="right"/>
+        <w:bidi/>
+      </w:pPr>
+      <w:r>
+        <w:rPr>
+          <w:b w:val="0"/>
+          <w:i w:val="0"/>
+        </w:rPr>
+        <w:t>الممسوحة ضوئيا بـ CamScanner</w:t>
       </w:r>
     </w:p>
     <w:p>
@@ -14040,27 +13999,25 @@
     </w:p>
     <w:p>
       <w:pPr>
-        <w:jc w:val="right"/>
-        <w:bidi/>
-      </w:pPr>
-      <w:r>
-        <w:rPr>
-          <w:b w:val="0"/>
-          <w:i w:val="0"/>
-        </w:rPr>
-        <w:t>باصلا مسا باسحلا مقر</w:t>
-      </w:r>
-    </w:p>
-    <w:p>
-      <w:pPr>
-        <w:jc w:val="right"/>
-        <w:bidi/>
-      </w:pPr>
-      <w:r>
-        <w:rPr>
-          <w:b w:val="0"/>
-          <w:i w:val="0"/>
-        </w:rPr>
+        <w:pStyle w:val="Heading2"/>
+        <w:jc w:val="right"/>
+        <w:bidi/>
+      </w:pPr>
+      <w:r>
+        <w:t>[بيانات الأطراف: المدعي / المدعى عليه / الحاضرون] ===</w:t>
+        <w:br/>
+        <w:t>رقم الحساب اسم الصاب</w:t>
+      </w:r>
+    </w:p>
+    <w:p>
+      <w:pPr>
+        <w:pStyle w:val="Heading2"/>
+        <w:jc w:val="right"/>
+        <w:bidi/>
+      </w:pPr>
+      <w:r>
+        <w:t>[المتن الفعلي: الوقائع / الأسباب / المنطوق] ===</w:t>
+        <w:br/>
         <w:t>ملاحظات</w:t>
       </w:r>
     </w:p>
@@ -14087,7 +14044,7 @@
           <w:b w:val="0"/>
           <w:i w:val="0"/>
         </w:rPr>
-        <w:t>ماعلا قودنصلا ۰۰۰۱</w:t>
+        <w:t>۱۰۰۰ الصندوق العام</w:t>
       </w:r>
     </w:p>
     <w:p>
@@ -14124,7 +14081,7 @@
           <w:b w:val="0"/>
           <w:i w:val="0"/>
         </w:rPr>
-        <w:t>ماعلا ريدملا</w:t>
+        <w:t>المدير العام</w:t>
       </w:r>
     </w:p>
     <w:p>
@@ -14194,27 +14151,25 @@
     </w:p>
     <w:p>
       <w:pPr>
-        <w:jc w:val="right"/>
-        <w:bidi/>
-      </w:pPr>
-      <w:r>
-        <w:rPr>
-          <w:b w:val="0"/>
-          <w:i w:val="0"/>
-        </w:rPr>
-        <w:t>يدوعس لاير ةلاصيسو فلا نوسخ طقف</w:t>
-      </w:r>
-    </w:p>
-    <w:p>
-      <w:pPr>
-        <w:jc w:val="right"/>
-        <w:bidi/>
-      </w:pPr>
-      <w:r>
-        <w:rPr>
-          <w:b w:val="0"/>
-          <w:i w:val="0"/>
-        </w:rPr>
+        <w:pStyle w:val="Heading2"/>
+        <w:jc w:val="right"/>
+        <w:bidi/>
+      </w:pPr>
+      <w:r>
+        <w:t>[بيانات الأطراف: المدعي / المدعى عليه / الحاضرون] ===</w:t>
+        <w:br/>
+        <w:t>فقط خسون الف وسيصالة ريال سعودي</w:t>
+      </w:r>
+    </w:p>
+    <w:p>
+      <w:pPr>
+        <w:pStyle w:val="Heading2"/>
+        <w:jc w:val="right"/>
+        <w:bidi/>
+      </w:pPr>
+      <w:r>
+        <w:t>[المتن الفعلي: الوقائع / الأسباب / المنطوق] ===</w:t>
+        <w:br/>
         <w:t>وذلك / مصاريف قبلا الشيخ احمد زيتى عن :</w:t>
       </w:r>
     </w:p>
@@ -14306,20 +14261,20 @@
           <w:b w:val="0"/>
           <w:i w:val="0"/>
         </w:rPr>
-        <w:t>عومجملا</w:t>
-      </w:r>
-    </w:p>
-    <w:p>
-      <w:pPr>
-        <w:jc w:val="right"/>
-        <w:bidi/>
-      </w:pPr>
-      <w:r>
-        <w:rPr>
-          <w:b w:val="0"/>
-          <w:i w:val="0"/>
-        </w:rPr>
-        <w:t>CamScanner ـب ايئوض ةحوسمملا</w:t>
+        <w:t>المجموع</w:t>
+      </w:r>
+    </w:p>
+    <w:p>
+      <w:pPr>
+        <w:jc w:val="right"/>
+        <w:bidi/>
+      </w:pPr>
+      <w:r>
+        <w:rPr>
+          <w:b w:val="0"/>
+          <w:i w:val="0"/>
+        </w:rPr>
+        <w:t>الممسوحة ضوئيا بـ CamScanner</w:t>
       </w:r>
     </w:p>
     <w:p>
@@ -14345,7 +14300,7 @@
           <w:b w:val="0"/>
           <w:i w:val="0"/>
         </w:rPr>
-        <w:t>قودنصلا نيما</w:t>
+        <w:t>امين الصندوق</w:t>
       </w:r>
     </w:p>
     <w:p>
@@ -14501,7 +14456,7 @@
           <w:b w:val="0"/>
           <w:i w:val="0"/>
         </w:rPr>
-        <w:t>:ديقلا نايب</w:t>
+        <w:t>بيان القيد:</w:t>
       </w:r>
     </w:p>
     <w:p>
@@ -14527,32 +14482,30 @@
           <w:b w:val="0"/>
           <w:i w:val="0"/>
         </w:rPr>
-        <w:t>نئادلا</w:t>
-      </w:r>
-    </w:p>
-    <w:p>
-      <w:pPr>
-        <w:jc w:val="right"/>
-        <w:bidi/>
-      </w:pPr>
-      <w:r>
-        <w:rPr>
-          <w:b w:val="0"/>
-          <w:i w:val="0"/>
-        </w:rPr>
-        <w:t>باسحلا مسا باسحلا مقر</w:t>
-      </w:r>
-    </w:p>
-    <w:p>
-      <w:pPr>
-        <w:jc w:val="right"/>
-        <w:bidi/>
-      </w:pPr>
-      <w:r>
-        <w:rPr>
-          <w:b w:val="0"/>
-          <w:i w:val="0"/>
-        </w:rPr>
+        <w:t>الدائن</w:t>
+      </w:r>
+    </w:p>
+    <w:p>
+      <w:pPr>
+        <w:pStyle w:val="Heading2"/>
+        <w:jc w:val="right"/>
+        <w:bidi/>
+      </w:pPr>
+      <w:r>
+        <w:t>[بيانات الأطراف: المدعي / المدعى عليه / الحاضرون] ===</w:t>
+        <w:br/>
+        <w:t>رقم الحساب اسم الحساب</w:t>
+      </w:r>
+    </w:p>
+    <w:p>
+      <w:pPr>
+        <w:pStyle w:val="Heading2"/>
+        <w:jc w:val="right"/>
+        <w:bidi/>
+      </w:pPr>
+      <w:r>
+        <w:t>[المتن الفعلي: الوقائع / الأسباب / المنطوق] ===</w:t>
+        <w:br/>
         <w:t>ملاحظات</w:t>
       </w:r>
     </w:p>
@@ -14579,7 +14532,7 @@
           <w:b w:val="0"/>
           <w:i w:val="0"/>
         </w:rPr>
-        <w:t>ديقلا عومجم</w:t>
+        <w:t>مجموع القيد</w:t>
       </w:r>
     </w:p>
     <w:p>
@@ -14605,20 +14558,20 @@
           <w:b w:val="0"/>
           <w:i w:val="0"/>
         </w:rPr>
-        <w:t>بساحملا</w:t>
-      </w:r>
-    </w:p>
-    <w:p>
-      <w:pPr>
-        <w:jc w:val="right"/>
-        <w:bidi/>
-      </w:pPr>
-      <w:r>
-        <w:rPr>
-          <w:b w:val="0"/>
-          <w:i w:val="0"/>
-        </w:rPr>
-        <w:t>CamScanner ـب ايئوض ةحوسمملا</w:t>
+        <w:t>المحاسب</w:t>
+      </w:r>
+    </w:p>
+    <w:p>
+      <w:pPr>
+        <w:jc w:val="right"/>
+        <w:bidi/>
+      </w:pPr>
+      <w:r>
+        <w:rPr>
+          <w:b w:val="0"/>
+          <w:i w:val="0"/>
+        </w:rPr>
+        <w:t>الممسوحة ضوئيا بـ CamScanner</w:t>
       </w:r>
     </w:p>
     <w:p>
@@ -14681,7 +14634,7 @@
           <w:b w:val="0"/>
           <w:i w:val="0"/>
         </w:rPr>
-        <w:t>ماعلا قودنصلا ۰۱۱۱۱</w:t>
+        <w:t>۱۱۱۱۰ الصندوق العام</w:t>
       </w:r>
     </w:p>
     <w:p>
@@ -14718,20 +14671,20 @@
       <w:r>
         <w:t>[المتن الفعلي: الوقائع / الأسباب / المنطوق] ===</w:t>
         <w:br/>
-        <w:t>ىنملا ةنيدملا</w:t>
-      </w:r>
-    </w:p>
-    <w:p>
-      <w:pPr>
-        <w:jc w:val="right"/>
-        <w:bidi/>
-      </w:pPr>
-      <w:r>
-        <w:rPr>
-          <w:b w:val="0"/>
-          <w:i w:val="0"/>
-        </w:rPr>
-        <w:t>ماعلا ريدملا</w:t>
+        <w:t>المدينة المنى</w:t>
+      </w:r>
+    </w:p>
+    <w:p>
+      <w:pPr>
+        <w:jc w:val="right"/>
+        <w:bidi/>
+      </w:pPr>
+      <w:r>
+        <w:rPr>
+          <w:b w:val="0"/>
+          <w:i w:val="0"/>
+        </w:rPr>
+        <w:t>المدير العام</w:t>
       </w:r>
     </w:p>
     <w:p>
@@ -14927,27 +14880,25 @@
     </w:p>
     <w:p>
       <w:pPr>
-        <w:jc w:val="right"/>
-        <w:bidi/>
-      </w:pPr>
-      <w:r>
-        <w:rPr>
-          <w:b w:val="0"/>
-          <w:i w:val="0"/>
-        </w:rPr>
-        <w:t>باسحلا مسا</w:t>
-      </w:r>
-    </w:p>
-    <w:p>
-      <w:pPr>
-        <w:jc w:val="right"/>
-        <w:bidi/>
-      </w:pPr>
-      <w:r>
-        <w:rPr>
-          <w:b w:val="0"/>
-          <w:i w:val="0"/>
-        </w:rPr>
+        <w:pStyle w:val="Heading2"/>
+        <w:jc w:val="right"/>
+        <w:bidi/>
+      </w:pPr>
+      <w:r>
+        <w:t>[بيانات الأطراف: المدعي / المدعى عليه / الحاضرون] ===</w:t>
+        <w:br/>
+        <w:t>اسم الحساب</w:t>
+      </w:r>
+    </w:p>
+    <w:p>
+      <w:pPr>
+        <w:pStyle w:val="Heading2"/>
+        <w:jc w:val="right"/>
+        <w:bidi/>
+      </w:pPr>
+      <w:r>
+        <w:t>[المتن الفعلي: الوقائع / الأسباب / المنطوق] ===</w:t>
+        <w:br/>
         <w:t>رقم الحساب</w:t>
       </w:r>
     </w:p>
@@ -14961,7 +14912,7 @@
           <w:b w:val="0"/>
           <w:i w:val="0"/>
         </w:rPr>
-        <w:t>ملتسملا</w:t>
+        <w:t>المستلم</w:t>
       </w:r>
     </w:p>
     <w:p>
@@ -15000,7 +14951,7 @@
           <w:b w:val="0"/>
           <w:i w:val="0"/>
         </w:rPr>
-        <w:t>قودنصلا نيمأ</w:t>
+        <w:t>أمين الصندوق</w:t>
       </w:r>
     </w:p>
     <w:p>
@@ -15026,46 +14977,46 @@
           <w:b w:val="0"/>
           <w:i w:val="0"/>
         </w:rPr>
-        <w:t>CamScanner ـب ايئوض ةحوسمملا</w:t>
-      </w:r>
-    </w:p>
-    <w:p>
-      <w:pPr>
-        <w:jc w:val="right"/>
-        <w:bidi/>
-      </w:pPr>
-      <w:r>
-        <w:rPr>
-          <w:b w:val="0"/>
-          <w:i w:val="0"/>
-        </w:rPr>
-        <w:t>عومجملا</w:t>
-      </w:r>
-    </w:p>
-    <w:p>
-      <w:pPr>
-        <w:jc w:val="right"/>
-        <w:bidi/>
-      </w:pPr>
-      <w:r>
-        <w:rPr>
-          <w:b w:val="0"/>
-          <w:i w:val="0"/>
-        </w:rPr>
-        <w:t>يلاملا ريدملا</w:t>
-      </w:r>
-    </w:p>
-    <w:p>
-      <w:pPr>
-        <w:jc w:val="right"/>
-        <w:bidi/>
-      </w:pPr>
-      <w:r>
-        <w:rPr>
-          <w:b w:val="0"/>
-          <w:i w:val="0"/>
-        </w:rPr>
-        <w:t>ماعلا ريدملا</w:t>
+        <w:t>الممسوحة ضوئيا بـ CamScanner</w:t>
+      </w:r>
+    </w:p>
+    <w:p>
+      <w:pPr>
+        <w:jc w:val="right"/>
+        <w:bidi/>
+      </w:pPr>
+      <w:r>
+        <w:rPr>
+          <w:b w:val="0"/>
+          <w:i w:val="0"/>
+        </w:rPr>
+        <w:t>المجموع</w:t>
+      </w:r>
+    </w:p>
+    <w:p>
+      <w:pPr>
+        <w:jc w:val="right"/>
+        <w:bidi/>
+      </w:pPr>
+      <w:r>
+        <w:rPr>
+          <w:b w:val="0"/>
+          <w:i w:val="0"/>
+        </w:rPr>
+        <w:t>المدير المالي</w:t>
+      </w:r>
+    </w:p>
+    <w:p>
+      <w:pPr>
+        <w:jc w:val="right"/>
+        <w:bidi/>
+      </w:pPr>
+      <w:r>
+        <w:rPr>
+          <w:b w:val="0"/>
+          <w:i w:val="0"/>
+        </w:rPr>
+        <w:t>المدير العام</w:t>
       </w:r>
     </w:p>
     <w:p>
@@ -15091,7 +15042,7 @@
           <w:b w:val="0"/>
           <w:i w:val="0"/>
         </w:rPr>
-        <w:t>لایر</w:t>
+        <w:t>ریال</w:t>
       </w:r>
     </w:p>
     <w:p>
@@ -15286,7 +15237,7 @@
           <w:b w:val="0"/>
           <w:i w:val="0"/>
         </w:rPr>
-        <w:t>نيدملا</w:t>
+        <w:t>المدين</w:t>
       </w:r>
     </w:p>
     <w:p>
@@ -15341,27 +15292,25 @@
     </w:p>
     <w:p>
       <w:pPr>
-        <w:jc w:val="right"/>
-        <w:bidi/>
-      </w:pPr>
-      <w:r>
-        <w:rPr>
-          <w:b w:val="0"/>
-          <w:i w:val="0"/>
-        </w:rPr>
-        <w:t>باسحلا مسا باسحلا مقر</w:t>
-      </w:r>
-    </w:p>
-    <w:p>
-      <w:pPr>
-        <w:jc w:val="right"/>
-        <w:bidi/>
-      </w:pPr>
-      <w:r>
-        <w:rPr>
-          <w:b w:val="0"/>
-          <w:i w:val="0"/>
-        </w:rPr>
+        <w:pStyle w:val="Heading2"/>
+        <w:jc w:val="right"/>
+        <w:bidi/>
+      </w:pPr>
+      <w:r>
+        <w:t>[بيانات الأطراف: المدعي / المدعى عليه / الحاضرون] ===</w:t>
+        <w:br/>
+        <w:t>رقم الحساب اسم الحساب</w:t>
+      </w:r>
+    </w:p>
+    <w:p>
+      <w:pPr>
+        <w:pStyle w:val="Heading2"/>
+        <w:jc w:val="right"/>
+        <w:bidi/>
+      </w:pPr>
+      <w:r>
+        <w:t>[المتن الفعلي: الوقائع / الأسباب / المنطوق] ===</w:t>
+        <w:br/>
         <w:t>١١٢١٠٠ الشيخ اسامه زيني ( الشيخ مصاريف فيلا الشيخ /احمد زيني عن شهر مايو</w:t>
       </w:r>
     </w:p>
@@ -15375,7 +15324,7 @@
           <w:b w:val="0"/>
           <w:i w:val="0"/>
         </w:rPr>
-        <w:t>ماعلا قودنصلا</w:t>
+        <w:t>الصندوق العام</w:t>
       </w:r>
     </w:p>
     <w:p>
@@ -15401,7 +15350,7 @@
           <w:b w:val="0"/>
           <w:i w:val="0"/>
         </w:rPr>
-        <w:t>ةديقلا عومجم</w:t>
+        <w:t>مجموع القيدة</w:t>
       </w:r>
     </w:p>
     <w:p>
@@ -15425,20 +15374,20 @@
       <w:r>
         <w:t>[المتن الفعلي: الوقائع / الأسباب / المنطوق] ===</w:t>
         <w:br/>
-        <w:t>ماعلا ريدملا</w:t>
-      </w:r>
-    </w:p>
-    <w:p>
-      <w:pPr>
-        <w:jc w:val="right"/>
-        <w:bidi/>
-      </w:pPr>
-      <w:r>
-        <w:rPr>
-          <w:b w:val="0"/>
-          <w:i w:val="0"/>
-        </w:rPr>
-        <w:t>CamScanner ـب ايئوض ةحوسمملا</w:t>
+        <w:t>المدير العام</w:t>
+      </w:r>
+    </w:p>
+    <w:p>
+      <w:pPr>
+        <w:jc w:val="right"/>
+        <w:bidi/>
+      </w:pPr>
+      <w:r>
+        <w:rPr>
+          <w:b w:val="0"/>
+          <w:i w:val="0"/>
+        </w:rPr>
+        <w:t>الممسوحة ضوئيا بـ CamScanner</w:t>
       </w:r>
     </w:p>
     <w:p>
@@ -15477,7 +15426,7 @@
           <w:b w:val="0"/>
           <w:i w:val="0"/>
         </w:rPr>
-        <w:t>هاكرشو يطويعلا ديسلا</w:t>
+        <w:t>السيد العيوطي وشركاه</w:t>
       </w:r>
     </w:p>
     <w:p>
@@ -15503,7 +15452,7 @@
           <w:b w:val="0"/>
           <w:i w:val="0"/>
         </w:rPr>
-        <w:t>زنفيتسروم</w:t>
+        <w:t>مورستيفنز</w:t>
       </w:r>
     </w:p>
     <w:p>
@@ -15529,7 +15478,7 @@
           <w:b w:val="0"/>
           <w:i w:val="0"/>
         </w:rPr>
-        <w:t>ةدودحملا تامدخلاو ةرادإلل ةينطولا ةكرشلا</w:t>
+        <w:t>الشركة الوطنية للإدارة والخدمات المحدودة</w:t>
       </w:r>
     </w:p>
     <w:p>
@@ -15568,7 +15517,7 @@
           <w:b w:val="0"/>
           <w:i w:val="0"/>
         </w:rPr>
-        <w:t>هاكرشو يطويعلا ديسلا</w:t>
+        <w:t>السيد العيوطي وشركاه</w:t>
       </w:r>
     </w:p>
     <w:p>
@@ -15594,20 +15543,20 @@
           <w:b w:val="0"/>
           <w:i w:val="0"/>
         </w:rPr>
-        <w:t>زنفيتسروم</w:t>
-      </w:r>
-    </w:p>
-    <w:p>
-      <w:pPr>
-        <w:jc w:val="right"/>
-        <w:bidi/>
-      </w:pPr>
-      <w:r>
-        <w:rPr>
-          <w:b w:val="0"/>
-          <w:i w:val="0"/>
-        </w:rPr>
-        <w:t>لانويشانرتنا</w:t>
+        <w:t>مورستيفنز</w:t>
+      </w:r>
+    </w:p>
+    <w:p>
+      <w:pPr>
+        <w:jc w:val="right"/>
+        <w:bidi/>
+      </w:pPr>
+      <w:r>
+        <w:rPr>
+          <w:b w:val="0"/>
+          <w:i w:val="0"/>
+        </w:rPr>
+        <w:t>انترناشيونال</w:t>
       </w:r>
     </w:p>
     <w:p>
@@ -15659,46 +15608,46 @@
           <w:b w:val="0"/>
           <w:i w:val="0"/>
         </w:rPr>
-        <w:t>لاملا سأر</w:t>
-      </w:r>
-    </w:p>
-    <w:p>
-      <w:pPr>
-        <w:jc w:val="right"/>
-        <w:bidi/>
-      </w:pPr>
-      <w:r>
-        <w:rPr>
-          <w:b w:val="0"/>
-          <w:i w:val="0"/>
-        </w:rPr>
-        <w:t>مييقتلا صخلم</w:t>
-      </w:r>
-    </w:p>
-    <w:p>
-      <w:pPr>
-        <w:jc w:val="right"/>
-        <w:bidi/>
-      </w:pPr>
-      <w:r>
-        <w:rPr>
-          <w:b w:val="0"/>
-          <w:i w:val="0"/>
-        </w:rPr>
-        <w:t>مييقتلا ساسأ</w:t>
-      </w:r>
-    </w:p>
-    <w:p>
-      <w:pPr>
-        <w:jc w:val="right"/>
-        <w:bidi/>
-      </w:pPr>
-      <w:r>
-        <w:rPr>
-          <w:b w:val="0"/>
-          <w:i w:val="0"/>
-        </w:rPr>
-        <w:t>( Method Earning \\ Price ( ةيحبرلا ساسأ ىلع مييقتلا</w:t>
+        <w:t>رأس المال</w:t>
+      </w:r>
+    </w:p>
+    <w:p>
+      <w:pPr>
+        <w:jc w:val="right"/>
+        <w:bidi/>
+      </w:pPr>
+      <w:r>
+        <w:rPr>
+          <w:b w:val="0"/>
+          <w:i w:val="0"/>
+        </w:rPr>
+        <w:t>ملخص التقييم</w:t>
+      </w:r>
+    </w:p>
+    <w:p>
+      <w:pPr>
+        <w:jc w:val="right"/>
+        <w:bidi/>
+      </w:pPr>
+      <w:r>
+        <w:rPr>
+          <w:b w:val="0"/>
+          <w:i w:val="0"/>
+        </w:rPr>
+        <w:t>أساس التقييم</w:t>
+      </w:r>
+    </w:p>
+    <w:p>
+      <w:pPr>
+        <w:jc w:val="right"/>
+        <w:bidi/>
+      </w:pPr>
+      <w:r>
+        <w:rPr>
+          <w:b w:val="0"/>
+          <w:i w:val="0"/>
+        </w:rPr>
+        <w:t>التقييم على أساس الربحية ) Price \\ Earning Method )</w:t>
       </w:r>
     </w:p>
     <w:p>
@@ -15712,19 +15661,6 @@
           <w:i w:val="0"/>
         </w:rPr>
         <w:t>تحديد القيمة</w:t>
-      </w:r>
-    </w:p>
-    <w:p>
-      <w:pPr>
-        <w:jc w:val="right"/>
-        <w:bidi/>
-      </w:pPr>
-      <w:r>
-        <w:rPr>
-          <w:b w:val="0"/>
-          <w:i w:val="0"/>
-        </w:rPr>
-        <w:t>رطخلا عاونألا حرش - رطخلا ليلحت (1) قفرم</w:t>
       </w:r>
     </w:p>
     <w:p>
@@ -15736,6 +15672,19 @@
       <w:r>
         <w:t>[الطلبات / المرفقات] ===</w:t>
         <w:br/>
+        <w:t>مرفق (1) تحليل الخطر - شرح الأنواع الخطر</w:t>
+      </w:r>
+    </w:p>
+    <w:p>
+      <w:pPr>
+        <w:jc w:val="right"/>
+        <w:bidi/>
+      </w:pPr>
+      <w:r>
+        <w:rPr>
+          <w:b w:val="0"/>
+          <w:i w:val="0"/>
+        </w:rPr>
         <w:t>مرفق (۲) تقييم الأخطار</w:t>
       </w:r>
     </w:p>
@@ -15748,7 +15697,7 @@
       <w:r>
         <w:t>[المتن الفعلي: الوقائع / الأسباب / المنطوق] ===</w:t>
         <w:br/>
-        <w:t>م٢٠٠٦ سطسملا ٣١ يف مييقتلا - ةدودحملا تامدخلاو ةرادإلل ةينطولا ةكرشلا</w:t>
+        <w:t>الشركة الوطنية للإدارة والخدمات المحدودة - التقييم في ٣١ المسطس ٢٠٠٦م</w:t>
       </w:r>
     </w:p>
     <w:p>
@@ -15824,7 +15773,7 @@
           <w:b w:val="0"/>
           <w:i w:val="0"/>
         </w:rPr>
-        <w:t>هاكرشو يطويعلا ديسلا</w:t>
+        <w:t>السيد العيوطي وشركاه</w:t>
       </w:r>
     </w:p>
     <w:p>
@@ -15850,7 +15799,7 @@
           <w:b w:val="0"/>
           <w:i w:val="0"/>
         </w:rPr>
-        <w:t>زنفيتس روم</w:t>
+        <w:t>مور ستيفنز</w:t>
       </w:r>
     </w:p>
     <w:p>
@@ -15941,20 +15890,20 @@
           <w:b w:val="0"/>
           <w:i w:val="0"/>
         </w:rPr>
-        <w:t>.ةينكسلا تاعمجتلا زكارم ضعبو تايفشتسملا ىلإ ةيئاذغلا تابجولا ديروت ىلع ةيسيئر ةفصب اهطاشن يف ةكرشلا دمتعتو زباخملاو معاطملا ليغشتو ةرادإو ةفاظنلاو ةنايصلاو نيومتلا تامدخ ميدقت يف ةكرشلا فادهأ لثمتت</w:t>
-      </w:r>
-    </w:p>
-    <w:p>
-      <w:pPr>
-        <w:jc w:val="right"/>
-        <w:bidi/>
-      </w:pPr>
-      <w:r>
-        <w:rPr>
-          <w:b w:val="0"/>
-          <w:i w:val="0"/>
-        </w:rPr>
-        <w:t>لاملا سأر</w:t>
+        <w:t>تتمثل أهداف الشركة في تقديم خدمات التموين والصيانة والنظافة وإدارة وتشغيل المطاعم والمخابز وتعتمد الشركة في نشاطها بصفة رئيسية على توريد الوجبات الغذائية إلى المستشفيات وبعض مراكز التجمعات السكنية.</w:t>
+      </w:r>
+    </w:p>
+    <w:p>
+      <w:pPr>
+        <w:jc w:val="right"/>
+        <w:bidi/>
+      </w:pPr>
+      <w:r>
+        <w:rPr>
+          <w:b w:val="0"/>
+          <w:i w:val="0"/>
+        </w:rPr>
+        <w:t>رأس المال</w:t>
       </w:r>
     </w:p>
     <w:p>
@@ -16069,7 +16018,7 @@
           <w:b w:val="0"/>
           <w:i w:val="0"/>
         </w:rPr>
-        <w:t>م٢٠٠٦ سطسملا ٣١ يف مييقتلا - ةدودحملا تامدخلاو ةرادإلل ةينطولا ةكرشلا</w:t>
+        <w:t>الشركة الوطنية للإدارة والخدمات المحدودة - التقييم في ٣١ المسطس ٢٠٠٦م</w:t>
       </w:r>
     </w:p>
     <w:p>
@@ -16095,7 +16044,7 @@
           <w:b w:val="0"/>
           <w:i w:val="0"/>
         </w:rPr>
-        <w:t>هاكرشو يطويعلا ديسلا</w:t>
+        <w:t>السيد العيوطي وشركاه</w:t>
       </w:r>
     </w:p>
     <w:p>
@@ -16121,7 +16070,7 @@
           <w:b w:val="0"/>
           <w:i w:val="0"/>
         </w:rPr>
-        <w:t>زنفيتس روم</w:t>
+        <w:t>مور ستيفنز</w:t>
       </w:r>
     </w:p>
     <w:p>
@@ -16147,7 +16096,7 @@
           <w:b w:val="0"/>
           <w:i w:val="0"/>
         </w:rPr>
-        <w:t>مييقتلا صخلم ٤</w:t>
+        <w:t>٤ ملخص التقييم</w:t>
       </w:r>
     </w:p>
     <w:p>
@@ -16186,33 +16135,33 @@
           <w:b w:val="0"/>
           <w:i w:val="0"/>
         </w:rPr>
-        <w:t>مييقتلا ٢/٤</w:t>
-      </w:r>
-    </w:p>
-    <w:p>
-      <w:pPr>
-        <w:jc w:val="right"/>
-        <w:bidi/>
-      </w:pPr>
-      <w:r>
-        <w:rPr>
-          <w:b w:val="0"/>
-          <w:i w:val="0"/>
-        </w:rPr>
-        <w:t>: ةيلاتلا جئاتنلا ىلإ انلمع نم صلخت و وكذملا مييقتلا ساسأل اقفو ةكرشلا ميدقتب انمق</w:t>
-      </w:r>
-    </w:p>
-    <w:p>
-      <w:pPr>
-        <w:jc w:val="right"/>
-        <w:bidi/>
-      </w:pPr>
-      <w:r>
-        <w:rPr>
-          <w:b w:val="0"/>
-          <w:i w:val="0"/>
-        </w:rPr>
-        <w:t>.تارامثتسالا يف ةماه ةدايزل ةجاحلا نود ةمئاقلا تاردقلاب ةكرشلا رارمتسا</w:t>
+        <w:t>٢/٤ التقييم</w:t>
+      </w:r>
+    </w:p>
+    <w:p>
+      <w:pPr>
+        <w:jc w:val="right"/>
+        <w:bidi/>
+      </w:pPr>
+      <w:r>
+        <w:rPr>
+          <w:b w:val="0"/>
+          <w:i w:val="0"/>
+        </w:rPr>
+        <w:t>قمنا بتقديم الشركة وفقا لأساس التقييم المذكو و تخلص من عملنا إلى النتائج التالية :</w:t>
+      </w:r>
+    </w:p>
+    <w:p>
+      <w:pPr>
+        <w:jc w:val="right"/>
+        <w:bidi/>
+      </w:pPr>
+      <w:r>
+        <w:rPr>
+          <w:b w:val="0"/>
+          <w:i w:val="0"/>
+        </w:rPr>
+        <w:t>استمرار الشركة بالقدرات القائمة دون الحاجة لزيادة هامة في الاستثمارات.</w:t>
       </w:r>
     </w:p>
     <w:p>
@@ -16236,20 +16185,20 @@
       <w:r>
         <w:t>[المتن الفعلي: الوقائع / الأسباب / المنطوق] ===</w:t>
         <w:br/>
-        <w:t>مييقتلا اهيلع ينب يتلا جئاتنلا قيقحتل يدؤي يذلا رمتسملا طاشنلا مييقت</w:t>
-      </w:r>
-    </w:p>
-    <w:p>
-      <w:pPr>
-        <w:jc w:val="right"/>
-        <w:bidi/>
-      </w:pPr>
-      <w:r>
-        <w:rPr>
-          <w:b w:val="0"/>
-          <w:i w:val="0"/>
-        </w:rPr>
-        <w:t>طاشنلاب ةطبترم ريغلا تادوجوملا ةميق</w:t>
+        <w:t>تقييم النشاط المستمر الذي يؤدي لتحقيق النتائج التي بني عليها التقييم</w:t>
+      </w:r>
+    </w:p>
+    <w:p>
+      <w:pPr>
+        <w:jc w:val="right"/>
+        <w:bidi/>
+      </w:pPr>
+      <w:r>
+        <w:rPr>
+          <w:b w:val="0"/>
+          <w:i w:val="0"/>
+        </w:rPr>
+        <w:t>قيمة الموجودات الغير مرتبطة بالنشاط</w:t>
       </w:r>
     </w:p>
     <w:p>
@@ -16288,20 +16237,20 @@
           <w:b w:val="0"/>
           <w:i w:val="0"/>
         </w:rPr>
-        <w:t>م٢٠٠٦ سطسلا يف مييقتلا - ةدودعملا تامدخلاو ةرادإلل ةينطولا ةكرشلا</w:t>
-      </w:r>
-    </w:p>
-    <w:p>
-      <w:pPr>
-        <w:jc w:val="right"/>
-        <w:bidi/>
-      </w:pPr>
-      <w:r>
-        <w:rPr>
-          <w:b w:val="0"/>
-          <w:i w:val="0"/>
-        </w:rPr>
-        <w:t>هاكرشو يطويعلا ديسلا</w:t>
+        <w:t>الشركة الوطنية للإدارة والخدمات المعدودة - التقييم في السطس ٢٠٠٦م</w:t>
+      </w:r>
+    </w:p>
+    <w:p>
+      <w:pPr>
+        <w:jc w:val="right"/>
+        <w:bidi/>
+      </w:pPr>
+      <w:r>
+        <w:rPr>
+          <w:b w:val="0"/>
+          <w:i w:val="0"/>
+        </w:rPr>
+        <w:t>السيد العيوطي وشركاه</w:t>
       </w:r>
     </w:p>
     <w:p>
@@ -16327,33 +16276,33 @@
           <w:b w:val="0"/>
           <w:i w:val="0"/>
         </w:rPr>
-        <w:t>زنفيتسروم</w:t>
-      </w:r>
-    </w:p>
-    <w:p>
-      <w:pPr>
-        <w:jc w:val="right"/>
-        <w:bidi/>
-      </w:pPr>
-      <w:r>
-        <w:rPr>
-          <w:b w:val="0"/>
-          <w:i w:val="0"/>
-        </w:rPr>
-        <w:t>لانويشانرتنا</w:t>
-      </w:r>
-    </w:p>
-    <w:p>
-      <w:pPr>
-        <w:jc w:val="right"/>
-        <w:bidi/>
-      </w:pPr>
-      <w:r>
-        <w:rPr>
-          <w:b w:val="0"/>
-          <w:i w:val="0"/>
-        </w:rPr>
-        <w:t>مييقتلا ساسأ ه</w:t>
+        <w:t>مورستيفنز</w:t>
+      </w:r>
+    </w:p>
+    <w:p>
+      <w:pPr>
+        <w:jc w:val="right"/>
+        <w:bidi/>
+      </w:pPr>
+      <w:r>
+        <w:rPr>
+          <w:b w:val="0"/>
+          <w:i w:val="0"/>
+        </w:rPr>
+        <w:t>انترناشيونال</w:t>
+      </w:r>
+    </w:p>
+    <w:p>
+      <w:pPr>
+        <w:jc w:val="right"/>
+        <w:bidi/>
+      </w:pPr>
+      <w:r>
+        <w:rPr>
+          <w:b w:val="0"/>
+          <w:i w:val="0"/>
+        </w:rPr>
+        <w:t>ه أساس التقييم</w:t>
       </w:r>
     </w:p>
     <w:p>
@@ -16379,7 +16328,7 @@
           <w:b w:val="0"/>
           <w:i w:val="0"/>
         </w:rPr>
-        <w:t>.ةمهملاب مايقلل ةرفاوتملا تانايبلاو ةكرشلا مييقتل حاتملا تقولا لظ يف يلاتلا جهنملا مادختسا مت دقو ،ةكرشلا طاشنب</w:t>
+        <w:t>بنشاط الشركة، وقد تم استخدام المنهج التالي في ظل الوقت المتاح لتقييم الشركة والبيانات المتوافرة للقيام بالمهمة.</w:t>
       </w:r>
     </w:p>
     <w:p>
@@ -16431,7 +16380,7 @@
           <w:b w:val="0"/>
           <w:i w:val="0"/>
         </w:rPr>
-        <w:t>(earning / price) ةيحبرلا ساسا ىلع مييقتلا ١/١/٥ :- يلاتلا وحنلا ىلع ةيساسا ةفصب ةعابتا متي روكذملا جهنملا</w:t>
+        <w:t>المنهج المذكور يتم اتباعة بصفة اساسية على النحو التالي :- ١/١/٥ التقييم على اساس الربحية (price / earning)</w:t>
       </w:r>
     </w:p>
     <w:p>
@@ -16457,46 +16406,46 @@
           <w:b w:val="0"/>
           <w:i w:val="0"/>
         </w:rPr>
-        <w:t>ةيونسلا حابرالا طسوتم</w:t>
-      </w:r>
-    </w:p>
-    <w:p>
-      <w:pPr>
-        <w:jc w:val="right"/>
-        <w:bidi/>
-      </w:pPr>
-      <w:r>
-        <w:rPr>
-          <w:b w:val="0"/>
-          <w:i w:val="0"/>
-        </w:rPr>
-        <w:t>(حيحص سكعلاو ( ةيقيوست دويف دجوي ملام تالدعملا سفنب رمتسيس ومنلا اذه نأ ضرتفن انناف تباثلا ومنلاب مستت ةيونس حابرأ يفاص تققح يتلا ةكرشلا ناف كلذكو . لبقتسملا يف يوتسملا سفن ىلع تابثلا ةيناكما رابتعا ىلع ةققحملا حابرالا يوتسم سفن وه نوكي مدختسملا يوتسملا ناف ةليوط ةرتفل ةرركتم ةتباث احابرا ققح ةكرشل ةبسنلاب الثمف .اهراركت رظتني ال يتلا راثالا داعبتساو ليغشتلاب ةطيحملا فورظلاو ةققحملا جئاتنلا ةسارد لالخ نم كلذو ةيعيبطلا فورظلا يف البقتسم ققحتلل ةلباقلا ةيونسلا حابرألا يفاص يه مييقتلا يف ةمدختسملا حابرألا</w:t>
-      </w:r>
-    </w:p>
-    <w:p>
-      <w:pPr>
-        <w:jc w:val="right"/>
-        <w:bidi/>
-      </w:pPr>
-      <w:r>
-        <w:rPr>
-          <w:b w:val="0"/>
-          <w:i w:val="0"/>
-        </w:rPr>
-        <w:t>مييقتلا . ةدودعملا تامدخلاو ةرادإلل ةينطولا ةكرشلا</w:t>
-      </w:r>
-    </w:p>
-    <w:p>
-      <w:pPr>
-        <w:jc w:val="right"/>
-        <w:bidi/>
-      </w:pPr>
-      <w:r>
-        <w:rPr>
-          <w:b w:val="0"/>
-          <w:i w:val="0"/>
-        </w:rPr>
-        <w:t>هاكرشو يطويعلا ديسلا</w:t>
+        <w:t>متوسط الارباح السنوية</w:t>
+      </w:r>
+    </w:p>
+    <w:p>
+      <w:pPr>
+        <w:jc w:val="right"/>
+        <w:bidi/>
+      </w:pPr>
+      <w:r>
+        <w:rPr>
+          <w:b w:val="0"/>
+          <w:i w:val="0"/>
+        </w:rPr>
+        <w:t>الأرباح المستخدمة في التقييم هي صافي الأرباح السنوية القابلة للتحقق مستقبلا في الظروف الطبيعية وذلك من خلال دراسة النتائج المحققة والظروف المحيطة بالتشغيل واستبعاد الاثار التي لا ينتظر تكرارها. فمثلا بالنسبة لشركة حقق ارباحا ثابتة متكررة لفترة طويلة فان المستوي المستخدم يكون هو نفس مستوي الارباح المحققة على اعتبار امكانية الثبات على نفس المستوي في المستقبل . وكذلك فان الشركة التي حققت صافي أرباح سنوية تتسم بالنمو الثابت فاننا نفترض أن هذا النمو سيستمر بنفس المعدلات مالم يوجد فيود تسويقية ) والعكس صحيح)</w:t>
+      </w:r>
+    </w:p>
+    <w:p>
+      <w:pPr>
+        <w:jc w:val="right"/>
+        <w:bidi/>
+      </w:pPr>
+      <w:r>
+        <w:rPr>
+          <w:b w:val="0"/>
+          <w:i w:val="0"/>
+        </w:rPr>
+        <w:t>الشركة الوطنية للإدارة والخدمات المعدودة . التقييم</w:t>
+      </w:r>
+    </w:p>
+    <w:p>
+      <w:pPr>
+        <w:jc w:val="right"/>
+        <w:bidi/>
+      </w:pPr>
+      <w:r>
+        <w:rPr>
+          <w:b w:val="0"/>
+          <w:i w:val="0"/>
+        </w:rPr>
+        <w:t>السيد العيوطي وشركاه</w:t>
       </w:r>
     </w:p>
     <w:p>
@@ -16522,72 +16471,70 @@
           <w:b w:val="0"/>
           <w:i w:val="0"/>
         </w:rPr>
-        <w:t>زنفيتسروم</w:t>
-      </w:r>
-    </w:p>
-    <w:p>
-      <w:pPr>
-        <w:jc w:val="right"/>
-        <w:bidi/>
-      </w:pPr>
-      <w:r>
-        <w:rPr>
-          <w:b w:val="0"/>
-          <w:i w:val="0"/>
-        </w:rPr>
-        <w:t>لانويشانرتنا</w:t>
-      </w:r>
-    </w:p>
-    <w:p>
-      <w:pPr>
-        <w:jc w:val="right"/>
-        <w:bidi/>
-      </w:pPr>
-      <w:r>
-        <w:rPr>
-          <w:b w:val="0"/>
-          <w:i w:val="0"/>
-        </w:rPr>
-        <w:t>٢٠٠٦ ىتح و م۱۰۰۲ نم ةرداصلا ةققدملا ةيلاملا مئاوقلا لالخ نم ةكرشلا لامعأ جئاتنب اصخلم ىلي اميف</w:t>
-      </w:r>
-    </w:p>
-    <w:p>
-      <w:pPr>
-        <w:jc w:val="right"/>
-        <w:bidi/>
-      </w:pPr>
-      <w:r>
-        <w:rPr>
-          <w:b w:val="0"/>
-          <w:i w:val="0"/>
-        </w:rPr>
-        <w:t>مايألا روطت ٢/٦</w:t>
-      </w:r>
-    </w:p>
-    <w:p>
-      <w:pPr>
-        <w:jc w:val="right"/>
-        <w:bidi/>
-      </w:pPr>
-      <w:r>
-        <w:rPr>
-          <w:b w:val="0"/>
-          <w:i w:val="0"/>
-        </w:rPr>
-        <w:t>( يدوعسلا لايرلاب ) ةققحملا ليغشتلا جئاتن</w:t>
-      </w:r>
-    </w:p>
-    <w:p>
-      <w:pPr>
-        <w:jc w:val="right"/>
-        <w:bidi/>
-      </w:pPr>
-      <w:r>
-        <w:rPr>
-          <w:b w:val="0"/>
-          <w:i w:val="0"/>
-        </w:rPr>
-        <w:t>طسوتملا</w:t>
+        <w:t>مورستيفنز</w:t>
+      </w:r>
+    </w:p>
+    <w:p>
+      <w:pPr>
+        <w:jc w:val="right"/>
+        <w:bidi/>
+      </w:pPr>
+      <w:r>
+        <w:rPr>
+          <w:b w:val="0"/>
+          <w:i w:val="0"/>
+        </w:rPr>
+        <w:t>انترناشيونال</w:t>
+      </w:r>
+    </w:p>
+    <w:p>
+      <w:pPr>
+        <w:jc w:val="right"/>
+        <w:bidi/>
+      </w:pPr>
+      <w:r>
+        <w:rPr>
+          <w:b w:val="0"/>
+          <w:i w:val="0"/>
+        </w:rPr>
+        <w:t>فيما يلى ملخصا بنتائج أعمال الشركة من خلال القوائم المالية المدققة الصادرة من ۲۰۰۱م و حتى ٢٠٠٦</w:t>
+      </w:r>
+    </w:p>
+    <w:p>
+      <w:pPr>
+        <w:jc w:val="right"/>
+        <w:bidi/>
+      </w:pPr>
+      <w:r>
+        <w:rPr>
+          <w:b w:val="0"/>
+          <w:i w:val="0"/>
+        </w:rPr>
+        <w:t>٢/٦ تطور الأيام</w:t>
+      </w:r>
+    </w:p>
+    <w:p>
+      <w:pPr>
+        <w:pStyle w:val="Heading2"/>
+        <w:jc w:val="right"/>
+        <w:bidi/>
+      </w:pPr>
+      <w:r>
+        <w:t>[بيانات الأطراف: المدعي / المدعى عليه / الحاضرون] ===</w:t>
+        <w:br/>
+        <w:t>نتائج التشغيل المحققة ( بالريال السعودي )</w:t>
+      </w:r>
+    </w:p>
+    <w:p>
+      <w:pPr>
+        <w:pStyle w:val="Heading2"/>
+        <w:jc w:val="right"/>
+        <w:bidi/>
+      </w:pPr>
+      <w:r>
+        <w:t>[المتن الفعلي: الوقائع / الأسباب / المنطوق] ===</w:t>
+        <w:br/>
+        <w:t>المتوسط</w:t>
       </w:r>
     </w:p>
     <w:p>
@@ -17458,46 +17405,46 @@
           <w:b w:val="0"/>
           <w:i w:val="0"/>
         </w:rPr>
-        <w:t>م٢٠٠٩ نيطغأ ٢١ يف ميقتلا .ةدودحملا تامدخلاو ةرادإلل ةينطولا ةكرشلا</w:t>
-      </w:r>
-    </w:p>
-    <w:p>
-      <w:pPr>
-        <w:jc w:val="right"/>
-        <w:bidi/>
-      </w:pPr>
-      <w:r>
-        <w:rPr>
-          <w:b w:val="0"/>
-          <w:i w:val="0"/>
-        </w:rPr>
-        <w:t>يليغشتلا حبرلا لمجم</w:t>
-      </w:r>
-    </w:p>
-    <w:p>
-      <w:pPr>
-        <w:jc w:val="right"/>
-        <w:bidi/>
-      </w:pPr>
-      <w:r>
-        <w:rPr>
-          <w:b w:val="0"/>
-          <w:i w:val="0"/>
-        </w:rPr>
-        <w:t>حبرلا لمجم ةبسن</w:t>
-      </w:r>
-    </w:p>
-    <w:p>
-      <w:pPr>
-        <w:jc w:val="right"/>
-        <w:bidi/>
-      </w:pPr>
-      <w:r>
-        <w:rPr>
-          <w:b w:val="0"/>
-          <w:i w:val="0"/>
-        </w:rPr>
-        <w:t>ةيرادإو ةيمومع تافورصم</w:t>
+        <w:t>الشركة الوطنية للإدارة والخدمات المحدودة. التقيم في ٢١ أغطين ٢٠٠٩م</w:t>
+      </w:r>
+    </w:p>
+    <w:p>
+      <w:pPr>
+        <w:jc w:val="right"/>
+        <w:bidi/>
+      </w:pPr>
+      <w:r>
+        <w:rPr>
+          <w:b w:val="0"/>
+          <w:i w:val="0"/>
+        </w:rPr>
+        <w:t>مجمل الربح التشغيلي</w:t>
+      </w:r>
+    </w:p>
+    <w:p>
+      <w:pPr>
+        <w:jc w:val="right"/>
+        <w:bidi/>
+      </w:pPr>
+      <w:r>
+        <w:rPr>
+          <w:b w:val="0"/>
+          <w:i w:val="0"/>
+        </w:rPr>
+        <w:t>نسبة مجمل الربح</w:t>
+      </w:r>
+    </w:p>
+    <w:p>
+      <w:pPr>
+        <w:jc w:val="right"/>
+        <w:bidi/>
+      </w:pPr>
+      <w:r>
+        <w:rPr>
+          <w:b w:val="0"/>
+          <w:i w:val="0"/>
+        </w:rPr>
+        <w:t>مصروفات عمومية وإدارية</w:t>
       </w:r>
     </w:p>
     <w:p>
@@ -17536,7 +17483,7 @@
           <w:b w:val="0"/>
           <w:i w:val="0"/>
         </w:rPr>
-        <w:t>ةيعرشلا ةاكزلا لبق ةنسلا لخد يفاص</w:t>
+        <w:t>صافي دخل السنة قبل الزكاة الشرعية</w:t>
       </w:r>
     </w:p>
     <w:p>
@@ -17562,7 +17509,7 @@
           <w:b w:val="0"/>
           <w:i w:val="0"/>
         </w:rPr>
-        <w:t>ةيعرشلا ةاكزلا</w:t>
+        <w:t>الزكاة الشرعية</w:t>
       </w:r>
     </w:p>
     <w:p>
@@ -17588,7 +17535,7 @@
           <w:b w:val="0"/>
           <w:i w:val="0"/>
         </w:rPr>
-        <w:t>هاكرشو يطويعلا ديسلا</w:t>
+        <w:t>السيد العيوطي وشركاه</w:t>
       </w:r>
     </w:p>
     <w:p>
@@ -17614,33 +17561,33 @@
           <w:b w:val="0"/>
           <w:i w:val="0"/>
         </w:rPr>
-        <w:t>زنفيتسروم</w:t>
-      </w:r>
-    </w:p>
-    <w:p>
-      <w:pPr>
-        <w:jc w:val="right"/>
-        <w:bidi/>
-      </w:pPr>
-      <w:r>
-        <w:rPr>
-          <w:b w:val="0"/>
-          <w:i w:val="0"/>
-        </w:rPr>
-        <w:t>لانويشانرتنا</w:t>
-      </w:r>
-    </w:p>
-    <w:p>
-      <w:pPr>
-        <w:jc w:val="right"/>
-        <w:bidi/>
-      </w:pPr>
-      <w:r>
-        <w:rPr>
-          <w:b w:val="0"/>
-          <w:i w:val="0"/>
-        </w:rPr>
-        <w:t>تاداريإلا ١/٢/٦</w:t>
+        <w:t>مورستيفنز</w:t>
+      </w:r>
+    </w:p>
+    <w:p>
+      <w:pPr>
+        <w:jc w:val="right"/>
+        <w:bidi/>
+      </w:pPr>
+      <w:r>
+        <w:rPr>
+          <w:b w:val="0"/>
+          <w:i w:val="0"/>
+        </w:rPr>
+        <w:t>انترناشيونال</w:t>
+      </w:r>
+    </w:p>
+    <w:p>
+      <w:pPr>
+        <w:jc w:val="right"/>
+        <w:bidi/>
+      </w:pPr>
+      <w:r>
+        <w:rPr>
+          <w:b w:val="0"/>
+          <w:i w:val="0"/>
+        </w:rPr>
+        <w:t>١/٢/٦ الإيرادات</w:t>
       </w:r>
     </w:p>
     <w:p>
@@ -17666,59 +17613,59 @@
           <w:b w:val="0"/>
           <w:i w:val="0"/>
         </w:rPr>
-        <w:t>. تادارلا</w:t>
-      </w:r>
-    </w:p>
-    <w:p>
-      <w:pPr>
-        <w:jc w:val="right"/>
-        <w:bidi/>
-      </w:pPr>
-      <w:r>
-        <w:rPr>
-          <w:b w:val="0"/>
-          <w:i w:val="0"/>
-        </w:rPr>
-        <w:t>حبرلا لمجم ٢/٢/٦</w:t>
-      </w:r>
-    </w:p>
-    <w:p>
-      <w:pPr>
-        <w:jc w:val="right"/>
-        <w:bidi/>
-      </w:pPr>
-      <w:r>
-        <w:rPr>
-          <w:b w:val="0"/>
-          <w:i w:val="0"/>
-        </w:rPr>
-        <w:t>ةرهاظلا نراقملا لخدلا ةمئاقب حضوملا وحنلا ىلع ىرخأل ةنس نم ةبسنلا كلت يف تابثلا انل نيبتي ةرتفلا كلت لامعأ جئاتنل انضارعتسا لالخ نمو ، م٢٠٠٦ ىلإ م۱۰۰۲ نم ةرتفلا لالخ %١٥ طسوتملا يف غلب حبر لمجم ةكرشلا تققح</w:t>
-      </w:r>
-    </w:p>
-    <w:p>
-      <w:pPr>
-        <w:jc w:val="right"/>
-        <w:bidi/>
-      </w:pPr>
-      <w:r>
-        <w:rPr>
-          <w:b w:val="0"/>
-          <w:i w:val="0"/>
-        </w:rPr>
-        <w:t>.هيلاعب</w:t>
-      </w:r>
-    </w:p>
-    <w:p>
-      <w:pPr>
-        <w:jc w:val="right"/>
-        <w:bidi/>
-      </w:pPr>
-      <w:r>
-        <w:rPr>
-          <w:b w:val="0"/>
-          <w:i w:val="0"/>
-        </w:rPr>
-        <w:t>املا حبرلا لمعم</w:t>
+        <w:t>الرادات .</w:t>
+      </w:r>
+    </w:p>
+    <w:p>
+      <w:pPr>
+        <w:jc w:val="right"/>
+        <w:bidi/>
+      </w:pPr>
+      <w:r>
+        <w:rPr>
+          <w:b w:val="0"/>
+          <w:i w:val="0"/>
+        </w:rPr>
+        <w:t>٢/٢/٦ مجمل الربح</w:t>
+      </w:r>
+    </w:p>
+    <w:p>
+      <w:pPr>
+        <w:jc w:val="right"/>
+        <w:bidi/>
+      </w:pPr>
+      <w:r>
+        <w:rPr>
+          <w:b w:val="0"/>
+          <w:i w:val="0"/>
+        </w:rPr>
+        <w:t>حققت الشركة مجمل ربح بلغ في المتوسط ١٥% خلال الفترة من ۲۰۰۱م إلى ٢٠٠٦م ، ومن خلال استعراضنا لنتائج أعمال تلك الفترة يتبين لنا الثبات في تلك النسبة من سنة لأخرى على النحو الموضح بقائمة الدخل المقارن الظاهرة</w:t>
+      </w:r>
+    </w:p>
+    <w:p>
+      <w:pPr>
+        <w:jc w:val="right"/>
+        <w:bidi/>
+      </w:pPr>
+      <w:r>
+        <w:rPr>
+          <w:b w:val="0"/>
+          <w:i w:val="0"/>
+        </w:rPr>
+        <w:t>بعاليه.</w:t>
+      </w:r>
+    </w:p>
+    <w:p>
+      <w:pPr>
+        <w:jc w:val="right"/>
+        <w:bidi/>
+      </w:pPr>
+      <w:r>
+        <w:rPr>
+          <w:b w:val="0"/>
+          <w:i w:val="0"/>
+        </w:rPr>
+        <w:t>معمل الربح الما</w:t>
       </w:r>
     </w:p>
     <w:p>
@@ -17744,7 +17691,7 @@
           <w:b w:val="0"/>
           <w:i w:val="0"/>
         </w:rPr>
-        <w:t>م٢٠٠٦ سطسغأ ٣١ يف ميقتلا .ةدودحملا تامدخلاو ةرادإلل ةينطولا ةكرشلا</w:t>
+        <w:t>الشركة الوطنية للإدارة والخدمات المحدودة. التقيم في ٣١ أغسطس ٢٠٠٦م</w:t>
       </w:r>
     </w:p>
     <w:p>
@@ -17783,7 +17730,7 @@
           <w:b w:val="0"/>
           <w:i w:val="0"/>
         </w:rPr>
-        <w:t>هاكرشو يطويعلا ديسلا</w:t>
+        <w:t>السيد العيوطي وشركاه</w:t>
       </w:r>
     </w:p>
     <w:p>
@@ -17809,46 +17756,44 @@
           <w:b w:val="0"/>
           <w:i w:val="0"/>
         </w:rPr>
-        <w:t>زنفيتسروم</w:t>
-      </w:r>
-    </w:p>
-    <w:p>
-      <w:pPr>
-        <w:jc w:val="right"/>
-        <w:bidi/>
-      </w:pPr>
-      <w:r>
-        <w:rPr>
-          <w:b w:val="0"/>
-          <w:i w:val="0"/>
-        </w:rPr>
-        <w:t>لانويشانرتنا</w:t>
-      </w:r>
-    </w:p>
-    <w:p>
-      <w:pPr>
-        <w:jc w:val="right"/>
-        <w:bidi/>
-      </w:pPr>
-      <w:r>
-        <w:rPr>
-          <w:b w:val="0"/>
-          <w:i w:val="0"/>
-        </w:rPr>
-        <w:t>( يدوعسلا لايرلاب ) ىرخأ تاداريإ ٣/٢/٦</w:t>
-      </w:r>
-    </w:p>
-    <w:p>
-      <w:pPr>
-        <w:jc w:val="right"/>
-        <w:bidi/>
-      </w:pPr>
-      <w:r>
-        <w:rPr>
-          <w:b w:val="0"/>
-          <w:i w:val="0"/>
-        </w:rPr>
-        <w:t>:يتآلا يف ىرخألا تااريإلا ةميق لثمتت</w:t>
+        <w:t>مورستيفنز</w:t>
+      </w:r>
+    </w:p>
+    <w:p>
+      <w:pPr>
+        <w:jc w:val="right"/>
+        <w:bidi/>
+      </w:pPr>
+      <w:r>
+        <w:rPr>
+          <w:b w:val="0"/>
+          <w:i w:val="0"/>
+        </w:rPr>
+        <w:t>انترناشيونال</w:t>
+      </w:r>
+    </w:p>
+    <w:p>
+      <w:pPr>
+        <w:pStyle w:val="Heading2"/>
+        <w:jc w:val="right"/>
+        <w:bidi/>
+      </w:pPr>
+      <w:r>
+        <w:t>[بيانات الأطراف: المدعي / المدعى عليه / الحاضرون] ===</w:t>
+        <w:br/>
+        <w:t>٣/٢/٦ إيرادات أخرى ( بالريال السعودي )</w:t>
+      </w:r>
+    </w:p>
+    <w:p>
+      <w:pPr>
+        <w:pStyle w:val="Heading2"/>
+        <w:jc w:val="right"/>
+        <w:bidi/>
+      </w:pPr>
+      <w:r>
+        <w:t>[المتن الفعلي: الوقائع / الأسباب / المنطوق] ===</w:t>
+        <w:br/>
+        <w:t>تتمثل قيمة الإيراات الأخرى في الآتي:</w:t>
       </w:r>
     </w:p>
     <w:p>
@@ -18082,7 +18027,7 @@
           <w:b w:val="0"/>
           <w:i w:val="0"/>
         </w:rPr>
-        <w:t>حبر يفاص نم ةميقلا داعبتسإب موقن فوسف ةساردلا لحم ةرتفلا نع لوبقملا حابرألا يفاص طسوتم ىلإ لوصولل اذلو ةلصحملا ةمودعملا نويدلا يف ةلثمتملاو تاداريإلا كلت اهيف تققحت يتلا ةنسلا سفنل ةكرشلا طاشنب ةطبترملا ريغو ةرركتملا ريغ ىرخألا تاداريإلا دونب ضعب دوجو انل حضتي مدقت امم</w:t>
+        <w:t>مما تقدم يتضح لنا وجود بعض بنود الإيرادات الأخرى غير المتكررة وغير المرتبطة بنشاط الشركة لنفس السنة التي تحققت فيها تلك الإيرادات والمتمثلة في الديون المعدومة المحصلة ولذا للوصول إلى متوسط صافي الأرباح المقبول عن الفترة محل الدراسة فسوف نقوم بإستبعاد القيمة من صافي ربح</w:t>
       </w:r>
     </w:p>
     <w:p>
@@ -18134,7 +18079,7 @@
           <w:b w:val="0"/>
           <w:i w:val="0"/>
         </w:rPr>
-        <w:t>ةتباثلا وجوم عيب حابرلا</w:t>
+        <w:t>الرباح بيع موجو الثابتة</w:t>
       </w:r>
     </w:p>
     <w:p>
@@ -18173,7 +18118,7 @@
           <w:b w:val="0"/>
           <w:i w:val="0"/>
         </w:rPr>
-        <w:t>م٢٠٠٦ سطعلا ٣١ يف مييقتلا . ةدودحملا تامدخلاو ةرادإلل ةينطولا ةكرشلا</w:t>
+        <w:t>الشركة الوطنية للإدارة والخدمات المحدودة . التقييم في ٣١ العطس ٢٠٠٦م</w:t>
       </w:r>
     </w:p>
     <w:p>
@@ -18238,7 +18183,7 @@
           <w:b w:val="0"/>
           <w:i w:val="0"/>
         </w:rPr>
-        <w:t>هاكرشو يطويعلا ديسلا</w:t>
+        <w:t>السيد العيوطي وشركاه</w:t>
       </w:r>
     </w:p>
     <w:p>
@@ -18264,7 +18209,7 @@
           <w:b w:val="0"/>
           <w:i w:val="0"/>
         </w:rPr>
-        <w:t>زنفيتس روم</w:t>
+        <w:t>مور ستيفنز</w:t>
       </w:r>
     </w:p>
     <w:p>
@@ -18282,28 +18227,26 @@
     </w:p>
     <w:p>
       <w:pPr>
-        <w:jc w:val="right"/>
-        <w:bidi/>
-      </w:pPr>
-      <w:r>
-        <w:rPr>
-          <w:b w:val="0"/>
-          <w:i w:val="0"/>
-        </w:rPr>
-        <w:t>( يدوعسلا لايرلاب ) ةيرادإو ةيمومع تافورصم ٤/٢/٦</w:t>
-      </w:r>
-    </w:p>
-    <w:p>
-      <w:pPr>
-        <w:jc w:val="right"/>
-        <w:bidi/>
-      </w:pPr>
-      <w:r>
-        <w:rPr>
-          <w:b w:val="0"/>
-          <w:i w:val="0"/>
-        </w:rPr>
-        <w:t>:يتآلا يف ةيرادإلاو ةيمومعلا تافورصملا ةميق لثمتت</w:t>
+        <w:pStyle w:val="Heading2"/>
+        <w:jc w:val="right"/>
+        <w:bidi/>
+      </w:pPr>
+      <w:r>
+        <w:t>[بيانات الأطراف: المدعي / المدعى عليه / الحاضرون] ===</w:t>
+        <w:br/>
+        <w:t>٤/٢/٦ مصروفات عمومية وإدارية ( بالريال السعودي )</w:t>
+      </w:r>
+    </w:p>
+    <w:p>
+      <w:pPr>
+        <w:pStyle w:val="Heading2"/>
+        <w:jc w:val="right"/>
+        <w:bidi/>
+      </w:pPr>
+      <w:r>
+        <w:t>[المتن الفعلي: الوقائع / الأسباب / المنطوق] ===</w:t>
+        <w:br/>
+        <w:t>تتمثل قيمة المصروفات العمومية والإدارية في الآتي:</w:t>
       </w:r>
     </w:p>
     <w:p>
@@ -18914,7 +18857,7 @@
           <w:b w:val="0"/>
           <w:i w:val="0"/>
         </w:rPr>
-        <w:t>نيفظوملا فيلاكت</w:t>
+        <w:t>تكاليف الموظفين</w:t>
       </w:r>
     </w:p>
     <w:p>
@@ -18940,7 +18883,7 @@
           <w:b w:val="0"/>
           <w:i w:val="0"/>
         </w:rPr>
-        <w:t>ةماقاو رفس</w:t>
+        <w:t>سفر واقامة</w:t>
       </w:r>
     </w:p>
     <w:p>
@@ -19016,20 +18959,20 @@
           <w:b w:val="0"/>
           <w:i w:val="0"/>
         </w:rPr>
-        <w:t>عومجملا</w:t>
-      </w:r>
-    </w:p>
-    <w:p>
-      <w:pPr>
-        <w:jc w:val="right"/>
-        <w:bidi/>
-      </w:pPr>
-      <w:r>
-        <w:rPr>
-          <w:b w:val="0"/>
-          <w:i w:val="0"/>
-        </w:rPr>
-        <w:t>.حبرلا يفاص طسوتم ىلإ لوصولل ةرتفلا كلت لالخ ةيرادإلاو ةيمومعلا تافورصملا ةميق طسوتم ىلع دمتعت فوسو تافورصملا كلتل ةنوكملا دونبلا ةيلوقعم كلذكو صحفلا لحم ةرتفلا لالخ ةيرادالاو ةيمومعلا تافورصملا ةميق يف يبسنلا تابثلا انل حضتي مدقت امم</w:t>
+        <w:t>المجموع</w:t>
+      </w:r>
+    </w:p>
+    <w:p>
+      <w:pPr>
+        <w:jc w:val="right"/>
+        <w:bidi/>
+      </w:pPr>
+      <w:r>
+        <w:rPr>
+          <w:b w:val="0"/>
+          <w:i w:val="0"/>
+        </w:rPr>
+        <w:t>مما تقدم يتضح لنا الثبات النسبي في قيمة المصروفات العمومية والادارية خلال الفترة محل الفحص وكذلك معقولية البنود المكونة لتلك المصروفات وسوف تعتمد على متوسط قيمة المصروفات العمومية والإدارية خلال تلك الفترة للوصول إلى متوسط صافي الربح.</w:t>
       </w:r>
     </w:p>
     <w:p>
@@ -19055,7 +18998,7 @@
           <w:b w:val="0"/>
           <w:i w:val="0"/>
         </w:rPr>
-        <w:t>هاكرشو يطويعلا ديسلا</w:t>
+        <w:t>السيد العيوطي وشركاه</w:t>
       </w:r>
     </w:p>
     <w:p>
@@ -19081,46 +19024,46 @@
           <w:b w:val="0"/>
           <w:i w:val="0"/>
         </w:rPr>
-        <w:t>زنفيتس روم</w:t>
-      </w:r>
-    </w:p>
-    <w:p>
-      <w:pPr>
-        <w:jc w:val="right"/>
-        <w:bidi/>
-      </w:pPr>
-      <w:r>
-        <w:rPr>
-          <w:b w:val="0"/>
-          <w:i w:val="0"/>
-        </w:rPr>
-        <w:t>لانويشانرتنا</w:t>
-      </w:r>
-    </w:p>
-    <w:p>
-      <w:pPr>
-        <w:jc w:val="right"/>
-        <w:bidi/>
-      </w:pPr>
-      <w:r>
-        <w:rPr>
-          <w:b w:val="0"/>
-          <w:i w:val="0"/>
-        </w:rPr>
-        <w:t>: ( يدوعسلا لايرلاب ) ةاكزلاو ةيداعلا ريغ دونبلا داعبتسا دعب ليغشتلا جئاتن ٥/٢/٦</w:t>
-      </w:r>
-    </w:p>
-    <w:p>
-      <w:pPr>
-        <w:jc w:val="right"/>
-        <w:bidi/>
-      </w:pPr>
-      <w:r>
-        <w:rPr>
-          <w:b w:val="0"/>
-          <w:i w:val="0"/>
-        </w:rPr>
-        <w:t>طسوتملا</w:t>
+        <w:t>مور ستيفنز</w:t>
+      </w:r>
+    </w:p>
+    <w:p>
+      <w:pPr>
+        <w:jc w:val="right"/>
+        <w:bidi/>
+      </w:pPr>
+      <w:r>
+        <w:rPr>
+          <w:b w:val="0"/>
+          <w:i w:val="0"/>
+        </w:rPr>
+        <w:t>انترناشيونال</w:t>
+      </w:r>
+    </w:p>
+    <w:p>
+      <w:pPr>
+        <w:jc w:val="right"/>
+        <w:bidi/>
+      </w:pPr>
+      <w:r>
+        <w:rPr>
+          <w:b w:val="0"/>
+          <w:i w:val="0"/>
+        </w:rPr>
+        <w:t>٥/٢/٦ نتائج التشغيل بعد استبعاد البنود غير العادية والزكاة ( بالريال السعودي ) :</w:t>
+      </w:r>
+    </w:p>
+    <w:p>
+      <w:pPr>
+        <w:jc w:val="right"/>
+        <w:bidi/>
+      </w:pPr>
+      <w:r>
+        <w:rPr>
+          <w:b w:val="0"/>
+          <w:i w:val="0"/>
+        </w:rPr>
+        <w:t>المتوسط</w:t>
       </w:r>
     </w:p>
     <w:p>
@@ -19640,7 +19583,7 @@
           <w:b w:val="0"/>
           <w:i w:val="0"/>
         </w:rPr>
-        <w:t>م٢٠٠٦ سطسملا ٣١ يف مييقتلا - ةدودحملا تامدخلاو ةرادإلل ةينطولا ةكرشلا</w:t>
+        <w:t>الشركة الوطنية للإدارة والخدمات المحدودة - التقييم في ٣١ المسطس ٢٠٠٦م</w:t>
       </w:r>
     </w:p>
     <w:p>
@@ -19666,46 +19609,46 @@
           <w:b w:val="0"/>
           <w:i w:val="0"/>
         </w:rPr>
-        <w:t>ليغشتلا ةفلكت</w:t>
-      </w:r>
-    </w:p>
-    <w:p>
-      <w:pPr>
-        <w:jc w:val="right"/>
-        <w:bidi/>
-      </w:pPr>
-      <w:r>
-        <w:rPr>
-          <w:b w:val="0"/>
-          <w:i w:val="0"/>
-        </w:rPr>
-        <w:t>يليغشتلا حبرلا لمجم</w:t>
-      </w:r>
-    </w:p>
-    <w:p>
-      <w:pPr>
-        <w:jc w:val="right"/>
-        <w:bidi/>
-      </w:pPr>
-      <w:r>
-        <w:rPr>
-          <w:b w:val="0"/>
-          <w:i w:val="0"/>
-        </w:rPr>
-        <w:t>حبرلا لمجم ةبسن</w:t>
-      </w:r>
-    </w:p>
-    <w:p>
-      <w:pPr>
-        <w:jc w:val="right"/>
-        <w:bidi/>
-      </w:pPr>
-      <w:r>
-        <w:rPr>
-          <w:b w:val="0"/>
-          <w:i w:val="0"/>
-        </w:rPr>
-        <w:t>ةيمومع تافورصم</w:t>
+        <w:t>تكلفة التشغيل</w:t>
+      </w:r>
+    </w:p>
+    <w:p>
+      <w:pPr>
+        <w:jc w:val="right"/>
+        <w:bidi/>
+      </w:pPr>
+      <w:r>
+        <w:rPr>
+          <w:b w:val="0"/>
+          <w:i w:val="0"/>
+        </w:rPr>
+        <w:t>مجمل الربح التشغيلي</w:t>
+      </w:r>
+    </w:p>
+    <w:p>
+      <w:pPr>
+        <w:jc w:val="right"/>
+        <w:bidi/>
+      </w:pPr>
+      <w:r>
+        <w:rPr>
+          <w:b w:val="0"/>
+          <w:i w:val="0"/>
+        </w:rPr>
+        <w:t>نسبة مجمل الربح</w:t>
+      </w:r>
+    </w:p>
+    <w:p>
+      <w:pPr>
+        <w:jc w:val="right"/>
+        <w:bidi/>
+      </w:pPr>
+      <w:r>
+        <w:rPr>
+          <w:b w:val="0"/>
+          <w:i w:val="0"/>
+        </w:rPr>
+        <w:t>مصروفات عمومية</w:t>
       </w:r>
     </w:p>
     <w:p>
@@ -19757,7 +19700,7 @@
           <w:b w:val="0"/>
           <w:i w:val="0"/>
         </w:rPr>
-        <w:t>ةيعرشلا ةاكزلا لبق ةنسلا لخد يفاص</w:t>
+        <w:t>صافي دخل السنة قبل الزكاة الشرعية</w:t>
       </w:r>
     </w:p>
     <w:p>
@@ -19783,7 +19726,7 @@
           <w:b w:val="0"/>
           <w:i w:val="0"/>
         </w:rPr>
-        <w:t>هاكرشو يطويعلا ديسلا</w:t>
+        <w:t>السيد العيوطي وشركاه</w:t>
       </w:r>
     </w:p>
     <w:p>
@@ -19809,7 +19752,7 @@
           <w:b w:val="0"/>
           <w:i w:val="0"/>
         </w:rPr>
-        <w:t>زنفيتسروم</w:t>
+        <w:t>مورستيفنز</w:t>
       </w:r>
     </w:p>
     <w:p>
@@ -19846,20 +19789,20 @@
       <w:r>
         <w:t>[المتن الفعلي: الوقائع / الأسباب / المنطوق] ===</w:t>
         <w:br/>
-        <w:t>رطخلا عون</w:t>
-      </w:r>
-    </w:p>
-    <w:p>
-      <w:pPr>
-        <w:jc w:val="right"/>
-        <w:bidi/>
-      </w:pPr>
-      <w:r>
-        <w:rPr>
-          <w:b w:val="0"/>
-          <w:i w:val="0"/>
-        </w:rPr>
-        <w:t>ةعانصلا رطخ</w:t>
+        <w:t>نوع الخطر</w:t>
+      </w:r>
+    </w:p>
+    <w:p>
+      <w:pPr>
+        <w:jc w:val="right"/>
+        <w:bidi/>
+      </w:pPr>
+      <w:r>
+        <w:rPr>
+          <w:b w:val="0"/>
+          <w:i w:val="0"/>
+        </w:rPr>
+        <w:t>خطر الصناعة</w:t>
       </w:r>
     </w:p>
     <w:p>
@@ -19937,20 +19880,20 @@
           <w:b w:val="0"/>
           <w:i w:val="0"/>
         </w:rPr>
-        <w:t>رطخلا لماعم ليلحت حرش</w:t>
-      </w:r>
-    </w:p>
-    <w:p>
-      <w:pPr>
-        <w:jc w:val="right"/>
-        <w:bidi/>
-      </w:pPr>
-      <w:r>
-        <w:rPr>
-          <w:b w:val="0"/>
-          <w:i w:val="0"/>
-        </w:rPr>
-        <w:t>.طاشنلا كلذ يف رثؤت نأ نكمي ةئجافم تاروطت وأ ةيموكح دويق ةيأ دجوت الو تابثلاب مستت يتلا قاوسألا نم طاشنلا اذه قوسف اهريغو ةينكسلا عمجتلا زكارمو تايفشتسملا ىلإ ةيئاذغلا تابجولا ديروت لاجم يف ةكرشلا لمعت ثيح ضفخنم رطخل ضرعم ةكرشلا هب لمعت يذلا طاشنلا</w:t>
+        <w:t>شرح تحليل معامل الخطر</w:t>
+      </w:r>
+    </w:p>
+    <w:p>
+      <w:pPr>
+        <w:jc w:val="right"/>
+        <w:bidi/>
+      </w:pPr>
+      <w:r>
+        <w:rPr>
+          <w:b w:val="0"/>
+          <w:i w:val="0"/>
+        </w:rPr>
+        <w:t>النشاط الذي تعمل به الشركة معرض لخطر منخفض حيث تعمل الشركة في مجال توريد الوجبات الغذائية إلى المستشفيات ومراكز التجمع السكنية وغيرها فسوق هذا النشاط من الأسواق التي تتسم بالثبات ولا توجد أية قيود حكومية أو تطورات مفاجئة يمكن أن تؤثر في ذلك النشاط.</w:t>
       </w:r>
     </w:p>
     <w:p>
@@ -20054,7 +19997,7 @@
           <w:b w:val="0"/>
           <w:i w:val="0"/>
         </w:rPr>
-        <w:t>. اهب قلعتملا</w:t>
+        <w:t>المتعلق بها .</w:t>
       </w:r>
     </w:p>
     <w:p>
@@ -20119,7 +20062,7 @@
           <w:b w:val="0"/>
           <w:i w:val="0"/>
         </w:rPr>
-        <w:t>تادوجوملا رطخ</w:t>
+        <w:t>خطر الموجودات</w:t>
       </w:r>
     </w:p>
     <w:p>
@@ -20171,20 +20114,20 @@
           <w:b w:val="0"/>
           <w:i w:val="0"/>
         </w:rPr>
-        <w:t>م٢٠٠٦ سطصملا ٣٩ يف مييقتلا .ةدودحملا تامدخلاو ةرادإلل ةينطولا ةكرشلا</w:t>
-      </w:r>
-    </w:p>
-    <w:p>
-      <w:pPr>
-        <w:jc w:val="right"/>
-        <w:bidi/>
-      </w:pPr>
-      <w:r>
-        <w:rPr>
-          <w:b w:val="0"/>
-          <w:i w:val="0"/>
-        </w:rPr>
-        <w:t>هاكرشو يطويعلا ديسلا</w:t>
+        <w:t>الشركة الوطنية للإدارة والخدمات المحدودة. التقييم في ٣٩ المصطس ٢٠٠٦م</w:t>
+      </w:r>
+    </w:p>
+    <w:p>
+      <w:pPr>
+        <w:jc w:val="right"/>
+        <w:bidi/>
+      </w:pPr>
+      <w:r>
+        <w:rPr>
+          <w:b w:val="0"/>
+          <w:i w:val="0"/>
+        </w:rPr>
+        <w:t>السيد العيوطي وشركاه</w:t>
       </w:r>
     </w:p>
     <w:p>
@@ -20210,20 +20153,20 @@
           <w:b w:val="0"/>
           <w:i w:val="0"/>
         </w:rPr>
-        <w:t>زنفيتسروم</w:t>
-      </w:r>
-    </w:p>
-    <w:p>
-      <w:pPr>
-        <w:jc w:val="right"/>
-        <w:bidi/>
-      </w:pPr>
-      <w:r>
-        <w:rPr>
-          <w:b w:val="0"/>
-          <w:i w:val="0"/>
-        </w:rPr>
-        <w:t>لانويشانرتنا</w:t>
+        <w:t>مورستيفنز</w:t>
+      </w:r>
+    </w:p>
+    <w:p>
+      <w:pPr>
+        <w:jc w:val="right"/>
+        <w:bidi/>
+      </w:pPr>
+      <w:r>
+        <w:rPr>
+          <w:b w:val="0"/>
+          <w:i w:val="0"/>
+        </w:rPr>
+        <w:t>انترناشيونال</w:t>
       </w:r>
     </w:p>
     <w:p>
@@ -20249,7 +20192,7 @@
           <w:b w:val="0"/>
           <w:i w:val="0"/>
         </w:rPr>
-        <w:t>ةعانصلا رطخ</w:t>
+        <w:t>خطر الصناعة</w:t>
       </w:r>
     </w:p>
     <w:p>
@@ -20327,7 +20270,7 @@
           <w:b w:val="0"/>
           <w:i w:val="0"/>
         </w:rPr>
-        <w:t>ةلامع</w:t>
+        <w:t>عمالة</w:t>
       </w:r>
     </w:p>
     <w:p>
@@ -20353,46 +20296,46 @@
           <w:b w:val="0"/>
           <w:i w:val="0"/>
         </w:rPr>
-        <w:t>تادوجوملا رطخ</w:t>
-      </w:r>
-    </w:p>
-    <w:p>
-      <w:pPr>
-        <w:jc w:val="right"/>
-        <w:bidi/>
-      </w:pPr>
-      <w:r>
-        <w:rPr>
-          <w:b w:val="0"/>
-          <w:i w:val="0"/>
-        </w:rPr>
-        <w:t>يلامجإلا</w:t>
-      </w:r>
-    </w:p>
-    <w:p>
-      <w:pPr>
-        <w:jc w:val="right"/>
-        <w:bidi/>
-      </w:pPr>
-      <w:r>
-        <w:rPr>
-          <w:b w:val="0"/>
-          <w:i w:val="0"/>
-        </w:rPr>
-        <w:t>م٢٠٠٦ نيطملا ٢١ يف ميقتلا .ةدودحملا تامدخلاو ةرادإلل ةينطولا ةكرشلا</w:t>
-      </w:r>
-    </w:p>
-    <w:p>
-      <w:pPr>
-        <w:jc w:val="right"/>
-        <w:bidi/>
-      </w:pPr>
-      <w:r>
-        <w:rPr>
-          <w:b w:val="0"/>
-          <w:i w:val="0"/>
-        </w:rPr>
-        <w:t>رطخلا مييقت</w:t>
+        <w:t>خطر الموجودات</w:t>
+      </w:r>
+    </w:p>
+    <w:p>
+      <w:pPr>
+        <w:jc w:val="right"/>
+        <w:bidi/>
+      </w:pPr>
+      <w:r>
+        <w:rPr>
+          <w:b w:val="0"/>
+          <w:i w:val="0"/>
+        </w:rPr>
+        <w:t>الإجمالي</w:t>
+      </w:r>
+    </w:p>
+    <w:p>
+      <w:pPr>
+        <w:jc w:val="right"/>
+        <w:bidi/>
+      </w:pPr>
+      <w:r>
+        <w:rPr>
+          <w:b w:val="0"/>
+          <w:i w:val="0"/>
+        </w:rPr>
+        <w:t>الشركة الوطنية للإدارة والخدمات المحدودة. التقيم في ٢١ المطين ٢٠٠٦م</w:t>
+      </w:r>
+    </w:p>
+    <w:p>
+      <w:pPr>
+        <w:jc w:val="right"/>
+        <w:bidi/>
+      </w:pPr>
+      <w:r>
+        <w:rPr>
+          <w:b w:val="0"/>
+          <w:i w:val="0"/>
+        </w:rPr>
+        <w:t>تقييم الخطر</w:t>
       </w:r>
     </w:p>
     <w:p>
@@ -20613,7 +20556,7 @@
           <w:b w:val="0"/>
           <w:i w:val="0"/>
         </w:rPr>
-        <w:t>رادرتفد نيدلا يحم ديسلا</w:t>
+        <w:t>السيد محي الدين دفتردار</w:t>
       </w:r>
     </w:p>
     <w:p>
@@ -20670,27 +20613,25 @@
     </w:p>
     <w:p>
       <w:pPr>
-        <w:jc w:val="right"/>
-        <w:bidi/>
-      </w:pPr>
-      <w:r>
-        <w:rPr>
-          <w:b w:val="0"/>
-          <w:i w:val="0"/>
-        </w:rPr>
-        <w:t>:- ةيلاتلا تاكرشلاب هددحي نم مسا وأ همساب ءاوس رابأ هللا دبع خيشلا</w:t>
-      </w:r>
-    </w:p>
-    <w:p>
-      <w:pPr>
-        <w:jc w:val="right"/>
-        <w:bidi/>
-      </w:pPr>
-      <w:r>
-        <w:rPr>
-          <w:b w:val="0"/>
-          <w:i w:val="0"/>
-        </w:rPr>
+        <w:pStyle w:val="Heading2"/>
+        <w:jc w:val="right"/>
+        <w:bidi/>
+      </w:pPr>
+      <w:r>
+        <w:t>[بيانات الأطراف: المدعي / المدعى عليه / الحاضرون] ===</w:t>
+        <w:br/>
+        <w:t>الشيخ عبد الله أبار سواء باسمه أو اسم من يحدده بالشركات التالية :-</w:t>
+      </w:r>
+    </w:p>
+    <w:p>
+      <w:pPr>
+        <w:pStyle w:val="Heading2"/>
+        <w:jc w:val="right"/>
+        <w:bidi/>
+      </w:pPr>
+      <w:r>
+        <w:t>[المتن الفعلي: الوقائع / الأسباب / المنطوق] ===</w:t>
+        <w:br/>
         <w:t>القيمة</w:t>
       </w:r>
     </w:p>
@@ -20704,20 +20645,20 @@
           <w:b w:val="0"/>
           <w:i w:val="0"/>
         </w:rPr>
-        <w:t>ةبسنلا</w:t>
-      </w:r>
-    </w:p>
-    <w:p>
-      <w:pPr>
-        <w:jc w:val="right"/>
-        <w:bidi/>
-      </w:pPr>
-      <w:r>
-        <w:rPr>
-          <w:b w:val="0"/>
-          <w:i w:val="0"/>
-        </w:rPr>
-        <w:t>يلامجإلا</w:t>
+        <w:t>النسبة</w:t>
+      </w:r>
+    </w:p>
+    <w:p>
+      <w:pPr>
+        <w:jc w:val="right"/>
+        <w:bidi/>
+      </w:pPr>
+      <w:r>
+        <w:rPr>
+          <w:b w:val="0"/>
+          <w:i w:val="0"/>
+        </w:rPr>
+        <w:t>الإجمالي</w:t>
       </w:r>
     </w:p>
     <w:p>
@@ -20754,46 +20695,46 @@
       <w:r>
         <w:t>[المتن الفعلي: الوقائع / الأسباب / المنطوق] ===</w:t>
         <w:br/>
-        <w:t>ييقتلا</w:t>
-      </w:r>
-    </w:p>
-    <w:p>
-      <w:pPr>
-        <w:jc w:val="right"/>
-        <w:bidi/>
-      </w:pPr>
-      <w:r>
-        <w:rPr>
-          <w:b w:val="0"/>
-          <w:i w:val="0"/>
-        </w:rPr>
-        <w:t>ةدودحملا ةيراجتلا ةمجنلا قاوسأ ةكرش 1</w:t>
-      </w:r>
-    </w:p>
-    <w:p>
-      <w:pPr>
-        <w:jc w:val="right"/>
-        <w:bidi/>
-      </w:pPr>
-      <w:r>
-        <w:rPr>
-          <w:b w:val="0"/>
-          <w:i w:val="0"/>
-        </w:rPr>
-        <w:t>ةدودحملا ةيئاذغلا ينيزو رابأ ةكرش -۲-\</w:t>
-      </w:r>
-    </w:p>
-    <w:p>
-      <w:pPr>
-        <w:jc w:val="right"/>
-        <w:bidi/>
-      </w:pPr>
-      <w:r>
-        <w:rPr>
-          <w:b w:val="0"/>
-          <w:i w:val="0"/>
-        </w:rPr>
-        <w:t>يلامجإلا</w:t>
+        <w:t>التقيي</w:t>
+      </w:r>
+    </w:p>
+    <w:p>
+      <w:pPr>
+        <w:jc w:val="right"/>
+        <w:bidi/>
+      </w:pPr>
+      <w:r>
+        <w:rPr>
+          <w:b w:val="0"/>
+          <w:i w:val="0"/>
+        </w:rPr>
+        <w:t>1 شركة أسواق النجمة التجارية المحدودة</w:t>
+      </w:r>
+    </w:p>
+    <w:p>
+      <w:pPr>
+        <w:jc w:val="right"/>
+        <w:bidi/>
+      </w:pPr>
+      <w:r>
+        <w:rPr>
+          <w:b w:val="0"/>
+          <w:i w:val="0"/>
+        </w:rPr>
+        <w:t>\-۲- شركة أبار وزيني الغذائية المحدودة</w:t>
+      </w:r>
+    </w:p>
+    <w:p>
+      <w:pPr>
+        <w:jc w:val="right"/>
+        <w:bidi/>
+      </w:pPr>
+      <w:r>
+        <w:rPr>
+          <w:b w:val="0"/>
+          <w:i w:val="0"/>
+        </w:rPr>
+        <w:t>الإجمالي</w:t>
       </w:r>
     </w:p>
     <w:p>
@@ -20949,20 +20890,20 @@
           <w:b w:val="0"/>
           <w:i w:val="0"/>
         </w:rPr>
-        <w:t>ةبسنلا</w:t>
-      </w:r>
-    </w:p>
-    <w:p>
-      <w:pPr>
-        <w:jc w:val="right"/>
-        <w:bidi/>
-      </w:pPr>
-      <w:r>
-        <w:rPr>
-          <w:b w:val="0"/>
-          <w:i w:val="0"/>
-        </w:rPr>
-        <w:t>ةيلامجإلا</w:t>
+        <w:t>النسبة</w:t>
+      </w:r>
+    </w:p>
+    <w:p>
+      <w:pPr>
+        <w:jc w:val="right"/>
+        <w:bidi/>
+      </w:pPr>
+      <w:r>
+        <w:rPr>
+          <w:b w:val="0"/>
+          <w:i w:val="0"/>
+        </w:rPr>
+        <w:t>الإجمالية</w:t>
       </w:r>
     </w:p>
     <w:p>
@@ -20993,15 +20934,401 @@
     </w:p>
     <w:p>
       <w:pPr>
-        <w:jc w:val="right"/>
-        <w:bidi/>
-      </w:pPr>
-      <w:r>
-        <w:rPr>
-          <w:b w:val="0"/>
-          <w:i w:val="0"/>
-        </w:rPr>
-        <w:t>:ةيلاتلا تاكرشلاب هددحي نم مساب وأ همساب ءاوس ينيز دمحأ خيشلا</w:t>
+        <w:pStyle w:val="Heading2"/>
+        <w:jc w:val="right"/>
+        <w:bidi/>
+      </w:pPr>
+      <w:r>
+        <w:t>[بيانات الأطراف: المدعي / المدعى عليه / الحاضرون] ===</w:t>
+        <w:br/>
+        <w:t>الشيخ أحمد زيني سواء باسمه أو باسم من يحدده بالشركات التالية:</w:t>
+      </w:r>
+    </w:p>
+    <w:p>
+      <w:pPr>
+        <w:jc w:val="right"/>
+        <w:bidi/>
+      </w:pPr>
+      <w:r>
+        <w:rPr>
+          <w:b w:val="0"/>
+          <w:i w:val="0"/>
+        </w:rPr>
+        <w:t>اسم الشركة</w:t>
+      </w:r>
+    </w:p>
+    <w:p>
+      <w:pPr>
+        <w:pStyle w:val="Heading2"/>
+        <w:jc w:val="right"/>
+        <w:bidi/>
+      </w:pPr>
+      <w:r>
+        <w:t>[المتن الفعلي: الوقائع / الأسباب / المنطوق] ===</w:t>
+        <w:br/>
+        <w:t>١- شركة مزرعة وادي فاطمة للدواجن ٢ شركة مصنع الحلويات والطحينة الوطني ٣- شركة أبار وزيني للتموين والخدمات الغذائية</w:t>
+      </w:r>
+    </w:p>
+    <w:p>
+      <w:pPr>
+        <w:jc w:val="right"/>
+        <w:bidi/>
+      </w:pPr>
+      <w:r>
+        <w:rPr>
+          <w:b w:val="0"/>
+          <w:i w:val="0"/>
+        </w:rPr>
+        <w:t>٤- شركة أبار وزيني للكهرباء والتكييف</w:t>
+      </w:r>
+    </w:p>
+    <w:p>
+      <w:pPr>
+        <w:pStyle w:val="Heading2"/>
+        <w:jc w:val="right"/>
+        <w:bidi/>
+      </w:pPr>
+      <w:r>
+        <w:t>[بيانات الأطراف: المدعي / المدعى عليه / الحاضرون] ===</w:t>
+        <w:br/>
+        <w:t>ه شركة الخميرة السعودية</w:t>
+      </w:r>
+    </w:p>
+    <w:p>
+      <w:pPr>
+        <w:pStyle w:val="Heading2"/>
+        <w:jc w:val="right"/>
+        <w:bidi/>
+      </w:pPr>
+      <w:r>
+        <w:t>[المتن الفعلي: الوقائع / الأسباب / المنطوق] ===</w:t>
+        <w:br/>
+        <w:t>٦- شركة دايكن لتكييف الهواء المحدودة</w:t>
+      </w:r>
+    </w:p>
+    <w:p>
+      <w:pPr>
+        <w:jc w:val="right"/>
+        <w:bidi/>
+      </w:pPr>
+      <w:r>
+        <w:rPr>
+          <w:b w:val="0"/>
+          <w:i w:val="0"/>
+        </w:rPr>
+        <w:t>الشركة الوطنية للإدارة والخدمات</w:t>
+      </w:r>
+    </w:p>
+    <w:p>
+      <w:pPr>
+        <w:jc w:val="right"/>
+        <w:bidi/>
+      </w:pPr>
+      <w:r>
+        <w:rPr>
+          <w:b w:val="0"/>
+          <w:i w:val="0"/>
+        </w:rPr>
+        <w:t>وشركة سودكسو للتموين المحدودة</w:t>
+      </w:r>
+    </w:p>
+    <w:p>
+      <w:pPr>
+        <w:jc w:val="right"/>
+        <w:bidi/>
+      </w:pPr>
+      <w:r>
+        <w:rPr>
+          <w:b w:val="0"/>
+          <w:i w:val="0"/>
+        </w:rPr>
+        <w:t>الإجمالي</w:t>
+      </w:r>
+    </w:p>
+    <w:p>
+      <w:pPr>
+        <w:jc w:val="right"/>
+        <w:bidi/>
+      </w:pPr>
+      <w:r>
+        <w:rPr>
+          <w:b w:val="0"/>
+          <w:i w:val="0"/>
+        </w:rPr>
+        <w:t>۳۰۵۰۰,۰۰۰</w:t>
+      </w:r>
+    </w:p>
+    <w:p>
+      <w:pPr>
+        <w:jc w:val="right"/>
+        <w:bidi/>
+      </w:pPr>
+      <w:r>
+        <w:rPr>
+          <w:b w:val="0"/>
+          <w:i w:val="0"/>
+        </w:rPr>
+        <w:t>۳۰۵۰۰,۰۰۰</w:t>
+      </w:r>
+    </w:p>
+    <w:p>
+      <w:pPr>
+        <w:jc w:val="right"/>
+        <w:bidi/>
+      </w:pPr>
+      <w:r>
+        <w:rPr>
+          <w:b w:val="0"/>
+          <w:i w:val="0"/>
+        </w:rPr>
+        <w:t>%1..</w:t>
+      </w:r>
+    </w:p>
+    <w:p>
+      <w:pPr>
+        <w:jc w:val="right"/>
+        <w:bidi/>
+      </w:pPr>
+      <w:r>
+        <w:rPr>
+          <w:b w:val="0"/>
+          <w:i w:val="0"/>
+        </w:rPr>
+        <w:t>٤٦,٢٩٠,٠٠٠</w:t>
+      </w:r>
+    </w:p>
+    <w:p>
+      <w:pPr>
+        <w:jc w:val="right"/>
+        <w:bidi/>
+      </w:pPr>
+      <w:r>
+        <w:rPr>
+          <w:b w:val="0"/>
+          <w:i w:val="0"/>
+        </w:rPr>
+        <w:t>٤٦,٢٩٠٠٠٠</w:t>
+      </w:r>
+    </w:p>
+    <w:p>
+      <w:pPr>
+        <w:jc w:val="right"/>
+        <w:bidi/>
+      </w:pPr>
+      <w:r>
+        <w:rPr>
+          <w:b w:val="0"/>
+          <w:i w:val="0"/>
+        </w:rPr>
+        <w:t>%1..</w:t>
+      </w:r>
+    </w:p>
+    <w:p>
+      <w:pPr>
+        <w:jc w:val="right"/>
+        <w:bidi/>
+      </w:pPr>
+      <w:r>
+        <w:rPr>
+          <w:b w:val="0"/>
+          <w:i w:val="0"/>
+        </w:rPr>
+        <w:t>١٦٠,٠٠٠ر ٤</w:t>
+      </w:r>
+    </w:p>
+    <w:p>
+      <w:pPr>
+        <w:jc w:val="right"/>
+        <w:bidi/>
+      </w:pPr>
+      <w:r>
+        <w:rPr>
+          <w:b w:val="0"/>
+          <w:i w:val="0"/>
+        </w:rPr>
+        <w:t>٤١٦٠,٠٠٠</w:t>
+      </w:r>
+    </w:p>
+    <w:p>
+      <w:pPr>
+        <w:jc w:val="right"/>
+        <w:bidi/>
+      </w:pPr>
+      <w:r>
+        <w:rPr>
+          <w:b w:val="0"/>
+          <w:i w:val="0"/>
+        </w:rPr>
+        <w:t>%1..</w:t>
+      </w:r>
+    </w:p>
+    <w:p>
+      <w:pPr>
+        <w:jc w:val="right"/>
+        <w:bidi/>
+      </w:pPr>
+      <w:r>
+        <w:rPr>
+          <w:b w:val="0"/>
+          <w:i w:val="0"/>
+        </w:rPr>
+        <w:t>٤٠٠,٠٠٠ ١٤</w:t>
+      </w:r>
+    </w:p>
+    <w:p>
+      <w:pPr>
+        <w:jc w:val="right"/>
+        <w:bidi/>
+      </w:pPr>
+      <w:r>
+        <w:rPr>
+          <w:b w:val="0"/>
+          <w:i w:val="0"/>
+        </w:rPr>
+        <w:t>۸۰۰۰۰۰۰</w:t>
+      </w:r>
+    </w:p>
+    <w:p>
+      <w:pPr>
+        <w:jc w:val="right"/>
+        <w:bidi/>
+      </w:pPr>
+      <w:r>
+        <w:rPr>
+          <w:b w:val="0"/>
+          <w:i w:val="0"/>
+        </w:rPr>
+        <w:t>۰۰۰۰۰۰ر ٢٤</w:t>
+      </w:r>
+    </w:p>
+    <w:p>
+      <w:pPr>
+        <w:jc w:val="right"/>
+        <w:bidi/>
+      </w:pPr>
+      <w:r>
+        <w:rPr>
+          <w:b w:val="0"/>
+          <w:i w:val="0"/>
+        </w:rPr>
+        <w:t>%7</w:t>
+      </w:r>
+    </w:p>
+    <w:p>
+      <w:pPr>
+        <w:jc w:val="right"/>
+        <w:bidi/>
+      </w:pPr>
+      <w:r>
+        <w:rPr>
+          <w:b w:val="0"/>
+          <w:i w:val="0"/>
+        </w:rPr>
+        <w:t>۸,۰۰۰,۰۰۰</w:t>
+      </w:r>
+    </w:p>
+    <w:p>
+      <w:pPr>
+        <w:jc w:val="right"/>
+        <w:bidi/>
+      </w:pPr>
+      <w:r>
+        <w:rPr>
+          <w:b w:val="0"/>
+          <w:i w:val="0"/>
+        </w:rPr>
+        <w:t>%1..</w:t>
+      </w:r>
+    </w:p>
+    <w:p>
+      <w:pPr>
+        <w:jc w:val="right"/>
+        <w:bidi/>
+      </w:pPr>
+      <w:r>
+        <w:rPr>
+          <w:b w:val="0"/>
+          <w:i w:val="0"/>
+        </w:rPr>
+        <w:t>۰۰۰ ۰۰۰ر ٤ ۰۰۰ر ٢,٤٠٠</w:t>
+      </w:r>
+    </w:p>
+    <w:p>
+      <w:pPr>
+        <w:jc w:val="right"/>
+        <w:bidi/>
+      </w:pPr>
+      <w:r>
+        <w:rPr>
+          <w:b w:val="0"/>
+          <w:i w:val="0"/>
+        </w:rPr>
+        <w:t>%7</w:t>
+      </w:r>
+    </w:p>
+    <w:p>
+      <w:pPr>
+        <w:jc w:val="right"/>
+        <w:bidi/>
+      </w:pPr>
+      <w:r>
+        <w:rPr>
+          <w:b w:val="0"/>
+          <w:i w:val="0"/>
+        </w:rPr>
+        <w:t>۳۱,۰۰۰,۰۰۰</w:t>
+      </w:r>
+    </w:p>
+    <w:p>
+      <w:pPr>
+        <w:jc w:val="right"/>
+        <w:bidi/>
+      </w:pPr>
+      <w:r>
+        <w:rPr>
+          <w:b w:val="0"/>
+          <w:i w:val="0"/>
+        </w:rPr>
+        <w:t>%0.</w:t>
+      </w:r>
+    </w:p>
+    <w:p>
+      <w:pPr>
+        <w:jc w:val="right"/>
+        <w:bidi/>
+      </w:pPr>
+      <w:r>
+        <w:rPr>
+          <w:b w:val="0"/>
+          <w:i w:val="0"/>
+        </w:rPr>
+        <w:t>١٣٦٧٥٠,٠٠٠</w:t>
+      </w:r>
+    </w:p>
+    <w:p>
+      <w:pPr>
+        <w:jc w:val="right"/>
+        <w:bidi/>
+      </w:pPr>
+      <w:r>
+        <w:rPr>
+          <w:b w:val="0"/>
+          <w:i w:val="0"/>
+        </w:rPr>
+        <w:t>۱۷۸۹۵۰۰۰۰</w:t>
+      </w:r>
+    </w:p>
+    <w:p>
+      <w:pPr>
+        <w:jc w:val="right"/>
+        <w:bidi/>
+      </w:pPr>
+      <w:r>
+        <w:rPr>
+          <w:b w:val="0"/>
+          <w:i w:val="0"/>
+        </w:rPr>
+        <w:t>إتفق الحضور بخصوص الشركات التالية :-</w:t>
       </w:r>
     </w:p>
     <w:p>
@@ -21025,419 +21352,33 @@
       <w:r>
         <w:t>[المتن الفعلي: الوقائع / الأسباب / المنطوق] ===</w:t>
         <w:br/>
-        <w:t>ةيئاذغلا تامدخلاو نيومتلل ينيزو رابأ ةكرش ٣- ينطولا ةنيحطلاو تايولحلا عنصم ةكرش ٢ نجاودلل ةمطاف يداو ةعرزم ةكرش ١-</w:t>
-      </w:r>
-    </w:p>
-    <w:p>
-      <w:pPr>
-        <w:jc w:val="right"/>
-        <w:bidi/>
-      </w:pPr>
-      <w:r>
-        <w:rPr>
-          <w:b w:val="0"/>
-          <w:i w:val="0"/>
-        </w:rPr>
-        <w:t>فييكتلاو ءابرهكلل ينيزو رابأ ةكرش ٤-</w:t>
-      </w:r>
-    </w:p>
-    <w:p>
-      <w:pPr>
-        <w:pStyle w:val="Heading2"/>
-        <w:jc w:val="right"/>
-        <w:bidi/>
-      </w:pPr>
-      <w:r>
-        <w:t>[بيانات الأطراف: المدعي / المدعى عليه / الحاضرون] ===</w:t>
-        <w:br/>
-        <w:t>ه شركة الخميرة السعودية</w:t>
-      </w:r>
-    </w:p>
-    <w:p>
-      <w:pPr>
-        <w:pStyle w:val="Heading2"/>
-        <w:jc w:val="right"/>
-        <w:bidi/>
-      </w:pPr>
-      <w:r>
-        <w:t>[المتن الفعلي: الوقائع / الأسباب / المنطوق] ===</w:t>
-        <w:br/>
-        <w:t>ةدودحملا ءاوهلا فييكتل نكياد ةكرش ٦-</w:t>
-      </w:r>
-    </w:p>
-    <w:p>
-      <w:pPr>
-        <w:jc w:val="right"/>
-        <w:bidi/>
-      </w:pPr>
-      <w:r>
-        <w:rPr>
-          <w:b w:val="0"/>
-          <w:i w:val="0"/>
-        </w:rPr>
-        <w:t>الشركة الوطنية للإدارة والخدمات</w:t>
-      </w:r>
-    </w:p>
-    <w:p>
-      <w:pPr>
-        <w:jc w:val="right"/>
-        <w:bidi/>
-      </w:pPr>
-      <w:r>
-        <w:rPr>
-          <w:b w:val="0"/>
-          <w:i w:val="0"/>
-        </w:rPr>
-        <w:t>ةدودحملا نيومتلل وسكدوس ةكرشو</w:t>
-      </w:r>
-    </w:p>
-    <w:p>
-      <w:pPr>
-        <w:jc w:val="right"/>
-        <w:bidi/>
-      </w:pPr>
-      <w:r>
-        <w:rPr>
-          <w:b w:val="0"/>
-          <w:i w:val="0"/>
-        </w:rPr>
-        <w:t>يلامجإلا</w:t>
-      </w:r>
-    </w:p>
-    <w:p>
-      <w:pPr>
-        <w:jc w:val="right"/>
-        <w:bidi/>
-      </w:pPr>
-      <w:r>
-        <w:rPr>
-          <w:b w:val="0"/>
-          <w:i w:val="0"/>
-        </w:rPr>
-        <w:t>۳۰۵۰۰,۰۰۰</w:t>
-      </w:r>
-    </w:p>
-    <w:p>
-      <w:pPr>
-        <w:jc w:val="right"/>
-        <w:bidi/>
-      </w:pPr>
-      <w:r>
-        <w:rPr>
-          <w:b w:val="0"/>
-          <w:i w:val="0"/>
-        </w:rPr>
-        <w:t>۳۰۵۰۰,۰۰۰</w:t>
-      </w:r>
-    </w:p>
-    <w:p>
-      <w:pPr>
-        <w:jc w:val="right"/>
-        <w:bidi/>
-      </w:pPr>
-      <w:r>
-        <w:rPr>
-          <w:b w:val="0"/>
-          <w:i w:val="0"/>
-        </w:rPr>
-        <w:t>%1..</w:t>
-      </w:r>
-    </w:p>
-    <w:p>
-      <w:pPr>
-        <w:jc w:val="right"/>
-        <w:bidi/>
-      </w:pPr>
-      <w:r>
-        <w:rPr>
-          <w:b w:val="0"/>
-          <w:i w:val="0"/>
-        </w:rPr>
-        <w:t>٤٦,٢٩٠,٠٠٠</w:t>
-      </w:r>
-    </w:p>
-    <w:p>
-      <w:pPr>
-        <w:jc w:val="right"/>
-        <w:bidi/>
-      </w:pPr>
-      <w:r>
-        <w:rPr>
-          <w:b w:val="0"/>
-          <w:i w:val="0"/>
-        </w:rPr>
-        <w:t>٤٦,٢٩٠٠٠٠</w:t>
-      </w:r>
-    </w:p>
-    <w:p>
-      <w:pPr>
-        <w:jc w:val="right"/>
-        <w:bidi/>
-      </w:pPr>
-      <w:r>
-        <w:rPr>
-          <w:b w:val="0"/>
-          <w:i w:val="0"/>
-        </w:rPr>
-        <w:t>%1..</w:t>
-      </w:r>
-    </w:p>
-    <w:p>
-      <w:pPr>
-        <w:jc w:val="right"/>
-        <w:bidi/>
-      </w:pPr>
-      <w:r>
-        <w:rPr>
-          <w:b w:val="0"/>
-          <w:i w:val="0"/>
-        </w:rPr>
-        <w:t>١٦٠,٠٠٠ر ٤</w:t>
-      </w:r>
-    </w:p>
-    <w:p>
-      <w:pPr>
-        <w:jc w:val="right"/>
-        <w:bidi/>
-      </w:pPr>
-      <w:r>
-        <w:rPr>
-          <w:b w:val="0"/>
-          <w:i w:val="0"/>
-        </w:rPr>
-        <w:t>٤١٦٠,٠٠٠</w:t>
-      </w:r>
-    </w:p>
-    <w:p>
-      <w:pPr>
-        <w:jc w:val="right"/>
-        <w:bidi/>
-      </w:pPr>
-      <w:r>
-        <w:rPr>
-          <w:b w:val="0"/>
-          <w:i w:val="0"/>
-        </w:rPr>
-        <w:t>%1..</w:t>
-      </w:r>
-    </w:p>
-    <w:p>
-      <w:pPr>
-        <w:jc w:val="right"/>
-        <w:bidi/>
-      </w:pPr>
-      <w:r>
-        <w:rPr>
-          <w:b w:val="0"/>
-          <w:i w:val="0"/>
-        </w:rPr>
-        <w:t>٤٠٠,٠٠٠ ١٤</w:t>
-      </w:r>
-    </w:p>
-    <w:p>
-      <w:pPr>
-        <w:jc w:val="right"/>
-        <w:bidi/>
-      </w:pPr>
-      <w:r>
-        <w:rPr>
-          <w:b w:val="0"/>
-          <w:i w:val="0"/>
-        </w:rPr>
-        <w:t>۸۰۰۰۰۰۰</w:t>
-      </w:r>
-    </w:p>
-    <w:p>
-      <w:pPr>
-        <w:jc w:val="right"/>
-        <w:bidi/>
-      </w:pPr>
-      <w:r>
-        <w:rPr>
-          <w:b w:val="0"/>
-          <w:i w:val="0"/>
-        </w:rPr>
-        <w:t>۰۰۰۰۰۰ر ٢٤</w:t>
-      </w:r>
-    </w:p>
-    <w:p>
-      <w:pPr>
-        <w:jc w:val="right"/>
-        <w:bidi/>
-      </w:pPr>
-      <w:r>
-        <w:rPr>
-          <w:b w:val="0"/>
-          <w:i w:val="0"/>
-        </w:rPr>
-        <w:t>%7</w:t>
-      </w:r>
-    </w:p>
-    <w:p>
-      <w:pPr>
-        <w:jc w:val="right"/>
-        <w:bidi/>
-      </w:pPr>
-      <w:r>
-        <w:rPr>
-          <w:b w:val="0"/>
-          <w:i w:val="0"/>
-        </w:rPr>
-        <w:t>۸,۰۰۰,۰۰۰</w:t>
-      </w:r>
-    </w:p>
-    <w:p>
-      <w:pPr>
-        <w:jc w:val="right"/>
-        <w:bidi/>
-      </w:pPr>
-      <w:r>
-        <w:rPr>
-          <w:b w:val="0"/>
-          <w:i w:val="0"/>
-        </w:rPr>
-        <w:t>%1..</w:t>
-      </w:r>
-    </w:p>
-    <w:p>
-      <w:pPr>
-        <w:jc w:val="right"/>
-        <w:bidi/>
-      </w:pPr>
-      <w:r>
-        <w:rPr>
-          <w:b w:val="0"/>
-          <w:i w:val="0"/>
-        </w:rPr>
-        <w:t>۰۰۰ ۰۰۰ر ٤ ۰۰۰ر ٢,٤٠٠</w:t>
-      </w:r>
-    </w:p>
-    <w:p>
-      <w:pPr>
-        <w:jc w:val="right"/>
-        <w:bidi/>
-      </w:pPr>
-      <w:r>
-        <w:rPr>
-          <w:b w:val="0"/>
-          <w:i w:val="0"/>
-        </w:rPr>
-        <w:t>%7</w:t>
-      </w:r>
-    </w:p>
-    <w:p>
-      <w:pPr>
-        <w:jc w:val="right"/>
-        <w:bidi/>
-      </w:pPr>
-      <w:r>
-        <w:rPr>
-          <w:b w:val="0"/>
-          <w:i w:val="0"/>
-        </w:rPr>
-        <w:t>۳۱,۰۰۰,۰۰۰</w:t>
-      </w:r>
-    </w:p>
-    <w:p>
-      <w:pPr>
-        <w:jc w:val="right"/>
-        <w:bidi/>
-      </w:pPr>
-      <w:r>
-        <w:rPr>
-          <w:b w:val="0"/>
-          <w:i w:val="0"/>
-        </w:rPr>
-        <w:t>%0.</w:t>
-      </w:r>
-    </w:p>
-    <w:p>
-      <w:pPr>
-        <w:jc w:val="right"/>
-        <w:bidi/>
-      </w:pPr>
-      <w:r>
-        <w:rPr>
-          <w:b w:val="0"/>
-          <w:i w:val="0"/>
-        </w:rPr>
-        <w:t>١٣٦٧٥٠,٠٠٠</w:t>
-      </w:r>
-    </w:p>
-    <w:p>
-      <w:pPr>
-        <w:jc w:val="right"/>
-        <w:bidi/>
-      </w:pPr>
-      <w:r>
-        <w:rPr>
-          <w:b w:val="0"/>
-          <w:i w:val="0"/>
-        </w:rPr>
-        <w:t>۱۷۸۹۵۰۰۰۰</w:t>
-      </w:r>
-    </w:p>
-    <w:p>
-      <w:pPr>
-        <w:jc w:val="right"/>
-        <w:bidi/>
-      </w:pPr>
-      <w:r>
-        <w:rPr>
-          <w:b w:val="0"/>
-          <w:i w:val="0"/>
-        </w:rPr>
-        <w:t>:- ةيلاتلا تاكرشلا صوصخب روضحلا قفتإ</w:t>
-      </w:r>
-    </w:p>
-    <w:p>
-      <w:pPr>
-        <w:pStyle w:val="Heading2"/>
-        <w:jc w:val="right"/>
-        <w:bidi/>
-      </w:pPr>
-      <w:r>
-        <w:t>[بيانات الأطراف: المدعي / المدعى عليه / الحاضرون] ===</w:t>
-        <w:br/>
-        <w:t>اسم الشركة</w:t>
-      </w:r>
-    </w:p>
-    <w:p>
-      <w:pPr>
-        <w:pStyle w:val="Heading2"/>
-        <w:jc w:val="right"/>
-        <w:bidi/>
-      </w:pPr>
-      <w:r>
-        <w:t>[المتن الفعلي: الوقائع / الأسباب / المنطوق] ===</w:t>
-        <w:br/>
-        <w:t>ماعلاو يرحبلا نيمأتلل طسوألا قرشلا ةكرش - ۱</w:t>
-      </w:r>
-    </w:p>
-    <w:p>
-      <w:pPr>
-        <w:jc w:val="right"/>
-        <w:bidi/>
-      </w:pPr>
-      <w:r>
-        <w:rPr>
-          <w:b w:val="0"/>
-          <w:i w:val="0"/>
-        </w:rPr>
-        <w:t>تاحاسلاو ةيرحبلا تامدخلل ةيبرعلا ةكرشلا نفسلا نيومتل ينيزو رابآ ةكرش رفسلاو ةحايسلل وكزأ ةكرش -۲</w:t>
-      </w:r>
-    </w:p>
-    <w:p>
-      <w:pPr>
-        <w:jc w:val="right"/>
-        <w:bidi/>
-      </w:pPr>
-      <w:r>
-        <w:rPr>
-          <w:b w:val="0"/>
-          <w:i w:val="0"/>
-        </w:rPr>
-        <w:t>ةيكيناكيملاو ةيئابرهكلا تامدخلا ةكرش - ةثيدحلا ينابملا تالواقم ةكرش ه</w:t>
+        <w:t>۱ - شركة الشرق الأوسط للتأمين البحري والعام</w:t>
+      </w:r>
+    </w:p>
+    <w:p>
+      <w:pPr>
+        <w:jc w:val="right"/>
+        <w:bidi/>
+      </w:pPr>
+      <w:r>
+        <w:rPr>
+          <w:b w:val="0"/>
+          <w:i w:val="0"/>
+        </w:rPr>
+        <w:t>۲- شركة أزكو للسياحة والسفر شركة آبار وزيني لتموين السفن الشركة العربية للخدمات البحرية والساحات</w:t>
+      </w:r>
+    </w:p>
+    <w:p>
+      <w:pPr>
+        <w:jc w:val="right"/>
+        <w:bidi/>
+      </w:pPr>
+      <w:r>
+        <w:rPr>
+          <w:b w:val="0"/>
+          <w:i w:val="0"/>
+        </w:rPr>
+        <w:t>ه شركة مقاولات المباني الحديثة - شركة الخدمات الكهربائية والميكانيكية</w:t>
       </w:r>
     </w:p>
     <w:p>
@@ -21500,7 +21441,7 @@
           <w:b w:val="0"/>
           <w:i w:val="0"/>
         </w:rPr>
-        <w:t>ةبسنلا</w:t>
+        <w:t>النسبة</w:t>
       </w:r>
     </w:p>
     <w:p>
@@ -21708,46 +21649,46 @@
           <w:b w:val="0"/>
           <w:i w:val="0"/>
         </w:rPr>
-        <w:t>اهب لمعت يتلا ةيلعفلا ةلامعلاب ةكرش لك لقتستل هالعأ سماخلا دنبلا يف اهيلإ راشملاو مسإلا ليدعتل اهب حومسملا ماعلا ةدم لالخ كلذو ةكرش لكل ةيعامتجا تانيمأت تافلم حتف اذكو ، ةلامعلا ليوحتب مهمازتلاب نافرطلا رقأ</w:t>
-      </w:r>
-    </w:p>
-    <w:p>
-      <w:pPr>
-        <w:jc w:val="right"/>
-        <w:bidi/>
-      </w:pPr>
-      <w:r>
-        <w:rPr>
-          <w:b w:val="0"/>
-          <w:i w:val="0"/>
-        </w:rPr>
-        <w:t>نيدملا فرطلا مزتلي ءاكرشلا يراج تاباسح نيب قرف دوجو لاح يفو ءاكرشلا يراج تاباسح لالخ نم اضيأ اهتيوست متي ةماعلا ةرادإلل ةنيدم وأ ةنئاد تناك ءاوس نيفرطلا نم يأ مسال ةلوحملا تاكرشلا تاباسحل ةبسنلاب كلذكو ةماعلا ةرادإلا ىدل ءاكرشلا يراج باسح نم هتيوست متي رضحملا اذه نم (ب) ةرقف و (أ) ةرقف (۱) مقر دنبلا يف اهتانايب ىلإ راشملاو نيفرطلا نم يأل ايلاح ةصصخملا تاكرشلا يف صصحلا نع رخآلل فرط لك لزانت ةليصح) نافرطلا نم يأل ايلاح ةصصخملا تاكرشلا ةميق جتان يف قرفلا نأب ماتلا مهاضرب نافرطلا قفتا</w:t>
-      </w:r>
-    </w:p>
-    <w:p>
-      <w:pPr>
-        <w:jc w:val="right"/>
-        <w:bidi/>
-      </w:pPr>
-      <w:r>
-        <w:rPr>
-          <w:b w:val="0"/>
-          <w:i w:val="0"/>
-        </w:rPr>
-        <w:t>ةماعلا ةرادإلل ادقن قرفلا دادسب</w:t>
-      </w:r>
-    </w:p>
-    <w:p>
-      <w:pPr>
-        <w:jc w:val="right"/>
-        <w:bidi/>
-      </w:pPr>
-      <w:r>
-        <w:rPr>
-          <w:b w:val="0"/>
-          <w:i w:val="0"/>
-        </w:rPr>
-        <w:t>.ةماعلا ةرادإلل عيبلا وأ صيصختلا جتان ددسي ةكرتشملا تاراقعلا نم يأ عيب وأ ايلاح صصخت مل يتلا تاكرشلا نم يأ صيصخت جتان دوجو لاح يفو ، اضيأ تامازتلإلا كلتل ةنماض هفالخو تاراقع نم ةكرتشملا تاكلتمملا ةفاكو ايلاح صصخت مل يتلا تاكرشلا ةفاك لظت نأ ىلع ، كونبلا هاجت اهل انماض نوكيو ةينويدملا كلت يف (فرط) لكل %٥٠) هتصح نع ةلماك ةيلوؤسم الوؤسم كيرش لك حبصي نأ نافرطلا قفتأ دقف كونبلا ةينويدم صوصخب</w:t>
+        <w:t>أقر الطرفان بالتزامهم بتحويل العمالة ، وكذا فتح ملفات تأمينات اجتماعية لكل شركة وذلك خلال مدة العام المسموح بها لتعديل الإسم والمشار إليها في البند الخامس أعلاه لتستقل كل شركة بالعمالة الفعلية التي تعمل بها</w:t>
+      </w:r>
+    </w:p>
+    <w:p>
+      <w:pPr>
+        <w:jc w:val="right"/>
+        <w:bidi/>
+      </w:pPr>
+      <w:r>
+        <w:rPr>
+          <w:b w:val="0"/>
+          <w:i w:val="0"/>
+        </w:rPr>
+        <w:t>اتفق الطرفان برضاهم التام بأن الفرق في ناتج قيمة الشركات المخصصة حاليا لأي من الطرفان (حصيلة تنازل كل طرف للآخر عن الحصص في الشركات المخصصة حاليا لأي من الطرفين والمشار إلى بياناتها في البند رقم (۱) فقرة (أ) و فقرة (ب) من هذا المحضر يتم تسويته من حساب جاري الشركاء لدى الإدارة العامة وكذلك بالنسبة لحسابات الشركات المحولة لاسم أي من الطرفين سواء كانت دائنة أو مدينة للإدارة العامة يتم تسويتها أيضا من خلال حسابات جاري الشركاء وفي حال وجود فرق بين حسابات جاري الشركاء يلتزم الطرف المدين</w:t>
+      </w:r>
+    </w:p>
+    <w:p>
+      <w:pPr>
+        <w:jc w:val="right"/>
+        <w:bidi/>
+      </w:pPr>
+      <w:r>
+        <w:rPr>
+          <w:b w:val="0"/>
+          <w:i w:val="0"/>
+        </w:rPr>
+        <w:t>بسداد الفرق نقدا للإدارة العامة</w:t>
+      </w:r>
+    </w:p>
+    <w:p>
+      <w:pPr>
+        <w:jc w:val="right"/>
+        <w:bidi/>
+      </w:pPr>
+      <w:r>
+        <w:rPr>
+          <w:b w:val="0"/>
+          <w:i w:val="0"/>
+        </w:rPr>
+        <w:t>بخصوص مديونية البنوك فقد أتفق الطرفان أن يصبح كل شريك مسؤولا مسؤولية كاملة عن حصته (٥٠% لكل (طرف) في تلك المديونية ويكون ضامنا لها تجاه البنوك ، على أن تظل كافة الشركات التي لم تخصص حاليا وكافة الممتلكات المشتركة من عقارات وخلافه ضامنة لتلك الإلتزامات أيضا ، وفي حال وجود ناتج تخصيص أي من الشركات التي لم تخصص حاليا أو بيع أي من العقارات المشتركة يسدد ناتج التخصيص أو البيع للإدارة العامة.</w:t>
       </w:r>
     </w:p>
     <w:p>
@@ -21791,27 +21732,25 @@
     </w:p>
     <w:p>
       <w:pPr>
-        <w:jc w:val="right"/>
-        <w:bidi/>
-      </w:pPr>
-      <w:r>
-        <w:rPr>
-          <w:b w:val="0"/>
-          <w:i w:val="0"/>
-        </w:rPr>
-        <w:t>.(خلا ... ةيصخشلا ليواحتلا وأ تابوحسلا ، ةينامتئإلا تاقاطبلا فتاهلا ، ءابرهكلا رصحلا ال لاثملا ليبس ىلعو اهعون ناك امهم مهدافحأو مهئانبأو ءاكرشلاب قلعتت (ينيز</w:t>
-      </w:r>
-    </w:p>
-    <w:p>
-      <w:pPr>
-        <w:jc w:val="right"/>
-        <w:bidi/>
-      </w:pPr>
-      <w:r>
-        <w:rPr>
-          <w:b w:val="0"/>
-          <w:i w:val="0"/>
-        </w:rPr>
+        <w:pStyle w:val="Heading2"/>
+        <w:jc w:val="right"/>
+        <w:bidi/>
+      </w:pPr>
+      <w:r>
+        <w:t>[ترويسة / كليشة رسمية — معلومات متكررة] ===</w:t>
+        <w:br/>
+        <w:t>زيني) تتعلق بالشركاء وأبنائهم وأحفادهم مهما كان نوعها وعلى سبيل المثال لا الحصر الكهرباء ، الهاتف البطاقات الإئتمانية ، السحوبات أو التحاويل الشخصية ... الخ).</w:t>
+      </w:r>
+    </w:p>
+    <w:p>
+      <w:pPr>
+        <w:pStyle w:val="Heading2"/>
+        <w:jc w:val="right"/>
+        <w:bidi/>
+      </w:pPr>
+      <w:r>
+        <w:t>[المتن الفعلي: الوقائع / الأسباب / المنطوق] ===</w:t>
+        <w:br/>
         <w:t>ہم نے</w:t>
       </w:r>
     </w:p>
@@ -21903,7 +21842,7 @@
           <w:b w:val="0"/>
           <w:i w:val="0"/>
         </w:rPr>
-        <w:t>، قفوملا هللاو</w:t>
+        <w:t>والله الموفق ،</w:t>
       </w:r>
     </w:p>
     <w:p>
@@ -21968,7 +21907,7 @@
           <w:b w:val="0"/>
           <w:i w:val="0"/>
         </w:rPr>
-        <w:t>م2024/1/21 قفاوملا</w:t>
+        <w:t>الموافق 2024/1/21م</w:t>
       </w:r>
     </w:p>
     <w:p>
@@ -22007,7 +21946,7 @@
           <w:b w:val="0"/>
           <w:i w:val="0"/>
         </w:rPr>
-        <w:t>رمألا همهي نم ىلا</w:t>
+        <w:t>الى من يهمه الأمر</w:t>
       </w:r>
     </w:p>
     <w:p>
@@ -22072,7 +22011,7 @@
           <w:b w:val="0"/>
           <w:i w:val="0"/>
         </w:rPr>
-        <w:t>دهاشلا</w:t>
+        <w:t>الشاهد</w:t>
       </w:r>
     </w:p>
     <w:p>
@@ -22096,7 +22035,7 @@
       <w:r>
         <w:t>[المتن الفعلي: الوقائع / الأسباب / المنطوق] ===</w:t>
         <w:br/>
-        <w:t>/ عيقوتلا</w:t>
+        <w:t>التوقيع /</w:t>
       </w:r>
     </w:p>
     <w:p>
@@ -22161,7 +22100,7 @@
           <w:b w:val="0"/>
           <w:i w:val="0"/>
         </w:rPr>
-        <w:t>م 2024/1/23 قفاوملا</w:t>
+        <w:t>الموافق 2024/1/23 م</w:t>
       </w:r>
     </w:p>
     <w:p>
@@ -22187,7 +22126,7 @@
           <w:b w:val="0"/>
           <w:i w:val="0"/>
         </w:rPr>
-        <w:t>رمألا همهي نم ىلا</w:t>
+        <w:t>الى من يهمه الأمر</w:t>
       </w:r>
     </w:p>
     <w:p>
@@ -22213,7 +22152,7 @@
           <w:b w:val="0"/>
           <w:i w:val="0"/>
         </w:rPr>
-        <w:t>.. يباصولا دعسم هدبع /ذاتسألاو يدهنلا يزوف ناندع / ذاتسألا دوهشلا مامأو ، يواعرقلا دامع ديسلا مامأو هللا همحر ينيز دمحأ خيشلا عئابلا مامأو يمامأ عيقوتلاب ماق كلذك ينيز ةماسأ خيشلا يرتشملا نأو ،نيرضاحلا دوهشلا مامأو ، يواعرقلا دامع ديسلا مامأو ،يرتشملا مامأو يمامأ عيقوتلاب ماق هللا همحر ينيز سابع دمحأ خيشلا نأب دهشأو</w:t>
+        <w:t>وأشهد بأن الشيخ أحمد عباس زيني رحمه الله قام بالتوقيع أمامي وأمام المشتري، وأمام السيد عماد القرعاوي ، وأمام الشهود الحاضرين، وأن المشتري الشيخ أسامة زيني كذلك قام بالتوقيع أمامي وأمام البائع الشيخ أحمد زيني رحمه الله وأمام السيد عماد القرعاوي ، وأمام الشهود الأستاذ / عدنان فوزي النهدي والأستاذ/ عبده مسعد الوصابي ..</w:t>
       </w:r>
     </w:p>
     <w:p>
@@ -22239,7 +22178,7 @@
           <w:b w:val="0"/>
           <w:i w:val="0"/>
         </w:rPr>
-        <w:t>دهاشلا</w:t>
+        <w:t>الشاهد</w:t>
       </w:r>
     </w:p>
     <w:p>
@@ -22263,7 +22202,7 @@
       <w:r>
         <w:t>[المتن الفعلي: الوقائع / الأسباب / المنطوق] ===</w:t>
         <w:br/>
-        <w:t>فق عيقوتلا</w:t>
+        <w:t>التوقيع قف</w:t>
       </w:r>
     </w:p>
     <w:p>
@@ -22302,7 +22241,7 @@
           <w:b w:val="0"/>
           <w:i w:val="0"/>
         </w:rPr>
-        <w:t>ه٢٠٢٤/٠١/١٦ : قفاوملا ـه١٤٤٥/٠٧/٠٤ : خيراتلا</w:t>
+        <w:t>التاريخ : ١٤٤٥/٠٧/٠٤هـ الموافق : ٢٠٢٤/٠١/١٦ه</w:t>
       </w:r>
     </w:p>
     <w:p>
@@ -22367,33 +22306,31 @@
           <w:b w:val="0"/>
           <w:i w:val="0"/>
         </w:rPr>
-        <w:t>دهاشلا</w:t>
-      </w:r>
-    </w:p>
-    <w:p>
-      <w:pPr>
-        <w:jc w:val="right"/>
-        <w:bidi/>
-      </w:pPr>
-      <w:r>
-        <w:rPr>
-          <w:b w:val="0"/>
-          <w:i w:val="0"/>
-        </w:rPr>
-        <w:t>يباصولا يدهم دعسم هدبع : مسالا</w:t>
-      </w:r>
-    </w:p>
-    <w:p>
-      <w:pPr>
-        <w:jc w:val="right"/>
-        <w:bidi/>
-      </w:pPr>
-      <w:r>
-        <w:rPr>
-          <w:b w:val="0"/>
-          <w:i w:val="0"/>
-        </w:rPr>
-        <w:t>: عيقوتلا</w:t>
+        <w:t>الشاهد</w:t>
+      </w:r>
+    </w:p>
+    <w:p>
+      <w:pPr>
+        <w:pStyle w:val="Heading2"/>
+        <w:jc w:val="right"/>
+        <w:bidi/>
+      </w:pPr>
+      <w:r>
+        <w:t>[بيانات الأطراف: المدعي / المدعى عليه / الحاضرون] ===</w:t>
+        <w:br/>
+        <w:t>الاسم : عبده مسعد مهدي الوصابي</w:t>
+      </w:r>
+    </w:p>
+    <w:p>
+      <w:pPr>
+        <w:pStyle w:val="Heading2"/>
+        <w:jc w:val="right"/>
+        <w:bidi/>
+      </w:pPr>
+      <w:r>
+        <w:t>[المتن الفعلي: الوقائع / الأسباب / المنطوق] ===</w:t>
+        <w:br/>
+        <w:t>التوقيع :</w:t>
       </w:r>
     </w:p>
     <w:p>
@@ -22510,7 +22447,7 @@
           <w:b w:val="0"/>
           <w:i w:val="0"/>
         </w:rPr>
-        <w:t>نيذلا دوهشلا روضحبو هيلقعلا هاوق لماكب وهو هماسا هنبال عيبلاب دقعلا ىلع</w:t>
+        <w:t>على العقد بالبيع لابنه اسامه وهو بكامل قواه العقليه وبحضور الشهود الذين</w:t>
       </w:r>
     </w:p>
     <w:p>
@@ -22549,7 +22486,7 @@
           <w:b w:val="0"/>
           <w:i w:val="0"/>
         </w:rPr>
-        <w:t>يواعرقلا حلاص نب دمحم نب دامع</w:t>
+        <w:t>عماد بن محمد بن صالح القرعاوي</w:t>
       </w:r>
     </w:p>
     <w:p>

--- a/zaini_case_audit_output/outputs/word/documents/053_التماس على الحكم النهائي ـ دائرة الاستئناف الثانية.docx
+++ b/zaini_case_audit_output/outputs/word/documents/053_التماس على الحكم النهائي ـ دائرة الاستئناف الثانية.docx
@@ -8121,7 +8121,7 @@
           <w:b w:val="0"/>
           <w:i w:val="0"/>
         </w:rPr>
-        <w:t>يمظولا يبرغملا ةنمسلا</w:t>
+        <w:t>السمنة المغربي الوظمي</w:t>
       </w:r>
     </w:p>
     <w:p>
@@ -17587,7 +17587,7 @@
           <w:b w:val="0"/>
           <w:i w:val="0"/>
         </w:rPr>
-        <w:t>١/٢/٦ الإيرادات</w:t>
+        <w:t>تاداريإلا ١/٢/٦</w:t>
       </w:r>
     </w:p>
     <w:p>
@@ -17793,7 +17793,7 @@
       <w:r>
         <w:t>[المتن الفعلي: الوقائع / الأسباب / المنطوق] ===</w:t>
         <w:br/>
-        <w:t>تتمثل قيمة الإيراات الأخرى في الآتي:</w:t>
+        <w:t>:يتآلا يف ىرخألا تااريإلا ةميق لثمتت</w:t>
       </w:r>
     </w:p>
     <w:p>
@@ -20361,7 +20361,7 @@
           <w:b w:val="0"/>
           <w:i w:val="0"/>
         </w:rPr>
-        <w:t>) ينیزو رابأ جراخت ةکرش نم ينیز سابع دمحأ خیشلا ةصح ١٤٢٨ ( :</w:t>
+        <w:t>: ) ١٤٢٨ حصة الشیخ أحمد عباس زیني من شرکة تخارج أبار وزیني (</w:t>
       </w:r>
     </w:p>
     <w:p>
@@ -20387,7 +20387,7 @@
           <w:b w:val="0"/>
           <w:i w:val="0"/>
         </w:rPr>
-        <w:t>ماعل ةمیقلا) ةیراقعلا لامعلأل ةفایضلا ةکرش نم ينیز سابع دمحأ خیشلا ةصح ١٤٢٩ (</w:t>
+        <w:t>) ١٤٢٩ حصة الشیخ أحمد عباس زیني من شرکة الضیافة لألعمال العقاریة (القیمة لعام</w:t>
       </w:r>
     </w:p>
     <w:p>
@@ -20413,20 +20413,20 @@
           <w:b w:val="0"/>
           <w:i w:val="0"/>
         </w:rPr>
-        <w:t>سابع دمحأ خیشلا ةصح :ينیز 178,223,956.69\*.279 = 49,724,483.92</w:t>
-      </w:r>
-    </w:p>
-    <w:p>
-      <w:pPr>
-        <w:jc w:val="right"/>
-        <w:bidi/>
-      </w:pPr>
-      <w:r>
-        <w:rPr>
-          <w:b w:val="0"/>
-          <w:i w:val="0"/>
-        </w:rPr>
-        <w:t>:الله ھمحر ينیز سابع دمحأ خیشلل صصحلا میق يلامجا</w:t>
+        <w:t>483.92,724,49 = .279*\956.69,223,178 زیني: حصة الشیخ أحمد عباس</w:t>
+      </w:r>
+    </w:p>
+    <w:p>
+      <w:pPr>
+        <w:jc w:val="right"/>
+        <w:bidi/>
+      </w:pPr>
+      <w:r>
+        <w:rPr>
+          <w:b w:val="0"/>
+          <w:i w:val="0"/>
+        </w:rPr>
+        <w:t>اجمالي قیم الحصص للشیخ أحمد عباس زیني رحمھ هللا:</w:t>
       </w:r>
     </w:p>
     <w:p>
@@ -21985,7 +21985,7 @@
           <w:b w:val="0"/>
           <w:i w:val="0"/>
         </w:rPr>
-        <w:t>يباصولا دعسم</w:t>
+        <w:t>مسعد الوصابي</w:t>
       </w:r>
     </w:p>
     <w:p>
